--- a/Apostila/Projeto Space for Men.docx
+++ b/Apostila/Projeto Space for Men.docx
@@ -6577,7 +6577,15 @@
         <w:t>54-</w:t>
       </w:r>
       <w:r>
-        <w:t xml:space="preserve">Inserindo uma imagem de fundo no site ao contrario do </w:t>
+        <w:t xml:space="preserve">Inserindo uma imagem de fundo no site ao </w:t>
+      </w:r>
+      <w:proofErr w:type="spellStart"/>
+      <w:r>
+        <w:t>contrario</w:t>
+      </w:r>
+      <w:proofErr w:type="spellEnd"/>
+      <w:r>
+        <w:t xml:space="preserve"> do </w:t>
       </w:r>
       <w:proofErr w:type="spellStart"/>
       <w:r>
@@ -6598,6 +6606,9 @@
         <w:t xml:space="preserve">     </w:t>
       </w:r>
       <w:r>
+        <w:rPr>
+          <w:noProof/>
+        </w:rPr>
         <w:drawing>
           <wp:inline distT="0" distB="0" distL="0" distR="0" wp14:anchorId="271B2B52" wp14:editId="257FEFE6">
             <wp:extent cx="2847975" cy="1141284"/>
@@ -6745,6 +6756,9 @@
         <w:t xml:space="preserve">        </w:t>
       </w:r>
       <w:r>
+        <w:rPr>
+          <w:noProof/>
+        </w:rPr>
         <w:drawing>
           <wp:inline distT="0" distB="0" distL="0" distR="0" wp14:anchorId="79FC5C5C" wp14:editId="3999822D">
             <wp:extent cx="3505689" cy="1914792"/>
@@ -6842,12 +6856,520 @@
         <w:t>57-</w:t>
       </w:r>
       <w:r>
-        <w:t xml:space="preserve">    </w:t>
-      </w:r>
+        <w:t xml:space="preserve">Na pagina contato.html inserimos o </w:t>
+      </w:r>
+      <w:proofErr w:type="spellStart"/>
+      <w:r>
+        <w:t>main</w:t>
+      </w:r>
+      <w:proofErr w:type="spellEnd"/>
+      <w:r>
+        <w:t xml:space="preserve"> </w:t>
+      </w:r>
+      <w:proofErr w:type="spellStart"/>
+      <w:r>
+        <w:t>del</w:t>
+      </w:r>
+      <w:proofErr w:type="spellEnd"/>
+      <w:r>
+        <w:t xml:space="preserve"> adicionamos o </w:t>
+      </w:r>
+      <w:proofErr w:type="spellStart"/>
+      <w:r>
+        <w:t>form</w:t>
+      </w:r>
+      <w:proofErr w:type="spellEnd"/>
+      <w:r>
+        <w:t xml:space="preserve"> e começamos a trabalhar com </w:t>
+      </w:r>
+      <w:proofErr w:type="spellStart"/>
+      <w:r>
+        <w:t>label</w:t>
+      </w:r>
+      <w:proofErr w:type="spellEnd"/>
+      <w:r>
+        <w:t xml:space="preserve"> (etiqueta) e input de texto.</w:t>
+      </w:r>
+    </w:p>
+    <w:p>
+      <w:r>
+        <w:t xml:space="preserve">        </w:t>
+      </w:r>
+      <w:r>
+        <w:drawing>
+          <wp:inline distT="0" distB="0" distL="0" distR="0" wp14:anchorId="2EA35E40" wp14:editId="21D70048">
+            <wp:extent cx="3181350" cy="1607074"/>
+            <wp:effectExtent l="0" t="0" r="0" b="0"/>
+            <wp:docPr id="90" name="Imagem 90"/>
+            <wp:cNvGraphicFramePr>
+              <a:graphicFrameLocks xmlns:a="http://schemas.openxmlformats.org/drawingml/2006/main" noChangeAspect="1"/>
+            </wp:cNvGraphicFramePr>
+            <a:graphic xmlns:a="http://schemas.openxmlformats.org/drawingml/2006/main">
+              <a:graphicData uri="http://schemas.openxmlformats.org/drawingml/2006/picture">
+                <pic:pic xmlns:pic="http://schemas.openxmlformats.org/drawingml/2006/picture">
+                  <pic:nvPicPr>
+                    <pic:cNvPr id="1" name=""/>
+                    <pic:cNvPicPr/>
+                  </pic:nvPicPr>
+                  <pic:blipFill>
+                    <a:blip r:embed="rId96"/>
+                    <a:stretch>
+                      <a:fillRect/>
+                    </a:stretch>
+                  </pic:blipFill>
+                  <pic:spPr>
+                    <a:xfrm>
+                      <a:off x="0" y="0"/>
+                      <a:ext cx="3193408" cy="1613165"/>
+                    </a:xfrm>
+                    <a:prstGeom prst="rect">
+                      <a:avLst/>
+                    </a:prstGeom>
+                  </pic:spPr>
+                </pic:pic>
+              </a:graphicData>
+            </a:graphic>
+          </wp:inline>
+        </w:drawing>
+      </w:r>
+      <w:r>
+        <w:t xml:space="preserve">       </w:t>
+      </w:r>
+    </w:p>
+    <w:p/>
+    <w:p/>
+    <w:p/>
+    <w:p/>
+    <w:p/>
+    <w:p>
+      <w:r>
+        <w:t xml:space="preserve">58-Para unir o </w:t>
+      </w:r>
+      <w:proofErr w:type="spellStart"/>
+      <w:r>
+        <w:t>label</w:t>
+      </w:r>
+      <w:proofErr w:type="spellEnd"/>
+      <w:r>
+        <w:t xml:space="preserve"> com input adicionamos o mesmo nome tanto no for da </w:t>
+      </w:r>
+      <w:proofErr w:type="spellStart"/>
+      <w:r>
+        <w:t>label</w:t>
+      </w:r>
+      <w:proofErr w:type="spellEnd"/>
+      <w:r>
+        <w:t xml:space="preserve"> com no id do input.</w:t>
+      </w:r>
+    </w:p>
+    <w:p>
+      <w:r>
+        <w:rPr>
+          <w:noProof/>
+        </w:rPr>
+        <w:drawing>
+          <wp:inline distT="0" distB="0" distL="0" distR="0" wp14:anchorId="00AF4571">
+            <wp:extent cx="3449473" cy="1000125"/>
+            <wp:effectExtent l="0" t="0" r="0" b="0"/>
+            <wp:docPr id="92" name="Imagem 92"/>
+            <wp:cNvGraphicFramePr>
+              <a:graphicFrameLocks xmlns:a="http://schemas.openxmlformats.org/drawingml/2006/main" noChangeAspect="1"/>
+            </wp:cNvGraphicFramePr>
+            <a:graphic xmlns:a="http://schemas.openxmlformats.org/drawingml/2006/main">
+              <a:graphicData uri="http://schemas.openxmlformats.org/drawingml/2006/picture">
+                <pic:pic xmlns:pic="http://schemas.openxmlformats.org/drawingml/2006/picture">
+                  <pic:nvPicPr>
+                    <pic:cNvPr id="0" name="Picture 3"/>
+                    <pic:cNvPicPr>
+                      <a:picLocks noChangeAspect="1" noChangeArrowheads="1"/>
+                    </pic:cNvPicPr>
+                  </pic:nvPicPr>
+                  <pic:blipFill>
+                    <a:blip r:embed="rId97">
+                      <a:extLst>
+                        <a:ext uri="{28A0092B-C50C-407E-A947-70E740481C1C}">
+                          <a14:useLocalDpi xmlns:a14="http://schemas.microsoft.com/office/drawing/2010/main" val="0"/>
+                        </a:ext>
+                      </a:extLst>
+                    </a:blip>
+                    <a:srcRect/>
+                    <a:stretch>
+                      <a:fillRect/>
+                    </a:stretch>
+                  </pic:blipFill>
+                  <pic:spPr bwMode="auto">
+                    <a:xfrm>
+                      <a:off x="0" y="0"/>
+                      <a:ext cx="3473596" cy="1007119"/>
+                    </a:xfrm>
+                    <a:prstGeom prst="rect">
+                      <a:avLst/>
+                    </a:prstGeom>
+                    <a:noFill/>
+                  </pic:spPr>
+                </pic:pic>
+              </a:graphicData>
+            </a:graphic>
+          </wp:inline>
+        </w:drawing>
+      </w:r>
+    </w:p>
+    <w:p/>
+    <w:p>
+      <w:r>
+        <w:t>59-</w:t>
+      </w:r>
+      <w:r>
+        <w:t xml:space="preserve">Para centralizar </w:t>
+      </w:r>
+      <w:r>
+        <w:t xml:space="preserve">o conteúdo dentro do </w:t>
+      </w:r>
+      <w:proofErr w:type="spellStart"/>
+      <w:r>
+        <w:t>main</w:t>
+      </w:r>
+      <w:proofErr w:type="spellEnd"/>
+      <w:r>
+        <w:t xml:space="preserve"> demos uma largura e utilizamos o </w:t>
+      </w:r>
+      <w:proofErr w:type="spellStart"/>
+      <w:r>
+        <w:t>margin</w:t>
+      </w:r>
+      <w:proofErr w:type="spellEnd"/>
+      <w:r>
+        <w:t>: 0 auto conforme imagem:</w:t>
+      </w:r>
+    </w:p>
+    <w:p>
+      <w:r>
+        <w:rPr>
+          <w:noProof/>
+        </w:rPr>
+        <w:drawing>
+          <wp:inline distT="0" distB="0" distL="0" distR="0" wp14:anchorId="56FDC06F">
+            <wp:extent cx="1447800" cy="638175"/>
+            <wp:effectExtent l="0" t="0" r="0" b="9525"/>
+            <wp:docPr id="95" name="Imagem 95"/>
+            <wp:cNvGraphicFramePr>
+              <a:graphicFrameLocks xmlns:a="http://schemas.openxmlformats.org/drawingml/2006/main" noChangeAspect="1"/>
+            </wp:cNvGraphicFramePr>
+            <a:graphic xmlns:a="http://schemas.openxmlformats.org/drawingml/2006/main">
+              <a:graphicData uri="http://schemas.openxmlformats.org/drawingml/2006/picture">
+                <pic:pic xmlns:pic="http://schemas.openxmlformats.org/drawingml/2006/picture">
+                  <pic:nvPicPr>
+                    <pic:cNvPr id="0" name="Picture 6"/>
+                    <pic:cNvPicPr>
+                      <a:picLocks noChangeAspect="1" noChangeArrowheads="1"/>
+                    </pic:cNvPicPr>
+                  </pic:nvPicPr>
+                  <pic:blipFill>
+                    <a:blip r:embed="rId98">
+                      <a:extLst>
+                        <a:ext uri="{28A0092B-C50C-407E-A947-70E740481C1C}">
+                          <a14:useLocalDpi xmlns:a14="http://schemas.microsoft.com/office/drawing/2010/main" val="0"/>
+                        </a:ext>
+                      </a:extLst>
+                    </a:blip>
+                    <a:srcRect/>
+                    <a:stretch>
+                      <a:fillRect/>
+                    </a:stretch>
+                  </pic:blipFill>
+                  <pic:spPr bwMode="auto">
+                    <a:xfrm>
+                      <a:off x="0" y="0"/>
+                      <a:ext cx="1447800" cy="638175"/>
+                    </a:xfrm>
+                    <a:prstGeom prst="rect">
+                      <a:avLst/>
+                    </a:prstGeom>
+                    <a:noFill/>
+                  </pic:spPr>
+                </pic:pic>
+              </a:graphicData>
+            </a:graphic>
+          </wp:inline>
+        </w:drawing>
+      </w:r>
+    </w:p>
+    <w:p>
+      <w:r>
+        <w:t>60-Observamos que o nosso formulário estava apertado entre o cabeçalho e o rodapé inserimos uma altura tanto para cima quanto para baixo.</w:t>
+      </w:r>
+    </w:p>
+    <w:p/>
+    <w:p>
+      <w:r>
+        <w:rPr>
+          <w:noProof/>
+        </w:rPr>
+        <w:drawing>
+          <wp:inline distT="0" distB="0" distL="0" distR="0" wp14:anchorId="4E6A5C2C">
+            <wp:extent cx="1447800" cy="447675"/>
+            <wp:effectExtent l="0" t="0" r="0" b="9525"/>
+            <wp:docPr id="94" name="Imagem 94"/>
+            <wp:cNvGraphicFramePr>
+              <a:graphicFrameLocks xmlns:a="http://schemas.openxmlformats.org/drawingml/2006/main" noChangeAspect="1"/>
+            </wp:cNvGraphicFramePr>
+            <a:graphic xmlns:a="http://schemas.openxmlformats.org/drawingml/2006/main">
+              <a:graphicData uri="http://schemas.openxmlformats.org/drawingml/2006/picture">
+                <pic:pic xmlns:pic="http://schemas.openxmlformats.org/drawingml/2006/picture">
+                  <pic:nvPicPr>
+                    <pic:cNvPr id="0" name="Picture 5"/>
+                    <pic:cNvPicPr>
+                      <a:picLocks noChangeAspect="1" noChangeArrowheads="1"/>
+                    </pic:cNvPicPr>
+                  </pic:nvPicPr>
+                  <pic:blipFill>
+                    <a:blip r:embed="rId99">
+                      <a:extLst>
+                        <a:ext uri="{28A0092B-C50C-407E-A947-70E740481C1C}">
+                          <a14:useLocalDpi xmlns:a14="http://schemas.microsoft.com/office/drawing/2010/main" val="0"/>
+                        </a:ext>
+                      </a:extLst>
+                    </a:blip>
+                    <a:srcRect/>
+                    <a:stretch>
+                      <a:fillRect/>
+                    </a:stretch>
+                  </pic:blipFill>
+                  <pic:spPr bwMode="auto">
+                    <a:xfrm>
+                      <a:off x="0" y="0"/>
+                      <a:ext cx="1447800" cy="447675"/>
+                    </a:xfrm>
+                    <a:prstGeom prst="rect">
+                      <a:avLst/>
+                    </a:prstGeom>
+                    <a:noFill/>
+                  </pic:spPr>
+                </pic:pic>
+              </a:graphicData>
+            </a:graphic>
+          </wp:inline>
+        </w:drawing>
+      </w:r>
+    </w:p>
+    <w:p>
+      <w:r>
+        <w:rPr>
+          <w:noProof/>
+        </w:rPr>
+        <w:drawing>
+          <wp:inline distT="0" distB="0" distL="0" distR="0" wp14:anchorId="56CC425A">
+            <wp:extent cx="4783599" cy="2162175"/>
+            <wp:effectExtent l="0" t="0" r="0" b="0"/>
+            <wp:docPr id="93" name="Imagem 93"/>
+            <wp:cNvGraphicFramePr>
+              <a:graphicFrameLocks xmlns:a="http://schemas.openxmlformats.org/drawingml/2006/main" noChangeAspect="1"/>
+            </wp:cNvGraphicFramePr>
+            <a:graphic xmlns:a="http://schemas.openxmlformats.org/drawingml/2006/main">
+              <a:graphicData uri="http://schemas.openxmlformats.org/drawingml/2006/picture">
+                <pic:pic xmlns:pic="http://schemas.openxmlformats.org/drawingml/2006/picture">
+                  <pic:nvPicPr>
+                    <pic:cNvPr id="0" name="Picture 4"/>
+                    <pic:cNvPicPr>
+                      <a:picLocks noChangeAspect="1" noChangeArrowheads="1"/>
+                    </pic:cNvPicPr>
+                  </pic:nvPicPr>
+                  <pic:blipFill>
+                    <a:blip r:embed="rId100" cstate="print">
+                      <a:extLst>
+                        <a:ext uri="{28A0092B-C50C-407E-A947-70E740481C1C}">
+                          <a14:useLocalDpi xmlns:a14="http://schemas.microsoft.com/office/drawing/2010/main" val="0"/>
+                        </a:ext>
+                      </a:extLst>
+                    </a:blip>
+                    <a:srcRect/>
+                    <a:stretch>
+                      <a:fillRect/>
+                    </a:stretch>
+                  </pic:blipFill>
+                  <pic:spPr bwMode="auto">
+                    <a:xfrm>
+                      <a:off x="0" y="0"/>
+                      <a:ext cx="5002691" cy="2261204"/>
+                    </a:xfrm>
+                    <a:prstGeom prst="rect">
+                      <a:avLst/>
+                    </a:prstGeom>
+                    <a:noFill/>
+                  </pic:spPr>
+                </pic:pic>
+              </a:graphicData>
+            </a:graphic>
+          </wp:inline>
+        </w:drawing>
+      </w:r>
+    </w:p>
+    <w:p/>
+    <w:p/>
+    <w:p/>
+    <w:p/>
+    <w:p/>
+    <w:p/>
+    <w:p/>
+    <w:p>
+      <w:r>
+        <w:t xml:space="preserve">61-Podemos avaliar que o </w:t>
+      </w:r>
+      <w:proofErr w:type="gramStart"/>
+      <w:r>
+        <w:t>nossos formulário</w:t>
+      </w:r>
+      <w:proofErr w:type="gramEnd"/>
+      <w:r>
+        <w:t xml:space="preserve"> tem um tipo de comportamento mesmo colocando um elemento </w:t>
+      </w:r>
+      <w:r>
+        <w:t xml:space="preserve">em baixo do outro no </w:t>
+      </w:r>
+      <w:proofErr w:type="spellStart"/>
+      <w:r>
+        <w:t>html</w:t>
+      </w:r>
+      <w:proofErr w:type="spellEnd"/>
+      <w:r>
+        <w:t xml:space="preserve"> ao </w:t>
+      </w:r>
+      <w:proofErr w:type="spellStart"/>
+      <w:r>
+        <w:t>renderizar</w:t>
+      </w:r>
+      <w:proofErr w:type="spellEnd"/>
+      <w:r>
+        <w:t xml:space="preserve"> a pagina os elementos (</w:t>
+      </w:r>
+      <w:proofErr w:type="spellStart"/>
+      <w:r>
+        <w:t>label</w:t>
+      </w:r>
+      <w:proofErr w:type="spellEnd"/>
+      <w:r>
+        <w:t xml:space="preserve"> e input) ficam um ao lado do outro. Para mudar essa situação mudamos a natureza do </w:t>
+      </w:r>
+      <w:proofErr w:type="spellStart"/>
+      <w:r>
+        <w:t>label</w:t>
+      </w:r>
+      <w:proofErr w:type="spellEnd"/>
+      <w:r>
+        <w:t xml:space="preserve"> e input conforme código abaixo.</w:t>
+      </w:r>
+    </w:p>
+    <w:p/>
+    <w:p>
       <w:bookmarkStart w:id="0" w:name="_GoBack"/>
+      <w:r>
+        <w:rPr>
+          <w:noProof/>
+        </w:rPr>
+        <w:drawing>
+          <wp:inline distT="0" distB="0" distL="0" distR="0" wp14:anchorId="4F397568">
+            <wp:extent cx="1586590" cy="1661825"/>
+            <wp:effectExtent l="0" t="0" r="0" b="0"/>
+            <wp:docPr id="96" name="Imagem 96"/>
+            <wp:cNvGraphicFramePr>
+              <a:graphicFrameLocks xmlns:a="http://schemas.openxmlformats.org/drawingml/2006/main" noChangeAspect="1"/>
+            </wp:cNvGraphicFramePr>
+            <a:graphic xmlns:a="http://schemas.openxmlformats.org/drawingml/2006/main">
+              <a:graphicData uri="http://schemas.openxmlformats.org/drawingml/2006/picture">
+                <pic:pic xmlns:pic="http://schemas.openxmlformats.org/drawingml/2006/picture">
+                  <pic:nvPicPr>
+                    <pic:cNvPr id="0" name="Picture 7"/>
+                    <pic:cNvPicPr>
+                      <a:picLocks noChangeAspect="1" noChangeArrowheads="1"/>
+                    </pic:cNvPicPr>
+                  </pic:nvPicPr>
+                  <pic:blipFill>
+                    <a:blip r:embed="rId101">
+                      <a:extLst>
+                        <a:ext uri="{28A0092B-C50C-407E-A947-70E740481C1C}">
+                          <a14:useLocalDpi xmlns:a14="http://schemas.microsoft.com/office/drawing/2010/main" val="0"/>
+                        </a:ext>
+                      </a:extLst>
+                    </a:blip>
+                    <a:srcRect/>
+                    <a:stretch>
+                      <a:fillRect/>
+                    </a:stretch>
+                  </pic:blipFill>
+                  <pic:spPr bwMode="auto">
+                    <a:xfrm>
+                      <a:off x="0" y="0"/>
+                      <a:ext cx="1606415" cy="1682591"/>
+                    </a:xfrm>
+                    <a:prstGeom prst="rect">
+                      <a:avLst/>
+                    </a:prstGeom>
+                    <a:noFill/>
+                  </pic:spPr>
+                </pic:pic>
+              </a:graphicData>
+            </a:graphic>
+          </wp:inline>
+        </w:drawing>
+      </w:r>
       <w:bookmarkEnd w:id="0"/>
       <w:r>
-        <w:t xml:space="preserve">                                                                                                                                                                                                                                                                                                                                                                                                                                                                                                                                                                                                                                                                                                                                                                                                                                               </w:t>
+        <w:rPr>
+          <w:noProof/>
+        </w:rPr>
+        <w:drawing>
+          <wp:inline distT="0" distB="0" distL="0" distR="0" wp14:anchorId="49B905E8">
+            <wp:extent cx="3810726" cy="1885687"/>
+            <wp:effectExtent l="0" t="0" r="0" b="635"/>
+            <wp:docPr id="97" name="Imagem 97"/>
+            <wp:cNvGraphicFramePr>
+              <a:graphicFrameLocks xmlns:a="http://schemas.openxmlformats.org/drawingml/2006/main" noChangeAspect="1"/>
+            </wp:cNvGraphicFramePr>
+            <a:graphic xmlns:a="http://schemas.openxmlformats.org/drawingml/2006/main">
+              <a:graphicData uri="http://schemas.openxmlformats.org/drawingml/2006/picture">
+                <pic:pic xmlns:pic="http://schemas.openxmlformats.org/drawingml/2006/picture">
+                  <pic:nvPicPr>
+                    <pic:cNvPr id="0" name="Picture 8"/>
+                    <pic:cNvPicPr>
+                      <a:picLocks noChangeAspect="1" noChangeArrowheads="1"/>
+                    </pic:cNvPicPr>
+                  </pic:nvPicPr>
+                  <pic:blipFill>
+                    <a:blip r:embed="rId102" cstate="print">
+                      <a:extLst>
+                        <a:ext uri="{28A0092B-C50C-407E-A947-70E740481C1C}">
+                          <a14:useLocalDpi xmlns:a14="http://schemas.microsoft.com/office/drawing/2010/main" val="0"/>
+                        </a:ext>
+                      </a:extLst>
+                    </a:blip>
+                    <a:srcRect/>
+                    <a:stretch>
+                      <a:fillRect/>
+                    </a:stretch>
+                  </pic:blipFill>
+                  <pic:spPr bwMode="auto">
+                    <a:xfrm>
+                      <a:off x="0" y="0"/>
+                      <a:ext cx="3853793" cy="1906998"/>
+                    </a:xfrm>
+                    <a:prstGeom prst="rect">
+                      <a:avLst/>
+                    </a:prstGeom>
+                    <a:noFill/>
+                  </pic:spPr>
+                </pic:pic>
+              </a:graphicData>
+            </a:graphic>
+          </wp:inline>
+        </w:drawing>
+      </w:r>
+    </w:p>
+    <w:p>
+      <w:r>
+        <w:t xml:space="preserve"> </w:t>
+      </w:r>
+      <w:r>
+        <w:t xml:space="preserve">                                                                                                                                                                                                                                                                                                                                                                                                                                                                                                                                                                                                                                                                                                                                                               </w:t>
       </w:r>
     </w:p>
     <w:sectPr>
@@ -7833,7 +8355,7 @@
 </file>
 
 <file path=customXml/itemProps1.xml><?xml version="1.0" encoding="utf-8"?>
-<ds:datastoreItem xmlns:ds="http://schemas.openxmlformats.org/officeDocument/2006/customXml" ds:itemID="{F61E97F1-2421-4AA3-82DF-CEEA1DC3A1BC}">
+<ds:datastoreItem xmlns:ds="http://schemas.openxmlformats.org/officeDocument/2006/customXml" ds:itemID="{6FB9FFB4-B566-4738-9DF6-87F5B3BFB8DD}">
   <ds:schemaRefs>
     <ds:schemaRef ds:uri="http://schemas.openxmlformats.org/officeDocument/2006/bibliography"/>
   </ds:schemaRefs>

--- a/Apostila/Projeto Space for Men.docx
+++ b/Apostila/Projeto Space for Men.docx
@@ -6896,6 +6896,9 @@
         <w:t xml:space="preserve">        </w:t>
       </w:r>
       <w:r>
+        <w:rPr>
+          <w:noProof/>
+        </w:rPr>
         <w:drawing>
           <wp:inline distT="0" distB="0" distL="0" distR="0" wp14:anchorId="2EA35E40" wp14:editId="21D70048">
             <wp:extent cx="3181350" cy="1607074"/>
@@ -7261,7 +7264,6 @@
     </w:p>
     <w:p/>
     <w:p>
-      <w:bookmarkStart w:id="0" w:name="_GoBack"/>
       <w:r>
         <w:rPr>
           <w:noProof/>
@@ -7312,7 +7314,6 @@
           </wp:inline>
         </w:drawing>
       </w:r>
-      <w:bookmarkEnd w:id="0"/>
       <w:r>
         <w:rPr>
           <w:noProof/>
@@ -7364,12 +7365,990 @@
         </w:drawing>
       </w:r>
     </w:p>
-    <w:p>
+    <w:p/>
+    <w:p>
+      <w:r>
+        <w:t xml:space="preserve">62-Demos um espaço para lado de baixo da </w:t>
+      </w:r>
+      <w:proofErr w:type="spellStart"/>
+      <w:r>
+        <w:t>label</w:t>
+      </w:r>
+      <w:proofErr w:type="spellEnd"/>
       <w:r>
         <w:t xml:space="preserve"> </w:t>
       </w:r>
-      <w:r>
-        <w:t xml:space="preserve">                                                                                                                                                                                                                                                                                                                                                                                                                                                                                                                                                                                                                                                                                                                                                               </w:t>
+      <w:proofErr w:type="spellStart"/>
+      <w:r>
+        <w:t>margin</w:t>
+      </w:r>
+      <w:proofErr w:type="spellEnd"/>
+      <w:r>
+        <w:t xml:space="preserve">: 20px e aumentamos o tamanho da fonte, o input também </w:t>
+      </w:r>
+      <w:proofErr w:type="spellStart"/>
+      <w:r>
+        <w:t>acresentamos</w:t>
+      </w:r>
+      <w:proofErr w:type="spellEnd"/>
+      <w:r>
+        <w:t xml:space="preserve"> um espaço do lado de baixo e aumentamos o espaço interno tanto na parte de cima, baixo, direita e esquerda </w:t>
+      </w:r>
+    </w:p>
+    <w:p/>
+    <w:p>
+      <w:r>
+        <w:drawing>
+          <wp:inline distT="0" distB="0" distL="0" distR="0" wp14:anchorId="4051DCAF" wp14:editId="35E79EEA">
+            <wp:extent cx="1867161" cy="1705213"/>
+            <wp:effectExtent l="0" t="0" r="0" b="9525"/>
+            <wp:docPr id="91" name="Imagem 91"/>
+            <wp:cNvGraphicFramePr>
+              <a:graphicFrameLocks xmlns:a="http://schemas.openxmlformats.org/drawingml/2006/main" noChangeAspect="1"/>
+            </wp:cNvGraphicFramePr>
+            <a:graphic xmlns:a="http://schemas.openxmlformats.org/drawingml/2006/main">
+              <a:graphicData uri="http://schemas.openxmlformats.org/drawingml/2006/picture">
+                <pic:pic xmlns:pic="http://schemas.openxmlformats.org/drawingml/2006/picture">
+                  <pic:nvPicPr>
+                    <pic:cNvPr id="1" name=""/>
+                    <pic:cNvPicPr/>
+                  </pic:nvPicPr>
+                  <pic:blipFill>
+                    <a:blip r:embed="rId103"/>
+                    <a:stretch>
+                      <a:fillRect/>
+                    </a:stretch>
+                  </pic:blipFill>
+                  <pic:spPr>
+                    <a:xfrm>
+                      <a:off x="0" y="0"/>
+                      <a:ext cx="1867161" cy="1705213"/>
+                    </a:xfrm>
+                    <a:prstGeom prst="rect">
+                      <a:avLst/>
+                    </a:prstGeom>
+                  </pic:spPr>
+                </pic:pic>
+              </a:graphicData>
+            </a:graphic>
+          </wp:inline>
+        </w:drawing>
+      </w:r>
+      <w:r>
+        <w:t xml:space="preserve">                                    </w:t>
+      </w:r>
+      <w:r>
+        <w:rPr>
+          <w:noProof/>
+        </w:rPr>
+        <w:drawing>
+          <wp:inline distT="0" distB="0" distL="0" distR="0" wp14:anchorId="6DB3CA0B">
+            <wp:extent cx="1666875" cy="2327720"/>
+            <wp:effectExtent l="0" t="0" r="0" b="0"/>
+            <wp:docPr id="98" name="Imagem 98"/>
+            <wp:cNvGraphicFramePr>
+              <a:graphicFrameLocks xmlns:a="http://schemas.openxmlformats.org/drawingml/2006/main" noChangeAspect="1"/>
+            </wp:cNvGraphicFramePr>
+            <a:graphic xmlns:a="http://schemas.openxmlformats.org/drawingml/2006/main">
+              <a:graphicData uri="http://schemas.openxmlformats.org/drawingml/2006/picture">
+                <pic:pic xmlns:pic="http://schemas.openxmlformats.org/drawingml/2006/picture">
+                  <pic:nvPicPr>
+                    <pic:cNvPr id="0" name="Picture 2"/>
+                    <pic:cNvPicPr>
+                      <a:picLocks noChangeAspect="1" noChangeArrowheads="1"/>
+                    </pic:cNvPicPr>
+                  </pic:nvPicPr>
+                  <pic:blipFill>
+                    <a:blip r:embed="rId104">
+                      <a:extLst>
+                        <a:ext uri="{28A0092B-C50C-407E-A947-70E740481C1C}">
+                          <a14:useLocalDpi xmlns:a14="http://schemas.microsoft.com/office/drawing/2010/main" val="0"/>
+                        </a:ext>
+                      </a:extLst>
+                    </a:blip>
+                    <a:srcRect/>
+                    <a:stretch>
+                      <a:fillRect/>
+                    </a:stretch>
+                  </pic:blipFill>
+                  <pic:spPr bwMode="auto">
+                    <a:xfrm>
+                      <a:off x="0" y="0"/>
+                      <a:ext cx="1745093" cy="2436948"/>
+                    </a:xfrm>
+                    <a:prstGeom prst="rect">
+                      <a:avLst/>
+                    </a:prstGeom>
+                    <a:noFill/>
+                  </pic:spPr>
+                </pic:pic>
+              </a:graphicData>
+            </a:graphic>
+          </wp:inline>
+        </w:drawing>
+      </w:r>
+    </w:p>
+    <w:p/>
+    <w:p/>
+    <w:p>
+      <w:r>
+        <w:t xml:space="preserve">63- </w:t>
+      </w:r>
+      <w:proofErr w:type="spellStart"/>
+      <w:r>
+        <w:t>Incluimos</w:t>
+      </w:r>
+      <w:proofErr w:type="spellEnd"/>
+      <w:r>
+        <w:t xml:space="preserve"> uma porcentagem de 50% para cada input do nosso formulário</w:t>
+      </w:r>
+      <w:r>
+        <w:rPr>
+          <w:noProof/>
+        </w:rPr>
+        <w:drawing>
+          <wp:inline distT="0" distB="0" distL="0" distR="0" wp14:anchorId="58354F20">
+            <wp:extent cx="1704975" cy="962025"/>
+            <wp:effectExtent l="0" t="0" r="9525" b="9525"/>
+            <wp:docPr id="99" name="Imagem 99"/>
+            <wp:cNvGraphicFramePr>
+              <a:graphicFrameLocks xmlns:a="http://schemas.openxmlformats.org/drawingml/2006/main" noChangeAspect="1"/>
+            </wp:cNvGraphicFramePr>
+            <a:graphic xmlns:a="http://schemas.openxmlformats.org/drawingml/2006/main">
+              <a:graphicData uri="http://schemas.openxmlformats.org/drawingml/2006/picture">
+                <pic:pic xmlns:pic="http://schemas.openxmlformats.org/drawingml/2006/picture">
+                  <pic:nvPicPr>
+                    <pic:cNvPr id="0" name="Picture 3"/>
+                    <pic:cNvPicPr>
+                      <a:picLocks noChangeAspect="1" noChangeArrowheads="1"/>
+                    </pic:cNvPicPr>
+                  </pic:nvPicPr>
+                  <pic:blipFill>
+                    <a:blip r:embed="rId105">
+                      <a:extLst>
+                        <a:ext uri="{28A0092B-C50C-407E-A947-70E740481C1C}">
+                          <a14:useLocalDpi xmlns:a14="http://schemas.microsoft.com/office/drawing/2010/main" val="0"/>
+                        </a:ext>
+                      </a:extLst>
+                    </a:blip>
+                    <a:srcRect/>
+                    <a:stretch>
+                      <a:fillRect/>
+                    </a:stretch>
+                  </pic:blipFill>
+                  <pic:spPr bwMode="auto">
+                    <a:xfrm>
+                      <a:off x="0" y="0"/>
+                      <a:ext cx="1704975" cy="962025"/>
+                    </a:xfrm>
+                    <a:prstGeom prst="rect">
+                      <a:avLst/>
+                    </a:prstGeom>
+                    <a:noFill/>
+                  </pic:spPr>
+                </pic:pic>
+              </a:graphicData>
+            </a:graphic>
+          </wp:inline>
+        </w:drawing>
+      </w:r>
+      <w:r>
+        <w:rPr>
+          <w:noProof/>
+        </w:rPr>
+        <w:drawing>
+          <wp:inline distT="0" distB="0" distL="0" distR="0" wp14:anchorId="3C5995C9">
+            <wp:extent cx="3753485" cy="2400105"/>
+            <wp:effectExtent l="0" t="0" r="0" b="635"/>
+            <wp:docPr id="100" name="Imagem 100"/>
+            <wp:cNvGraphicFramePr>
+              <a:graphicFrameLocks xmlns:a="http://schemas.openxmlformats.org/drawingml/2006/main" noChangeAspect="1"/>
+            </wp:cNvGraphicFramePr>
+            <a:graphic xmlns:a="http://schemas.openxmlformats.org/drawingml/2006/main">
+              <a:graphicData uri="http://schemas.openxmlformats.org/drawingml/2006/picture">
+                <pic:pic xmlns:pic="http://schemas.openxmlformats.org/drawingml/2006/picture">
+                  <pic:nvPicPr>
+                    <pic:cNvPr id="0" name="Picture 4"/>
+                    <pic:cNvPicPr>
+                      <a:picLocks noChangeAspect="1" noChangeArrowheads="1"/>
+                    </pic:cNvPicPr>
+                  </pic:nvPicPr>
+                  <pic:blipFill>
+                    <a:blip r:embed="rId106">
+                      <a:extLst>
+                        <a:ext uri="{28A0092B-C50C-407E-A947-70E740481C1C}">
+                          <a14:useLocalDpi xmlns:a14="http://schemas.microsoft.com/office/drawing/2010/main" val="0"/>
+                        </a:ext>
+                      </a:extLst>
+                    </a:blip>
+                    <a:srcRect/>
+                    <a:stretch>
+                      <a:fillRect/>
+                    </a:stretch>
+                  </pic:blipFill>
+                  <pic:spPr bwMode="auto">
+                    <a:xfrm>
+                      <a:off x="0" y="0"/>
+                      <a:ext cx="3773228" cy="2412729"/>
+                    </a:xfrm>
+                    <a:prstGeom prst="rect">
+                      <a:avLst/>
+                    </a:prstGeom>
+                    <a:noFill/>
+                  </pic:spPr>
+                </pic:pic>
+              </a:graphicData>
+            </a:graphic>
+          </wp:inline>
+        </w:drawing>
+      </w:r>
+    </w:p>
+    <w:p>
+      <w:r>
+        <w:t>64-Inserimos</w:t>
+      </w:r>
+      <w:r>
+        <w:t xml:space="preserve"> um </w:t>
+      </w:r>
+      <w:proofErr w:type="spellStart"/>
+      <w:r>
+        <w:t>textarea</w:t>
+      </w:r>
+      <w:proofErr w:type="spellEnd"/>
+      <w:r>
+        <w:t xml:space="preserve"> (inputs de mensagens) em baixo do input telefone e aumentamos o tamanho da coluna para ficar alinhado com outros inputs</w:t>
+      </w:r>
+    </w:p>
+    <w:p>
+      <w:r>
+        <w:rPr>
+          <w:noProof/>
+        </w:rPr>
+        <w:drawing>
+          <wp:inline distT="0" distB="0" distL="0" distR="0" wp14:anchorId="45654922">
+            <wp:extent cx="2600884" cy="2105025"/>
+            <wp:effectExtent l="0" t="0" r="9525" b="0"/>
+            <wp:docPr id="101" name="Imagem 101"/>
+            <wp:cNvGraphicFramePr>
+              <a:graphicFrameLocks xmlns:a="http://schemas.openxmlformats.org/drawingml/2006/main" noChangeAspect="1"/>
+            </wp:cNvGraphicFramePr>
+            <a:graphic xmlns:a="http://schemas.openxmlformats.org/drawingml/2006/main">
+              <a:graphicData uri="http://schemas.openxmlformats.org/drawingml/2006/picture">
+                <pic:pic xmlns:pic="http://schemas.openxmlformats.org/drawingml/2006/picture">
+                  <pic:nvPicPr>
+                    <pic:cNvPr id="0" name="Picture 5"/>
+                    <pic:cNvPicPr>
+                      <a:picLocks noChangeAspect="1" noChangeArrowheads="1"/>
+                    </pic:cNvPicPr>
+                  </pic:nvPicPr>
+                  <pic:blipFill>
+                    <a:blip r:embed="rId107">
+                      <a:extLst>
+                        <a:ext uri="{28A0092B-C50C-407E-A947-70E740481C1C}">
+                          <a14:useLocalDpi xmlns:a14="http://schemas.microsoft.com/office/drawing/2010/main" val="0"/>
+                        </a:ext>
+                      </a:extLst>
+                    </a:blip>
+                    <a:srcRect/>
+                    <a:stretch>
+                      <a:fillRect/>
+                    </a:stretch>
+                  </pic:blipFill>
+                  <pic:spPr bwMode="auto">
+                    <a:xfrm>
+                      <a:off x="0" y="0"/>
+                      <a:ext cx="2864400" cy="2318301"/>
+                    </a:xfrm>
+                    <a:prstGeom prst="rect">
+                      <a:avLst/>
+                    </a:prstGeom>
+                    <a:noFill/>
+                  </pic:spPr>
+                </pic:pic>
+              </a:graphicData>
+            </a:graphic>
+          </wp:inline>
+        </w:drawing>
+      </w:r>
+      <w:r>
+        <w:rPr>
+          <w:noProof/>
+        </w:rPr>
+        <w:drawing>
+          <wp:inline distT="0" distB="0" distL="0" distR="0" wp14:anchorId="61980971">
+            <wp:extent cx="2156588" cy="2105025"/>
+            <wp:effectExtent l="0" t="0" r="0" b="0"/>
+            <wp:docPr id="102" name="Imagem 102"/>
+            <wp:cNvGraphicFramePr>
+              <a:graphicFrameLocks xmlns:a="http://schemas.openxmlformats.org/drawingml/2006/main" noChangeAspect="1"/>
+            </wp:cNvGraphicFramePr>
+            <a:graphic xmlns:a="http://schemas.openxmlformats.org/drawingml/2006/main">
+              <a:graphicData uri="http://schemas.openxmlformats.org/drawingml/2006/picture">
+                <pic:pic xmlns:pic="http://schemas.openxmlformats.org/drawingml/2006/picture">
+                  <pic:nvPicPr>
+                    <pic:cNvPr id="0" name="Picture 6"/>
+                    <pic:cNvPicPr>
+                      <a:picLocks noChangeAspect="1" noChangeArrowheads="1"/>
+                    </pic:cNvPicPr>
+                  </pic:nvPicPr>
+                  <pic:blipFill>
+                    <a:blip r:embed="rId108">
+                      <a:extLst>
+                        <a:ext uri="{28A0092B-C50C-407E-A947-70E740481C1C}">
+                          <a14:useLocalDpi xmlns:a14="http://schemas.microsoft.com/office/drawing/2010/main" val="0"/>
+                        </a:ext>
+                      </a:extLst>
+                    </a:blip>
+                    <a:srcRect/>
+                    <a:stretch>
+                      <a:fillRect/>
+                    </a:stretch>
+                  </pic:blipFill>
+                  <pic:spPr bwMode="auto">
+                    <a:xfrm>
+                      <a:off x="0" y="0"/>
+                      <a:ext cx="2418048" cy="2360233"/>
+                    </a:xfrm>
+                    <a:prstGeom prst="rect">
+                      <a:avLst/>
+                    </a:prstGeom>
+                    <a:noFill/>
+                  </pic:spPr>
+                </pic:pic>
+              </a:graphicData>
+            </a:graphic>
+          </wp:inline>
+        </w:drawing>
+      </w:r>
+    </w:p>
+    <w:p/>
+    <w:p/>
+    <w:p/>
+    <w:p/>
+    <w:p/>
+    <w:p/>
+    <w:p/>
+    <w:p>
+      <w:r>
+        <w:t>65-</w:t>
+      </w:r>
+      <w:r>
+        <w:t xml:space="preserve">Trabalhando com input </w:t>
+      </w:r>
+      <w:proofErr w:type="spellStart"/>
+      <w:r>
+        <w:t>radio</w:t>
+      </w:r>
+      <w:proofErr w:type="spellEnd"/>
+      <w:r>
+        <w:t xml:space="preserve"> em nosso formulário inserimos os </w:t>
+      </w:r>
+      <w:proofErr w:type="spellStart"/>
+      <w:r>
+        <w:t>label</w:t>
+      </w:r>
+      <w:proofErr w:type="spellEnd"/>
+      <w:r>
+        <w:t xml:space="preserve"> e os inputs radio </w:t>
+      </w:r>
+      <w:proofErr w:type="spellStart"/>
+      <w:r>
+        <w:t>confome</w:t>
+      </w:r>
+      <w:proofErr w:type="spellEnd"/>
+      <w:r>
+        <w:t xml:space="preserve"> código a baixo e transformamos que somente uma opção pode ser escolhida utilizando o </w:t>
+      </w:r>
+      <w:proofErr w:type="spellStart"/>
+      <w:r>
+        <w:t>msm</w:t>
+      </w:r>
+      <w:proofErr w:type="spellEnd"/>
+      <w:r>
+        <w:t xml:space="preserve"> nome na palavra </w:t>
+      </w:r>
+      <w:proofErr w:type="spellStart"/>
+      <w:r>
+        <w:t>name</w:t>
+      </w:r>
+      <w:proofErr w:type="spellEnd"/>
+      <w:r>
+        <w:t xml:space="preserve"> do código.</w:t>
+      </w:r>
+    </w:p>
+    <w:p>
+      <w:r>
+        <w:rPr>
+          <w:noProof/>
+        </w:rPr>
+        <w:drawing>
+          <wp:inline distT="0" distB="0" distL="0" distR="0" wp14:anchorId="291AE3FD">
+            <wp:extent cx="2864073" cy="2533650"/>
+            <wp:effectExtent l="0" t="0" r="0" b="0"/>
+            <wp:docPr id="104" name="Imagem 104"/>
+            <wp:cNvGraphicFramePr>
+              <a:graphicFrameLocks xmlns:a="http://schemas.openxmlformats.org/drawingml/2006/main" noChangeAspect="1"/>
+            </wp:cNvGraphicFramePr>
+            <a:graphic xmlns:a="http://schemas.openxmlformats.org/drawingml/2006/main">
+              <a:graphicData uri="http://schemas.openxmlformats.org/drawingml/2006/picture">
+                <pic:pic xmlns:pic="http://schemas.openxmlformats.org/drawingml/2006/picture">
+                  <pic:nvPicPr>
+                    <pic:cNvPr id="0" name="Picture 7"/>
+                    <pic:cNvPicPr>
+                      <a:picLocks noChangeAspect="1" noChangeArrowheads="1"/>
+                    </pic:cNvPicPr>
+                  </pic:nvPicPr>
+                  <pic:blipFill>
+                    <a:blip r:embed="rId109">
+                      <a:extLst>
+                        <a:ext uri="{28A0092B-C50C-407E-A947-70E740481C1C}">
+                          <a14:useLocalDpi xmlns:a14="http://schemas.microsoft.com/office/drawing/2010/main" val="0"/>
+                        </a:ext>
+                      </a:extLst>
+                    </a:blip>
+                    <a:srcRect/>
+                    <a:stretch>
+                      <a:fillRect/>
+                    </a:stretch>
+                  </pic:blipFill>
+                  <pic:spPr bwMode="auto">
+                    <a:xfrm>
+                      <a:off x="0" y="0"/>
+                      <a:ext cx="2893220" cy="2559435"/>
+                    </a:xfrm>
+                    <a:prstGeom prst="rect">
+                      <a:avLst/>
+                    </a:prstGeom>
+                    <a:noFill/>
+                  </pic:spPr>
+                </pic:pic>
+              </a:graphicData>
+            </a:graphic>
+          </wp:inline>
+        </w:drawing>
+      </w:r>
+      <w:r>
+        <w:t xml:space="preserve">   </w:t>
+      </w:r>
+      <w:r>
+        <w:rPr>
+          <w:noProof/>
+        </w:rPr>
+        <w:drawing>
+          <wp:inline distT="0" distB="0" distL="0" distR="0" wp14:anchorId="4F808C86">
+            <wp:extent cx="2293845" cy="2647950"/>
+            <wp:effectExtent l="0" t="0" r="0" b="0"/>
+            <wp:docPr id="105" name="Imagem 105"/>
+            <wp:cNvGraphicFramePr>
+              <a:graphicFrameLocks xmlns:a="http://schemas.openxmlformats.org/drawingml/2006/main" noChangeAspect="1"/>
+            </wp:cNvGraphicFramePr>
+            <a:graphic xmlns:a="http://schemas.openxmlformats.org/drawingml/2006/main">
+              <a:graphicData uri="http://schemas.openxmlformats.org/drawingml/2006/picture">
+                <pic:pic xmlns:pic="http://schemas.openxmlformats.org/drawingml/2006/picture">
+                  <pic:nvPicPr>
+                    <pic:cNvPr id="0" name="Picture 8"/>
+                    <pic:cNvPicPr>
+                      <a:picLocks noChangeAspect="1" noChangeArrowheads="1"/>
+                    </pic:cNvPicPr>
+                  </pic:nvPicPr>
+                  <pic:blipFill>
+                    <a:blip r:embed="rId110">
+                      <a:extLst>
+                        <a:ext uri="{28A0092B-C50C-407E-A947-70E740481C1C}">
+                          <a14:useLocalDpi xmlns:a14="http://schemas.microsoft.com/office/drawing/2010/main" val="0"/>
+                        </a:ext>
+                      </a:extLst>
+                    </a:blip>
+                    <a:srcRect/>
+                    <a:stretch>
+                      <a:fillRect/>
+                    </a:stretch>
+                  </pic:blipFill>
+                  <pic:spPr bwMode="auto">
+                    <a:xfrm>
+                      <a:off x="0" y="0"/>
+                      <a:ext cx="2321178" cy="2679502"/>
+                    </a:xfrm>
+                    <a:prstGeom prst="rect">
+                      <a:avLst/>
+                    </a:prstGeom>
+                    <a:noFill/>
+                  </pic:spPr>
+                </pic:pic>
+              </a:graphicData>
+            </a:graphic>
+          </wp:inline>
+        </w:drawing>
+      </w:r>
+    </w:p>
+    <w:p>
+      <w:pPr>
+        <w:jc w:val="both"/>
+      </w:pPr>
+      <w:r>
+        <w:t xml:space="preserve"> </w:t>
+      </w:r>
+      <w:r>
+        <w:t xml:space="preserve">                                                                                    </w:t>
+      </w:r>
+    </w:p>
+    <w:p>
+      <w:pPr>
+        <w:jc w:val="both"/>
+      </w:pPr>
+      <w:r>
+        <w:t xml:space="preserve">66-Inserimos um paragrafo em cima da </w:t>
+      </w:r>
+      <w:proofErr w:type="spellStart"/>
+      <w:proofErr w:type="gramStart"/>
+      <w:r>
+        <w:t>label</w:t>
+      </w:r>
+      <w:proofErr w:type="spellEnd"/>
+      <w:r>
+        <w:t xml:space="preserve">  radio</w:t>
+      </w:r>
+      <w:proofErr w:type="gramEnd"/>
+      <w:r>
+        <w:t>-box telefone.</w:t>
+      </w:r>
+      <w:r>
+        <w:t xml:space="preserve">  </w:t>
+      </w:r>
+    </w:p>
+    <w:p>
+      <w:pPr>
+        <w:jc w:val="both"/>
+      </w:pPr>
+    </w:p>
+    <w:p>
+      <w:pPr>
+        <w:jc w:val="both"/>
+      </w:pPr>
+      <w:r>
+        <w:t xml:space="preserve">  </w:t>
+      </w:r>
+      <w:r>
+        <w:rPr>
+          <w:noProof/>
+        </w:rPr>
+        <w:drawing>
+          <wp:inline distT="0" distB="0" distL="0" distR="0" wp14:anchorId="508656E9">
+            <wp:extent cx="4039235" cy="619125"/>
+            <wp:effectExtent l="0" t="0" r="0" b="9525"/>
+            <wp:docPr id="106" name="Imagem 106"/>
+            <wp:cNvGraphicFramePr>
+              <a:graphicFrameLocks xmlns:a="http://schemas.openxmlformats.org/drawingml/2006/main" noChangeAspect="1"/>
+            </wp:cNvGraphicFramePr>
+            <a:graphic xmlns:a="http://schemas.openxmlformats.org/drawingml/2006/main">
+              <a:graphicData uri="http://schemas.openxmlformats.org/drawingml/2006/picture">
+                <pic:pic xmlns:pic="http://schemas.openxmlformats.org/drawingml/2006/picture">
+                  <pic:nvPicPr>
+                    <pic:cNvPr id="0" name="Picture 9"/>
+                    <pic:cNvPicPr>
+                      <a:picLocks noChangeAspect="1" noChangeArrowheads="1"/>
+                    </pic:cNvPicPr>
+                  </pic:nvPicPr>
+                  <pic:blipFill>
+                    <a:blip r:embed="rId111">
+                      <a:extLst>
+                        <a:ext uri="{28A0092B-C50C-407E-A947-70E740481C1C}">
+                          <a14:useLocalDpi xmlns:a14="http://schemas.microsoft.com/office/drawing/2010/main" val="0"/>
+                        </a:ext>
+                      </a:extLst>
+                    </a:blip>
+                    <a:srcRect/>
+                    <a:stretch>
+                      <a:fillRect/>
+                    </a:stretch>
+                  </pic:blipFill>
+                  <pic:spPr bwMode="auto">
+                    <a:xfrm>
+                      <a:off x="0" y="0"/>
+                      <a:ext cx="4039235" cy="619125"/>
+                    </a:xfrm>
+                    <a:prstGeom prst="rect">
+                      <a:avLst/>
+                    </a:prstGeom>
+                    <a:noFill/>
+                  </pic:spPr>
+                </pic:pic>
+              </a:graphicData>
+            </a:graphic>
+          </wp:inline>
+        </w:drawing>
+      </w:r>
+      <w:r>
+        <w:t xml:space="preserve">  </w:t>
+      </w:r>
+    </w:p>
+    <w:p>
+      <w:pPr>
+        <w:jc w:val="both"/>
+      </w:pPr>
+      <w:r>
+        <w:t>67-</w:t>
+      </w:r>
+      <w:r>
+        <w:t xml:space="preserve"> Adicionamos uma </w:t>
+      </w:r>
+      <w:proofErr w:type="spellStart"/>
+      <w:r>
+        <w:t>div</w:t>
+      </w:r>
+      <w:proofErr w:type="spellEnd"/>
+      <w:r>
+        <w:t xml:space="preserve"> envolvendo o parágrafo como prefere o nosso contato </w:t>
+      </w:r>
+    </w:p>
+    <w:p>
+      <w:pPr>
+        <w:jc w:val="both"/>
+      </w:pPr>
+      <w:r>
+        <w:t xml:space="preserve">       </w:t>
+      </w:r>
+      <w:r>
+        <w:drawing>
+          <wp:inline distT="0" distB="0" distL="0" distR="0" wp14:anchorId="71230F6D" wp14:editId="74EE8907">
+            <wp:extent cx="4115374" cy="1914792"/>
+            <wp:effectExtent l="0" t="0" r="0" b="9525"/>
+            <wp:docPr id="107" name="Imagem 107"/>
+            <wp:cNvGraphicFramePr>
+              <a:graphicFrameLocks xmlns:a="http://schemas.openxmlformats.org/drawingml/2006/main" noChangeAspect="1"/>
+            </wp:cNvGraphicFramePr>
+            <a:graphic xmlns:a="http://schemas.openxmlformats.org/drawingml/2006/main">
+              <a:graphicData uri="http://schemas.openxmlformats.org/drawingml/2006/picture">
+                <pic:pic xmlns:pic="http://schemas.openxmlformats.org/drawingml/2006/picture">
+                  <pic:nvPicPr>
+                    <pic:cNvPr id="1" name=""/>
+                    <pic:cNvPicPr/>
+                  </pic:nvPicPr>
+                  <pic:blipFill>
+                    <a:blip r:embed="rId112"/>
+                    <a:stretch>
+                      <a:fillRect/>
+                    </a:stretch>
+                  </pic:blipFill>
+                  <pic:spPr>
+                    <a:xfrm>
+                      <a:off x="0" y="0"/>
+                      <a:ext cx="4115374" cy="1914792"/>
+                    </a:xfrm>
+                    <a:prstGeom prst="rect">
+                      <a:avLst/>
+                    </a:prstGeom>
+                  </pic:spPr>
+                </pic:pic>
+              </a:graphicData>
+            </a:graphic>
+          </wp:inline>
+        </w:drawing>
+      </w:r>
+      <w:r>
+        <w:t xml:space="preserve">       </w:t>
+      </w:r>
+    </w:p>
+    <w:p>
+      <w:pPr>
+        <w:jc w:val="both"/>
+      </w:pPr>
+    </w:p>
+    <w:p>
+      <w:pPr>
+        <w:jc w:val="both"/>
+      </w:pPr>
+      <w:r>
+        <w:t xml:space="preserve">68-Posterior adicionamos um </w:t>
+      </w:r>
+      <w:proofErr w:type="spellStart"/>
+      <w:r>
+        <w:t>label</w:t>
+      </w:r>
+      <w:proofErr w:type="spellEnd"/>
+      <w:r>
+        <w:t xml:space="preserve"> com inputs </w:t>
+      </w:r>
+      <w:proofErr w:type="spellStart"/>
+      <w:r>
+        <w:t>checkbox</w:t>
+      </w:r>
+      <w:proofErr w:type="spellEnd"/>
+      <w:r>
+        <w:t>.</w:t>
+      </w:r>
+    </w:p>
+    <w:p>
+      <w:pPr>
+        <w:jc w:val="both"/>
+      </w:pPr>
+    </w:p>
+    <w:p>
+      <w:pPr>
+        <w:jc w:val="both"/>
+      </w:pPr>
+      <w:r>
+        <w:t xml:space="preserve">    </w:t>
+      </w:r>
+      <w:r>
+        <w:rPr>
+          <w:noProof/>
+        </w:rPr>
+        <w:drawing>
+          <wp:inline distT="0" distB="0" distL="0" distR="0" wp14:anchorId="0F9E3272">
+            <wp:extent cx="3688210" cy="485775"/>
+            <wp:effectExtent l="0" t="0" r="7620" b="0"/>
+            <wp:docPr id="108" name="Imagem 108"/>
+            <wp:cNvGraphicFramePr>
+              <a:graphicFrameLocks xmlns:a="http://schemas.openxmlformats.org/drawingml/2006/main" noChangeAspect="1"/>
+            </wp:cNvGraphicFramePr>
+            <a:graphic xmlns:a="http://schemas.openxmlformats.org/drawingml/2006/main">
+              <a:graphicData uri="http://schemas.openxmlformats.org/drawingml/2006/picture">
+                <pic:pic xmlns:pic="http://schemas.openxmlformats.org/drawingml/2006/picture">
+                  <pic:nvPicPr>
+                    <pic:cNvPr id="0" name="Picture 10"/>
+                    <pic:cNvPicPr>
+                      <a:picLocks noChangeAspect="1" noChangeArrowheads="1"/>
+                    </pic:cNvPicPr>
+                  </pic:nvPicPr>
+                  <pic:blipFill>
+                    <a:blip r:embed="rId113">
+                      <a:extLst>
+                        <a:ext uri="{28A0092B-C50C-407E-A947-70E740481C1C}">
+                          <a14:useLocalDpi xmlns:a14="http://schemas.microsoft.com/office/drawing/2010/main" val="0"/>
+                        </a:ext>
+                      </a:extLst>
+                    </a:blip>
+                    <a:srcRect/>
+                    <a:stretch>
+                      <a:fillRect/>
+                    </a:stretch>
+                  </pic:blipFill>
+                  <pic:spPr bwMode="auto">
+                    <a:xfrm>
+                      <a:off x="0" y="0"/>
+                      <a:ext cx="3709832" cy="488623"/>
+                    </a:xfrm>
+                    <a:prstGeom prst="rect">
+                      <a:avLst/>
+                    </a:prstGeom>
+                    <a:noFill/>
+                  </pic:spPr>
+                </pic:pic>
+              </a:graphicData>
+            </a:graphic>
+          </wp:inline>
+        </w:drawing>
+      </w:r>
+      <w:r>
+        <w:t xml:space="preserve">   </w:t>
+      </w:r>
+    </w:p>
+    <w:p>
+      <w:pPr>
+        <w:jc w:val="both"/>
+      </w:pPr>
+      <w:r>
+        <w:t xml:space="preserve">69-Para colocar os inputs radio-box e </w:t>
+      </w:r>
+      <w:proofErr w:type="spellStart"/>
+      <w:r>
+        <w:t>checkbox</w:t>
+      </w:r>
+      <w:proofErr w:type="spellEnd"/>
+      <w:r>
+        <w:t xml:space="preserve"> ao lado da </w:t>
+      </w:r>
+      <w:proofErr w:type="spellStart"/>
+      <w:r>
+        <w:t>label</w:t>
+      </w:r>
+      <w:proofErr w:type="spellEnd"/>
+      <w:r>
+        <w:t xml:space="preserve"> precisamos adicionamos os inputs dentro da </w:t>
+      </w:r>
+      <w:proofErr w:type="spellStart"/>
+      <w:r>
+        <w:t>label</w:t>
+      </w:r>
+      <w:proofErr w:type="spellEnd"/>
+      <w:r>
+        <w:t xml:space="preserve"> conforme imagem abaixo.</w:t>
+      </w:r>
+    </w:p>
+    <w:p>
+      <w:pPr>
+        <w:jc w:val="both"/>
+      </w:pPr>
+      <w:r>
+        <w:t xml:space="preserve">      </w:t>
+      </w:r>
+      <w:r>
+        <w:drawing>
+          <wp:inline distT="0" distB="0" distL="0" distR="0" wp14:anchorId="1BEC0726" wp14:editId="7E4B899F">
+            <wp:extent cx="5400040" cy="1494155"/>
+            <wp:effectExtent l="0" t="0" r="0" b="0"/>
+            <wp:docPr id="109" name="Imagem 109"/>
+            <wp:cNvGraphicFramePr>
+              <a:graphicFrameLocks xmlns:a="http://schemas.openxmlformats.org/drawingml/2006/main" noChangeAspect="1"/>
+            </wp:cNvGraphicFramePr>
+            <a:graphic xmlns:a="http://schemas.openxmlformats.org/drawingml/2006/main">
+              <a:graphicData uri="http://schemas.openxmlformats.org/drawingml/2006/picture">
+                <pic:pic xmlns:pic="http://schemas.openxmlformats.org/drawingml/2006/picture">
+                  <pic:nvPicPr>
+                    <pic:cNvPr id="1" name=""/>
+                    <pic:cNvPicPr/>
+                  </pic:nvPicPr>
+                  <pic:blipFill>
+                    <a:blip r:embed="rId114"/>
+                    <a:stretch>
+                      <a:fillRect/>
+                    </a:stretch>
+                  </pic:blipFill>
+                  <pic:spPr>
+                    <a:xfrm>
+                      <a:off x="0" y="0"/>
+                      <a:ext cx="5400040" cy="1494155"/>
+                    </a:xfrm>
+                    <a:prstGeom prst="rect">
+                      <a:avLst/>
+                    </a:prstGeom>
+                  </pic:spPr>
+                </pic:pic>
+              </a:graphicData>
+            </a:graphic>
+          </wp:inline>
+        </w:drawing>
+      </w:r>
+      <w:r>
+        <w:t xml:space="preserve"> </w:t>
+      </w:r>
+    </w:p>
+    <w:p>
+      <w:pPr>
+        <w:jc w:val="both"/>
+      </w:pPr>
+      <w:r>
+        <w:rPr>
+          <w:noProof/>
+        </w:rPr>
+        <w:drawing>
+          <wp:inline distT="0" distB="0" distL="0" distR="0" wp14:anchorId="05F45842">
+            <wp:extent cx="2850277" cy="1419225"/>
+            <wp:effectExtent l="0" t="0" r="7620" b="0"/>
+            <wp:docPr id="110" name="Imagem 110"/>
+            <wp:cNvGraphicFramePr>
+              <a:graphicFrameLocks xmlns:a="http://schemas.openxmlformats.org/drawingml/2006/main" noChangeAspect="1"/>
+            </wp:cNvGraphicFramePr>
+            <a:graphic xmlns:a="http://schemas.openxmlformats.org/drawingml/2006/main">
+              <a:graphicData uri="http://schemas.openxmlformats.org/drawingml/2006/picture">
+                <pic:pic xmlns:pic="http://schemas.openxmlformats.org/drawingml/2006/picture">
+                  <pic:nvPicPr>
+                    <pic:cNvPr id="0" name="Picture 11"/>
+                    <pic:cNvPicPr>
+                      <a:picLocks noChangeAspect="1" noChangeArrowheads="1"/>
+                    </pic:cNvPicPr>
+                  </pic:nvPicPr>
+                  <pic:blipFill>
+                    <a:blip r:embed="rId115">
+                      <a:extLst>
+                        <a:ext uri="{28A0092B-C50C-407E-A947-70E740481C1C}">
+                          <a14:useLocalDpi xmlns:a14="http://schemas.microsoft.com/office/drawing/2010/main" val="0"/>
+                        </a:ext>
+                      </a:extLst>
+                    </a:blip>
+                    <a:srcRect/>
+                    <a:stretch>
+                      <a:fillRect/>
+                    </a:stretch>
+                  </pic:blipFill>
+                  <pic:spPr bwMode="auto">
+                    <a:xfrm>
+                      <a:off x="0" y="0"/>
+                      <a:ext cx="2852447" cy="1420306"/>
+                    </a:xfrm>
+                    <a:prstGeom prst="rect">
+                      <a:avLst/>
+                    </a:prstGeom>
+                    <a:noFill/>
+                  </pic:spPr>
+                </pic:pic>
+              </a:graphicData>
+            </a:graphic>
+          </wp:inline>
+        </w:drawing>
+      </w:r>
+    </w:p>
+    <w:p>
+      <w:pPr>
+        <w:jc w:val="both"/>
+      </w:pPr>
+      <w:r>
+        <w:t xml:space="preserve">70-Notamos que em nosso caso </w:t>
+      </w:r>
+      <w:r>
+        <w:t xml:space="preserve">o </w:t>
+      </w:r>
+      <w:proofErr w:type="spellStart"/>
+      <w:r>
+        <w:t>form</w:t>
+      </w:r>
+      <w:proofErr w:type="spellEnd"/>
+      <w:r>
+        <w:t xml:space="preserve"> inputs estava configurando como display: </w:t>
+      </w:r>
+      <w:proofErr w:type="spellStart"/>
+      <w:r>
+        <w:t>block</w:t>
+      </w:r>
+      <w:proofErr w:type="spellEnd"/>
+      <w:r>
+        <w:t xml:space="preserve"> impedido que as </w:t>
+      </w:r>
+      <w:proofErr w:type="spellStart"/>
+      <w:r>
+        <w:t>label</w:t>
+      </w:r>
+      <w:proofErr w:type="spellEnd"/>
+      <w:r>
+        <w:t xml:space="preserve"> e os inputs de ficarem um ao lado do outro. Para resolver essa situação mudamos onde antigamente era </w:t>
+      </w:r>
+      <w:proofErr w:type="spellStart"/>
+      <w:r>
+        <w:t>form</w:t>
+      </w:r>
+      <w:proofErr w:type="spellEnd"/>
+      <w:r>
+        <w:t xml:space="preserve"> inputs  trocamos para uma </w:t>
+      </w:r>
+      <w:proofErr w:type="spellStart"/>
+      <w:r>
+        <w:t>class</w:t>
+      </w:r>
+      <w:proofErr w:type="spellEnd"/>
+      <w:r>
+        <w:t xml:space="preserve"> inputs-padrão e adicionamos nos inputs os quais queríamos que ficassem um a baixo do outro.</w:t>
+      </w:r>
+      <w:bookmarkStart w:id="0" w:name="_GoBack"/>
+      <w:bookmarkEnd w:id="0"/>
+      <w:r>
+        <w:t xml:space="preserve"> </w:t>
+      </w:r>
+    </w:p>
+    <w:p>
+      <w:pPr>
+        <w:jc w:val="both"/>
+      </w:pPr>
+      <w:r>
+        <w:t xml:space="preserve">  </w:t>
+      </w:r>
+    </w:p>
+    <w:p>
+      <w:pPr>
+        <w:jc w:val="both"/>
+      </w:pPr>
+      <w:r>
+        <w:t xml:space="preserve">                                                                                                                                                                                                                                                                                                                                                                                                                                                                                                                                                                                                                                       </w:t>
       </w:r>
     </w:p>
     <w:sectPr>
@@ -8355,7 +9334,7 @@
 </file>
 
 <file path=customXml/itemProps1.xml><?xml version="1.0" encoding="utf-8"?>
-<ds:datastoreItem xmlns:ds="http://schemas.openxmlformats.org/officeDocument/2006/customXml" ds:itemID="{6FB9FFB4-B566-4738-9DF6-87F5B3BFB8DD}">
+<ds:datastoreItem xmlns:ds="http://schemas.openxmlformats.org/officeDocument/2006/customXml" ds:itemID="{1DAF2786-60C3-4723-9887-945FD466B3CE}">
   <ds:schemaRefs>
     <ds:schemaRef ds:uri="http://schemas.openxmlformats.org/officeDocument/2006/bibliography"/>
   </ds:schemaRefs>

--- a/Apostila/Projeto Space for Men.docx
+++ b/Apostila/Projeto Space for Men.docx
@@ -7398,6 +7398,9 @@
     <w:p/>
     <w:p>
       <w:r>
+        <w:rPr>
+          <w:noProof/>
+        </w:rPr>
         <w:drawing>
           <wp:inline distT="0" distB="0" distL="0" distR="0" wp14:anchorId="4051DCAF" wp14:editId="35E79EEA">
             <wp:extent cx="1867161" cy="1705213"/>
@@ -8009,6 +8012,9 @@
         <w:t xml:space="preserve">       </w:t>
       </w:r>
       <w:r>
+        <w:rPr>
+          <w:noProof/>
+        </w:rPr>
         <w:drawing>
           <wp:inline distT="0" distB="0" distL="0" distR="0" wp14:anchorId="71230F6D" wp14:editId="74EE8907">
             <wp:extent cx="4115374" cy="1914792"/>
@@ -8184,6 +8190,9 @@
         <w:t xml:space="preserve">      </w:t>
       </w:r>
       <w:r>
+        <w:rPr>
+          <w:noProof/>
+        </w:rPr>
         <w:drawing>
           <wp:inline distT="0" distB="0" distL="0" distR="0" wp14:anchorId="1BEC0726" wp14:editId="7E4B899F">
             <wp:extent cx="5400040" cy="1494155"/>
@@ -8319,7 +8328,15 @@
       </w:r>
       <w:proofErr w:type="spellEnd"/>
       <w:r>
-        <w:t xml:space="preserve"> inputs  trocamos para uma </w:t>
+        <w:t xml:space="preserve"> </w:t>
+      </w:r>
+      <w:proofErr w:type="gramStart"/>
+      <w:r>
+        <w:t>inputs  trocamos</w:t>
+      </w:r>
+      <w:proofErr w:type="gramEnd"/>
+      <w:r>
+        <w:t xml:space="preserve"> para uma </w:t>
       </w:r>
       <w:proofErr w:type="spellStart"/>
       <w:r>
@@ -8329,26 +8346,1268 @@
       <w:r>
         <w:t xml:space="preserve"> inputs-padrão e adicionamos nos inputs os quais queríamos que ficassem um a baixo do outro.</w:t>
       </w:r>
+      <w:r>
+        <w:t xml:space="preserve"> </w:t>
+      </w:r>
+    </w:p>
+    <w:p>
+      <w:pPr>
+        <w:jc w:val="both"/>
+      </w:pPr>
+      <w:r>
+        <w:drawing>
+          <wp:inline distT="0" distB="0" distL="0" distR="0" wp14:anchorId="409EFC5E" wp14:editId="10AAA518">
+            <wp:extent cx="3982006" cy="1438476"/>
+            <wp:effectExtent l="0" t="0" r="0" b="9525"/>
+            <wp:docPr id="103" name="Imagem 103"/>
+            <wp:cNvGraphicFramePr>
+              <a:graphicFrameLocks xmlns:a="http://schemas.openxmlformats.org/drawingml/2006/main" noChangeAspect="1"/>
+            </wp:cNvGraphicFramePr>
+            <a:graphic xmlns:a="http://schemas.openxmlformats.org/drawingml/2006/main">
+              <a:graphicData uri="http://schemas.openxmlformats.org/drawingml/2006/picture">
+                <pic:pic xmlns:pic="http://schemas.openxmlformats.org/drawingml/2006/picture">
+                  <pic:nvPicPr>
+                    <pic:cNvPr id="1" name=""/>
+                    <pic:cNvPicPr/>
+                  </pic:nvPicPr>
+                  <pic:blipFill>
+                    <a:blip r:embed="rId116"/>
+                    <a:stretch>
+                      <a:fillRect/>
+                    </a:stretch>
+                  </pic:blipFill>
+                  <pic:spPr>
+                    <a:xfrm>
+                      <a:off x="0" y="0"/>
+                      <a:ext cx="3982006" cy="1438476"/>
+                    </a:xfrm>
+                    <a:prstGeom prst="rect">
+                      <a:avLst/>
+                    </a:prstGeom>
+                  </pic:spPr>
+                </pic:pic>
+              </a:graphicData>
+            </a:graphic>
+          </wp:inline>
+        </w:drawing>
+      </w:r>
+    </w:p>
+    <w:p>
+      <w:pPr>
+        <w:jc w:val="both"/>
+      </w:pPr>
+    </w:p>
+    <w:p>
+      <w:pPr>
+        <w:jc w:val="both"/>
+      </w:pPr>
+      <w:r>
+        <w:t xml:space="preserve">71-Adicionamos uma </w:t>
+      </w:r>
+      <w:proofErr w:type="spellStart"/>
+      <w:r>
+        <w:t>class</w:t>
+      </w:r>
+      <w:proofErr w:type="spellEnd"/>
+      <w:r>
+        <w:t xml:space="preserve"> na </w:t>
+      </w:r>
+      <w:proofErr w:type="spellStart"/>
+      <w:r>
+        <w:t>label</w:t>
+      </w:r>
+      <w:proofErr w:type="spellEnd"/>
+      <w:r>
+        <w:t xml:space="preserve"> </w:t>
+      </w:r>
+      <w:proofErr w:type="spellStart"/>
+      <w:proofErr w:type="gramStart"/>
+      <w:r>
+        <w:t>checkbox</w:t>
+      </w:r>
+      <w:proofErr w:type="spellEnd"/>
+      <w:r>
+        <w:t xml:space="preserve">  para</w:t>
+      </w:r>
+      <w:proofErr w:type="gramEnd"/>
+      <w:r>
+        <w:t xml:space="preserve"> dar um espaço tanto para cima como para baixo</w:t>
+      </w:r>
+    </w:p>
+    <w:p>
+      <w:pPr>
+        <w:jc w:val="both"/>
+      </w:pPr>
+      <w:r>
+        <w:rPr>
+          <w:noProof/>
+        </w:rPr>
+        <w:drawing>
+          <wp:inline distT="0" distB="0" distL="0" distR="0" wp14:anchorId="04BA88BB">
+            <wp:extent cx="6278733" cy="200025"/>
+            <wp:effectExtent l="0" t="0" r="8255" b="0"/>
+            <wp:docPr id="111" name="Imagem 111"/>
+            <wp:cNvGraphicFramePr>
+              <a:graphicFrameLocks xmlns:a="http://schemas.openxmlformats.org/drawingml/2006/main" noChangeAspect="1"/>
+            </wp:cNvGraphicFramePr>
+            <a:graphic xmlns:a="http://schemas.openxmlformats.org/drawingml/2006/main">
+              <a:graphicData uri="http://schemas.openxmlformats.org/drawingml/2006/picture">
+                <pic:pic xmlns:pic="http://schemas.openxmlformats.org/drawingml/2006/picture">
+                  <pic:nvPicPr>
+                    <pic:cNvPr id="0" name="Picture 2"/>
+                    <pic:cNvPicPr>
+                      <a:picLocks noChangeAspect="1" noChangeArrowheads="1"/>
+                    </pic:cNvPicPr>
+                  </pic:nvPicPr>
+                  <pic:blipFill>
+                    <a:blip r:embed="rId117">
+                      <a:extLst>
+                        <a:ext uri="{28A0092B-C50C-407E-A947-70E740481C1C}">
+                          <a14:useLocalDpi xmlns:a14="http://schemas.microsoft.com/office/drawing/2010/main" val="0"/>
+                        </a:ext>
+                      </a:extLst>
+                    </a:blip>
+                    <a:srcRect/>
+                    <a:stretch>
+                      <a:fillRect/>
+                    </a:stretch>
+                  </pic:blipFill>
+                  <pic:spPr bwMode="auto">
+                    <a:xfrm>
+                      <a:off x="0" y="0"/>
+                      <a:ext cx="8195549" cy="261090"/>
+                    </a:xfrm>
+                    <a:prstGeom prst="rect">
+                      <a:avLst/>
+                    </a:prstGeom>
+                    <a:noFill/>
+                  </pic:spPr>
+                </pic:pic>
+              </a:graphicData>
+            </a:graphic>
+          </wp:inline>
+        </w:drawing>
+      </w:r>
+    </w:p>
+    <w:p>
+      <w:pPr>
+        <w:jc w:val="both"/>
+      </w:pPr>
+      <w:r>
+        <w:rPr>
+          <w:noProof/>
+        </w:rPr>
+        <w:drawing>
+          <wp:inline distT="0" distB="0" distL="0" distR="0" wp14:anchorId="5B3EDFAF">
+            <wp:extent cx="1343025" cy="485775"/>
+            <wp:effectExtent l="0" t="0" r="9525" b="9525"/>
+            <wp:docPr id="112" name="Imagem 112"/>
+            <wp:cNvGraphicFramePr>
+              <a:graphicFrameLocks xmlns:a="http://schemas.openxmlformats.org/drawingml/2006/main" noChangeAspect="1"/>
+            </wp:cNvGraphicFramePr>
+            <a:graphic xmlns:a="http://schemas.openxmlformats.org/drawingml/2006/main">
+              <a:graphicData uri="http://schemas.openxmlformats.org/drawingml/2006/picture">
+                <pic:pic xmlns:pic="http://schemas.openxmlformats.org/drawingml/2006/picture">
+                  <pic:nvPicPr>
+                    <pic:cNvPr id="0" name="Picture 3"/>
+                    <pic:cNvPicPr>
+                      <a:picLocks noChangeAspect="1" noChangeArrowheads="1"/>
+                    </pic:cNvPicPr>
+                  </pic:nvPicPr>
+                  <pic:blipFill>
+                    <a:blip r:embed="rId118">
+                      <a:extLst>
+                        <a:ext uri="{28A0092B-C50C-407E-A947-70E740481C1C}">
+                          <a14:useLocalDpi xmlns:a14="http://schemas.microsoft.com/office/drawing/2010/main" val="0"/>
+                        </a:ext>
+                      </a:extLst>
+                    </a:blip>
+                    <a:srcRect/>
+                    <a:stretch>
+                      <a:fillRect/>
+                    </a:stretch>
+                  </pic:blipFill>
+                  <pic:spPr bwMode="auto">
+                    <a:xfrm>
+                      <a:off x="0" y="0"/>
+                      <a:ext cx="1343025" cy="485775"/>
+                    </a:xfrm>
+                    <a:prstGeom prst="rect">
+                      <a:avLst/>
+                    </a:prstGeom>
+                    <a:noFill/>
+                  </pic:spPr>
+                </pic:pic>
+              </a:graphicData>
+            </a:graphic>
+          </wp:inline>
+        </w:drawing>
+      </w:r>
+    </w:p>
+    <w:p>
+      <w:pPr>
+        <w:jc w:val="both"/>
+      </w:pPr>
+    </w:p>
+    <w:p>
+      <w:pPr>
+        <w:jc w:val="both"/>
+      </w:pPr>
+    </w:p>
+    <w:p>
+      <w:pPr>
+        <w:jc w:val="both"/>
+      </w:pPr>
+    </w:p>
+    <w:p>
+      <w:pPr>
+        <w:jc w:val="both"/>
+      </w:pPr>
+      <w:r>
+        <w:t xml:space="preserve">72-Inserimos um paragrafo fazendo uma pergunta qual a </w:t>
+      </w:r>
+      <w:proofErr w:type="spellStart"/>
+      <w:r>
+        <w:t>preferencia</w:t>
+      </w:r>
+      <w:proofErr w:type="spellEnd"/>
+      <w:r>
+        <w:t xml:space="preserve"> de horário e adicionamos </w:t>
+      </w:r>
+      <w:proofErr w:type="spellStart"/>
+      <w:r>
+        <w:t>select</w:t>
+      </w:r>
+      <w:proofErr w:type="spellEnd"/>
+      <w:r>
+        <w:t xml:space="preserve"> com </w:t>
+      </w:r>
+      <w:proofErr w:type="spellStart"/>
+      <w:r>
+        <w:t>option</w:t>
+      </w:r>
+      <w:proofErr w:type="spellEnd"/>
+      <w:r>
+        <w:t xml:space="preserve"> no </w:t>
+      </w:r>
+      <w:proofErr w:type="spellStart"/>
+      <w:r>
+        <w:t>html</w:t>
+      </w:r>
+      <w:proofErr w:type="spellEnd"/>
+      <w:r>
+        <w:t xml:space="preserve"> conforme código.</w:t>
+      </w:r>
+    </w:p>
+    <w:p>
+      <w:pPr>
+        <w:tabs>
+          <w:tab w:val="right" w:pos="8504"/>
+        </w:tabs>
+        <w:jc w:val="both"/>
+      </w:pPr>
+      <w:r>
+        <w:drawing>
+          <wp:inline distT="0" distB="0" distL="0" distR="0" wp14:anchorId="762E8923" wp14:editId="0096B86F">
+            <wp:extent cx="2762636" cy="1276528"/>
+            <wp:effectExtent l="0" t="0" r="0" b="0"/>
+            <wp:docPr id="113" name="Imagem 113"/>
+            <wp:cNvGraphicFramePr>
+              <a:graphicFrameLocks xmlns:a="http://schemas.openxmlformats.org/drawingml/2006/main" noChangeAspect="1"/>
+            </wp:cNvGraphicFramePr>
+            <a:graphic xmlns:a="http://schemas.openxmlformats.org/drawingml/2006/main">
+              <a:graphicData uri="http://schemas.openxmlformats.org/drawingml/2006/picture">
+                <pic:pic xmlns:pic="http://schemas.openxmlformats.org/drawingml/2006/picture">
+                  <pic:nvPicPr>
+                    <pic:cNvPr id="1" name=""/>
+                    <pic:cNvPicPr/>
+                  </pic:nvPicPr>
+                  <pic:blipFill>
+                    <a:blip r:embed="rId119"/>
+                    <a:stretch>
+                      <a:fillRect/>
+                    </a:stretch>
+                  </pic:blipFill>
+                  <pic:spPr>
+                    <a:xfrm>
+                      <a:off x="0" y="0"/>
+                      <a:ext cx="2762636" cy="1276528"/>
+                    </a:xfrm>
+                    <a:prstGeom prst="rect">
+                      <a:avLst/>
+                    </a:prstGeom>
+                  </pic:spPr>
+                </pic:pic>
+              </a:graphicData>
+            </a:graphic>
+          </wp:inline>
+        </w:drawing>
+      </w:r>
+      <w:r>
+        <w:t xml:space="preserve">      </w:t>
+      </w:r>
+      <w:r>
+        <w:rPr>
+          <w:noProof/>
+        </w:rPr>
+        <w:drawing>
+          <wp:inline distT="0" distB="0" distL="0" distR="0" wp14:anchorId="55BC4AD5">
+            <wp:extent cx="1524000" cy="904875"/>
+            <wp:effectExtent l="0" t="0" r="0" b="9525"/>
+            <wp:docPr id="114" name="Imagem 114"/>
+            <wp:cNvGraphicFramePr>
+              <a:graphicFrameLocks xmlns:a="http://schemas.openxmlformats.org/drawingml/2006/main" noChangeAspect="1"/>
+            </wp:cNvGraphicFramePr>
+            <a:graphic xmlns:a="http://schemas.openxmlformats.org/drawingml/2006/main">
+              <a:graphicData uri="http://schemas.openxmlformats.org/drawingml/2006/picture">
+                <pic:pic xmlns:pic="http://schemas.openxmlformats.org/drawingml/2006/picture">
+                  <pic:nvPicPr>
+                    <pic:cNvPr id="0" name="Picture 4"/>
+                    <pic:cNvPicPr>
+                      <a:picLocks noChangeAspect="1" noChangeArrowheads="1"/>
+                    </pic:cNvPicPr>
+                  </pic:nvPicPr>
+                  <pic:blipFill>
+                    <a:blip r:embed="rId120">
+                      <a:extLst>
+                        <a:ext uri="{28A0092B-C50C-407E-A947-70E740481C1C}">
+                          <a14:useLocalDpi xmlns:a14="http://schemas.microsoft.com/office/drawing/2010/main" val="0"/>
+                        </a:ext>
+                      </a:extLst>
+                    </a:blip>
+                    <a:srcRect/>
+                    <a:stretch>
+                      <a:fillRect/>
+                    </a:stretch>
+                  </pic:blipFill>
+                  <pic:spPr bwMode="auto">
+                    <a:xfrm>
+                      <a:off x="0" y="0"/>
+                      <a:ext cx="1524000" cy="904875"/>
+                    </a:xfrm>
+                    <a:prstGeom prst="rect">
+                      <a:avLst/>
+                    </a:prstGeom>
+                    <a:noFill/>
+                  </pic:spPr>
+                </pic:pic>
+              </a:graphicData>
+            </a:graphic>
+          </wp:inline>
+        </w:drawing>
+      </w:r>
+      <w:r>
+        <w:tab/>
+      </w:r>
+    </w:p>
+    <w:p>
+      <w:pPr>
+        <w:tabs>
+          <w:tab w:val="right" w:pos="8504"/>
+        </w:tabs>
+        <w:jc w:val="both"/>
+      </w:pPr>
+    </w:p>
+    <w:p>
+      <w:pPr>
+        <w:tabs>
+          <w:tab w:val="right" w:pos="8504"/>
+        </w:tabs>
+        <w:jc w:val="both"/>
+      </w:pPr>
+      <w:r>
+        <w:t>73-</w:t>
+      </w:r>
+      <w:proofErr w:type="gramStart"/>
+      <w:r>
+        <w:t>entramos</w:t>
+      </w:r>
+      <w:proofErr w:type="gramEnd"/>
+      <w:r>
+        <w:t xml:space="preserve"> no site (mobile input </w:t>
+      </w:r>
+      <w:proofErr w:type="spellStart"/>
+      <w:r>
+        <w:t>types</w:t>
+      </w:r>
+      <w:proofErr w:type="spellEnd"/>
+      <w:r>
+        <w:t>) para verificar os tipos de inputs para dispositivos mobile e alteramos em nosso formulário alguns tipos para ficar compatível com os dispositivos de celulares.</w:t>
+      </w:r>
+      <w:r>
+        <w:tab/>
+      </w:r>
+    </w:p>
+    <w:p>
+      <w:pPr>
+        <w:tabs>
+          <w:tab w:val="right" w:pos="8504"/>
+        </w:tabs>
+        <w:jc w:val="both"/>
+      </w:pPr>
+      <w:r>
+        <w:t xml:space="preserve">  </w:t>
+      </w:r>
+      <w:r>
+        <w:rPr>
+          <w:noProof/>
+        </w:rPr>
+        <w:drawing>
+          <wp:inline distT="0" distB="0" distL="0" distR="0" wp14:anchorId="65B6A880">
+            <wp:extent cx="3934460" cy="1466850"/>
+            <wp:effectExtent l="0" t="0" r="8890" b="0"/>
+            <wp:docPr id="115" name="Imagem 115"/>
+            <wp:cNvGraphicFramePr>
+              <a:graphicFrameLocks xmlns:a="http://schemas.openxmlformats.org/drawingml/2006/main" noChangeAspect="1"/>
+            </wp:cNvGraphicFramePr>
+            <a:graphic xmlns:a="http://schemas.openxmlformats.org/drawingml/2006/main">
+              <a:graphicData uri="http://schemas.openxmlformats.org/drawingml/2006/picture">
+                <pic:pic xmlns:pic="http://schemas.openxmlformats.org/drawingml/2006/picture">
+                  <pic:nvPicPr>
+                    <pic:cNvPr id="0" name="Picture 5"/>
+                    <pic:cNvPicPr>
+                      <a:picLocks noChangeAspect="1" noChangeArrowheads="1"/>
+                    </pic:cNvPicPr>
+                  </pic:nvPicPr>
+                  <pic:blipFill>
+                    <a:blip r:embed="rId121">
+                      <a:extLst>
+                        <a:ext uri="{28A0092B-C50C-407E-A947-70E740481C1C}">
+                          <a14:useLocalDpi xmlns:a14="http://schemas.microsoft.com/office/drawing/2010/main" val="0"/>
+                        </a:ext>
+                      </a:extLst>
+                    </a:blip>
+                    <a:srcRect/>
+                    <a:stretch>
+                      <a:fillRect/>
+                    </a:stretch>
+                  </pic:blipFill>
+                  <pic:spPr bwMode="auto">
+                    <a:xfrm>
+                      <a:off x="0" y="0"/>
+                      <a:ext cx="3934460" cy="1466850"/>
+                    </a:xfrm>
+                    <a:prstGeom prst="rect">
+                      <a:avLst/>
+                    </a:prstGeom>
+                    <a:noFill/>
+                  </pic:spPr>
+                </pic:pic>
+              </a:graphicData>
+            </a:graphic>
+          </wp:inline>
+        </w:drawing>
+      </w:r>
+    </w:p>
+    <w:p>
+      <w:pPr>
+        <w:jc w:val="both"/>
+      </w:pPr>
+      <w:r>
+        <w:t xml:space="preserve">  </w:t>
+      </w:r>
+    </w:p>
+    <w:p>
+      <w:pPr>
+        <w:jc w:val="both"/>
+      </w:pPr>
+      <w:r>
+        <w:t xml:space="preserve">  </w:t>
+      </w:r>
+      <w:r>
+        <w:t xml:space="preserve">74-Quando queremos </w:t>
+      </w:r>
+      <w:r>
+        <w:t xml:space="preserve">que </w:t>
+      </w:r>
+      <w:proofErr w:type="gramStart"/>
+      <w:r>
+        <w:t>alguns campos seja</w:t>
+      </w:r>
+      <w:proofErr w:type="gramEnd"/>
+      <w:r>
+        <w:t xml:space="preserve"> obrigatório no formulário usamos o </w:t>
+      </w:r>
+      <w:proofErr w:type="spellStart"/>
+      <w:r>
+        <w:t>required</w:t>
+      </w:r>
+      <w:proofErr w:type="spellEnd"/>
+      <w:r>
+        <w:t xml:space="preserve"> no input (</w:t>
+      </w:r>
+      <w:proofErr w:type="spellStart"/>
+      <w:r>
+        <w:t>obs</w:t>
+      </w:r>
+      <w:proofErr w:type="spellEnd"/>
+      <w:r>
+        <w:t xml:space="preserve">: Se usamos o tipo de input correto com por exemplo </w:t>
+      </w:r>
+      <w:proofErr w:type="spellStart"/>
+      <w:r>
+        <w:t>email</w:t>
+      </w:r>
+      <w:proofErr w:type="spellEnd"/>
+      <w:r>
+        <w:t xml:space="preserve"> se não tiver correto a grafia ele também não envia).</w:t>
+      </w:r>
+    </w:p>
+    <w:p>
+      <w:pPr>
+        <w:jc w:val="both"/>
+      </w:pPr>
+      <w:r>
+        <w:t xml:space="preserve">             </w:t>
+      </w:r>
+      <w:r>
+        <w:rPr>
+          <w:noProof/>
+        </w:rPr>
+        <w:drawing>
+          <wp:inline distT="0" distB="0" distL="0" distR="0" wp14:anchorId="10ABCC27">
+            <wp:extent cx="4486910" cy="1533525"/>
+            <wp:effectExtent l="0" t="0" r="8890" b="9525"/>
+            <wp:docPr id="116" name="Imagem 116"/>
+            <wp:cNvGraphicFramePr>
+              <a:graphicFrameLocks xmlns:a="http://schemas.openxmlformats.org/drawingml/2006/main" noChangeAspect="1"/>
+            </wp:cNvGraphicFramePr>
+            <a:graphic xmlns:a="http://schemas.openxmlformats.org/drawingml/2006/main">
+              <a:graphicData uri="http://schemas.openxmlformats.org/drawingml/2006/picture">
+                <pic:pic xmlns:pic="http://schemas.openxmlformats.org/drawingml/2006/picture">
+                  <pic:nvPicPr>
+                    <pic:cNvPr id="0" name="Picture 6"/>
+                    <pic:cNvPicPr>
+                      <a:picLocks noChangeAspect="1" noChangeArrowheads="1"/>
+                    </pic:cNvPicPr>
+                  </pic:nvPicPr>
+                  <pic:blipFill>
+                    <a:blip r:embed="rId122">
+                      <a:extLst>
+                        <a:ext uri="{28A0092B-C50C-407E-A947-70E740481C1C}">
+                          <a14:useLocalDpi xmlns:a14="http://schemas.microsoft.com/office/drawing/2010/main" val="0"/>
+                        </a:ext>
+                      </a:extLst>
+                    </a:blip>
+                    <a:srcRect/>
+                    <a:stretch>
+                      <a:fillRect/>
+                    </a:stretch>
+                  </pic:blipFill>
+                  <pic:spPr bwMode="auto">
+                    <a:xfrm>
+                      <a:off x="0" y="0"/>
+                      <a:ext cx="4486910" cy="1533525"/>
+                    </a:xfrm>
+                    <a:prstGeom prst="rect">
+                      <a:avLst/>
+                    </a:prstGeom>
+                    <a:noFill/>
+                  </pic:spPr>
+                </pic:pic>
+              </a:graphicData>
+            </a:graphic>
+          </wp:inline>
+        </w:drawing>
+      </w:r>
+      <w:r>
+        <w:t xml:space="preserve">      </w:t>
+      </w:r>
+    </w:p>
+    <w:p>
+      <w:pPr>
+        <w:jc w:val="both"/>
+      </w:pPr>
+    </w:p>
+    <w:p>
+      <w:pPr>
+        <w:jc w:val="both"/>
+      </w:pPr>
+    </w:p>
+    <w:p>
+      <w:pPr>
+        <w:jc w:val="both"/>
+      </w:pPr>
+    </w:p>
+    <w:p>
+      <w:pPr>
+        <w:jc w:val="both"/>
+      </w:pPr>
+    </w:p>
+    <w:p>
+      <w:pPr>
+        <w:jc w:val="both"/>
+      </w:pPr>
+    </w:p>
+    <w:p>
+      <w:pPr>
+        <w:jc w:val="both"/>
+      </w:pPr>
+    </w:p>
+    <w:p>
+      <w:pPr>
+        <w:jc w:val="both"/>
+      </w:pPr>
+    </w:p>
+    <w:p>
+      <w:pPr>
+        <w:jc w:val="both"/>
+      </w:pPr>
+      <w:r>
+        <w:t>75-</w:t>
+      </w:r>
+      <w:r>
+        <w:t xml:space="preserve"> </w:t>
+      </w:r>
+      <w:r>
+        <w:t xml:space="preserve">Utilizamos o </w:t>
+      </w:r>
+      <w:proofErr w:type="spellStart"/>
+      <w:r>
+        <w:t>placholder</w:t>
+      </w:r>
+      <w:proofErr w:type="spellEnd"/>
+      <w:r>
+        <w:t xml:space="preserve"> para deixar exemplo dentro dos inputs como deve ser preenchido.</w:t>
+      </w:r>
+    </w:p>
+    <w:p>
+      <w:pPr>
+        <w:jc w:val="both"/>
+      </w:pPr>
+      <w:r>
+        <w:t xml:space="preserve"> </w:t>
+      </w:r>
+      <w:r>
+        <w:rPr>
+          <w:noProof/>
+        </w:rPr>
+        <w:drawing>
+          <wp:inline distT="0" distB="0" distL="0" distR="0" wp14:anchorId="5E2BA094">
+            <wp:extent cx="6268085" cy="1524000"/>
+            <wp:effectExtent l="0" t="0" r="0" b="0"/>
+            <wp:docPr id="117" name="Imagem 117"/>
+            <wp:cNvGraphicFramePr>
+              <a:graphicFrameLocks xmlns:a="http://schemas.openxmlformats.org/drawingml/2006/main" noChangeAspect="1"/>
+            </wp:cNvGraphicFramePr>
+            <a:graphic xmlns:a="http://schemas.openxmlformats.org/drawingml/2006/main">
+              <a:graphicData uri="http://schemas.openxmlformats.org/drawingml/2006/picture">
+                <pic:pic xmlns:pic="http://schemas.openxmlformats.org/drawingml/2006/picture">
+                  <pic:nvPicPr>
+                    <pic:cNvPr id="0" name="Picture 7"/>
+                    <pic:cNvPicPr>
+                      <a:picLocks noChangeAspect="1" noChangeArrowheads="1"/>
+                    </pic:cNvPicPr>
+                  </pic:nvPicPr>
+                  <pic:blipFill>
+                    <a:blip r:embed="rId123">
+                      <a:extLst>
+                        <a:ext uri="{28A0092B-C50C-407E-A947-70E740481C1C}">
+                          <a14:useLocalDpi xmlns:a14="http://schemas.microsoft.com/office/drawing/2010/main" val="0"/>
+                        </a:ext>
+                      </a:extLst>
+                    </a:blip>
+                    <a:srcRect/>
+                    <a:stretch>
+                      <a:fillRect/>
+                    </a:stretch>
+                  </pic:blipFill>
+                  <pic:spPr bwMode="auto">
+                    <a:xfrm>
+                      <a:off x="0" y="0"/>
+                      <a:ext cx="6268085" cy="1524000"/>
+                    </a:xfrm>
+                    <a:prstGeom prst="rect">
+                      <a:avLst/>
+                    </a:prstGeom>
+                    <a:noFill/>
+                  </pic:spPr>
+                </pic:pic>
+              </a:graphicData>
+            </a:graphic>
+          </wp:inline>
+        </w:drawing>
+      </w:r>
+      <w:r>
+        <w:t xml:space="preserve"> </w:t>
+      </w:r>
+    </w:p>
+    <w:p>
+      <w:pPr>
+        <w:jc w:val="both"/>
+      </w:pPr>
+    </w:p>
+    <w:p>
+      <w:pPr>
+        <w:jc w:val="both"/>
+      </w:pPr>
+      <w:r>
+        <w:t xml:space="preserve"> </w:t>
+      </w:r>
+      <w:r>
+        <w:rPr>
+          <w:noProof/>
+        </w:rPr>
+        <w:drawing>
+          <wp:inline distT="0" distB="0" distL="0" distR="0" wp14:anchorId="734BECF8">
+            <wp:extent cx="3515360" cy="1190625"/>
+            <wp:effectExtent l="0" t="0" r="8890" b="9525"/>
+            <wp:docPr id="118" name="Imagem 118"/>
+            <wp:cNvGraphicFramePr>
+              <a:graphicFrameLocks xmlns:a="http://schemas.openxmlformats.org/drawingml/2006/main" noChangeAspect="1"/>
+            </wp:cNvGraphicFramePr>
+            <a:graphic xmlns:a="http://schemas.openxmlformats.org/drawingml/2006/main">
+              <a:graphicData uri="http://schemas.openxmlformats.org/drawingml/2006/picture">
+                <pic:pic xmlns:pic="http://schemas.openxmlformats.org/drawingml/2006/picture">
+                  <pic:nvPicPr>
+                    <pic:cNvPr id="0" name="Picture 8"/>
+                    <pic:cNvPicPr>
+                      <a:picLocks noChangeAspect="1" noChangeArrowheads="1"/>
+                    </pic:cNvPicPr>
+                  </pic:nvPicPr>
+                  <pic:blipFill>
+                    <a:blip r:embed="rId124">
+                      <a:extLst>
+                        <a:ext uri="{28A0092B-C50C-407E-A947-70E740481C1C}">
+                          <a14:useLocalDpi xmlns:a14="http://schemas.microsoft.com/office/drawing/2010/main" val="0"/>
+                        </a:ext>
+                      </a:extLst>
+                    </a:blip>
+                    <a:srcRect/>
+                    <a:stretch>
+                      <a:fillRect/>
+                    </a:stretch>
+                  </pic:blipFill>
+                  <pic:spPr bwMode="auto">
+                    <a:xfrm>
+                      <a:off x="0" y="0"/>
+                      <a:ext cx="3515360" cy="1190625"/>
+                    </a:xfrm>
+                    <a:prstGeom prst="rect">
+                      <a:avLst/>
+                    </a:prstGeom>
+                    <a:noFill/>
+                  </pic:spPr>
+                </pic:pic>
+              </a:graphicData>
+            </a:graphic>
+          </wp:inline>
+        </w:drawing>
+      </w:r>
+      <w:r>
+        <w:t xml:space="preserve">  </w:t>
+      </w:r>
+    </w:p>
+    <w:p>
+      <w:pPr>
+        <w:jc w:val="both"/>
+      </w:pPr>
+    </w:p>
+    <w:p>
+      <w:pPr>
+        <w:jc w:val="both"/>
+      </w:pPr>
+      <w:r>
+        <w:t>76-</w:t>
+      </w:r>
+      <w:r>
+        <w:t xml:space="preserve"> </w:t>
+      </w:r>
+      <w:r>
+        <w:t xml:space="preserve">Trocamos as </w:t>
+      </w:r>
+      <w:proofErr w:type="spellStart"/>
+      <w:r>
+        <w:t>div</w:t>
+      </w:r>
+      <w:proofErr w:type="spellEnd"/>
+      <w:r>
+        <w:t xml:space="preserve"> do formulário por </w:t>
+      </w:r>
+      <w:proofErr w:type="spellStart"/>
+      <w:proofErr w:type="gramStart"/>
+      <w:r>
+        <w:t>fieldser</w:t>
+      </w:r>
+      <w:proofErr w:type="spellEnd"/>
+      <w:r>
+        <w:t>(</w:t>
+      </w:r>
+      <w:proofErr w:type="gramEnd"/>
+      <w:r>
+        <w:t xml:space="preserve">conjuntos de campos)e as parágrafos por </w:t>
+      </w:r>
+      <w:proofErr w:type="spellStart"/>
+      <w:r>
+        <w:t>legend</w:t>
+      </w:r>
+      <w:proofErr w:type="spellEnd"/>
+      <w:r>
+        <w:t xml:space="preserve"> sendo uma forma de trabalhar quando estamos tratando de formulário e no </w:t>
+      </w:r>
+      <w:proofErr w:type="spellStart"/>
+      <w:r>
+        <w:t>css</w:t>
+      </w:r>
+      <w:proofErr w:type="spellEnd"/>
+      <w:r>
+        <w:t xml:space="preserve"> as </w:t>
+      </w:r>
+      <w:proofErr w:type="spellStart"/>
+      <w:r>
+        <w:t>legend</w:t>
+      </w:r>
+      <w:proofErr w:type="spellEnd"/>
+      <w:r>
+        <w:t xml:space="preserve"> ficaram com as mesmas configurações das </w:t>
+      </w:r>
+      <w:proofErr w:type="spellStart"/>
+      <w:r>
+        <w:t>label</w:t>
+      </w:r>
+      <w:proofErr w:type="spellEnd"/>
+      <w:r>
+        <w:t>.</w:t>
+      </w:r>
+    </w:p>
+    <w:p>
+      <w:pPr>
+        <w:jc w:val="both"/>
+      </w:pPr>
+      <w:r>
+        <w:t xml:space="preserve">        </w:t>
+      </w:r>
+      <w:r>
+        <w:drawing>
+          <wp:inline distT="0" distB="0" distL="0" distR="0" wp14:anchorId="68208C0D" wp14:editId="21670635">
+            <wp:extent cx="3385820" cy="2714625"/>
+            <wp:effectExtent l="0" t="0" r="5080" b="9525"/>
+            <wp:docPr id="119" name="Imagem 119"/>
+            <wp:cNvGraphicFramePr>
+              <a:graphicFrameLocks xmlns:a="http://schemas.openxmlformats.org/drawingml/2006/main" noChangeAspect="1"/>
+            </wp:cNvGraphicFramePr>
+            <a:graphic xmlns:a="http://schemas.openxmlformats.org/drawingml/2006/main">
+              <a:graphicData uri="http://schemas.openxmlformats.org/drawingml/2006/picture">
+                <pic:pic xmlns:pic="http://schemas.openxmlformats.org/drawingml/2006/picture">
+                  <pic:nvPicPr>
+                    <pic:cNvPr id="1" name=""/>
+                    <pic:cNvPicPr/>
+                  </pic:nvPicPr>
+                  <pic:blipFill>
+                    <a:blip r:embed="rId125"/>
+                    <a:stretch>
+                      <a:fillRect/>
+                    </a:stretch>
+                  </pic:blipFill>
+                  <pic:spPr>
+                    <a:xfrm>
+                      <a:off x="0" y="0"/>
+                      <a:ext cx="3386465" cy="2715142"/>
+                    </a:xfrm>
+                    <a:prstGeom prst="rect">
+                      <a:avLst/>
+                    </a:prstGeom>
+                  </pic:spPr>
+                </pic:pic>
+              </a:graphicData>
+            </a:graphic>
+          </wp:inline>
+        </w:drawing>
+      </w:r>
+      <w:r>
+        <w:t xml:space="preserve">   </w:t>
+      </w:r>
+      <w:r>
+        <w:rPr>
+          <w:noProof/>
+        </w:rPr>
+        <w:drawing>
+          <wp:inline distT="0" distB="0" distL="0" distR="0" wp14:anchorId="4893BC1A">
+            <wp:extent cx="1419225" cy="733425"/>
+            <wp:effectExtent l="0" t="0" r="9525" b="9525"/>
+            <wp:docPr id="120" name="Imagem 120"/>
+            <wp:cNvGraphicFramePr>
+              <a:graphicFrameLocks xmlns:a="http://schemas.openxmlformats.org/drawingml/2006/main" noChangeAspect="1"/>
+            </wp:cNvGraphicFramePr>
+            <a:graphic xmlns:a="http://schemas.openxmlformats.org/drawingml/2006/main">
+              <a:graphicData uri="http://schemas.openxmlformats.org/drawingml/2006/picture">
+                <pic:pic xmlns:pic="http://schemas.openxmlformats.org/drawingml/2006/picture">
+                  <pic:nvPicPr>
+                    <pic:cNvPr id="0" name="Picture 9"/>
+                    <pic:cNvPicPr>
+                      <a:picLocks noChangeAspect="1" noChangeArrowheads="1"/>
+                    </pic:cNvPicPr>
+                  </pic:nvPicPr>
+                  <pic:blipFill>
+                    <a:blip r:embed="rId126">
+                      <a:extLst>
+                        <a:ext uri="{28A0092B-C50C-407E-A947-70E740481C1C}">
+                          <a14:useLocalDpi xmlns:a14="http://schemas.microsoft.com/office/drawing/2010/main" val="0"/>
+                        </a:ext>
+                      </a:extLst>
+                    </a:blip>
+                    <a:srcRect/>
+                    <a:stretch>
+                      <a:fillRect/>
+                    </a:stretch>
+                  </pic:blipFill>
+                  <pic:spPr bwMode="auto">
+                    <a:xfrm>
+                      <a:off x="0" y="0"/>
+                      <a:ext cx="1419225" cy="733425"/>
+                    </a:xfrm>
+                    <a:prstGeom prst="rect">
+                      <a:avLst/>
+                    </a:prstGeom>
+                    <a:noFill/>
+                  </pic:spPr>
+                </pic:pic>
+              </a:graphicData>
+            </a:graphic>
+          </wp:inline>
+        </w:drawing>
+      </w:r>
+      <w:r>
+        <w:t xml:space="preserve">        </w:t>
+      </w:r>
+    </w:p>
+    <w:p>
+      <w:pPr>
+        <w:jc w:val="both"/>
+      </w:pPr>
+    </w:p>
+    <w:p>
+      <w:pPr>
+        <w:jc w:val="both"/>
+      </w:pPr>
+      <w:r>
+        <w:t>77-</w:t>
+      </w:r>
+      <w:proofErr w:type="gramStart"/>
+      <w:r>
+        <w:t>no</w:t>
+      </w:r>
+      <w:proofErr w:type="gramEnd"/>
+      <w:r>
+        <w:t xml:space="preserve"> </w:t>
+      </w:r>
+      <w:proofErr w:type="spellStart"/>
+      <w:r>
+        <w:t>html</w:t>
+      </w:r>
+      <w:proofErr w:type="spellEnd"/>
+      <w:r>
+        <w:t xml:space="preserve"> inserimos um </w:t>
+      </w:r>
+      <w:proofErr w:type="spellStart"/>
+      <w:r>
+        <w:t>class</w:t>
+      </w:r>
+      <w:proofErr w:type="spellEnd"/>
+      <w:r>
+        <w:t xml:space="preserve"> enviar no botão e no </w:t>
+      </w:r>
+      <w:proofErr w:type="spellStart"/>
+      <w:r>
+        <w:t>css</w:t>
+      </w:r>
+      <w:proofErr w:type="spellEnd"/>
+      <w:r>
+        <w:t xml:space="preserve"> aumentamos a largura e o espaço interno tanto para cima com para baixo</w:t>
+      </w:r>
+    </w:p>
+    <w:p>
+      <w:pPr>
+        <w:jc w:val="both"/>
+      </w:pPr>
+      <w:r>
+        <w:t xml:space="preserve">  </w:t>
+      </w:r>
+      <w:r>
+        <w:rPr>
+          <w:noProof/>
+        </w:rPr>
+        <w:drawing>
+          <wp:inline distT="0" distB="0" distL="0" distR="0" wp14:anchorId="50610E71">
+            <wp:extent cx="3707289" cy="209550"/>
+            <wp:effectExtent l="0" t="0" r="7620" b="0"/>
+            <wp:docPr id="121" name="Imagem 121"/>
+            <wp:cNvGraphicFramePr>
+              <a:graphicFrameLocks xmlns:a="http://schemas.openxmlformats.org/drawingml/2006/main" noChangeAspect="1"/>
+            </wp:cNvGraphicFramePr>
+            <a:graphic xmlns:a="http://schemas.openxmlformats.org/drawingml/2006/main">
+              <a:graphicData uri="http://schemas.openxmlformats.org/drawingml/2006/picture">
+                <pic:pic xmlns:pic="http://schemas.openxmlformats.org/drawingml/2006/picture">
+                  <pic:nvPicPr>
+                    <pic:cNvPr id="0" name="Picture 10"/>
+                    <pic:cNvPicPr>
+                      <a:picLocks noChangeAspect="1" noChangeArrowheads="1"/>
+                    </pic:cNvPicPr>
+                  </pic:nvPicPr>
+                  <pic:blipFill>
+                    <a:blip r:embed="rId127">
+                      <a:extLst>
+                        <a:ext uri="{28A0092B-C50C-407E-A947-70E740481C1C}">
+                          <a14:useLocalDpi xmlns:a14="http://schemas.microsoft.com/office/drawing/2010/main" val="0"/>
+                        </a:ext>
+                      </a:extLst>
+                    </a:blip>
+                    <a:srcRect/>
+                    <a:stretch>
+                      <a:fillRect/>
+                    </a:stretch>
+                  </pic:blipFill>
+                  <pic:spPr bwMode="auto">
+                    <a:xfrm>
+                      <a:off x="0" y="0"/>
+                      <a:ext cx="3711045" cy="209762"/>
+                    </a:xfrm>
+                    <a:prstGeom prst="rect">
+                      <a:avLst/>
+                    </a:prstGeom>
+                    <a:noFill/>
+                  </pic:spPr>
+                </pic:pic>
+              </a:graphicData>
+            </a:graphic>
+          </wp:inline>
+        </w:drawing>
+      </w:r>
+      <w:r>
+        <w:t xml:space="preserve">       </w:t>
+      </w:r>
+      <w:r>
+        <w:rPr>
+          <w:noProof/>
+        </w:rPr>
+        <w:drawing>
+          <wp:inline distT="0" distB="0" distL="0" distR="0" wp14:anchorId="039294E3">
+            <wp:extent cx="1362075" cy="610708"/>
+            <wp:effectExtent l="0" t="0" r="0" b="0"/>
+            <wp:docPr id="122" name="Imagem 122"/>
+            <wp:cNvGraphicFramePr>
+              <a:graphicFrameLocks xmlns:a="http://schemas.openxmlformats.org/drawingml/2006/main" noChangeAspect="1"/>
+            </wp:cNvGraphicFramePr>
+            <a:graphic xmlns:a="http://schemas.openxmlformats.org/drawingml/2006/main">
+              <a:graphicData uri="http://schemas.openxmlformats.org/drawingml/2006/picture">
+                <pic:pic xmlns:pic="http://schemas.openxmlformats.org/drawingml/2006/picture">
+                  <pic:nvPicPr>
+                    <pic:cNvPr id="0" name="Picture 11"/>
+                    <pic:cNvPicPr>
+                      <a:picLocks noChangeAspect="1" noChangeArrowheads="1"/>
+                    </pic:cNvPicPr>
+                  </pic:nvPicPr>
+                  <pic:blipFill>
+                    <a:blip r:embed="rId128">
+                      <a:extLst>
+                        <a:ext uri="{28A0092B-C50C-407E-A947-70E740481C1C}">
+                          <a14:useLocalDpi xmlns:a14="http://schemas.microsoft.com/office/drawing/2010/main" val="0"/>
+                        </a:ext>
+                      </a:extLst>
+                    </a:blip>
+                    <a:srcRect/>
+                    <a:stretch>
+                      <a:fillRect/>
+                    </a:stretch>
+                  </pic:blipFill>
+                  <pic:spPr bwMode="auto">
+                    <a:xfrm>
+                      <a:off x="0" y="0"/>
+                      <a:ext cx="1590572" cy="713158"/>
+                    </a:xfrm>
+                    <a:prstGeom prst="rect">
+                      <a:avLst/>
+                    </a:prstGeom>
+                    <a:noFill/>
+                  </pic:spPr>
+                </pic:pic>
+              </a:graphicData>
+            </a:graphic>
+          </wp:inline>
+        </w:drawing>
+      </w:r>
+      <w:r>
+        <w:t xml:space="preserve">   </w:t>
+      </w:r>
+    </w:p>
+    <w:p>
+      <w:pPr>
+        <w:jc w:val="both"/>
+      </w:pPr>
+      <w:r>
+        <w:t>78-</w:t>
+      </w:r>
+      <w:r>
+        <w:t xml:space="preserve">Ainda trabalhando com botão </w:t>
+      </w:r>
+      <w:r>
+        <w:t>enviar fizemos:</w:t>
+      </w:r>
+    </w:p>
+    <w:p>
+      <w:pPr>
+        <w:pStyle w:val="PargrafodaLista"/>
+        <w:numPr>
+          <w:ilvl w:val="0"/>
+          <w:numId w:val="1"/>
+        </w:numPr>
+        <w:jc w:val="both"/>
+      </w:pPr>
+      <w:r>
+        <w:t xml:space="preserve">Colocamos </w:t>
+      </w:r>
+      <w:proofErr w:type="gramStart"/>
+      <w:r>
+        <w:t>um cor</w:t>
+      </w:r>
+      <w:proofErr w:type="gramEnd"/>
+      <w:r>
+        <w:t xml:space="preserve"> de fundo</w:t>
+      </w:r>
+    </w:p>
+    <w:p>
+      <w:pPr>
+        <w:pStyle w:val="PargrafodaLista"/>
+        <w:numPr>
+          <w:ilvl w:val="0"/>
+          <w:numId w:val="1"/>
+        </w:numPr>
+        <w:jc w:val="both"/>
+      </w:pPr>
+      <w:r>
+        <w:t>Mudamos a cor da letra para branco</w:t>
+      </w:r>
+    </w:p>
+    <w:p>
+      <w:pPr>
+        <w:pStyle w:val="PargrafodaLista"/>
+        <w:numPr>
+          <w:ilvl w:val="0"/>
+          <w:numId w:val="1"/>
+        </w:numPr>
+        <w:jc w:val="both"/>
+      </w:pPr>
+      <w:r>
+        <w:t xml:space="preserve"> </w:t>
+      </w:r>
+      <w:r>
+        <w:t>Deixamos o texto mais incorporado e negrito</w:t>
+      </w:r>
+    </w:p>
+    <w:p>
+      <w:pPr>
+        <w:pStyle w:val="PargrafodaLista"/>
+        <w:numPr>
+          <w:ilvl w:val="0"/>
+          <w:numId w:val="1"/>
+        </w:numPr>
+        <w:jc w:val="both"/>
+      </w:pPr>
+      <w:r>
+        <w:t xml:space="preserve">Aumentamos o tamanho da fonte </w:t>
+      </w:r>
+    </w:p>
+    <w:p>
+      <w:pPr>
+        <w:pStyle w:val="PargrafodaLista"/>
+        <w:numPr>
+          <w:ilvl w:val="0"/>
+          <w:numId w:val="1"/>
+        </w:numPr>
+        <w:jc w:val="both"/>
+      </w:pPr>
+      <w:r>
+        <w:t>Tiramos a borda do botão</w:t>
+      </w:r>
+    </w:p>
+    <w:p>
+      <w:pPr>
+        <w:pStyle w:val="PargrafodaLista"/>
+        <w:numPr>
+          <w:ilvl w:val="0"/>
+          <w:numId w:val="1"/>
+        </w:numPr>
+        <w:jc w:val="both"/>
+      </w:pPr>
+      <w:r>
+        <w:t xml:space="preserve">E </w:t>
+      </w:r>
+      <w:proofErr w:type="spellStart"/>
+      <w:r>
+        <w:t>arrendondamos</w:t>
+      </w:r>
+      <w:proofErr w:type="spellEnd"/>
+      <w:r>
+        <w:t xml:space="preserve"> os cantos</w:t>
+      </w:r>
+    </w:p>
+    <w:p>
+      <w:pPr>
+        <w:pStyle w:val="PargrafodaLista"/>
+        <w:jc w:val="both"/>
+      </w:pPr>
       <w:bookmarkStart w:id="0" w:name="_GoBack"/>
       <w:bookmarkEnd w:id="0"/>
-      <w:r>
-        <w:t xml:space="preserve"> </w:t>
-      </w:r>
     </w:p>
     <w:p>
       <w:pPr>
         <w:jc w:val="both"/>
       </w:pPr>
       <w:r>
-        <w:t xml:space="preserve">  </w:t>
-      </w:r>
-    </w:p>
-    <w:p>
-      <w:pPr>
-        <w:jc w:val="both"/>
-      </w:pPr>
-      <w:r>
-        <w:t xml:space="preserve">                                                                                                                                                                                                                                                                                                                                                                                                                                                                                                                                                                                                                                       </w:t>
+        <w:t xml:space="preserve">          </w:t>
+      </w:r>
+      <w:r>
+        <w:rPr>
+          <w:noProof/>
+        </w:rPr>
+        <w:drawing>
+          <wp:inline distT="0" distB="0" distL="0" distR="0" wp14:anchorId="25465536" wp14:editId="163FBD2E">
+            <wp:extent cx="2209800" cy="1491615"/>
+            <wp:effectExtent l="0" t="0" r="0" b="0"/>
+            <wp:docPr id="123" name="Imagem 123"/>
+            <wp:cNvGraphicFramePr>
+              <a:graphicFrameLocks xmlns:a="http://schemas.openxmlformats.org/drawingml/2006/main" noChangeAspect="1"/>
+            </wp:cNvGraphicFramePr>
+            <a:graphic xmlns:a="http://schemas.openxmlformats.org/drawingml/2006/main">
+              <a:graphicData uri="http://schemas.openxmlformats.org/drawingml/2006/picture">
+                <pic:pic xmlns:pic="http://schemas.openxmlformats.org/drawingml/2006/picture">
+                  <pic:nvPicPr>
+                    <pic:cNvPr id="0" name="Picture 12"/>
+                    <pic:cNvPicPr>
+                      <a:picLocks noChangeAspect="1" noChangeArrowheads="1"/>
+                    </pic:cNvPicPr>
+                  </pic:nvPicPr>
+                  <pic:blipFill>
+                    <a:blip r:embed="rId129">
+                      <a:extLst>
+                        <a:ext uri="{28A0092B-C50C-407E-A947-70E740481C1C}">
+                          <a14:useLocalDpi xmlns:a14="http://schemas.microsoft.com/office/drawing/2010/main" val="0"/>
+                        </a:ext>
+                      </a:extLst>
+                    </a:blip>
+                    <a:srcRect/>
+                    <a:stretch>
+                      <a:fillRect/>
+                    </a:stretch>
+                  </pic:blipFill>
+                  <pic:spPr bwMode="auto">
+                    <a:xfrm>
+                      <a:off x="0" y="0"/>
+                      <a:ext cx="2213449" cy="1494078"/>
+                    </a:xfrm>
+                    <a:prstGeom prst="rect">
+                      <a:avLst/>
+                    </a:prstGeom>
+                    <a:noFill/>
+                  </pic:spPr>
+                </pic:pic>
+              </a:graphicData>
+            </a:graphic>
+          </wp:inline>
+        </w:drawing>
+      </w:r>
+      <w:r>
+        <w:t xml:space="preserve">                                                                                                                                                                                                                                                                                                                                                                                                                                                                                                                                                      </w:t>
       </w:r>
     </w:p>
     <w:sectPr>
@@ -9334,7 +10593,7 @@
 </file>
 
 <file path=customXml/itemProps1.xml><?xml version="1.0" encoding="utf-8"?>
-<ds:datastoreItem xmlns:ds="http://schemas.openxmlformats.org/officeDocument/2006/customXml" ds:itemID="{1DAF2786-60C3-4723-9887-945FD466B3CE}">
+<ds:datastoreItem xmlns:ds="http://schemas.openxmlformats.org/officeDocument/2006/customXml" ds:itemID="{5498B00E-D6B3-4BE7-88BA-8C78521878FB}">
   <ds:schemaRefs>
     <ds:schemaRef ds:uri="http://schemas.openxmlformats.org/officeDocument/2006/bibliography"/>
   </ds:schemaRefs>

--- a/Apostila/Projeto Space for Men.docx
+++ b/Apostila/Projeto Space for Men.docx
@@ -8355,6 +8355,9 @@
         <w:jc w:val="both"/>
       </w:pPr>
       <w:r>
+        <w:rPr>
+          <w:noProof/>
+        </w:rPr>
         <w:drawing>
           <wp:inline distT="0" distB="0" distL="0" distR="0" wp14:anchorId="409EFC5E" wp14:editId="10AAA518">
             <wp:extent cx="3982006" cy="1438476"/>
@@ -8607,6 +8610,9 @@
         <w:jc w:val="both"/>
       </w:pPr>
       <w:r>
+        <w:rPr>
+          <w:noProof/>
+        </w:rPr>
         <w:drawing>
           <wp:inline distT="0" distB="0" distL="0" distR="0" wp14:anchorId="762E8923" wp14:editId="0096B86F">
             <wp:extent cx="2762636" cy="1276528"/>
@@ -9178,6 +9184,9 @@
         <w:t xml:space="preserve">        </w:t>
       </w:r>
       <w:r>
+        <w:rPr>
+          <w:noProof/>
+        </w:rPr>
         <w:drawing>
           <wp:inline distT="0" distB="0" distL="0" distR="0" wp14:anchorId="68208C0D" wp14:editId="21670635">
             <wp:extent cx="3385820" cy="2714625"/>
@@ -9546,8 +9555,6 @@
         <w:pStyle w:val="PargrafodaLista"/>
         <w:jc w:val="both"/>
       </w:pPr>
-      <w:bookmarkStart w:id="0" w:name="_GoBack"/>
-      <w:bookmarkEnd w:id="0"/>
     </w:p>
     <w:p>
       <w:pPr>
@@ -9607,7 +9614,401 @@
         </w:drawing>
       </w:r>
       <w:r>
-        <w:t xml:space="preserve">                                                                                                                                                                                                                                                                                                                                                                                                                                                                                                                                                      </w:t>
+        <w:t xml:space="preserve">               </w:t>
+      </w:r>
+    </w:p>
+    <w:p>
+      <w:pPr>
+        <w:jc w:val="both"/>
+      </w:pPr>
+    </w:p>
+    <w:p>
+      <w:pPr>
+        <w:jc w:val="both"/>
+      </w:pPr>
+      <w:r>
+        <w:t xml:space="preserve">79-Trabalhando com </w:t>
+      </w:r>
+      <w:proofErr w:type="spellStart"/>
+      <w:r>
+        <w:t>hover</w:t>
+      </w:r>
+      <w:proofErr w:type="spellEnd"/>
+      <w:r>
+        <w:t xml:space="preserve"> no botão enviar mudamos a cor de fundo ao passar do mouse utilizando background-color, e também criamos uma animação com </w:t>
+      </w:r>
+      <w:proofErr w:type="spellStart"/>
+      <w:r>
+        <w:t>transform</w:t>
+      </w:r>
+      <w:proofErr w:type="spellEnd"/>
+      <w:r>
+        <w:t xml:space="preserve"> </w:t>
+      </w:r>
+      <w:proofErr w:type="spellStart"/>
+      <w:r>
+        <w:t>rotate</w:t>
+      </w:r>
+      <w:proofErr w:type="spellEnd"/>
+      <w:r>
+        <w:t xml:space="preserve"> e </w:t>
+      </w:r>
+      <w:proofErr w:type="spellStart"/>
+      <w:r>
+        <w:t>scale</w:t>
+      </w:r>
+      <w:proofErr w:type="spellEnd"/>
+      <w:r>
+        <w:t xml:space="preserve"> que ao passar o mouse ele realiza uma rotação e o </w:t>
+      </w:r>
+      <w:proofErr w:type="spellStart"/>
+      <w:r>
+        <w:t>scale</w:t>
+      </w:r>
+      <w:proofErr w:type="spellEnd"/>
+      <w:r>
+        <w:t xml:space="preserve"> aumenta o tamanho do botão</w:t>
+      </w:r>
+    </w:p>
+    <w:p>
+      <w:pPr>
+        <w:jc w:val="both"/>
+      </w:pPr>
+      <w:proofErr w:type="spellStart"/>
+      <w:r>
+        <w:t>Obs</w:t>
+      </w:r>
+      <w:proofErr w:type="spellEnd"/>
+      <w:r>
+        <w:t xml:space="preserve">- Não podemos deixar de esquecer de colocar uma </w:t>
+      </w:r>
+      <w:proofErr w:type="spellStart"/>
+      <w:r>
+        <w:t>transition</w:t>
+      </w:r>
+      <w:proofErr w:type="spellEnd"/>
+      <w:r>
+        <w:t xml:space="preserve"> na </w:t>
+      </w:r>
+      <w:proofErr w:type="spellStart"/>
+      <w:r>
+        <w:t>class</w:t>
+      </w:r>
+      <w:proofErr w:type="spellEnd"/>
+      <w:r>
+        <w:t xml:space="preserve"> enviar para controlar o tempo da animação.</w:t>
+      </w:r>
+    </w:p>
+    <w:p>
+      <w:pPr>
+        <w:jc w:val="both"/>
+      </w:pPr>
+      <w:r>
+        <w:t xml:space="preserve">  </w:t>
+      </w:r>
+      <w:r>
+        <w:t xml:space="preserve">    </w:t>
+      </w:r>
+      <w:r>
+        <w:drawing>
+          <wp:inline distT="0" distB="0" distL="0" distR="0" wp14:anchorId="041E791C" wp14:editId="1938B497">
+            <wp:extent cx="2314898" cy="2086266"/>
+            <wp:effectExtent l="0" t="0" r="9525" b="9525"/>
+            <wp:docPr id="124" name="Imagem 124"/>
+            <wp:cNvGraphicFramePr>
+              <a:graphicFrameLocks xmlns:a="http://schemas.openxmlformats.org/drawingml/2006/main" noChangeAspect="1"/>
+            </wp:cNvGraphicFramePr>
+            <a:graphic xmlns:a="http://schemas.openxmlformats.org/drawingml/2006/main">
+              <a:graphicData uri="http://schemas.openxmlformats.org/drawingml/2006/picture">
+                <pic:pic xmlns:pic="http://schemas.openxmlformats.org/drawingml/2006/picture">
+                  <pic:nvPicPr>
+                    <pic:cNvPr id="1" name=""/>
+                    <pic:cNvPicPr/>
+                  </pic:nvPicPr>
+                  <pic:blipFill>
+                    <a:blip r:embed="rId130"/>
+                    <a:stretch>
+                      <a:fillRect/>
+                    </a:stretch>
+                  </pic:blipFill>
+                  <pic:spPr>
+                    <a:xfrm>
+                      <a:off x="0" y="0"/>
+                      <a:ext cx="2314898" cy="2086266"/>
+                    </a:xfrm>
+                    <a:prstGeom prst="rect">
+                      <a:avLst/>
+                    </a:prstGeom>
+                  </pic:spPr>
+                </pic:pic>
+              </a:graphicData>
+            </a:graphic>
+          </wp:inline>
+        </w:drawing>
+      </w:r>
+      <w:r>
+        <w:t xml:space="preserve">    </w:t>
+      </w:r>
+    </w:p>
+    <w:p>
+      <w:pPr>
+        <w:jc w:val="both"/>
+      </w:pPr>
+    </w:p>
+    <w:p>
+      <w:pPr>
+        <w:jc w:val="both"/>
+      </w:pPr>
+    </w:p>
+    <w:p>
+      <w:pPr>
+        <w:jc w:val="both"/>
+      </w:pPr>
+    </w:p>
+    <w:p>
+      <w:pPr>
+        <w:jc w:val="both"/>
+      </w:pPr>
+    </w:p>
+    <w:p>
+      <w:pPr>
+        <w:jc w:val="both"/>
+      </w:pPr>
+    </w:p>
+    <w:p>
+      <w:pPr>
+        <w:jc w:val="both"/>
+      </w:pPr>
+    </w:p>
+    <w:p>
+      <w:pPr>
+        <w:jc w:val="both"/>
+      </w:pPr>
+      <w:r>
+        <w:t>80-</w:t>
+      </w:r>
+      <w:r>
+        <w:t xml:space="preserve">Na </w:t>
+      </w:r>
+      <w:proofErr w:type="spellStart"/>
+      <w:r>
+        <w:t>pagina</w:t>
+      </w:r>
+      <w:proofErr w:type="spellEnd"/>
+      <w:r>
+        <w:t xml:space="preserve"> de contato adicionamos uma tabela onde iniciamos utilizando as </w:t>
+      </w:r>
+      <w:proofErr w:type="spellStart"/>
+      <w:r>
+        <w:t>tags</w:t>
+      </w:r>
+      <w:proofErr w:type="spellEnd"/>
+      <w:r>
+        <w:t xml:space="preserve"> TR -&gt;linha da tabela e as </w:t>
+      </w:r>
+      <w:proofErr w:type="spellStart"/>
+      <w:r>
+        <w:t>tags</w:t>
+      </w:r>
+      <w:proofErr w:type="spellEnd"/>
+      <w:r>
+        <w:t xml:space="preserve"> TD -&gt;dados da tabela conforme código abaixo</w:t>
+      </w:r>
+    </w:p>
+    <w:p>
+      <w:pPr>
+        <w:jc w:val="both"/>
+      </w:pPr>
+      <w:r>
+        <w:rPr>
+          <w:noProof/>
+        </w:rPr>
+        <w:drawing>
+          <wp:inline distT="0" distB="0" distL="0" distR="0" wp14:anchorId="79CCB0F4">
+            <wp:extent cx="2076450" cy="3562985"/>
+            <wp:effectExtent l="0" t="0" r="0" b="0"/>
+            <wp:docPr id="126" name="Imagem 126"/>
+            <wp:cNvGraphicFramePr>
+              <a:graphicFrameLocks xmlns:a="http://schemas.openxmlformats.org/drawingml/2006/main" noChangeAspect="1"/>
+            </wp:cNvGraphicFramePr>
+            <a:graphic xmlns:a="http://schemas.openxmlformats.org/drawingml/2006/main">
+              <a:graphicData uri="http://schemas.openxmlformats.org/drawingml/2006/picture">
+                <pic:pic xmlns:pic="http://schemas.openxmlformats.org/drawingml/2006/picture">
+                  <pic:nvPicPr>
+                    <pic:cNvPr id="0" name="Picture 2"/>
+                    <pic:cNvPicPr>
+                      <a:picLocks noChangeAspect="1" noChangeArrowheads="1"/>
+                    </pic:cNvPicPr>
+                  </pic:nvPicPr>
+                  <pic:blipFill>
+                    <a:blip r:embed="rId131">
+                      <a:extLst>
+                        <a:ext uri="{28A0092B-C50C-407E-A947-70E740481C1C}">
+                          <a14:useLocalDpi xmlns:a14="http://schemas.microsoft.com/office/drawing/2010/main" val="0"/>
+                        </a:ext>
+                      </a:extLst>
+                    </a:blip>
+                    <a:srcRect/>
+                    <a:stretch>
+                      <a:fillRect/>
+                    </a:stretch>
+                  </pic:blipFill>
+                  <pic:spPr bwMode="auto">
+                    <a:xfrm>
+                      <a:off x="0" y="0"/>
+                      <a:ext cx="2076450" cy="3562985"/>
+                    </a:xfrm>
+                    <a:prstGeom prst="rect">
+                      <a:avLst/>
+                    </a:prstGeom>
+                    <a:noFill/>
+                  </pic:spPr>
+                </pic:pic>
+              </a:graphicData>
+            </a:graphic>
+          </wp:inline>
+        </w:drawing>
+      </w:r>
+    </w:p>
+    <w:p>
+      <w:pPr>
+        <w:jc w:val="both"/>
+      </w:pPr>
+    </w:p>
+    <w:p>
+      <w:pPr>
+        <w:jc w:val="both"/>
+      </w:pPr>
+      <w:r>
+        <w:t>81-</w:t>
+      </w:r>
+      <w:r>
+        <w:t xml:space="preserve">Na tabela adicionamos o </w:t>
+      </w:r>
+      <w:proofErr w:type="spellStart"/>
+      <w:r>
+        <w:t>thead</w:t>
+      </w:r>
+      <w:proofErr w:type="spellEnd"/>
+      <w:r>
+        <w:t xml:space="preserve"> -&gt; o cabeçalho da tabela e </w:t>
+      </w:r>
+      <w:proofErr w:type="spellStart"/>
+      <w:r>
+        <w:t>th</w:t>
+      </w:r>
+      <w:proofErr w:type="spellEnd"/>
+      <w:r>
+        <w:t xml:space="preserve"> -&gt; dados do cabeçalho e </w:t>
+      </w:r>
+      <w:proofErr w:type="spellStart"/>
+      <w:r>
+        <w:t>tbody</w:t>
+      </w:r>
+      <w:proofErr w:type="spellEnd"/>
+      <w:r>
+        <w:t xml:space="preserve"> -&gt; o corpo da tabela.</w:t>
+      </w:r>
+    </w:p>
+    <w:p>
+      <w:pPr>
+        <w:jc w:val="both"/>
+      </w:pPr>
+      <w:r>
+        <w:drawing>
+          <wp:inline distT="0" distB="0" distL="0" distR="0" wp14:anchorId="4ED56050" wp14:editId="6405CA98">
+            <wp:extent cx="1995469" cy="3648075"/>
+            <wp:effectExtent l="0" t="0" r="5080" b="0"/>
+            <wp:docPr id="127" name="Imagem 127"/>
+            <wp:cNvGraphicFramePr>
+              <a:graphicFrameLocks xmlns:a="http://schemas.openxmlformats.org/drawingml/2006/main" noChangeAspect="1"/>
+            </wp:cNvGraphicFramePr>
+            <a:graphic xmlns:a="http://schemas.openxmlformats.org/drawingml/2006/main">
+              <a:graphicData uri="http://schemas.openxmlformats.org/drawingml/2006/picture">
+                <pic:pic xmlns:pic="http://schemas.openxmlformats.org/drawingml/2006/picture">
+                  <pic:nvPicPr>
+                    <pic:cNvPr id="1" name=""/>
+                    <pic:cNvPicPr/>
+                  </pic:nvPicPr>
+                  <pic:blipFill>
+                    <a:blip r:embed="rId132"/>
+                    <a:stretch>
+                      <a:fillRect/>
+                    </a:stretch>
+                  </pic:blipFill>
+                  <pic:spPr>
+                    <a:xfrm>
+                      <a:off x="0" y="0"/>
+                      <a:ext cx="2017621" cy="3688573"/>
+                    </a:xfrm>
+                    <a:prstGeom prst="rect">
+                      <a:avLst/>
+                    </a:prstGeom>
+                  </pic:spPr>
+                </pic:pic>
+              </a:graphicData>
+            </a:graphic>
+          </wp:inline>
+        </w:drawing>
+      </w:r>
+    </w:p>
+    <w:p>
+      <w:pPr>
+        <w:jc w:val="both"/>
+      </w:pPr>
+      <w:r>
+        <w:t xml:space="preserve">                                                              </w:t>
+      </w:r>
+    </w:p>
+    <w:p>
+      <w:pPr>
+        <w:jc w:val="both"/>
+      </w:pPr>
+      <w:r>
+        <w:t>82-</w:t>
+      </w:r>
+      <w:proofErr w:type="gramStart"/>
+      <w:r>
+        <w:t>adiciona</w:t>
+      </w:r>
+      <w:r>
+        <w:t>ei</w:t>
+      </w:r>
+      <w:proofErr w:type="gramEnd"/>
+      <w:r>
+        <w:t xml:space="preserve"> uma cor de fundo no cabeçalho da tabela, mudamos a cor da letra para branco e </w:t>
+      </w:r>
+      <w:proofErr w:type="spellStart"/>
+      <w:r>
+        <w:t>encorporamos</w:t>
+      </w:r>
+      <w:proofErr w:type="spellEnd"/>
+      <w:r>
+        <w:t xml:space="preserve"> o texto.</w:t>
+      </w:r>
+    </w:p>
+    <w:p>
+      <w:pPr>
+        <w:jc w:val="both"/>
+      </w:pPr>
+      <w:r>
+        <w:t xml:space="preserve">No </w:t>
+      </w:r>
+      <w:proofErr w:type="spellStart"/>
+      <w:r>
+        <w:t>td,th</w:t>
+      </w:r>
+      <w:proofErr w:type="spellEnd"/>
+      <w:r>
+        <w:t xml:space="preserve"> -&gt;Inserimos uma borda solida e aumentamos o espaço interno tanto para cima como para baixo e do lado direito e esquerdo </w:t>
+      </w:r>
+      <w:bookmarkStart w:id="0" w:name="_GoBack"/>
+      <w:bookmarkEnd w:id="0"/>
+      <w:r>
+        <w:t xml:space="preserve"> </w:t>
+      </w:r>
+      <w:r>
+        <w:t xml:space="preserve">                                                                                                                                                                                                                                                                                                                                                                                                                                                               </w:t>
       </w:r>
     </w:p>
     <w:sectPr>
@@ -10593,7 +10994,7 @@
 </file>
 
 <file path=customXml/itemProps1.xml><?xml version="1.0" encoding="utf-8"?>
-<ds:datastoreItem xmlns:ds="http://schemas.openxmlformats.org/officeDocument/2006/customXml" ds:itemID="{5498B00E-D6B3-4BE7-88BA-8C78521878FB}">
+<ds:datastoreItem xmlns:ds="http://schemas.openxmlformats.org/officeDocument/2006/customXml" ds:itemID="{37B6D4C3-DC46-4FCD-A7B7-64A671869D65}">
   <ds:schemaRefs>
     <ds:schemaRef ds:uri="http://schemas.openxmlformats.org/officeDocument/2006/bibliography"/>
   </ds:schemaRefs>

--- a/Apostila/Projeto Space for Men.docx
+++ b/Apostila/Projeto Space for Men.docx
@@ -9710,6 +9710,9 @@
         <w:t xml:space="preserve">    </w:t>
       </w:r>
       <w:r>
+        <w:rPr>
+          <w:noProof/>
+        </w:rPr>
         <w:drawing>
           <wp:inline distT="0" distB="0" distL="0" distR="0" wp14:anchorId="041E791C" wp14:editId="1938B497">
             <wp:extent cx="2314898" cy="2086266"/>
@@ -9915,6 +9918,9 @@
         <w:jc w:val="both"/>
       </w:pPr>
       <w:r>
+        <w:rPr>
+          <w:noProof/>
+        </w:rPr>
         <w:drawing>
           <wp:inline distT="0" distB="0" distL="0" distR="0" wp14:anchorId="4ED56050" wp14:editId="6405CA98">
             <wp:extent cx="1995469" cy="3648075"/>
@@ -9995,20 +10001,1167 @@
         <w:t xml:space="preserve">No </w:t>
       </w:r>
       <w:proofErr w:type="spellStart"/>
+      <w:proofErr w:type="gramStart"/>
       <w:r>
         <w:t>td,th</w:t>
       </w:r>
       <w:proofErr w:type="spellEnd"/>
-      <w:r>
-        <w:t xml:space="preserve"> -&gt;Inserimos uma borda solida e aumentamos o espaço interno tanto para cima como para baixo e do lado direito e esquerdo </w:t>
+      <w:proofErr w:type="gramEnd"/>
+      <w:r>
+        <w:t xml:space="preserve"> -&gt;Inserimos uma borda solida e aumentamos o espaço interno tanto para cima como para baixo e do lado direito e esquerdo  </w:t>
+      </w:r>
+      <w:r>
+        <w:t xml:space="preserve">                                      </w:t>
+      </w:r>
+    </w:p>
+    <w:p>
+      <w:pPr>
+        <w:jc w:val="both"/>
+      </w:pPr>
+      <w:r>
+        <w:t xml:space="preserve">   </w:t>
+      </w:r>
+      <w:r>
+        <w:rPr>
+          <w:noProof/>
+        </w:rPr>
+        <w:drawing>
+          <wp:inline distT="0" distB="0" distL="0" distR="0" wp14:anchorId="51AC0FBC" wp14:editId="7D301FC6">
+            <wp:extent cx="2390775" cy="1895769"/>
+            <wp:effectExtent l="0" t="0" r="0" b="9525"/>
+            <wp:docPr id="125" name="Imagem 125"/>
+            <wp:cNvGraphicFramePr>
+              <a:graphicFrameLocks xmlns:a="http://schemas.openxmlformats.org/drawingml/2006/main" noChangeAspect="1"/>
+            </wp:cNvGraphicFramePr>
+            <a:graphic xmlns:a="http://schemas.openxmlformats.org/drawingml/2006/main">
+              <a:graphicData uri="http://schemas.openxmlformats.org/drawingml/2006/picture">
+                <pic:pic xmlns:pic="http://schemas.openxmlformats.org/drawingml/2006/picture">
+                  <pic:nvPicPr>
+                    <pic:cNvPr id="1" name=""/>
+                    <pic:cNvPicPr/>
+                  </pic:nvPicPr>
+                  <pic:blipFill>
+                    <a:blip r:embed="rId133"/>
+                    <a:stretch>
+                      <a:fillRect/>
+                    </a:stretch>
+                  </pic:blipFill>
+                  <pic:spPr>
+                    <a:xfrm>
+                      <a:off x="0" y="0"/>
+                      <a:ext cx="2400358" cy="1903368"/>
+                    </a:xfrm>
+                    <a:prstGeom prst="rect">
+                      <a:avLst/>
+                    </a:prstGeom>
+                  </pic:spPr>
+                </pic:pic>
+              </a:graphicData>
+            </a:graphic>
+          </wp:inline>
+        </w:drawing>
+      </w:r>
+      <w:r>
+        <w:t xml:space="preserve">     </w:t>
+      </w:r>
+    </w:p>
+    <w:p>
+      <w:pPr>
+        <w:jc w:val="both"/>
+      </w:pPr>
+    </w:p>
+    <w:p>
+      <w:pPr>
+        <w:jc w:val="both"/>
+      </w:pPr>
+      <w:r>
+        <w:t xml:space="preserve">83-Trabalahando com a </w:t>
+      </w:r>
+      <w:proofErr w:type="spellStart"/>
+      <w:r>
+        <w:t>pagina</w:t>
+      </w:r>
+      <w:proofErr w:type="spellEnd"/>
+      <w:r>
+        <w:t xml:space="preserve"> do home copiamos o </w:t>
+      </w:r>
+      <w:proofErr w:type="spellStart"/>
+      <w:r>
+        <w:t>html</w:t>
+      </w:r>
+      <w:proofErr w:type="spellEnd"/>
+      <w:r>
+        <w:t xml:space="preserve"> </w:t>
+      </w:r>
+      <w:proofErr w:type="spellStart"/>
+      <w:r>
+        <w:t>fo</w:t>
+      </w:r>
+      <w:proofErr w:type="spellEnd"/>
+      <w:r>
+        <w:t xml:space="preserve"> header que nosso menu que já se encontrava pronto na outra </w:t>
+      </w:r>
+      <w:proofErr w:type="spellStart"/>
+      <w:r>
+        <w:t>pagina</w:t>
+      </w:r>
+      <w:proofErr w:type="spellEnd"/>
+      <w:r>
+        <w:t xml:space="preserve"> e o </w:t>
+      </w:r>
+      <w:proofErr w:type="spellStart"/>
+      <w:r>
+        <w:t>css</w:t>
+      </w:r>
+      <w:proofErr w:type="spellEnd"/>
+      <w:r>
+        <w:t xml:space="preserve"> da configuração do mesmo e colamos na nossa pagina do home e no style.css e repetimos o mesmo processo com </w:t>
+      </w:r>
+      <w:proofErr w:type="spellStart"/>
+      <w:r>
+        <w:t>footer</w:t>
+      </w:r>
+      <w:proofErr w:type="spellEnd"/>
+      <w:r>
+        <w:t xml:space="preserve"> com isso já ficou pronto o menu e nosso rodapé da pagina </w:t>
+      </w:r>
+    </w:p>
+    <w:p>
+      <w:pPr>
+        <w:jc w:val="both"/>
+      </w:pPr>
+      <w:r>
+        <w:t xml:space="preserve">            </w:t>
+      </w:r>
+      <w:r>
+        <w:rPr>
+          <w:noProof/>
+        </w:rPr>
+        <w:drawing>
+          <wp:inline distT="0" distB="0" distL="0" distR="0" wp14:anchorId="0EC1757D">
+            <wp:extent cx="3648710" cy="1990725"/>
+            <wp:effectExtent l="0" t="0" r="8890" b="9525"/>
+            <wp:docPr id="128" name="Imagem 128"/>
+            <wp:cNvGraphicFramePr>
+              <a:graphicFrameLocks xmlns:a="http://schemas.openxmlformats.org/drawingml/2006/main" noChangeAspect="1"/>
+            </wp:cNvGraphicFramePr>
+            <a:graphic xmlns:a="http://schemas.openxmlformats.org/drawingml/2006/main">
+              <a:graphicData uri="http://schemas.openxmlformats.org/drawingml/2006/picture">
+                <pic:pic xmlns:pic="http://schemas.openxmlformats.org/drawingml/2006/picture">
+                  <pic:nvPicPr>
+                    <pic:cNvPr id="0" name="Picture 2"/>
+                    <pic:cNvPicPr>
+                      <a:picLocks noChangeAspect="1" noChangeArrowheads="1"/>
+                    </pic:cNvPicPr>
+                  </pic:nvPicPr>
+                  <pic:blipFill>
+                    <a:blip r:embed="rId134">
+                      <a:extLst>
+                        <a:ext uri="{28A0092B-C50C-407E-A947-70E740481C1C}">
+                          <a14:useLocalDpi xmlns:a14="http://schemas.microsoft.com/office/drawing/2010/main" val="0"/>
+                        </a:ext>
+                      </a:extLst>
+                    </a:blip>
+                    <a:srcRect/>
+                    <a:stretch>
+                      <a:fillRect/>
+                    </a:stretch>
+                  </pic:blipFill>
+                  <pic:spPr bwMode="auto">
+                    <a:xfrm>
+                      <a:off x="0" y="0"/>
+                      <a:ext cx="3648710" cy="1990725"/>
+                    </a:xfrm>
+                    <a:prstGeom prst="rect">
+                      <a:avLst/>
+                    </a:prstGeom>
+                    <a:noFill/>
+                  </pic:spPr>
+                </pic:pic>
+              </a:graphicData>
+            </a:graphic>
+          </wp:inline>
+        </w:drawing>
+      </w:r>
+      <w:r>
+        <w:t xml:space="preserve">       </w:t>
+      </w:r>
+    </w:p>
+    <w:p>
+      <w:pPr>
+        <w:jc w:val="both"/>
+      </w:pPr>
+      <w:r>
+        <w:t xml:space="preserve">   </w:t>
+      </w:r>
+      <w:r>
+        <w:rPr>
+          <w:noProof/>
+        </w:rPr>
+        <w:drawing>
+          <wp:inline distT="0" distB="0" distL="0" distR="0" wp14:anchorId="67BC09D2">
+            <wp:extent cx="4220210" cy="752475"/>
+            <wp:effectExtent l="0" t="0" r="8890" b="9525"/>
+            <wp:docPr id="129" name="Imagem 129"/>
+            <wp:cNvGraphicFramePr>
+              <a:graphicFrameLocks xmlns:a="http://schemas.openxmlformats.org/drawingml/2006/main" noChangeAspect="1"/>
+            </wp:cNvGraphicFramePr>
+            <a:graphic xmlns:a="http://schemas.openxmlformats.org/drawingml/2006/main">
+              <a:graphicData uri="http://schemas.openxmlformats.org/drawingml/2006/picture">
+                <pic:pic xmlns:pic="http://schemas.openxmlformats.org/drawingml/2006/picture">
+                  <pic:nvPicPr>
+                    <pic:cNvPr id="0" name="Picture 3"/>
+                    <pic:cNvPicPr>
+                      <a:picLocks noChangeAspect="1" noChangeArrowheads="1"/>
+                    </pic:cNvPicPr>
+                  </pic:nvPicPr>
+                  <pic:blipFill>
+                    <a:blip r:embed="rId135">
+                      <a:extLst>
+                        <a:ext uri="{28A0092B-C50C-407E-A947-70E740481C1C}">
+                          <a14:useLocalDpi xmlns:a14="http://schemas.microsoft.com/office/drawing/2010/main" val="0"/>
+                        </a:ext>
+                      </a:extLst>
+                    </a:blip>
+                    <a:srcRect/>
+                    <a:stretch>
+                      <a:fillRect/>
+                    </a:stretch>
+                  </pic:blipFill>
+                  <pic:spPr bwMode="auto">
+                    <a:xfrm>
+                      <a:off x="0" y="0"/>
+                      <a:ext cx="4220210" cy="752475"/>
+                    </a:xfrm>
+                    <a:prstGeom prst="rect">
+                      <a:avLst/>
+                    </a:prstGeom>
+                    <a:noFill/>
+                  </pic:spPr>
+                </pic:pic>
+              </a:graphicData>
+            </a:graphic>
+          </wp:inline>
+        </w:drawing>
+      </w:r>
+      <w:r>
+        <w:t xml:space="preserve">        </w:t>
+      </w:r>
+    </w:p>
+    <w:p>
+      <w:pPr>
+        <w:jc w:val="both"/>
+      </w:pPr>
+    </w:p>
+    <w:p>
+      <w:pPr>
+        <w:jc w:val="both"/>
+      </w:pPr>
+      <w:r>
+        <w:t xml:space="preserve">84- Aumentamos a largura da imagem do banner para ocupar 100% de espaço na pagina e demos uma largura para o </w:t>
+      </w:r>
+      <w:proofErr w:type="spellStart"/>
+      <w:r>
+        <w:t>main</w:t>
+      </w:r>
+      <w:proofErr w:type="spellEnd"/>
+      <w:r>
+        <w:t xml:space="preserve"> e centralizamos </w:t>
+      </w:r>
+      <w:proofErr w:type="spellStart"/>
+      <w:r>
+        <w:t>o</w:t>
+      </w:r>
+      <w:r>
+        <w:t>conteudo</w:t>
+      </w:r>
+      <w:proofErr w:type="spellEnd"/>
+      <w:r>
+        <w:t xml:space="preserve"> dentro dele </w:t>
+      </w:r>
+    </w:p>
+    <w:p>
+      <w:pPr>
+        <w:jc w:val="both"/>
+      </w:pPr>
+      <w:r>
+        <w:t xml:space="preserve">           </w:t>
+      </w:r>
+      <w:r>
+        <w:rPr>
+          <w:noProof/>
+        </w:rPr>
+        <w:drawing>
+          <wp:inline distT="0" distB="0" distL="0" distR="0" wp14:anchorId="2F27A58B">
+            <wp:extent cx="1346496" cy="923925"/>
+            <wp:effectExtent l="0" t="0" r="6350" b="0"/>
+            <wp:docPr id="130" name="Imagem 130"/>
+            <wp:cNvGraphicFramePr>
+              <a:graphicFrameLocks xmlns:a="http://schemas.openxmlformats.org/drawingml/2006/main" noChangeAspect="1"/>
+            </wp:cNvGraphicFramePr>
+            <a:graphic xmlns:a="http://schemas.openxmlformats.org/drawingml/2006/main">
+              <a:graphicData uri="http://schemas.openxmlformats.org/drawingml/2006/picture">
+                <pic:pic xmlns:pic="http://schemas.openxmlformats.org/drawingml/2006/picture">
+                  <pic:nvPicPr>
+                    <pic:cNvPr id="0" name="Picture 4"/>
+                    <pic:cNvPicPr>
+                      <a:picLocks noChangeAspect="1" noChangeArrowheads="1"/>
+                    </pic:cNvPicPr>
+                  </pic:nvPicPr>
+                  <pic:blipFill>
+                    <a:blip r:embed="rId136">
+                      <a:extLst>
+                        <a:ext uri="{28A0092B-C50C-407E-A947-70E740481C1C}">
+                          <a14:useLocalDpi xmlns:a14="http://schemas.microsoft.com/office/drawing/2010/main" val="0"/>
+                        </a:ext>
+                      </a:extLst>
+                    </a:blip>
+                    <a:srcRect/>
+                    <a:stretch>
+                      <a:fillRect/>
+                    </a:stretch>
+                  </pic:blipFill>
+                  <pic:spPr bwMode="auto">
+                    <a:xfrm>
+                      <a:off x="0" y="0"/>
+                      <a:ext cx="1360175" cy="933311"/>
+                    </a:xfrm>
+                    <a:prstGeom prst="rect">
+                      <a:avLst/>
+                    </a:prstGeom>
+                    <a:noFill/>
+                  </pic:spPr>
+                </pic:pic>
+              </a:graphicData>
+            </a:graphic>
+          </wp:inline>
+        </w:drawing>
+      </w:r>
+      <w:r>
+        <w:t xml:space="preserve">                                        </w:t>
+      </w:r>
+    </w:p>
+    <w:p>
+      <w:pPr>
+        <w:jc w:val="both"/>
+      </w:pPr>
+      <w:r>
+        <w:t xml:space="preserve">85-Na pagina do index.html trocamos as </w:t>
+      </w:r>
+      <w:proofErr w:type="spellStart"/>
+      <w:r>
+        <w:t>div</w:t>
+      </w:r>
+      <w:proofErr w:type="spellEnd"/>
+      <w:r>
+        <w:t xml:space="preserve"> por </w:t>
+      </w:r>
+      <w:proofErr w:type="spellStart"/>
+      <w:r>
+        <w:t>section</w:t>
+      </w:r>
+      <w:proofErr w:type="spellEnd"/>
+      <w:r>
+        <w:t xml:space="preserve"> a diferença entre </w:t>
+      </w:r>
+      <w:proofErr w:type="spellStart"/>
+      <w:r>
+        <w:t>div</w:t>
+      </w:r>
+      <w:proofErr w:type="spellEnd"/>
+      <w:r>
+        <w:t xml:space="preserve"> e </w:t>
+      </w:r>
+      <w:proofErr w:type="spellStart"/>
+      <w:r>
+        <w:t>section</w:t>
+      </w:r>
+      <w:proofErr w:type="spellEnd"/>
+      <w:r>
+        <w:t xml:space="preserve"> e que a </w:t>
+      </w:r>
+      <w:proofErr w:type="spellStart"/>
+      <w:r>
+        <w:t>div</w:t>
+      </w:r>
+      <w:proofErr w:type="spellEnd"/>
+      <w:r>
+        <w:t xml:space="preserve"> geralmente e usada para conteúdo visual dentro dela e não necessariamente são correspondentes ao mesmo assunto.</w:t>
+      </w:r>
+    </w:p>
+    <w:p>
+      <w:pPr>
+        <w:jc w:val="both"/>
+      </w:pPr>
+      <w:r>
+        <w:t xml:space="preserve">Ao </w:t>
+      </w:r>
+      <w:proofErr w:type="spellStart"/>
+      <w:r>
+        <w:t>contrario</w:t>
+      </w:r>
+      <w:proofErr w:type="spellEnd"/>
+      <w:r>
+        <w:t xml:space="preserve"> da </w:t>
+      </w:r>
+      <w:proofErr w:type="spellStart"/>
+      <w:r>
+        <w:t>div</w:t>
+      </w:r>
+      <w:proofErr w:type="spellEnd"/>
+      <w:r>
+        <w:t xml:space="preserve"> o </w:t>
+      </w:r>
+      <w:proofErr w:type="spellStart"/>
+      <w:r>
+        <w:t>section</w:t>
+      </w:r>
+      <w:proofErr w:type="spellEnd"/>
+      <w:r>
+        <w:t xml:space="preserve"> cria uma divisão na pagina em que o conteúdo interno </w:t>
+      </w:r>
+      <w:proofErr w:type="spellStart"/>
+      <w:proofErr w:type="gramStart"/>
+      <w:r>
+        <w:t>esta</w:t>
+      </w:r>
+      <w:proofErr w:type="spellEnd"/>
+      <w:proofErr w:type="gramEnd"/>
+      <w:r>
+        <w:t xml:space="preserve"> relacionado a um único tema ou seja ao mesmo assunto então por </w:t>
+      </w:r>
+      <w:proofErr w:type="spellStart"/>
+      <w:r>
+        <w:t>tal</w:t>
+      </w:r>
+      <w:proofErr w:type="spellEnd"/>
+      <w:r>
+        <w:t xml:space="preserve"> motivo trocamos </w:t>
+      </w:r>
+      <w:proofErr w:type="spellStart"/>
+      <w:r>
+        <w:t>div</w:t>
+      </w:r>
+      <w:proofErr w:type="spellEnd"/>
+      <w:r>
+        <w:t xml:space="preserve"> principal por </w:t>
+      </w:r>
+      <w:proofErr w:type="spellStart"/>
+      <w:r>
+        <w:t>section</w:t>
+      </w:r>
+      <w:proofErr w:type="spellEnd"/>
+      <w:r>
+        <w:t xml:space="preserve"> </w:t>
+      </w:r>
+      <w:r>
+        <w:t xml:space="preserve">e a </w:t>
+      </w:r>
+      <w:proofErr w:type="spellStart"/>
+      <w:r>
+        <w:t>div</w:t>
+      </w:r>
+      <w:proofErr w:type="spellEnd"/>
+      <w:r>
+        <w:t xml:space="preserve"> benefícios.</w:t>
+      </w:r>
+    </w:p>
+    <w:p>
+      <w:pPr>
+        <w:jc w:val="both"/>
+      </w:pPr>
+      <w:r>
+        <w:rPr>
+          <w:noProof/>
+        </w:rPr>
+        <w:drawing>
+          <wp:inline distT="0" distB="0" distL="0" distR="0" wp14:anchorId="4C3C3064">
+            <wp:extent cx="4692316" cy="495300"/>
+            <wp:effectExtent l="0" t="0" r="0" b="0"/>
+            <wp:docPr id="132" name="Imagem 132"/>
+            <wp:cNvGraphicFramePr>
+              <a:graphicFrameLocks xmlns:a="http://schemas.openxmlformats.org/drawingml/2006/main" noChangeAspect="1"/>
+            </wp:cNvGraphicFramePr>
+            <a:graphic xmlns:a="http://schemas.openxmlformats.org/drawingml/2006/main">
+              <a:graphicData uri="http://schemas.openxmlformats.org/drawingml/2006/picture">
+                <pic:pic xmlns:pic="http://schemas.openxmlformats.org/drawingml/2006/picture">
+                  <pic:nvPicPr>
+                    <pic:cNvPr id="0" name="Picture 6"/>
+                    <pic:cNvPicPr>
+                      <a:picLocks noChangeAspect="1" noChangeArrowheads="1"/>
+                    </pic:cNvPicPr>
+                  </pic:nvPicPr>
+                  <pic:blipFill>
+                    <a:blip r:embed="rId137">
+                      <a:extLst>
+                        <a:ext uri="{28A0092B-C50C-407E-A947-70E740481C1C}">
+                          <a14:useLocalDpi xmlns:a14="http://schemas.microsoft.com/office/drawing/2010/main" val="0"/>
+                        </a:ext>
+                      </a:extLst>
+                    </a:blip>
+                    <a:srcRect/>
+                    <a:stretch>
+                      <a:fillRect/>
+                    </a:stretch>
+                  </pic:blipFill>
+                  <pic:spPr bwMode="auto">
+                    <a:xfrm>
+                      <a:off x="0" y="0"/>
+                      <a:ext cx="4736560" cy="499970"/>
+                    </a:xfrm>
+                    <a:prstGeom prst="rect">
+                      <a:avLst/>
+                    </a:prstGeom>
+                    <a:noFill/>
+                  </pic:spPr>
+                </pic:pic>
+              </a:graphicData>
+            </a:graphic>
+          </wp:inline>
+        </w:drawing>
+      </w:r>
+    </w:p>
+    <w:p>
+      <w:pPr>
+        <w:jc w:val="both"/>
+      </w:pPr>
+      <w:r>
+        <w:t xml:space="preserve">  </w:t>
+      </w:r>
+      <w:r>
+        <w:rPr>
+          <w:noProof/>
+        </w:rPr>
+        <w:drawing>
+          <wp:inline distT="0" distB="0" distL="0" distR="0" wp14:anchorId="171D8A33">
+            <wp:extent cx="4648200" cy="304800"/>
+            <wp:effectExtent l="0" t="0" r="0" b="0"/>
+            <wp:docPr id="131" name="Imagem 131"/>
+            <wp:cNvGraphicFramePr>
+              <a:graphicFrameLocks xmlns:a="http://schemas.openxmlformats.org/drawingml/2006/main" noChangeAspect="1"/>
+            </wp:cNvGraphicFramePr>
+            <a:graphic xmlns:a="http://schemas.openxmlformats.org/drawingml/2006/main">
+              <a:graphicData uri="http://schemas.openxmlformats.org/drawingml/2006/picture">
+                <pic:pic xmlns:pic="http://schemas.openxmlformats.org/drawingml/2006/picture">
+                  <pic:nvPicPr>
+                    <pic:cNvPr id="0" name="Picture 5"/>
+                    <pic:cNvPicPr>
+                      <a:picLocks noChangeAspect="1" noChangeArrowheads="1"/>
+                    </pic:cNvPicPr>
+                  </pic:nvPicPr>
+                  <pic:blipFill>
+                    <a:blip r:embed="rId138">
+                      <a:extLst>
+                        <a:ext uri="{28A0092B-C50C-407E-A947-70E740481C1C}">
+                          <a14:useLocalDpi xmlns:a14="http://schemas.microsoft.com/office/drawing/2010/main" val="0"/>
+                        </a:ext>
+                      </a:extLst>
+                    </a:blip>
+                    <a:srcRect/>
+                    <a:stretch>
+                      <a:fillRect/>
+                    </a:stretch>
+                  </pic:blipFill>
+                  <pic:spPr bwMode="auto">
+                    <a:xfrm>
+                      <a:off x="0" y="0"/>
+                      <a:ext cx="4671731" cy="306343"/>
+                    </a:xfrm>
+                    <a:prstGeom prst="rect">
+                      <a:avLst/>
+                    </a:prstGeom>
+                    <a:noFill/>
+                  </pic:spPr>
+                </pic:pic>
+              </a:graphicData>
+            </a:graphic>
+          </wp:inline>
+        </w:drawing>
+      </w:r>
+      <w:r>
+        <w:t xml:space="preserve">              </w:t>
+      </w:r>
+    </w:p>
+    <w:p>
+      <w:pPr>
+        <w:jc w:val="both"/>
+      </w:pPr>
+    </w:p>
+    <w:p>
+      <w:pPr>
+        <w:jc w:val="both"/>
+      </w:pPr>
+      <w:r>
+        <w:t>86-</w:t>
+      </w:r>
+      <w:r>
+        <w:t xml:space="preserve">Adicionamos a </w:t>
+      </w:r>
+      <w:proofErr w:type="spellStart"/>
+      <w:r>
+        <w:t>class</w:t>
+      </w:r>
+      <w:proofErr w:type="spellEnd"/>
+      <w:r>
+        <w:t xml:space="preserve"> </w:t>
+      </w:r>
+      <w:proofErr w:type="spellStart"/>
+      <w:r>
+        <w:t>titulo</w:t>
+      </w:r>
+      <w:proofErr w:type="spellEnd"/>
+      <w:r>
+        <w:t>-principal no h2 e h3 da nossa pagina centralizamos os subtítulos e aumentamos o tamanho da fonte utilizando a medida padrão do navegador 2em e dobro da medida padrão e assim por diante ao utilizamos.</w:t>
+      </w:r>
+    </w:p>
+    <w:p>
+      <w:pPr>
+        <w:jc w:val="both"/>
+      </w:pPr>
+      <w:r>
+        <w:t>E para finalizar colocamos um espaço externo para baixo de 1em proximamente 16px com margin:0 0 1em;</w:t>
+      </w:r>
+    </w:p>
+    <w:p>
+      <w:pPr>
+        <w:jc w:val="both"/>
+      </w:pPr>
+      <w:r>
+        <w:rPr>
+          <w:noProof/>
+        </w:rPr>
+        <w:drawing>
+          <wp:inline distT="0" distB="0" distL="0" distR="0" wp14:anchorId="602BB380">
+            <wp:extent cx="1796702" cy="971550"/>
+            <wp:effectExtent l="0" t="0" r="0" b="0"/>
+            <wp:docPr id="133" name="Imagem 133"/>
+            <wp:cNvGraphicFramePr>
+              <a:graphicFrameLocks xmlns:a="http://schemas.openxmlformats.org/drawingml/2006/main" noChangeAspect="1"/>
+            </wp:cNvGraphicFramePr>
+            <a:graphic xmlns:a="http://schemas.openxmlformats.org/drawingml/2006/main">
+              <a:graphicData uri="http://schemas.openxmlformats.org/drawingml/2006/picture">
+                <pic:pic xmlns:pic="http://schemas.openxmlformats.org/drawingml/2006/picture">
+                  <pic:nvPicPr>
+                    <pic:cNvPr id="0" name="Picture 7"/>
+                    <pic:cNvPicPr>
+                      <a:picLocks noChangeAspect="1" noChangeArrowheads="1"/>
+                    </pic:cNvPicPr>
+                  </pic:nvPicPr>
+                  <pic:blipFill>
+                    <a:blip r:embed="rId139">
+                      <a:extLst>
+                        <a:ext uri="{28A0092B-C50C-407E-A947-70E740481C1C}">
+                          <a14:useLocalDpi xmlns:a14="http://schemas.microsoft.com/office/drawing/2010/main" val="0"/>
+                        </a:ext>
+                      </a:extLst>
+                    </a:blip>
+                    <a:srcRect/>
+                    <a:stretch>
+                      <a:fillRect/>
+                    </a:stretch>
+                  </pic:blipFill>
+                  <pic:spPr bwMode="auto">
+                    <a:xfrm>
+                      <a:off x="0" y="0"/>
+                      <a:ext cx="1812206" cy="979934"/>
+                    </a:xfrm>
+                    <a:prstGeom prst="rect">
+                      <a:avLst/>
+                    </a:prstGeom>
+                    <a:noFill/>
+                  </pic:spPr>
+                </pic:pic>
+              </a:graphicData>
+            </a:graphic>
+          </wp:inline>
+        </w:drawing>
+      </w:r>
+      <w:r>
+        <w:t xml:space="preserve">        </w:t>
+      </w:r>
+    </w:p>
+    <w:p>
+      <w:pPr>
+        <w:jc w:val="both"/>
+      </w:pPr>
+    </w:p>
+    <w:p>
+      <w:pPr>
+        <w:jc w:val="both"/>
+      </w:pPr>
+      <w:r>
+        <w:t>87-</w:t>
+      </w:r>
+      <w:proofErr w:type="gramStart"/>
+      <w:r>
+        <w:t>Para  colocar</w:t>
+      </w:r>
+      <w:proofErr w:type="gramEnd"/>
+      <w:r>
+        <w:t xml:space="preserve"> </w:t>
+      </w:r>
+    </w:p>
+    <w:p>
+      <w:pPr>
+        <w:jc w:val="both"/>
+      </w:pPr>
+    </w:p>
+    <w:p>
+      <w:pPr>
+        <w:jc w:val="both"/>
+      </w:pPr>
+    </w:p>
+    <w:p>
+      <w:pPr>
+        <w:jc w:val="both"/>
+      </w:pPr>
+      <w:r>
+        <w:t>88-Utilizamos o CSS como referencias para aplicar as propriedades usamos os seguintes códigos:</w:t>
+      </w:r>
+    </w:p>
+    <w:p>
+      <w:pPr>
+        <w:pStyle w:val="PargrafodaLista"/>
+        <w:numPr>
+          <w:ilvl w:val="0"/>
+          <w:numId w:val="1"/>
+        </w:numPr>
+        <w:jc w:val="both"/>
+      </w:pPr>
+      <w:r>
+        <w:t xml:space="preserve">Encorpamos o texto deixando em negrito </w:t>
+      </w:r>
+      <w:proofErr w:type="gramStart"/>
+      <w:r>
+        <w:t>(.principal</w:t>
+      </w:r>
+      <w:proofErr w:type="gramEnd"/>
+      <w:r>
+        <w:t xml:space="preserve"> Strong)</w:t>
+      </w:r>
+    </w:p>
+    <w:p>
+      <w:pPr>
+        <w:pStyle w:val="PargrafodaLista"/>
+        <w:numPr>
+          <w:ilvl w:val="0"/>
+          <w:numId w:val="1"/>
+        </w:numPr>
+        <w:jc w:val="both"/>
+      </w:pPr>
+      <w:r>
+        <w:t xml:space="preserve">Deixamos o texto em </w:t>
+      </w:r>
+      <w:proofErr w:type="spellStart"/>
+      <w:r>
+        <w:t>italic</w:t>
+      </w:r>
+      <w:proofErr w:type="spellEnd"/>
+      <w:r>
+        <w:t xml:space="preserve"> </w:t>
+      </w:r>
+      <w:proofErr w:type="gramStart"/>
+      <w:r>
+        <w:t>(.principal</w:t>
+      </w:r>
+      <w:proofErr w:type="gramEnd"/>
+      <w:r>
+        <w:t xml:space="preserve"> em)</w:t>
+      </w:r>
+    </w:p>
+    <w:p>
+      <w:pPr>
+        <w:pStyle w:val="PargrafodaLista"/>
+        <w:jc w:val="both"/>
+      </w:pPr>
+    </w:p>
+    <w:p>
+      <w:pPr>
+        <w:pStyle w:val="PargrafodaLista"/>
+        <w:jc w:val="both"/>
+      </w:pPr>
+      <w:r>
+        <w:rPr>
+          <w:noProof/>
+        </w:rPr>
+        <w:drawing>
+          <wp:inline distT="0" distB="0" distL="0" distR="0" wp14:anchorId="2580E9DE">
+            <wp:extent cx="1514475" cy="952500"/>
+            <wp:effectExtent l="0" t="0" r="9525" b="0"/>
+            <wp:docPr id="134" name="Imagem 134"/>
+            <wp:cNvGraphicFramePr>
+              <a:graphicFrameLocks xmlns:a="http://schemas.openxmlformats.org/drawingml/2006/main" noChangeAspect="1"/>
+            </wp:cNvGraphicFramePr>
+            <a:graphic xmlns:a="http://schemas.openxmlformats.org/drawingml/2006/main">
+              <a:graphicData uri="http://schemas.openxmlformats.org/drawingml/2006/picture">
+                <pic:pic xmlns:pic="http://schemas.openxmlformats.org/drawingml/2006/picture">
+                  <pic:nvPicPr>
+                    <pic:cNvPr id="0" name="Picture 8"/>
+                    <pic:cNvPicPr>
+                      <a:picLocks noChangeAspect="1" noChangeArrowheads="1"/>
+                    </pic:cNvPicPr>
+                  </pic:nvPicPr>
+                  <pic:blipFill>
+                    <a:blip r:embed="rId140">
+                      <a:extLst>
+                        <a:ext uri="{28A0092B-C50C-407E-A947-70E740481C1C}">
+                          <a14:useLocalDpi xmlns:a14="http://schemas.microsoft.com/office/drawing/2010/main" val="0"/>
+                        </a:ext>
+                      </a:extLst>
+                    </a:blip>
+                    <a:srcRect/>
+                    <a:stretch>
+                      <a:fillRect/>
+                    </a:stretch>
+                  </pic:blipFill>
+                  <pic:spPr bwMode="auto">
+                    <a:xfrm>
+                      <a:off x="0" y="0"/>
+                      <a:ext cx="1514475" cy="952500"/>
+                    </a:xfrm>
+                    <a:prstGeom prst="rect">
+                      <a:avLst/>
+                    </a:prstGeom>
+                    <a:noFill/>
+                  </pic:spPr>
+                </pic:pic>
+              </a:graphicData>
+            </a:graphic>
+          </wp:inline>
+        </w:drawing>
+      </w:r>
+      <w:r>
+        <w:t xml:space="preserve">  </w:t>
+      </w:r>
+      <w:r>
+        <w:t xml:space="preserve">      </w:t>
+      </w:r>
+      <w:r>
+        <w:rPr>
+          <w:noProof/>
+        </w:rPr>
+        <w:drawing>
+          <wp:inline distT="0" distB="0" distL="0" distR="0" wp14:anchorId="47172CBB">
+            <wp:extent cx="2933686" cy="955675"/>
+            <wp:effectExtent l="0" t="0" r="635" b="0"/>
+            <wp:docPr id="135" name="Imagem 135"/>
+            <wp:cNvGraphicFramePr>
+              <a:graphicFrameLocks xmlns:a="http://schemas.openxmlformats.org/drawingml/2006/main" noChangeAspect="1"/>
+            </wp:cNvGraphicFramePr>
+            <a:graphic xmlns:a="http://schemas.openxmlformats.org/drawingml/2006/main">
+              <a:graphicData uri="http://schemas.openxmlformats.org/drawingml/2006/picture">
+                <pic:pic xmlns:pic="http://schemas.openxmlformats.org/drawingml/2006/picture">
+                  <pic:nvPicPr>
+                    <pic:cNvPr id="0" name="Picture 9"/>
+                    <pic:cNvPicPr>
+                      <a:picLocks noChangeAspect="1" noChangeArrowheads="1"/>
+                    </pic:cNvPicPr>
+                  </pic:nvPicPr>
+                  <pic:blipFill>
+                    <a:blip r:embed="rId141">
+                      <a:extLst>
+                        <a:ext uri="{28A0092B-C50C-407E-A947-70E740481C1C}">
+                          <a14:useLocalDpi xmlns:a14="http://schemas.microsoft.com/office/drawing/2010/main" val="0"/>
+                        </a:ext>
+                      </a:extLst>
+                    </a:blip>
+                    <a:srcRect/>
+                    <a:stretch>
+                      <a:fillRect/>
+                    </a:stretch>
+                  </pic:blipFill>
+                  <pic:spPr bwMode="auto">
+                    <a:xfrm>
+                      <a:off x="0" y="0"/>
+                      <a:ext cx="3041808" cy="990897"/>
+                    </a:xfrm>
+                    <a:prstGeom prst="rect">
+                      <a:avLst/>
+                    </a:prstGeom>
+                    <a:noFill/>
+                  </pic:spPr>
+                </pic:pic>
+              </a:graphicData>
+            </a:graphic>
+          </wp:inline>
+        </w:drawing>
+      </w:r>
+      <w:r>
+        <w:t xml:space="preserve">            </w:t>
+      </w:r>
+    </w:p>
+    <w:p>
+      <w:pPr>
+        <w:pStyle w:val="PargrafodaLista"/>
+        <w:jc w:val="both"/>
+      </w:pPr>
+    </w:p>
+    <w:p>
+      <w:pPr>
+        <w:pStyle w:val="PargrafodaLista"/>
+        <w:jc w:val="both"/>
+      </w:pPr>
+      <w:r>
+        <w:t xml:space="preserve">   </w:t>
+      </w:r>
+      <w:r>
+        <w:rPr>
+          <w:noProof/>
+        </w:rPr>
+        <w:drawing>
+          <wp:inline distT="0" distB="0" distL="0" distR="0" wp14:anchorId="14D415C1">
+            <wp:extent cx="3934460" cy="304800"/>
+            <wp:effectExtent l="0" t="0" r="8890" b="0"/>
+            <wp:docPr id="136" name="Imagem 136"/>
+            <wp:cNvGraphicFramePr>
+              <a:graphicFrameLocks xmlns:a="http://schemas.openxmlformats.org/drawingml/2006/main" noChangeAspect="1"/>
+            </wp:cNvGraphicFramePr>
+            <a:graphic xmlns:a="http://schemas.openxmlformats.org/drawingml/2006/main">
+              <a:graphicData uri="http://schemas.openxmlformats.org/drawingml/2006/picture">
+                <pic:pic xmlns:pic="http://schemas.openxmlformats.org/drawingml/2006/picture">
+                  <pic:nvPicPr>
+                    <pic:cNvPr id="0" name="Picture 10"/>
+                    <pic:cNvPicPr>
+                      <a:picLocks noChangeAspect="1" noChangeArrowheads="1"/>
+                    </pic:cNvPicPr>
+                  </pic:nvPicPr>
+                  <pic:blipFill>
+                    <a:blip r:embed="rId142">
+                      <a:extLst>
+                        <a:ext uri="{28A0092B-C50C-407E-A947-70E740481C1C}">
+                          <a14:useLocalDpi xmlns:a14="http://schemas.microsoft.com/office/drawing/2010/main" val="0"/>
+                        </a:ext>
+                      </a:extLst>
+                    </a:blip>
+                    <a:srcRect/>
+                    <a:stretch>
+                      <a:fillRect/>
+                    </a:stretch>
+                  </pic:blipFill>
+                  <pic:spPr bwMode="auto">
+                    <a:xfrm>
+                      <a:off x="0" y="0"/>
+                      <a:ext cx="3934460" cy="304800"/>
+                    </a:xfrm>
+                    <a:prstGeom prst="rect">
+                      <a:avLst/>
+                    </a:prstGeom>
+                    <a:noFill/>
+                  </pic:spPr>
+                </pic:pic>
+              </a:graphicData>
+            </a:graphic>
+          </wp:inline>
+        </w:drawing>
+      </w:r>
+      <w:r>
+        <w:t xml:space="preserve">    </w:t>
+      </w:r>
+    </w:p>
+    <w:p>
+      <w:pPr>
+        <w:pStyle w:val="PargrafodaLista"/>
+        <w:jc w:val="both"/>
+      </w:pPr>
+    </w:p>
+    <w:p>
+      <w:pPr>
+        <w:pStyle w:val="PargrafodaLista"/>
+        <w:jc w:val="both"/>
+      </w:pPr>
+    </w:p>
+    <w:p>
+      <w:pPr>
+        <w:jc w:val="both"/>
+      </w:pPr>
+      <w:r>
+        <w:t xml:space="preserve">89-Diminuimos o tamanho da imagem benefícios utilizando o </w:t>
+      </w:r>
+      <w:proofErr w:type="gramStart"/>
+      <w:r>
+        <w:t>seguintes comando</w:t>
+      </w:r>
+      <w:proofErr w:type="gramEnd"/>
+      <w:r>
+        <w:t>:</w:t>
+      </w:r>
+    </w:p>
+    <w:p>
+      <w:pPr>
+        <w:jc w:val="both"/>
+      </w:pPr>
+      <w:r>
+        <w:rPr>
+          <w:noProof/>
+        </w:rPr>
+        <w:drawing>
+          <wp:inline distT="0" distB="0" distL="0" distR="0" wp14:anchorId="4B7E51A0">
+            <wp:extent cx="1422400" cy="609600"/>
+            <wp:effectExtent l="0" t="0" r="6350" b="0"/>
+            <wp:docPr id="137" name="Imagem 137"/>
+            <wp:cNvGraphicFramePr>
+              <a:graphicFrameLocks xmlns:a="http://schemas.openxmlformats.org/drawingml/2006/main" noChangeAspect="1"/>
+            </wp:cNvGraphicFramePr>
+            <a:graphic xmlns:a="http://schemas.openxmlformats.org/drawingml/2006/main">
+              <a:graphicData uri="http://schemas.openxmlformats.org/drawingml/2006/picture">
+                <pic:pic xmlns:pic="http://schemas.openxmlformats.org/drawingml/2006/picture">
+                  <pic:nvPicPr>
+                    <pic:cNvPr id="0" name="Picture 11"/>
+                    <pic:cNvPicPr>
+                      <a:picLocks noChangeAspect="1" noChangeArrowheads="1"/>
+                    </pic:cNvPicPr>
+                  </pic:nvPicPr>
+                  <pic:blipFill>
+                    <a:blip r:embed="rId143">
+                      <a:extLst>
+                        <a:ext uri="{28A0092B-C50C-407E-A947-70E740481C1C}">
+                          <a14:useLocalDpi xmlns:a14="http://schemas.microsoft.com/office/drawing/2010/main" val="0"/>
+                        </a:ext>
+                      </a:extLst>
+                    </a:blip>
+                    <a:srcRect/>
+                    <a:stretch>
+                      <a:fillRect/>
+                    </a:stretch>
+                  </pic:blipFill>
+                  <pic:spPr bwMode="auto">
+                    <a:xfrm>
+                      <a:off x="0" y="0"/>
+                      <a:ext cx="1422400" cy="609600"/>
+                    </a:xfrm>
+                    <a:prstGeom prst="rect">
+                      <a:avLst/>
+                    </a:prstGeom>
+                    <a:noFill/>
+                  </pic:spPr>
+                </pic:pic>
+              </a:graphicData>
+            </a:graphic>
+          </wp:inline>
+        </w:drawing>
+      </w:r>
+    </w:p>
+    <w:p>
+      <w:pPr>
+        <w:jc w:val="both"/>
+      </w:pPr>
+    </w:p>
+    <w:p>
+      <w:pPr>
+        <w:jc w:val="both"/>
+      </w:pPr>
+      <w:r>
+        <w:t>90-</w:t>
+      </w:r>
+    </w:p>
+    <w:p>
+      <w:pPr>
+        <w:jc w:val="both"/>
+      </w:pPr>
+    </w:p>
+    <w:p>
+      <w:pPr>
+        <w:jc w:val="both"/>
+      </w:pPr>
+      <w:r>
+        <w:t>91-</w:t>
+      </w:r>
+    </w:p>
+    <w:p>
+      <w:pPr>
+        <w:jc w:val="both"/>
+      </w:pPr>
+    </w:p>
+    <w:p>
+      <w:pPr>
+        <w:jc w:val="both"/>
+      </w:pPr>
+      <w:r>
+        <w:t>92-</w:t>
+      </w:r>
+    </w:p>
+    <w:p>
+      <w:pPr>
+        <w:jc w:val="both"/>
+      </w:pPr>
+      <w:r>
+        <w:t>93-</w:t>
+      </w:r>
+    </w:p>
+    <w:p>
+      <w:pPr>
+        <w:jc w:val="both"/>
+      </w:pPr>
+      <w:r>
+        <w:t xml:space="preserve">94-Trabalhando com fontes da internet vamos escolher uma fonte para nosso site que seja preparado pela internet </w:t>
+      </w:r>
+    </w:p>
+    <w:p>
+      <w:pPr>
+        <w:jc w:val="both"/>
+      </w:pPr>
+      <w:r>
+        <w:t>Qual a diferença ser preparado ou não para internet é que a fonte independente do navegador vai se</w:t>
+      </w:r>
+    </w:p>
+    <w:p>
+      <w:pPr>
+        <w:jc w:val="both"/>
+      </w:pPr>
+    </w:p>
+    <w:p>
+      <w:pPr>
+        <w:jc w:val="both"/>
+      </w:pPr>
+    </w:p>
+    <w:p>
+      <w:pPr>
+        <w:jc w:val="both"/>
+      </w:pPr>
+    </w:p>
+    <w:p>
+      <w:pPr>
+        <w:jc w:val="both"/>
+      </w:pPr>
+    </w:p>
+    <w:p>
+      <w:pPr>
+        <w:jc w:val="both"/>
+      </w:pPr>
+      <w:r>
+        <w:t xml:space="preserve">101-No </w:t>
+      </w:r>
+      <w:proofErr w:type="spellStart"/>
+      <w:r>
+        <w:t>css</w:t>
+      </w:r>
+      <w:proofErr w:type="spellEnd"/>
+      <w:r>
+        <w:t xml:space="preserve"> na </w:t>
+      </w:r>
+      <w:proofErr w:type="spellStart"/>
+      <w:r>
+        <w:t>class</w:t>
+      </w:r>
+      <w:proofErr w:type="spellEnd"/>
+      <w:r>
+        <w:t xml:space="preserve"> vídeo vamos colocar uma largura para vídeo 560px e vamos dar um espaço externo </w:t>
       </w:r>
       <w:bookmarkStart w:id="0" w:name="_GoBack"/>
       <w:bookmarkEnd w:id="0"/>
-      <w:r>
-        <w:t xml:space="preserve"> </w:t>
-      </w:r>
-      <w:r>
-        <w:t xml:space="preserve">                                                                                                                                                                                                                                                                                                                                                                                                                                                               </w:t>
+    </w:p>
+    <w:p>
+      <w:pPr>
+        <w:jc w:val="both"/>
+      </w:pPr>
+    </w:p>
+    <w:p>
+      <w:pPr>
+        <w:pStyle w:val="PargrafodaLista"/>
+        <w:jc w:val="both"/>
+      </w:pPr>
+      <w:r>
+        <w:t xml:space="preserve">                                                                                                                                                                                                                   </w:t>
       </w:r>
     </w:p>
     <w:sectPr>
@@ -10994,7 +12147,7 @@
 </file>
 
 <file path=customXml/itemProps1.xml><?xml version="1.0" encoding="utf-8"?>
-<ds:datastoreItem xmlns:ds="http://schemas.openxmlformats.org/officeDocument/2006/customXml" ds:itemID="{37B6D4C3-DC46-4FCD-A7B7-64A671869D65}">
+<ds:datastoreItem xmlns:ds="http://schemas.openxmlformats.org/officeDocument/2006/customXml" ds:itemID="{4568ABF6-8416-447C-85C2-C177CB304C51}">
   <ds:schemaRefs>
     <ds:schemaRef ds:uri="http://schemas.openxmlformats.org/officeDocument/2006/bibliography"/>
   </ds:schemaRefs>

--- a/Apostila/Projeto Space for Men.docx
+++ b/Apostila/Projeto Space for Men.docx
@@ -7,7 +7,19 @@
         <w:jc w:val="center"/>
       </w:pPr>
       <w:r>
-        <w:t xml:space="preserve">Projeto Space for </w:t>
+        <w:softHyphen/>
+      </w:r>
+      <w:r>
+        <w:softHyphen/>
+      </w:r>
+      <w:r>
+        <w:softHyphen/>
+      </w:r>
+      <w:r>
+        <w:t>Projeto</w:t>
+      </w:r>
+      <w:r>
+        <w:t xml:space="preserve"> Space for </w:t>
       </w:r>
       <w:proofErr w:type="spellStart"/>
       <w:r>
@@ -65,7 +77,7 @@
           <w:noProof/>
         </w:rPr>
         <w:drawing>
-          <wp:inline distT="0" distB="0" distL="0" distR="0" wp14:anchorId="487A0E97" wp14:editId="6D01AE83">
+          <wp:inline distT="0" distB="0" distL="0" distR="0" wp14:anchorId="03886F03" wp14:editId="241774D9">
             <wp:extent cx="5400040" cy="3035935"/>
             <wp:effectExtent l="0" t="0" r="0" b="0"/>
             <wp:docPr id="2" name="Imagem 2"/>
@@ -116,10 +128,7 @@
       </w:r>
       <w:proofErr w:type="spellEnd"/>
       <w:r>
-        <w:t xml:space="preserve"> clone</w:t>
-      </w:r>
-      <w:r>
-        <w:t xml:space="preserve"> </w:t>
+        <w:t xml:space="preserve"> clone </w:t>
       </w:r>
       <w:hyperlink r:id="rId8" w:history="1">
         <w:r>
@@ -140,13 +149,7 @@
         <w:ind w:left="360"/>
       </w:pPr>
       <w:r>
-        <w:t>2-</w:t>
-      </w:r>
-      <w:r>
-        <w:t>A</w:t>
-      </w:r>
-      <w:r>
-        <w:t xml:space="preserve">brimos o </w:t>
+        <w:t xml:space="preserve">2-Abrimos o </w:t>
       </w:r>
       <w:proofErr w:type="spellStart"/>
       <w:r>
@@ -154,10 +157,7 @@
       </w:r>
       <w:proofErr w:type="spellEnd"/>
       <w:r>
-        <w:t xml:space="preserve"> na pasta</w:t>
-      </w:r>
-      <w:r>
-        <w:t xml:space="preserve"> e criamos os arquivos index.html e style.css</w:t>
+        <w:t xml:space="preserve"> na pasta e criamos os arquivos index.html e style.css</w:t>
       </w:r>
     </w:p>
     <w:p>
@@ -170,7 +170,7 @@
           <w:noProof/>
         </w:rPr>
         <w:drawing>
-          <wp:inline distT="0" distB="0" distL="0" distR="0" wp14:anchorId="48E44E72">
+          <wp:inline distT="0" distB="0" distL="0" distR="0" wp14:anchorId="32EA697F" wp14:editId="65DDFD9C">
             <wp:extent cx="5378450" cy="2666708"/>
             <wp:effectExtent l="0" t="0" r="0" b="635"/>
             <wp:docPr id="3" name="Imagem 3"/>
@@ -276,7 +276,7 @@
           <w:noProof/>
         </w:rPr>
         <w:drawing>
-          <wp:inline distT="0" distB="0" distL="0" distR="0" wp14:anchorId="0220DECE" wp14:editId="4210413A">
+          <wp:inline distT="0" distB="0" distL="0" distR="0" wp14:anchorId="105726A9" wp14:editId="7A72E4D4">
             <wp:extent cx="6152400" cy="162000"/>
             <wp:effectExtent l="0" t="0" r="1270" b="9525"/>
             <wp:docPr id="1" name="Imagem 1"/>
@@ -321,20 +321,11 @@
         </w:rPr>
       </w:pPr>
       <w:r>
-        <w:t>4-</w:t>
-      </w:r>
-      <w:r>
-        <w:t>C</w:t>
-      </w:r>
-      <w:r>
-        <w:t xml:space="preserve">olocamos a cor </w:t>
+        <w:t xml:space="preserve">4-Colocamos a cor </w:t>
       </w:r>
       <w:proofErr w:type="gramStart"/>
       <w:r>
-        <w:t xml:space="preserve">vermelha </w:t>
-      </w:r>
-      <w:r>
-        <w:t xml:space="preserve"> utilizando</w:t>
+        <w:t>vermelha  utilizando</w:t>
       </w:r>
       <w:proofErr w:type="gramEnd"/>
       <w:r>
@@ -364,7 +355,7 @@
           <w:noProof/>
         </w:rPr>
         <w:drawing>
-          <wp:inline distT="0" distB="0" distL="0" distR="0" wp14:anchorId="6D2F5F8E" wp14:editId="0525EE34">
+          <wp:inline distT="0" distB="0" distL="0" distR="0" wp14:anchorId="24C18524" wp14:editId="2F1D6DC0">
             <wp:extent cx="2581635" cy="1162212"/>
             <wp:effectExtent l="0" t="0" r="9525" b="0"/>
             <wp:docPr id="4" name="Imagem 4"/>
@@ -441,7 +432,7 @@
           <w:noProof/>
         </w:rPr>
         <w:drawing>
-          <wp:inline distT="0" distB="0" distL="0" distR="0" wp14:anchorId="513FD4D7" wp14:editId="4449F8F8">
+          <wp:inline distT="0" distB="0" distL="0" distR="0" wp14:anchorId="17083705" wp14:editId="31336D3F">
             <wp:extent cx="6039907" cy="247650"/>
             <wp:effectExtent l="0" t="0" r="0" b="0"/>
             <wp:docPr id="5" name="Imagem 5"/>
@@ -499,7 +490,7 @@
           <w:noProof/>
         </w:rPr>
         <w:drawing>
-          <wp:inline distT="0" distB="0" distL="0" distR="0" wp14:anchorId="389CBABE">
+          <wp:inline distT="0" distB="0" distL="0" distR="0" wp14:anchorId="1CF2C6BB" wp14:editId="28BEBA4B">
             <wp:extent cx="1990725" cy="1085850"/>
             <wp:effectExtent l="0" t="0" r="9525" b="0"/>
             <wp:docPr id="6" name="Imagem 6"/>
@@ -552,13 +543,7 @@
     </w:p>
     <w:p>
       <w:r>
-        <w:t>6</w:t>
-      </w:r>
-      <w:r>
-        <w:t>-</w:t>
-      </w:r>
-      <w:r>
-        <w:t xml:space="preserve">No </w:t>
+        <w:t xml:space="preserve">6-No </w:t>
       </w:r>
       <w:proofErr w:type="spellStart"/>
       <w:r>
@@ -586,7 +571,7 @@
           <w:noProof/>
         </w:rPr>
         <w:drawing>
-          <wp:inline distT="0" distB="0" distL="0" distR="0" wp14:anchorId="7D3F51A8">
+          <wp:inline distT="0" distB="0" distL="0" distR="0" wp14:anchorId="37FD983A" wp14:editId="16C5BFC4">
             <wp:extent cx="1990725" cy="1085850"/>
             <wp:effectExtent l="0" t="0" r="9525" b="0"/>
             <wp:docPr id="7" name="Imagem 7"/>
@@ -639,7 +624,15 @@
     </w:p>
     <w:p>
       <w:r>
-        <w:t xml:space="preserve">7-No paragrafo a Missão queremos q ele fique </w:t>
+        <w:t xml:space="preserve">7-No </w:t>
+      </w:r>
+      <w:proofErr w:type="spellStart"/>
+      <w:r>
+        <w:t>paragrafo</w:t>
+      </w:r>
+      <w:proofErr w:type="spellEnd"/>
+      <w:r>
+        <w:t xml:space="preserve"> a Missão queremos q ele fique </w:t>
       </w:r>
       <w:proofErr w:type="gramStart"/>
       <w:r>
@@ -667,7 +660,7 @@
           <w:noProof/>
         </w:rPr>
         <w:drawing>
-          <wp:inline distT="0" distB="0" distL="0" distR="0" wp14:anchorId="1F3BE866">
+          <wp:inline distT="0" distB="0" distL="0" distR="0" wp14:anchorId="3B5A7BC0" wp14:editId="194A3B69">
             <wp:extent cx="1857375" cy="485775"/>
             <wp:effectExtent l="0" t="0" r="9525" b="9525"/>
             <wp:docPr id="9" name="Imagem 9"/>
@@ -751,7 +744,7 @@
           <w:noProof/>
         </w:rPr>
         <w:drawing>
-          <wp:inline distT="0" distB="0" distL="0" distR="0" wp14:anchorId="7EF49936" wp14:editId="08A6B3B7">
+          <wp:inline distT="0" distB="0" distL="0" distR="0" wp14:anchorId="4FD5E9A2" wp14:editId="5C70D86C">
             <wp:extent cx="6107049" cy="257175"/>
             <wp:effectExtent l="0" t="0" r="8255" b="0"/>
             <wp:docPr id="8" name="Imagem 8"/>
@@ -824,7 +817,7 @@
           <w:noProof/>
         </w:rPr>
         <w:drawing>
-          <wp:inline distT="0" distB="0" distL="0" distR="0" wp14:anchorId="70A552F6">
+          <wp:inline distT="0" distB="0" distL="0" distR="0" wp14:anchorId="702B88A3" wp14:editId="5125DA83">
             <wp:extent cx="2810510" cy="1143000"/>
             <wp:effectExtent l="0" t="0" r="8890" b="0"/>
             <wp:docPr id="10" name="Imagem 10"/>
@@ -910,7 +903,7 @@
           <w:noProof/>
         </w:rPr>
         <w:drawing>
-          <wp:inline distT="0" distB="0" distL="0" distR="0" wp14:anchorId="634BEAEC" wp14:editId="08B5BCB6">
+          <wp:inline distT="0" distB="0" distL="0" distR="0" wp14:anchorId="343CB2D3" wp14:editId="17A51D53">
             <wp:extent cx="3267531" cy="847843"/>
             <wp:effectExtent l="0" t="0" r="9525" b="9525"/>
             <wp:docPr id="11" name="Imagem 11"/>
@@ -953,7 +946,7 @@
           <w:noProof/>
         </w:rPr>
         <w:drawing>
-          <wp:inline distT="0" distB="0" distL="0" distR="0" wp14:anchorId="79AE9176">
+          <wp:inline distT="0" distB="0" distL="0" distR="0" wp14:anchorId="3462B65F" wp14:editId="49FB1D59">
             <wp:extent cx="1676400" cy="419100"/>
             <wp:effectExtent l="0" t="0" r="0" b="0"/>
             <wp:docPr id="12" name="Imagem 12"/>
@@ -1002,13 +995,7 @@
     <w:p/>
     <w:p>
       <w:r>
-        <w:t>10</w:t>
-      </w:r>
-      <w:r>
-        <w:t>-</w:t>
-      </w:r>
-      <w:r>
-        <w:t xml:space="preserve">Dividimos a nossa </w:t>
+        <w:t xml:space="preserve">10-Dividimos a nossa </w:t>
       </w:r>
       <w:proofErr w:type="spellStart"/>
       <w:r>
@@ -1060,7 +1047,7 @@
           <w:noProof/>
         </w:rPr>
         <w:drawing>
-          <wp:inline distT="0" distB="0" distL="0" distR="0" wp14:anchorId="0041F132" wp14:editId="41B016EC">
+          <wp:inline distT="0" distB="0" distL="0" distR="0" wp14:anchorId="41A1BA12" wp14:editId="746C1D1A">
             <wp:extent cx="5400040" cy="1730375"/>
             <wp:effectExtent l="0" t="0" r="0" b="3175"/>
             <wp:docPr id="13" name="Imagem 13"/>
@@ -1105,7 +1092,7 @@
           <w:noProof/>
         </w:rPr>
         <w:drawing>
-          <wp:inline distT="0" distB="0" distL="0" distR="0" wp14:anchorId="20812363">
+          <wp:inline distT="0" distB="0" distL="0" distR="0" wp14:anchorId="72A5631B" wp14:editId="4DD7FBF8">
             <wp:extent cx="2076450" cy="495300"/>
             <wp:effectExtent l="0" t="0" r="0" b="0"/>
             <wp:docPr id="14" name="Imagem 14"/>
@@ -1157,10 +1144,7 @@
         <w:jc w:val="center"/>
       </w:pPr>
       <w:r>
-        <w:t xml:space="preserve">11- </w:t>
-      </w:r>
-      <w:r>
-        <w:t xml:space="preserve">E no outro </w:t>
+        <w:t xml:space="preserve">11- E no outro </w:t>
       </w:r>
       <w:proofErr w:type="spellStart"/>
       <w:r>
@@ -1178,7 +1162,7 @@
           <w:noProof/>
         </w:rPr>
         <w:drawing>
-          <wp:inline distT="0" distB="0" distL="0" distR="0" wp14:anchorId="36760CBE">
+          <wp:inline distT="0" distB="0" distL="0" distR="0" wp14:anchorId="71EA27FE" wp14:editId="3F0D1F61">
             <wp:extent cx="5058410" cy="1847850"/>
             <wp:effectExtent l="0" t="0" r="8890" b="0"/>
             <wp:docPr id="15" name="Imagem 15"/>
@@ -1233,7 +1217,7 @@
           <w:noProof/>
         </w:rPr>
         <w:drawing>
-          <wp:inline distT="0" distB="0" distL="0" distR="0" wp14:anchorId="546922DF" wp14:editId="66EC9D4C">
+          <wp:inline distT="0" distB="0" distL="0" distR="0" wp14:anchorId="7579997D" wp14:editId="550234AA">
             <wp:extent cx="2076740" cy="638264"/>
             <wp:effectExtent l="0" t="0" r="0" b="9525"/>
             <wp:docPr id="16" name="Imagem 16"/>
@@ -1292,7 +1276,7 @@
           <w:noProof/>
         </w:rPr>
         <w:drawing>
-          <wp:inline distT="0" distB="0" distL="0" distR="0" wp14:anchorId="7257909E">
+          <wp:inline distT="0" distB="0" distL="0" distR="0" wp14:anchorId="50AB3918" wp14:editId="53BA37AB">
             <wp:extent cx="4429760" cy="238125"/>
             <wp:effectExtent l="0" t="0" r="8890" b="9525"/>
             <wp:docPr id="17" name="Imagem 17"/>
@@ -1347,7 +1331,7 @@
           <w:noProof/>
         </w:rPr>
         <w:drawing>
-          <wp:inline distT="0" distB="0" distL="0" distR="0" wp14:anchorId="5A798FED">
+          <wp:inline distT="0" distB="0" distL="0" distR="0" wp14:anchorId="29F66ED1" wp14:editId="6E061DA4">
             <wp:extent cx="1476375" cy="600075"/>
             <wp:effectExtent l="0" t="0" r="9525" b="9525"/>
             <wp:docPr id="18" name="Imagem 18"/>
@@ -1407,7 +1391,7 @@
           <w:noProof/>
         </w:rPr>
         <w:drawing>
-          <wp:inline distT="0" distB="0" distL="0" distR="0" wp14:anchorId="05C8F0B7">
+          <wp:inline distT="0" distB="0" distL="0" distR="0" wp14:anchorId="7BAC14FC" wp14:editId="13AE03DB">
             <wp:extent cx="1838325" cy="514350"/>
             <wp:effectExtent l="0" t="0" r="9525" b="0"/>
             <wp:docPr id="19" name="Imagem 19"/>
@@ -1471,7 +1455,7 @@
           <w:noProof/>
         </w:rPr>
         <w:drawing>
-          <wp:inline distT="0" distB="0" distL="0" distR="0" wp14:anchorId="41B01D9C">
+          <wp:inline distT="0" distB="0" distL="0" distR="0" wp14:anchorId="15D6A93A" wp14:editId="6726C02E">
             <wp:extent cx="5335905" cy="2207079"/>
             <wp:effectExtent l="0" t="0" r="0" b="3175"/>
             <wp:docPr id="20" name="Imagem 20"/>
@@ -1540,7 +1524,7 @@
           <w:noProof/>
         </w:rPr>
         <w:drawing>
-          <wp:inline distT="0" distB="0" distL="0" distR="0" wp14:anchorId="1630C7ED">
+          <wp:inline distT="0" distB="0" distL="0" distR="0" wp14:anchorId="54A781B2" wp14:editId="39277377">
             <wp:extent cx="1743075" cy="590550"/>
             <wp:effectExtent l="0" t="0" r="9525" b="0"/>
             <wp:docPr id="21" name="Imagem 21"/>
@@ -1600,7 +1584,7 @@
           <w:noProof/>
         </w:rPr>
         <w:drawing>
-          <wp:inline distT="0" distB="0" distL="0" distR="0" wp14:anchorId="24A921E8">
+          <wp:inline distT="0" distB="0" distL="0" distR="0" wp14:anchorId="398561FD" wp14:editId="4D0D04DF">
             <wp:extent cx="5850114" cy="2174730"/>
             <wp:effectExtent l="0" t="0" r="0" b="0"/>
             <wp:docPr id="22" name="Imagem 22"/>
@@ -1656,10 +1640,7 @@
       </w:r>
       <w:proofErr w:type="gramEnd"/>
       <w:r>
-        <w:t xml:space="preserve"> um tamanho para que ela ocupe 20% de largura e colocamos </w:t>
-      </w:r>
-      <w:r>
-        <w:t>um  espaço externo do lado direito de 15% obtendo os seguintes resultados:</w:t>
+        <w:t xml:space="preserve"> um tamanho para que ela ocupe 20% de largura e colocamos um  espaço externo do lado direito de 15% obtendo os seguintes resultados:</w:t>
       </w:r>
     </w:p>
     <w:p/>
@@ -1672,7 +1653,7 @@
           <w:noProof/>
         </w:rPr>
         <w:drawing>
-          <wp:inline distT="0" distB="0" distL="0" distR="0" wp14:anchorId="354C0172">
+          <wp:inline distT="0" distB="0" distL="0" distR="0" wp14:anchorId="0780B050" wp14:editId="6EF8A39C">
             <wp:extent cx="1724025" cy="895350"/>
             <wp:effectExtent l="0" t="0" r="9525" b="0"/>
             <wp:docPr id="23" name="Imagem 23"/>
@@ -1732,7 +1713,7 @@
           <w:noProof/>
         </w:rPr>
         <w:drawing>
-          <wp:inline distT="0" distB="0" distL="0" distR="0" wp14:anchorId="260520AF">
+          <wp:inline distT="0" distB="0" distL="0" distR="0" wp14:anchorId="53A97A80" wp14:editId="27CD70D2">
             <wp:extent cx="6134523" cy="2279932"/>
             <wp:effectExtent l="0" t="0" r="0" b="6350"/>
             <wp:docPr id="24" name="Imagem 24"/>
@@ -1811,7 +1792,7 @@
           <w:noProof/>
         </w:rPr>
         <w:drawing>
-          <wp:inline distT="0" distB="0" distL="0" distR="0" wp14:anchorId="4D9160B4">
+          <wp:inline distT="0" distB="0" distL="0" distR="0" wp14:anchorId="0F6DE67C" wp14:editId="062FCD63">
             <wp:extent cx="1676400" cy="438150"/>
             <wp:effectExtent l="0" t="0" r="0" b="0"/>
             <wp:docPr id="25" name="Imagem 25"/>
@@ -1887,7 +1868,7 @@
           <w:noProof/>
         </w:rPr>
         <w:drawing>
-          <wp:inline distT="0" distB="0" distL="0" distR="0" wp14:anchorId="61563C95">
+          <wp:inline distT="0" distB="0" distL="0" distR="0" wp14:anchorId="72E6F420" wp14:editId="2130736D">
             <wp:extent cx="2038350" cy="695325"/>
             <wp:effectExtent l="0" t="0" r="0" b="9525"/>
             <wp:docPr id="26" name="Imagem 26"/>
@@ -1939,7 +1920,7 @@
           <w:noProof/>
         </w:rPr>
         <w:drawing>
-          <wp:inline distT="0" distB="0" distL="0" distR="0" wp14:anchorId="08F973BE">
+          <wp:inline distT="0" distB="0" distL="0" distR="0" wp14:anchorId="5AC8E38E" wp14:editId="67CE98F3">
             <wp:extent cx="5683042" cy="1054172"/>
             <wp:effectExtent l="0" t="0" r="0" b="0"/>
             <wp:docPr id="27" name="Imagem 27"/>
@@ -1988,10 +1969,7 @@
     <w:p/>
     <w:p>
       <w:r>
-        <w:t>18-</w:t>
-      </w:r>
-      <w:r>
-        <w:t xml:space="preserve">Para deixar o código mais limpo criamos uma </w:t>
+        <w:t xml:space="preserve">18-Para deixar o código mais limpo criamos uma </w:t>
       </w:r>
       <w:proofErr w:type="spellStart"/>
       <w:r>
@@ -2011,7 +1989,7 @@
           <w:noProof/>
         </w:rPr>
         <w:drawing>
-          <wp:inline distT="0" distB="0" distL="0" distR="0" wp14:anchorId="29295D5D" wp14:editId="37629714">
+          <wp:inline distT="0" distB="0" distL="0" distR="0" wp14:anchorId="7BCE7E5C" wp14:editId="3BD298B1">
             <wp:extent cx="2273418" cy="781050"/>
             <wp:effectExtent l="0" t="0" r="0" b="0"/>
             <wp:docPr id="32" name="Imagem 32"/>
@@ -2056,7 +2034,7 @@
           <w:noProof/>
         </w:rPr>
         <w:drawing>
-          <wp:inline distT="0" distB="0" distL="0" distR="0" wp14:anchorId="2B9C0A30">
+          <wp:inline distT="0" distB="0" distL="0" distR="0" wp14:anchorId="19388F27" wp14:editId="29D87E45">
             <wp:extent cx="3782060" cy="161925"/>
             <wp:effectExtent l="0" t="0" r="8890" b="9525"/>
             <wp:docPr id="28" name="Imagem 28"/>
@@ -2111,7 +2089,7 @@
           <w:noProof/>
         </w:rPr>
         <w:drawing>
-          <wp:inline distT="0" distB="0" distL="0" distR="0" wp14:anchorId="2C023C72">
+          <wp:inline distT="0" distB="0" distL="0" distR="0" wp14:anchorId="7170F242" wp14:editId="150ABBF9">
             <wp:extent cx="2848610" cy="171450"/>
             <wp:effectExtent l="0" t="0" r="8890" b="0"/>
             <wp:docPr id="29" name="Imagem 29"/>
@@ -2239,7 +2217,7 @@
           <w:noProof/>
         </w:rPr>
         <w:drawing>
-          <wp:inline distT="0" distB="0" distL="0" distR="0" wp14:anchorId="7760DDFB" wp14:editId="22258894">
+          <wp:inline distT="0" distB="0" distL="0" distR="0" wp14:anchorId="57DA0BCF" wp14:editId="6303E18F">
             <wp:extent cx="2305372" cy="1505160"/>
             <wp:effectExtent l="0" t="0" r="0" b="0"/>
             <wp:docPr id="30" name="Imagem 30"/>
@@ -2284,7 +2262,7 @@
           <w:noProof/>
         </w:rPr>
         <w:drawing>
-          <wp:inline distT="0" distB="0" distL="0" distR="0" wp14:anchorId="1B8FE6B3">
+          <wp:inline distT="0" distB="0" distL="0" distR="0" wp14:anchorId="26F1113A" wp14:editId="092EB597">
             <wp:extent cx="5048885" cy="1200150"/>
             <wp:effectExtent l="0" t="0" r="0" b="0"/>
             <wp:docPr id="33" name="Imagem 33"/>
@@ -2366,7 +2344,7 @@
           <w:noProof/>
         </w:rPr>
         <w:drawing>
-          <wp:inline distT="0" distB="0" distL="0" distR="0" wp14:anchorId="67888379">
+          <wp:inline distT="0" distB="0" distL="0" distR="0" wp14:anchorId="5FF91B53" wp14:editId="729A2534">
             <wp:extent cx="3439160" cy="1343025"/>
             <wp:effectExtent l="0" t="0" r="8890" b="9525"/>
             <wp:docPr id="34" name="Imagem 34"/>
@@ -2458,7 +2436,7 @@
           <w:noProof/>
         </w:rPr>
         <w:drawing>
-          <wp:inline distT="0" distB="0" distL="0" distR="0" wp14:anchorId="6D6BDD60" wp14:editId="16429700">
+          <wp:inline distT="0" distB="0" distL="0" distR="0" wp14:anchorId="1E9224DE" wp14:editId="679D1E8E">
             <wp:extent cx="2314898" cy="543001"/>
             <wp:effectExtent l="0" t="0" r="0" b="9525"/>
             <wp:docPr id="35" name="Imagem 35"/>
@@ -2503,7 +2481,7 @@
           <w:noProof/>
         </w:rPr>
         <w:drawing>
-          <wp:inline distT="0" distB="0" distL="0" distR="0" wp14:anchorId="53242606">
+          <wp:inline distT="0" distB="0" distL="0" distR="0" wp14:anchorId="11AA197C" wp14:editId="45A0731A">
             <wp:extent cx="3438525" cy="1341120"/>
             <wp:effectExtent l="0" t="0" r="9525" b="0"/>
             <wp:docPr id="40" name="Imagem 40"/>
@@ -2597,7 +2575,15 @@
       </w:r>
       <w:proofErr w:type="spellEnd"/>
       <w:r>
-        <w:t xml:space="preserve"> os links entre aas paginas conforme </w:t>
+        <w:t xml:space="preserve"> os links entre aas </w:t>
+      </w:r>
+      <w:proofErr w:type="spellStart"/>
+      <w:r>
+        <w:t>paginas</w:t>
+      </w:r>
+      <w:proofErr w:type="spellEnd"/>
+      <w:r>
+        <w:t xml:space="preserve"> conforme </w:t>
       </w:r>
       <w:proofErr w:type="gramStart"/>
       <w:r>
@@ -2615,7 +2601,7 @@
           <w:noProof/>
         </w:rPr>
         <w:drawing>
-          <wp:inline distT="0" distB="0" distL="0" distR="0" wp14:anchorId="2E92237F">
+          <wp:inline distT="0" distB="0" distL="0" distR="0" wp14:anchorId="376C8A1B" wp14:editId="59FB0998">
             <wp:extent cx="3486785" cy="1724025"/>
             <wp:effectExtent l="0" t="0" r="0" b="9525"/>
             <wp:docPr id="37" name="Imagem 37"/>
@@ -2668,10 +2654,7 @@
     </w:p>
     <w:p>
       <w:r>
-        <w:t xml:space="preserve">23-Para colocar a nossa lista os itens um do lado do outro para que assim </w:t>
-      </w:r>
-      <w:r>
-        <w:t xml:space="preserve">possamos </w:t>
+        <w:t xml:space="preserve">23-Para colocar a nossa lista os itens um do lado do outro para que assim possamos </w:t>
       </w:r>
       <w:proofErr w:type="gramStart"/>
       <w:r>
@@ -2723,7 +2706,7 @@
           <w:noProof/>
         </w:rPr>
         <w:drawing>
-          <wp:inline distT="0" distB="0" distL="0" distR="0" wp14:anchorId="4801166D">
+          <wp:inline distT="0" distB="0" distL="0" distR="0" wp14:anchorId="0EABF99E" wp14:editId="7693DD5D">
             <wp:extent cx="2685738" cy="762000"/>
             <wp:effectExtent l="0" t="0" r="635" b="0"/>
             <wp:docPr id="38" name="Imagem 38"/>
@@ -2776,7 +2759,7 @@
           <w:noProof/>
         </w:rPr>
         <w:drawing>
-          <wp:inline distT="0" distB="0" distL="0" distR="0" wp14:anchorId="3C2CE2AB">
+          <wp:inline distT="0" distB="0" distL="0" distR="0" wp14:anchorId="21A0371E" wp14:editId="1A6F36F8">
             <wp:extent cx="2181225" cy="2820035"/>
             <wp:effectExtent l="0" t="0" r="9525" b="0"/>
             <wp:docPr id="39" name="Imagem 39"/>
@@ -2834,13 +2817,7 @@
     </w:p>
     <w:p>
       <w:r>
-        <w:t>24-</w:t>
-      </w:r>
-      <w:r>
-        <w:t>Adicionamos</w:t>
-      </w:r>
-      <w:r>
-        <w:t xml:space="preserve"> a nossa lista o </w:t>
+        <w:t xml:space="preserve">24-Adicionamos a nossa lista o </w:t>
       </w:r>
       <w:proofErr w:type="spellStart"/>
       <w:r>
@@ -2884,7 +2861,7 @@
           <w:noProof/>
         </w:rPr>
         <w:drawing>
-          <wp:inline distT="0" distB="0" distL="0" distR="0" wp14:anchorId="48F7AB11" wp14:editId="7263B1C7">
+          <wp:inline distT="0" distB="0" distL="0" distR="0" wp14:anchorId="379C7CFE" wp14:editId="0973FF42">
             <wp:extent cx="3201827" cy="771525"/>
             <wp:effectExtent l="0" t="0" r="0" b="0"/>
             <wp:docPr id="41" name="Imagem 41"/>
@@ -2928,10 +2905,7 @@
     </w:p>
     <w:p>
       <w:r>
-        <w:t>25-</w:t>
-      </w:r>
-      <w:r>
-        <w:t xml:space="preserve">Ainda trabalhando com o </w:t>
+        <w:t xml:space="preserve">25-Ainda trabalhando com o </w:t>
       </w:r>
       <w:proofErr w:type="spellStart"/>
       <w:r>
@@ -2989,7 +2963,7 @@
           <w:noProof/>
         </w:rPr>
         <w:drawing>
-          <wp:inline distT="0" distB="0" distL="0" distR="0" wp14:anchorId="6126E30B">
+          <wp:inline distT="0" distB="0" distL="0" distR="0" wp14:anchorId="4214386E" wp14:editId="1CC5A94F">
             <wp:extent cx="2524125" cy="1514475"/>
             <wp:effectExtent l="0" t="0" r="9525" b="9525"/>
             <wp:docPr id="42" name="Imagem 42"/>
@@ -3184,7 +3158,7 @@
           <w:noProof/>
         </w:rPr>
         <w:drawing>
-          <wp:inline distT="0" distB="0" distL="0" distR="0" wp14:anchorId="184FA5F6">
+          <wp:inline distT="0" distB="0" distL="0" distR="0" wp14:anchorId="65FCEAE7" wp14:editId="32CC8A64">
             <wp:extent cx="1743075" cy="638175"/>
             <wp:effectExtent l="0" t="0" r="9525" b="9525"/>
             <wp:docPr id="43" name="Imagem 43"/>
@@ -3252,7 +3226,7 @@
           <w:noProof/>
         </w:rPr>
         <w:drawing>
-          <wp:inline distT="0" distB="0" distL="0" distR="0" wp14:anchorId="08288C2D">
+          <wp:inline distT="0" distB="0" distL="0" distR="0" wp14:anchorId="6BE5FC70" wp14:editId="711233EB">
             <wp:extent cx="4544060" cy="2905760"/>
             <wp:effectExtent l="0" t="0" r="8890" b="8890"/>
             <wp:docPr id="45" name="Imagem 45"/>
@@ -3484,7 +3458,7 @@
           <w:noProof/>
         </w:rPr>
         <w:drawing>
-          <wp:inline distT="0" distB="0" distL="0" distR="0" wp14:anchorId="2C92E9A2" wp14:editId="41C5A265">
+          <wp:inline distT="0" distB="0" distL="0" distR="0" wp14:anchorId="625EB97A" wp14:editId="66FE67F1">
             <wp:extent cx="3228975" cy="4015158"/>
             <wp:effectExtent l="0" t="0" r="0" b="4445"/>
             <wp:docPr id="46" name="Imagem 46"/>
@@ -3539,7 +3513,7 @@
           <w:noProof/>
         </w:rPr>
         <w:drawing>
-          <wp:inline distT="0" distB="0" distL="0" distR="0" wp14:anchorId="5FB0DD13">
+          <wp:inline distT="0" distB="0" distL="0" distR="0" wp14:anchorId="48E67499" wp14:editId="4C13E893">
             <wp:extent cx="4610735" cy="1057275"/>
             <wp:effectExtent l="0" t="0" r="0" b="9525"/>
             <wp:docPr id="47" name="Imagem 47"/>
@@ -3768,7 +3742,7 @@
           <w:noProof/>
         </w:rPr>
         <w:drawing>
-          <wp:inline distT="0" distB="0" distL="0" distR="0" wp14:anchorId="1637878D" wp14:editId="4F898612">
+          <wp:inline distT="0" distB="0" distL="0" distR="0" wp14:anchorId="32CE24D2" wp14:editId="296768D4">
             <wp:extent cx="5400040" cy="2515870"/>
             <wp:effectExtent l="0" t="0" r="0" b="0"/>
             <wp:docPr id="31" name="Imagem 31"/>
@@ -3814,10 +3788,7 @@
         <w:pStyle w:val="PargrafodaLista"/>
       </w:pPr>
       <w:r>
-        <w:t xml:space="preserve">Conforme imagem acima verificamos que é 253px a altura do header então dividimos esse valor e colocamos em nosso código </w:t>
-      </w:r>
-      <w:r>
-        <w:t>126px</w:t>
+        <w:t>Conforme imagem acima verificamos que é 253px a altura do header então dividimos esse valor e colocamos em nosso código 126px</w:t>
       </w:r>
     </w:p>
     <w:p>
@@ -3834,7 +3805,7 @@
           <w:noProof/>
         </w:rPr>
         <w:drawing>
-          <wp:inline distT="0" distB="0" distL="0" distR="0" wp14:anchorId="2FED871B">
+          <wp:inline distT="0" distB="0" distL="0" distR="0" wp14:anchorId="7F2D4D00" wp14:editId="07EFFDDA">
             <wp:extent cx="3152775" cy="1508690"/>
             <wp:effectExtent l="0" t="0" r="0" b="0"/>
             <wp:docPr id="36" name="Imagem 36"/>
@@ -3894,7 +3865,7 @@
           <w:noProof/>
         </w:rPr>
         <w:drawing>
-          <wp:inline distT="0" distB="0" distL="0" distR="0" wp14:anchorId="450AB1B8">
+          <wp:inline distT="0" distB="0" distL="0" distR="0" wp14:anchorId="1CEA499F" wp14:editId="63171FCB">
             <wp:extent cx="5695117" cy="1060651"/>
             <wp:effectExtent l="0" t="0" r="1270" b="6350"/>
             <wp:docPr id="44" name="Imagem 44"/>
@@ -3978,7 +3949,7 @@
           <w:noProof/>
         </w:rPr>
         <w:drawing>
-          <wp:inline distT="0" distB="0" distL="0" distR="0" wp14:anchorId="5FE43183">
+          <wp:inline distT="0" distB="0" distL="0" distR="0" wp14:anchorId="092B9015" wp14:editId="6743273B">
             <wp:extent cx="3239135" cy="1533525"/>
             <wp:effectExtent l="0" t="0" r="0" b="9525"/>
             <wp:docPr id="48" name="Imagem 48"/>
@@ -4034,10 +4005,7 @@
         <w:pStyle w:val="PargrafodaLista"/>
       </w:pPr>
       <w:r>
-        <w:t xml:space="preserve">31- E definimos </w:t>
-      </w:r>
-      <w:r>
-        <w:t xml:space="preserve">uma largura para </w:t>
+        <w:t xml:space="preserve">31- E definimos uma largura para </w:t>
       </w:r>
       <w:proofErr w:type="spellStart"/>
       <w:r>
@@ -4108,7 +4076,7 @@
           <w:noProof/>
         </w:rPr>
         <w:drawing>
-          <wp:inline distT="0" distB="0" distL="0" distR="0" wp14:anchorId="5164AC14" wp14:editId="58240916">
+          <wp:inline distT="0" distB="0" distL="0" distR="0" wp14:anchorId="1644E5B7" wp14:editId="6C2D6ACE">
             <wp:extent cx="2162175" cy="1207448"/>
             <wp:effectExtent l="0" t="0" r="0" b="0"/>
             <wp:docPr id="49" name="Imagem 49"/>
@@ -4159,7 +4127,7 @@
           <w:noProof/>
         </w:rPr>
         <w:drawing>
-          <wp:inline distT="0" distB="0" distL="0" distR="0" wp14:anchorId="67A6DC30">
+          <wp:inline distT="0" distB="0" distL="0" distR="0" wp14:anchorId="25674C0F" wp14:editId="06DDB298">
             <wp:extent cx="5437399" cy="1160979"/>
             <wp:effectExtent l="0" t="0" r="0" b="1270"/>
             <wp:docPr id="52" name="Imagem 52"/>
@@ -4260,7 +4228,7 @@
           <w:noProof/>
         </w:rPr>
         <w:drawing>
-          <wp:inline distT="0" distB="0" distL="0" distR="0" wp14:anchorId="1F1FF1B1">
+          <wp:inline distT="0" distB="0" distL="0" distR="0" wp14:anchorId="02192E37" wp14:editId="1B0EA1EA">
             <wp:extent cx="2753591" cy="857250"/>
             <wp:effectExtent l="0" t="0" r="8890" b="0"/>
             <wp:docPr id="50" name="Imagem 50"/>
@@ -4322,7 +4290,7 @@
           <w:noProof/>
         </w:rPr>
         <w:drawing>
-          <wp:inline distT="0" distB="0" distL="0" distR="0" wp14:anchorId="0BFA6953" wp14:editId="20A7445C">
+          <wp:inline distT="0" distB="0" distL="0" distR="0" wp14:anchorId="1B664EC0" wp14:editId="3EE7E3D5">
             <wp:extent cx="4996319" cy="1066800"/>
             <wp:effectExtent l="0" t="0" r="0" b="0"/>
             <wp:docPr id="51" name="Imagem 51"/>
@@ -4455,7 +4423,7 @@
           <w:noProof/>
         </w:rPr>
         <w:drawing>
-          <wp:inline distT="0" distB="0" distL="0" distR="0" wp14:anchorId="5BE3164E">
+          <wp:inline distT="0" distB="0" distL="0" distR="0" wp14:anchorId="611C322D" wp14:editId="11BDD359">
             <wp:extent cx="4391660" cy="3648710"/>
             <wp:effectExtent l="0" t="0" r="8890" b="8890"/>
             <wp:docPr id="53" name="Imagem 53"/>
@@ -4514,13 +4482,7 @@
         <w:pStyle w:val="PargrafodaLista"/>
       </w:pPr>
       <w:r>
-        <w:t xml:space="preserve">34- Para colocar os itens </w:t>
-      </w:r>
-      <w:r>
-        <w:t>da lista</w:t>
-      </w:r>
-      <w:r>
-        <w:t xml:space="preserve"> de produtos um ao lado do outro adicionamos um </w:t>
+        <w:t xml:space="preserve">34- Para colocar os itens da lista de produtos um ao lado do outro adicionamos um </w:t>
       </w:r>
       <w:proofErr w:type="spellStart"/>
       <w:r>
@@ -4575,7 +4537,7 @@
           <w:noProof/>
         </w:rPr>
         <w:drawing>
-          <wp:inline distT="0" distB="0" distL="0" distR="0" wp14:anchorId="3A4A3AD3" wp14:editId="4CBF93C8">
+          <wp:inline distT="0" distB="0" distL="0" distR="0" wp14:anchorId="3A61BF7F" wp14:editId="52FC2D86">
             <wp:extent cx="3277057" cy="2619741"/>
             <wp:effectExtent l="0" t="0" r="0" b="9525"/>
             <wp:docPr id="54" name="Imagem 54"/>
@@ -4621,7 +4583,7 @@
           <w:noProof/>
         </w:rPr>
         <w:drawing>
-          <wp:inline distT="0" distB="0" distL="0" distR="0" wp14:anchorId="2F77D98B" wp14:editId="23E176F9">
+          <wp:inline distT="0" distB="0" distL="0" distR="0" wp14:anchorId="2F6B44F9" wp14:editId="4141CF63">
             <wp:extent cx="2171700" cy="735965"/>
             <wp:effectExtent l="0" t="0" r="0" b="6985"/>
             <wp:docPr id="55" name="Imagem 55"/>
@@ -4676,7 +4638,7 @@
           <w:noProof/>
         </w:rPr>
         <w:drawing>
-          <wp:inline distT="0" distB="0" distL="0" distR="0" wp14:anchorId="405D6E73">
+          <wp:inline distT="0" distB="0" distL="0" distR="0" wp14:anchorId="14BDD505" wp14:editId="51A1E24E">
             <wp:extent cx="5448242" cy="2152650"/>
             <wp:effectExtent l="0" t="0" r="635" b="0"/>
             <wp:docPr id="56" name="Imagem 56"/>
@@ -4733,10 +4695,7 @@
       </w:r>
       <w:proofErr w:type="spellEnd"/>
       <w:r>
-        <w:t xml:space="preserve"> produtos demos uma largura de 940px </w:t>
-      </w:r>
-      <w:r>
-        <w:t>utilizamos margin;0 auto.</w:t>
+        <w:t xml:space="preserve"> produtos demos uma largura de 940px utilizamos margin;0 auto.</w:t>
       </w:r>
     </w:p>
     <w:p>
@@ -4748,7 +4707,7 @@
           <w:noProof/>
         </w:rPr>
         <w:drawing>
-          <wp:inline distT="0" distB="0" distL="0" distR="0" wp14:anchorId="6E184330">
+          <wp:inline distT="0" distB="0" distL="0" distR="0" wp14:anchorId="4A739ABC" wp14:editId="5003F450">
             <wp:extent cx="3294773" cy="1390650"/>
             <wp:effectExtent l="0" t="0" r="1270" b="0"/>
             <wp:docPr id="57" name="Imagem 57"/>
@@ -4803,7 +4762,7 @@
           <w:noProof/>
         </w:rPr>
         <w:drawing>
-          <wp:inline distT="0" distB="0" distL="0" distR="0" wp14:anchorId="43085392">
+          <wp:inline distT="0" distB="0" distL="0" distR="0" wp14:anchorId="42C08EFC" wp14:editId="703A1EEE">
             <wp:extent cx="6134953" cy="2844883"/>
             <wp:effectExtent l="0" t="0" r="0" b="0"/>
             <wp:docPr id="58" name="Imagem 58"/>
@@ -4891,7 +4850,7 @@
           <w:noProof/>
         </w:rPr>
         <w:drawing>
-          <wp:inline distT="0" distB="0" distL="0" distR="0" wp14:anchorId="16A01E6B">
+          <wp:inline distT="0" distB="0" distL="0" distR="0" wp14:anchorId="00C171F2" wp14:editId="183D1088">
             <wp:extent cx="3452740" cy="1200150"/>
             <wp:effectExtent l="0" t="0" r="0" b="0"/>
             <wp:docPr id="59" name="Imagem 59"/>
@@ -4944,7 +4903,7 @@
           <w:noProof/>
         </w:rPr>
         <w:drawing>
-          <wp:inline distT="0" distB="0" distL="0" distR="0" wp14:anchorId="7A4434CA">
+          <wp:inline distT="0" distB="0" distL="0" distR="0" wp14:anchorId="79AFED0C" wp14:editId="6D25E12D">
             <wp:extent cx="5869417" cy="1952625"/>
             <wp:effectExtent l="0" t="0" r="0" b="0"/>
             <wp:docPr id="60" name="Imagem 60"/>
@@ -5001,7 +4960,7 @@
           <w:noProof/>
         </w:rPr>
         <w:drawing>
-          <wp:inline distT="0" distB="0" distL="0" distR="0" wp14:anchorId="53C0478A">
+          <wp:inline distT="0" distB="0" distL="0" distR="0" wp14:anchorId="613C6EA9" wp14:editId="666E3836">
             <wp:extent cx="2923282" cy="1743075"/>
             <wp:effectExtent l="0" t="0" r="0" b="0"/>
             <wp:docPr id="62" name="Imagem 62"/>
@@ -5080,7 +5039,7 @@
           <w:noProof/>
         </w:rPr>
         <w:drawing>
-          <wp:inline distT="0" distB="0" distL="0" distR="0" wp14:anchorId="75875A74">
+          <wp:inline distT="0" distB="0" distL="0" distR="0" wp14:anchorId="2D6F6242" wp14:editId="2519545F">
             <wp:extent cx="2952750" cy="1275880"/>
             <wp:effectExtent l="0" t="0" r="0" b="635"/>
             <wp:docPr id="63" name="Imagem 63"/>
@@ -5154,7 +5113,7 @@
           <w:noProof/>
         </w:rPr>
         <w:drawing>
-          <wp:inline distT="0" distB="0" distL="0" distR="0" wp14:anchorId="10D8E4BC">
+          <wp:inline distT="0" distB="0" distL="0" distR="0" wp14:anchorId="57C6848C" wp14:editId="75D7C5FF">
             <wp:extent cx="2124075" cy="1351684"/>
             <wp:effectExtent l="0" t="0" r="0" b="1270"/>
             <wp:docPr id="64" name="Imagem 64"/>
@@ -5203,10 +5162,15 @@
     <w:p/>
     <w:p>
       <w:r>
-        <w:t>39-No produto li inserimos uma cor de fundo e demos uma distancia de 1</w:t>
-      </w:r>
-      <w:r>
-        <w:t xml:space="preserve">,5% tanto para direita como para esquerda utilizando </w:t>
+        <w:t xml:space="preserve">39-No produto li inserimos uma cor de fundo e demos uma </w:t>
+      </w:r>
+      <w:proofErr w:type="spellStart"/>
+      <w:r>
+        <w:t>distancia</w:t>
+      </w:r>
+      <w:proofErr w:type="spellEnd"/>
+      <w:r>
+        <w:t xml:space="preserve"> de 1,5% tanto para direita como para esquerda utilizando </w:t>
       </w:r>
       <w:proofErr w:type="spellStart"/>
       <w:r>
@@ -5223,7 +5187,7 @@
           <w:noProof/>
         </w:rPr>
         <w:drawing>
-          <wp:inline distT="0" distB="0" distL="0" distR="0" wp14:anchorId="1E4A29C7">
+          <wp:inline distT="0" distB="0" distL="0" distR="0" wp14:anchorId="71D3D15A" wp14:editId="66136480">
             <wp:extent cx="2533106" cy="1704975"/>
             <wp:effectExtent l="0" t="0" r="635" b="0"/>
             <wp:docPr id="65" name="Imagem 65"/>
@@ -5273,7 +5237,7 @@
           <w:noProof/>
         </w:rPr>
         <w:drawing>
-          <wp:inline distT="0" distB="0" distL="0" distR="0" wp14:anchorId="6E06CD97">
+          <wp:inline distT="0" distB="0" distL="0" distR="0" wp14:anchorId="1103779E" wp14:editId="4D109834">
             <wp:extent cx="4839970" cy="1795048"/>
             <wp:effectExtent l="0" t="0" r="0" b="0"/>
             <wp:docPr id="66" name="Imagem 66"/>
@@ -5339,7 +5303,7 @@
           <w:noProof/>
         </w:rPr>
         <w:drawing>
-          <wp:inline distT="0" distB="0" distL="0" distR="0" wp14:anchorId="68FBAB01" wp14:editId="61F11003">
+          <wp:inline distT="0" distB="0" distL="0" distR="0" wp14:anchorId="10ABD863" wp14:editId="2B990B1C">
             <wp:extent cx="1965871" cy="1276350"/>
             <wp:effectExtent l="0" t="0" r="0" b="0"/>
             <wp:docPr id="61" name="Imagem 61"/>
@@ -5379,7 +5343,7 @@
           <w:noProof/>
         </w:rPr>
         <w:drawing>
-          <wp:inline distT="0" distB="0" distL="0" distR="0" wp14:anchorId="3A6E3048">
+          <wp:inline distT="0" distB="0" distL="0" distR="0" wp14:anchorId="294BED0B" wp14:editId="60D1777E">
             <wp:extent cx="2865204" cy="1790700"/>
             <wp:effectExtent l="0" t="0" r="0" b="0"/>
             <wp:docPr id="67" name="Imagem 67"/>
@@ -5427,10 +5391,7 @@
     </w:p>
     <w:p>
       <w:r>
-        <w:t>41-</w:t>
-      </w:r>
-      <w:r>
-        <w:t xml:space="preserve"> </w:t>
+        <w:t xml:space="preserve">41- </w:t>
       </w:r>
       <w:proofErr w:type="gramStart"/>
       <w:r>
@@ -5438,19 +5399,16 @@
       </w:r>
       <w:proofErr w:type="gramEnd"/>
       <w:r>
-        <w:t xml:space="preserve"> li adicionamos um espaço </w:t>
-      </w:r>
-      <w:r>
-        <w:t>interno para cima com para baixo e para direita e esquerda</w:t>
-      </w:r>
-    </w:p>
-    <w:p>
-      <w:r>
-        <w:rPr>
-          <w:noProof/>
-        </w:rPr>
-        <w:drawing>
-          <wp:inline distT="0" distB="0" distL="0" distR="0" wp14:anchorId="44E28B6A">
+        <w:t xml:space="preserve"> li adicionamos um espaço interno para cima com para baixo e para direita e esquerda</w:t>
+      </w:r>
+    </w:p>
+    <w:p>
+      <w:r>
+        <w:rPr>
+          <w:noProof/>
+        </w:rPr>
+        <w:drawing>
+          <wp:inline distT="0" distB="0" distL="0" distR="0" wp14:anchorId="5EE1F4F6" wp14:editId="1D7F798E">
             <wp:extent cx="2675255" cy="2860285"/>
             <wp:effectExtent l="0" t="0" r="0" b="0"/>
             <wp:docPr id="69" name="Imagem 69"/>
@@ -5500,7 +5458,7 @@
           <w:noProof/>
         </w:rPr>
         <w:drawing>
-          <wp:inline distT="0" distB="0" distL="0" distR="0" wp14:anchorId="6BD8046D">
+          <wp:inline distT="0" distB="0" distL="0" distR="0" wp14:anchorId="3E66FD8D" wp14:editId="1019D035">
             <wp:extent cx="2723281" cy="3095625"/>
             <wp:effectExtent l="0" t="0" r="1270" b="0"/>
             <wp:docPr id="70" name="Imagem 70"/>
@@ -5569,7 +5527,7 @@
           <w:noProof/>
         </w:rPr>
         <w:drawing>
-          <wp:inline distT="0" distB="0" distL="0" distR="0" wp14:anchorId="5558C442" wp14:editId="30586456">
+          <wp:inline distT="0" distB="0" distL="0" distR="0" wp14:anchorId="49554DC1" wp14:editId="6894D069">
             <wp:extent cx="2181529" cy="1562318"/>
             <wp:effectExtent l="0" t="0" r="9525" b="0"/>
             <wp:docPr id="71" name="Imagem 71"/>
@@ -5609,7 +5567,7 @@
           <w:noProof/>
         </w:rPr>
         <w:drawing>
-          <wp:inline distT="0" distB="0" distL="0" distR="0" wp14:anchorId="15A4477B">
+          <wp:inline distT="0" distB="0" distL="0" distR="0" wp14:anchorId="300C2A2E" wp14:editId="5DBAFEFA">
             <wp:extent cx="3152775" cy="1551940"/>
             <wp:effectExtent l="0" t="0" r="9525" b="0"/>
             <wp:docPr id="72" name="Imagem 72"/>
@@ -5658,13 +5616,7 @@
     <w:p/>
     <w:p>
       <w:r>
-        <w:t xml:space="preserve">43- </w:t>
-      </w:r>
-      <w:r>
-        <w:t xml:space="preserve">Para </w:t>
-      </w:r>
-      <w:r>
-        <w:t xml:space="preserve">arrumar o espaço externo entre o texto e o preço colocamos um espaço externo </w:t>
+        <w:t xml:space="preserve">43- Para arrumar o espaço externo entre o texto e o preço colocamos um espaço externo </w:t>
       </w:r>
       <w:proofErr w:type="spellStart"/>
       <w:r>
@@ -5681,7 +5633,7 @@
           <w:noProof/>
         </w:rPr>
         <w:drawing>
-          <wp:inline distT="0" distB="0" distL="0" distR="0" wp14:anchorId="39961066">
+          <wp:inline distT="0" distB="0" distL="0" distR="0" wp14:anchorId="69D4959C" wp14:editId="1B7C64E1">
             <wp:extent cx="2414155" cy="1562100"/>
             <wp:effectExtent l="0" t="0" r="5715" b="0"/>
             <wp:docPr id="73" name="Imagem 73"/>
@@ -5742,7 +5694,7 @@
           <w:noProof/>
         </w:rPr>
         <w:drawing>
-          <wp:inline distT="0" distB="0" distL="0" distR="0" wp14:anchorId="7EE07B23">
+          <wp:inline distT="0" distB="0" distL="0" distR="0" wp14:anchorId="0E36D219" wp14:editId="6826D20F">
             <wp:extent cx="1952625" cy="1511988"/>
             <wp:effectExtent l="0" t="0" r="0" b="0"/>
             <wp:docPr id="74" name="Imagem 74"/>
@@ -5792,7 +5744,7 @@
           <w:noProof/>
         </w:rPr>
         <w:drawing>
-          <wp:inline distT="0" distB="0" distL="0" distR="0" wp14:anchorId="3537AEAE">
+          <wp:inline distT="0" distB="0" distL="0" distR="0" wp14:anchorId="34558681" wp14:editId="5015E2C5">
             <wp:extent cx="3419475" cy="1485844"/>
             <wp:effectExtent l="0" t="0" r="0" b="635"/>
             <wp:docPr id="75" name="Imagem 75"/>
@@ -5858,7 +5810,7 @@
           <w:noProof/>
         </w:rPr>
         <w:drawing>
-          <wp:inline distT="0" distB="0" distL="0" distR="0" wp14:anchorId="40642E76">
+          <wp:inline distT="0" distB="0" distL="0" distR="0" wp14:anchorId="72A98C96" wp14:editId="6D833B58">
             <wp:extent cx="2038350" cy="1695450"/>
             <wp:effectExtent l="0" t="0" r="0" b="0"/>
             <wp:docPr id="76" name="Imagem 76"/>
@@ -5907,19 +5859,16 @@
     <w:p/>
     <w:p>
       <w:r>
-        <w:t xml:space="preserve">46-Vamos trabalhar com comportamento quando o usuário ao passar o mouse sobre o elemento ele realiza uma ação nessa situação vamos trabalhar com o menu ao passar o mouse o elemento muda de cor utilizando o </w:t>
-      </w:r>
-      <w:r>
-        <w:t>houve.</w:t>
-      </w:r>
-    </w:p>
-    <w:p>
-      <w:r>
-        <w:rPr>
-          <w:noProof/>
-        </w:rPr>
-        <w:drawing>
-          <wp:inline distT="0" distB="0" distL="0" distR="0" wp14:anchorId="1F117F62" wp14:editId="17428746">
+        <w:t>46-Vamos trabalhar com comportamento quando o usuário ao passar o mouse sobre o elemento ele realiza uma ação nessa situação vamos trabalhar com o menu ao passar o mouse o elemento muda de cor utilizando o houve.</w:t>
+      </w:r>
+    </w:p>
+    <w:p>
+      <w:r>
+        <w:rPr>
+          <w:noProof/>
+        </w:rPr>
+        <w:drawing>
+          <wp:inline distT="0" distB="0" distL="0" distR="0" wp14:anchorId="5E888BB0" wp14:editId="3763CE5B">
             <wp:extent cx="2076450" cy="775540"/>
             <wp:effectExtent l="0" t="0" r="0" b="5715"/>
             <wp:docPr id="77" name="Imagem 77"/>
@@ -5959,7 +5908,7 @@
           <w:noProof/>
         </w:rPr>
         <w:drawing>
-          <wp:inline distT="0" distB="0" distL="0" distR="0" wp14:anchorId="7F8BAEF7">
+          <wp:inline distT="0" distB="0" distL="0" distR="0" wp14:anchorId="0AF056B9" wp14:editId="413BACA2">
             <wp:extent cx="2895600" cy="780905"/>
             <wp:effectExtent l="0" t="0" r="0" b="635"/>
             <wp:docPr id="78" name="Imagem 78"/>
@@ -6025,7 +5974,7 @@
           <w:noProof/>
         </w:rPr>
         <w:drawing>
-          <wp:inline distT="0" distB="0" distL="0" distR="0" wp14:anchorId="6B6326E6">
+          <wp:inline distT="0" distB="0" distL="0" distR="0" wp14:anchorId="295A89E3" wp14:editId="11688470">
             <wp:extent cx="2076450" cy="647700"/>
             <wp:effectExtent l="0" t="0" r="0" b="0"/>
             <wp:docPr id="79" name="Imagem 79"/>
@@ -6075,19 +6024,16 @@
     <w:p/>
     <w:p>
       <w:r>
-        <w:t xml:space="preserve">48-Mudamos a cor </w:t>
-      </w:r>
-      <w:r>
-        <w:t xml:space="preserve">da borda ao passar o mouse </w:t>
-      </w:r>
-    </w:p>
-    <w:p>
-      <w:r>
-        <w:rPr>
-          <w:noProof/>
-        </w:rPr>
-        <w:drawing>
-          <wp:inline distT="0" distB="0" distL="0" distR="0" wp14:anchorId="65ED7CB0" wp14:editId="63190923">
+        <w:t xml:space="preserve">48-Mudamos a cor da borda ao passar o mouse </w:t>
+      </w:r>
+    </w:p>
+    <w:p>
+      <w:r>
+        <w:rPr>
+          <w:noProof/>
+        </w:rPr>
+        <w:drawing>
+          <wp:inline distT="0" distB="0" distL="0" distR="0" wp14:anchorId="71AD6E4A" wp14:editId="256CF02A">
             <wp:extent cx="2632398" cy="704850"/>
             <wp:effectExtent l="0" t="0" r="0" b="0"/>
             <wp:docPr id="68" name="Imagem 68"/>
@@ -6146,7 +6092,7 @@
           <w:noProof/>
         </w:rPr>
         <w:drawing>
-          <wp:inline distT="0" distB="0" distL="0" distR="0" wp14:anchorId="51A5D333">
+          <wp:inline distT="0" distB="0" distL="0" distR="0" wp14:anchorId="5F4648A8" wp14:editId="265E4739">
             <wp:extent cx="2431883" cy="733425"/>
             <wp:effectExtent l="0" t="0" r="6985" b="0"/>
             <wp:docPr id="80" name="Imagem 80"/>
@@ -6209,7 +6155,7 @@
           <w:noProof/>
         </w:rPr>
         <w:drawing>
-          <wp:inline distT="0" distB="0" distL="0" distR="0" wp14:anchorId="40B4DA5C">
+          <wp:inline distT="0" distB="0" distL="0" distR="0" wp14:anchorId="09DF28A8" wp14:editId="51276B6E">
             <wp:extent cx="5264802" cy="2362200"/>
             <wp:effectExtent l="0" t="0" r="0" b="0"/>
             <wp:docPr id="82" name="Imagem 82"/>
@@ -6260,10 +6206,15 @@
     </w:p>
     <w:p>
       <w:r>
-        <w:t>50-</w:t>
-      </w:r>
-      <w:r>
-        <w:t xml:space="preserve"> Agora vamos deixar a nossa pagina mais interativa colocando um </w:t>
+        <w:t xml:space="preserve">50- Agora vamos deixar a nossa </w:t>
+      </w:r>
+      <w:proofErr w:type="spellStart"/>
+      <w:r>
+        <w:t>pagina</w:t>
+      </w:r>
+      <w:proofErr w:type="spellEnd"/>
+      <w:r>
+        <w:t xml:space="preserve"> mais interativa colocando um </w:t>
       </w:r>
       <w:proofErr w:type="spellStart"/>
       <w:r>
@@ -6287,19 +6238,16 @@
       </w:r>
       <w:proofErr w:type="gramEnd"/>
       <w:r>
-        <w:t xml:space="preserve"> vamos passar o mouse ele vai aumentar de tamanho </w:t>
-      </w:r>
-      <w:r>
-        <w:t>passando uma impressão que a imagem está se movendo.</w:t>
-      </w:r>
-    </w:p>
-    <w:p>
-      <w:r>
-        <w:rPr>
-          <w:noProof/>
-        </w:rPr>
-        <w:drawing>
-          <wp:inline distT="0" distB="0" distL="0" distR="0" wp14:anchorId="65B72F14" wp14:editId="5F51BC66">
+        <w:t xml:space="preserve"> vamos passar o mouse ele vai aumentar de tamanho passando uma impressão que a imagem está se movendo.</w:t>
+      </w:r>
+    </w:p>
+    <w:p>
+      <w:r>
+        <w:rPr>
+          <w:noProof/>
+        </w:rPr>
+        <w:drawing>
+          <wp:inline distT="0" distB="0" distL="0" distR="0" wp14:anchorId="70512FDA" wp14:editId="75A5B6AD">
             <wp:extent cx="1914525" cy="533021"/>
             <wp:effectExtent l="0" t="0" r="0" b="635"/>
             <wp:docPr id="83" name="Imagem 83"/>
@@ -6346,13 +6294,7 @@
       </w:r>
       <w:proofErr w:type="spellEnd"/>
       <w:r>
-        <w:t xml:space="preserve"> </w:t>
-      </w:r>
-      <w:r>
-        <w:t xml:space="preserve"> </w:t>
-      </w:r>
-      <w:r>
-        <w:t>conforme</w:t>
+        <w:t xml:space="preserve">  conforme</w:t>
       </w:r>
       <w:proofErr w:type="gramEnd"/>
       <w:r>
@@ -6368,7 +6310,7 @@
           <w:noProof/>
         </w:rPr>
         <w:drawing>
-          <wp:inline distT="0" distB="0" distL="0" distR="0" wp14:anchorId="128AB48A">
+          <wp:inline distT="0" distB="0" distL="0" distR="0" wp14:anchorId="715E0E0B" wp14:editId="404DBE4C">
             <wp:extent cx="3848735" cy="609600"/>
             <wp:effectExtent l="0" t="0" r="0" b="0"/>
             <wp:docPr id="84" name="Imagem 84"/>
@@ -6440,7 +6382,7 @@
           <w:noProof/>
         </w:rPr>
         <w:drawing>
-          <wp:inline distT="0" distB="0" distL="0" distR="0" wp14:anchorId="392C9BA1">
+          <wp:inline distT="0" distB="0" distL="0" distR="0" wp14:anchorId="018A3EA8" wp14:editId="2F926CBA">
             <wp:extent cx="2076450" cy="571500"/>
             <wp:effectExtent l="0" t="0" r="0" b="0"/>
             <wp:docPr id="86" name="Imagem 86"/>
@@ -6512,17 +6454,14 @@
     </w:p>
     <w:p>
       <w:r>
-        <w:t xml:space="preserve"> </w:t>
-      </w:r>
-      <w:r>
-        <w:t xml:space="preserve"> </w:t>
-      </w:r>
-      <w:r>
-        <w:rPr>
-          <w:noProof/>
-        </w:rPr>
-        <w:drawing>
-          <wp:inline distT="0" distB="0" distL="0" distR="0" wp14:anchorId="4256813B">
+        <w:t xml:space="preserve">  </w:t>
+      </w:r>
+      <w:r>
+        <w:rPr>
+          <w:noProof/>
+        </w:rPr>
+        <w:drawing>
+          <wp:inline distT="0" distB="0" distL="0" distR="0" wp14:anchorId="1F61F02B" wp14:editId="0B476360">
             <wp:extent cx="3696335" cy="742950"/>
             <wp:effectExtent l="0" t="0" r="0" b="0"/>
             <wp:docPr id="87" name="Imagem 87"/>
@@ -6574,10 +6513,7 @@
     <w:p/>
     <w:p>
       <w:r>
-        <w:t>54-</w:t>
-      </w:r>
-      <w:r>
-        <w:t xml:space="preserve">Inserindo uma imagem de fundo no site ao </w:t>
+        <w:t xml:space="preserve">54-Inserindo uma imagem de fundo no site ao </w:t>
       </w:r>
       <w:proofErr w:type="spellStart"/>
       <w:r>
@@ -6610,7 +6546,7 @@
           <w:noProof/>
         </w:rPr>
         <w:drawing>
-          <wp:inline distT="0" distB="0" distL="0" distR="0" wp14:anchorId="271B2B52" wp14:editId="257FEFE6">
+          <wp:inline distT="0" distB="0" distL="0" distR="0" wp14:anchorId="4CBC091E" wp14:editId="64B69EAC">
             <wp:extent cx="2847975" cy="1141284"/>
             <wp:effectExtent l="0" t="0" r="0" b="1905"/>
             <wp:docPr id="81" name="Imagem 81"/>
@@ -6652,10 +6588,7 @@
     <w:p/>
     <w:p>
       <w:r>
-        <w:t>55-</w:t>
-      </w:r>
-      <w:r>
-        <w:t xml:space="preserve">No </w:t>
+        <w:t xml:space="preserve">55-No </w:t>
       </w:r>
       <w:proofErr w:type="spellStart"/>
       <w:r>
@@ -6688,7 +6621,7 @@
           <w:noProof/>
         </w:rPr>
         <w:drawing>
-          <wp:inline distT="0" distB="0" distL="0" distR="0" wp14:anchorId="7954AD5F">
+          <wp:inline distT="0" distB="0" distL="0" distR="0" wp14:anchorId="4CF21BAD" wp14:editId="7F1CAAF6">
             <wp:extent cx="2998138" cy="1209675"/>
             <wp:effectExtent l="0" t="0" r="0" b="0"/>
             <wp:docPr id="85" name="Imagem 85"/>
@@ -6740,10 +6673,7 @@
     <w:p/>
     <w:p>
       <w:r>
-        <w:t xml:space="preserve">56-Criamos a pagina </w:t>
-      </w:r>
-      <w:r>
-        <w:t xml:space="preserve">contatos.html e contato.css copiamos o cabeçalho (header) da página produtos e colocamos na página contato e repetimos o mesmo processo no </w:t>
+        <w:t xml:space="preserve">56-Criamos a pagina contatos.html e contato.css copiamos o cabeçalho (header) da página produtos e colocamos na página contato e repetimos o mesmo processo no </w:t>
       </w:r>
       <w:proofErr w:type="spellStart"/>
       <w:r>
@@ -6760,7 +6690,7 @@
           <w:noProof/>
         </w:rPr>
         <w:drawing>
-          <wp:inline distT="0" distB="0" distL="0" distR="0" wp14:anchorId="79FC5C5C" wp14:editId="3999822D">
+          <wp:inline distT="0" distB="0" distL="0" distR="0" wp14:anchorId="09D7ADE2" wp14:editId="32367D29">
             <wp:extent cx="3505689" cy="1914792"/>
             <wp:effectExtent l="0" t="0" r="0" b="9525"/>
             <wp:docPr id="88" name="Imagem 88"/>
@@ -6805,7 +6735,7 @@
           <w:noProof/>
         </w:rPr>
         <w:drawing>
-          <wp:inline distT="0" distB="0" distL="0" distR="0" wp14:anchorId="65BF130E">
+          <wp:inline distT="0" distB="0" distL="0" distR="0" wp14:anchorId="6F6C615D" wp14:editId="2BE013F7">
             <wp:extent cx="2791460" cy="4848860"/>
             <wp:effectExtent l="0" t="0" r="8890" b="8890"/>
             <wp:docPr id="89" name="Imagem 89"/>
@@ -6853,10 +6783,15 @@
     </w:p>
     <w:p>
       <w:r>
-        <w:t>57-</w:t>
-      </w:r>
-      <w:r>
-        <w:t xml:space="preserve">Na pagina contato.html inserimos o </w:t>
+        <w:t xml:space="preserve">57-Na </w:t>
+      </w:r>
+      <w:proofErr w:type="spellStart"/>
+      <w:r>
+        <w:t>pagina</w:t>
+      </w:r>
+      <w:proofErr w:type="spellEnd"/>
+      <w:r>
+        <w:t xml:space="preserve"> contato.html inserimos o </w:t>
       </w:r>
       <w:proofErr w:type="spellStart"/>
       <w:r>
@@ -6900,7 +6835,7 @@
           <w:noProof/>
         </w:rPr>
         <w:drawing>
-          <wp:inline distT="0" distB="0" distL="0" distR="0" wp14:anchorId="2EA35E40" wp14:editId="21D70048">
+          <wp:inline distT="0" distB="0" distL="0" distR="0" wp14:anchorId="4E6AA2DA" wp14:editId="6BF660E8">
             <wp:extent cx="3181350" cy="1607074"/>
             <wp:effectExtent l="0" t="0" r="0" b="0"/>
             <wp:docPr id="90" name="Imagem 90"/>
@@ -6971,7 +6906,7 @@
           <w:noProof/>
         </w:rPr>
         <w:drawing>
-          <wp:inline distT="0" distB="0" distL="0" distR="0" wp14:anchorId="00AF4571">
+          <wp:inline distT="0" distB="0" distL="0" distR="0" wp14:anchorId="65F08AB5" wp14:editId="58062748">
             <wp:extent cx="3449473" cy="1000125"/>
             <wp:effectExtent l="0" t="0" r="0" b="0"/>
             <wp:docPr id="92" name="Imagem 92"/>
@@ -7020,13 +6955,7 @@
     <w:p/>
     <w:p>
       <w:r>
-        <w:t>59-</w:t>
-      </w:r>
-      <w:r>
-        <w:t xml:space="preserve">Para centralizar </w:t>
-      </w:r>
-      <w:r>
-        <w:t xml:space="preserve">o conteúdo dentro do </w:t>
+        <w:t xml:space="preserve">59-Para centralizar o conteúdo dentro do </w:t>
       </w:r>
       <w:proofErr w:type="spellStart"/>
       <w:r>
@@ -7051,7 +6980,7 @@
           <w:noProof/>
         </w:rPr>
         <w:drawing>
-          <wp:inline distT="0" distB="0" distL="0" distR="0" wp14:anchorId="56FDC06F">
+          <wp:inline distT="0" distB="0" distL="0" distR="0" wp14:anchorId="7F1DD3B6" wp14:editId="364FF629">
             <wp:extent cx="1447800" cy="638175"/>
             <wp:effectExtent l="0" t="0" r="0" b="9525"/>
             <wp:docPr id="95" name="Imagem 95"/>
@@ -7109,7 +7038,7 @@
           <w:noProof/>
         </w:rPr>
         <w:drawing>
-          <wp:inline distT="0" distB="0" distL="0" distR="0" wp14:anchorId="4E6A5C2C">
+          <wp:inline distT="0" distB="0" distL="0" distR="0" wp14:anchorId="34A36547" wp14:editId="7B711B39">
             <wp:extent cx="1447800" cy="447675"/>
             <wp:effectExtent l="0" t="0" r="0" b="9525"/>
             <wp:docPr id="94" name="Imagem 94"/>
@@ -7161,7 +7090,7 @@
           <w:noProof/>
         </w:rPr>
         <w:drawing>
-          <wp:inline distT="0" distB="0" distL="0" distR="0" wp14:anchorId="56CC425A">
+          <wp:inline distT="0" distB="0" distL="0" distR="0" wp14:anchorId="3D2E5005" wp14:editId="34C0A277">
             <wp:extent cx="4783599" cy="2162175"/>
             <wp:effectExtent l="0" t="0" r="0" b="0"/>
             <wp:docPr id="93" name="Imagem 93"/>
@@ -7224,10 +7153,7 @@
       </w:r>
       <w:proofErr w:type="gramEnd"/>
       <w:r>
-        <w:t xml:space="preserve"> tem um tipo de comportamento mesmo colocando um elemento </w:t>
-      </w:r>
-      <w:r>
-        <w:t xml:space="preserve">em baixo do outro no </w:t>
+        <w:t xml:space="preserve"> tem um tipo de comportamento mesmo colocando um elemento em baixo do outro no </w:t>
       </w:r>
       <w:proofErr w:type="spellStart"/>
       <w:r>
@@ -7269,7 +7195,7 @@
           <w:noProof/>
         </w:rPr>
         <w:drawing>
-          <wp:inline distT="0" distB="0" distL="0" distR="0" wp14:anchorId="4F397568">
+          <wp:inline distT="0" distB="0" distL="0" distR="0" wp14:anchorId="5D25701E" wp14:editId="004B1448">
             <wp:extent cx="1586590" cy="1661825"/>
             <wp:effectExtent l="0" t="0" r="0" b="0"/>
             <wp:docPr id="96" name="Imagem 96"/>
@@ -7319,7 +7245,7 @@
           <w:noProof/>
         </w:rPr>
         <w:drawing>
-          <wp:inline distT="0" distB="0" distL="0" distR="0" wp14:anchorId="49B905E8">
+          <wp:inline distT="0" distB="0" distL="0" distR="0" wp14:anchorId="5B55B86A" wp14:editId="0290A570">
             <wp:extent cx="3810726" cy="1885687"/>
             <wp:effectExtent l="0" t="0" r="0" b="635"/>
             <wp:docPr id="97" name="Imagem 97"/>
@@ -7402,7 +7328,7 @@
           <w:noProof/>
         </w:rPr>
         <w:drawing>
-          <wp:inline distT="0" distB="0" distL="0" distR="0" wp14:anchorId="4051DCAF" wp14:editId="35E79EEA">
+          <wp:inline distT="0" distB="0" distL="0" distR="0" wp14:anchorId="02275CE8" wp14:editId="3B23F1FF">
             <wp:extent cx="1867161" cy="1705213"/>
             <wp:effectExtent l="0" t="0" r="0" b="9525"/>
             <wp:docPr id="91" name="Imagem 91"/>
@@ -7445,7 +7371,7 @@
           <w:noProof/>
         </w:rPr>
         <w:drawing>
-          <wp:inline distT="0" distB="0" distL="0" distR="0" wp14:anchorId="6DB3CA0B">
+          <wp:inline distT="0" distB="0" distL="0" distR="0" wp14:anchorId="6D079993" wp14:editId="579B7BB6">
             <wp:extent cx="1666875" cy="2327720"/>
             <wp:effectExtent l="0" t="0" r="0" b="0"/>
             <wp:docPr id="98" name="Imagem 98"/>
@@ -7510,7 +7436,7 @@
           <w:noProof/>
         </w:rPr>
         <w:drawing>
-          <wp:inline distT="0" distB="0" distL="0" distR="0" wp14:anchorId="58354F20">
+          <wp:inline distT="0" distB="0" distL="0" distR="0" wp14:anchorId="02E5D0C2" wp14:editId="45865B92">
             <wp:extent cx="1704975" cy="962025"/>
             <wp:effectExtent l="0" t="0" r="9525" b="9525"/>
             <wp:docPr id="99" name="Imagem 99"/>
@@ -7560,7 +7486,7 @@
           <w:noProof/>
         </w:rPr>
         <w:drawing>
-          <wp:inline distT="0" distB="0" distL="0" distR="0" wp14:anchorId="3C5995C9">
+          <wp:inline distT="0" distB="0" distL="0" distR="0" wp14:anchorId="4E73D99D" wp14:editId="4D704A41">
             <wp:extent cx="3753485" cy="2400105"/>
             <wp:effectExtent l="0" t="0" r="0" b="635"/>
             <wp:docPr id="100" name="Imagem 100"/>
@@ -7608,10 +7534,7 @@
     </w:p>
     <w:p>
       <w:r>
-        <w:t>64-Inserimos</w:t>
-      </w:r>
-      <w:r>
-        <w:t xml:space="preserve"> um </w:t>
+        <w:t xml:space="preserve">64-Inserimos um </w:t>
       </w:r>
       <w:proofErr w:type="spellStart"/>
       <w:r>
@@ -7628,7 +7551,7 @@
           <w:noProof/>
         </w:rPr>
         <w:drawing>
-          <wp:inline distT="0" distB="0" distL="0" distR="0" wp14:anchorId="45654922">
+          <wp:inline distT="0" distB="0" distL="0" distR="0" wp14:anchorId="67DD80DE" wp14:editId="37A5BC03">
             <wp:extent cx="2600884" cy="2105025"/>
             <wp:effectExtent l="0" t="0" r="9525" b="0"/>
             <wp:docPr id="101" name="Imagem 101"/>
@@ -7678,7 +7601,7 @@
           <w:noProof/>
         </w:rPr>
         <w:drawing>
-          <wp:inline distT="0" distB="0" distL="0" distR="0" wp14:anchorId="61980971">
+          <wp:inline distT="0" distB="0" distL="0" distR="0" wp14:anchorId="6C2A8020" wp14:editId="35823EF1">
             <wp:extent cx="2156588" cy="2105025"/>
             <wp:effectExtent l="0" t="0" r="0" b="0"/>
             <wp:docPr id="102" name="Imagem 102"/>
@@ -7733,10 +7656,7 @@
     <w:p/>
     <w:p>
       <w:r>
-        <w:t>65-</w:t>
-      </w:r>
-      <w:r>
-        <w:t xml:space="preserve">Trabalhando com input </w:t>
+        <w:t xml:space="preserve">65-Trabalhando com input </w:t>
       </w:r>
       <w:proofErr w:type="spellStart"/>
       <w:r>
@@ -7785,7 +7705,7 @@
           <w:noProof/>
         </w:rPr>
         <w:drawing>
-          <wp:inline distT="0" distB="0" distL="0" distR="0" wp14:anchorId="291AE3FD">
+          <wp:inline distT="0" distB="0" distL="0" distR="0" wp14:anchorId="60B56C01" wp14:editId="2AFD5501">
             <wp:extent cx="2864073" cy="2533650"/>
             <wp:effectExtent l="0" t="0" r="0" b="0"/>
             <wp:docPr id="104" name="Imagem 104"/>
@@ -7838,7 +7758,7 @@
           <w:noProof/>
         </w:rPr>
         <w:drawing>
-          <wp:inline distT="0" distB="0" distL="0" distR="0" wp14:anchorId="4F808C86">
+          <wp:inline distT="0" distB="0" distL="0" distR="0" wp14:anchorId="53B2DDC1" wp14:editId="0FF21F84">
             <wp:extent cx="2293845" cy="2647950"/>
             <wp:effectExtent l="0" t="0" r="0" b="0"/>
             <wp:docPr id="105" name="Imagem 105"/>
@@ -7889,10 +7809,7 @@
         <w:jc w:val="both"/>
       </w:pPr>
       <w:r>
-        <w:t xml:space="preserve"> </w:t>
-      </w:r>
-      <w:r>
-        <w:t xml:space="preserve">                                                                                    </w:t>
+        <w:t xml:space="preserve">                                                                                     </w:t>
       </w:r>
     </w:p>
     <w:p>
@@ -7900,7 +7817,15 @@
         <w:jc w:val="both"/>
       </w:pPr>
       <w:r>
-        <w:t xml:space="preserve">66-Inserimos um paragrafo em cima da </w:t>
+        <w:t xml:space="preserve">66-Inserimos um </w:t>
+      </w:r>
+      <w:proofErr w:type="spellStart"/>
+      <w:r>
+        <w:t>paragrafo</w:t>
+      </w:r>
+      <w:proofErr w:type="spellEnd"/>
+      <w:r>
+        <w:t xml:space="preserve"> em cima da </w:t>
       </w:r>
       <w:proofErr w:type="spellStart"/>
       <w:proofErr w:type="gramStart"/>
@@ -7913,30 +7838,27 @@
       </w:r>
       <w:proofErr w:type="gramEnd"/>
       <w:r>
-        <w:t>-box telefone.</w:t>
-      </w:r>
+        <w:t xml:space="preserve">-box telefone.  </w:t>
+      </w:r>
+    </w:p>
+    <w:p>
+      <w:pPr>
+        <w:jc w:val="both"/>
+      </w:pPr>
+    </w:p>
+    <w:p>
+      <w:pPr>
+        <w:jc w:val="both"/>
+      </w:pPr>
       <w:r>
         <w:t xml:space="preserve">  </w:t>
       </w:r>
-    </w:p>
-    <w:p>
-      <w:pPr>
-        <w:jc w:val="both"/>
-      </w:pPr>
-    </w:p>
-    <w:p>
-      <w:pPr>
-        <w:jc w:val="both"/>
-      </w:pPr>
-      <w:r>
-        <w:t xml:space="preserve">  </w:t>
-      </w:r>
-      <w:r>
-        <w:rPr>
-          <w:noProof/>
-        </w:rPr>
-        <w:drawing>
-          <wp:inline distT="0" distB="0" distL="0" distR="0" wp14:anchorId="508656E9">
+      <w:r>
+        <w:rPr>
+          <w:noProof/>
+        </w:rPr>
+        <w:drawing>
+          <wp:inline distT="0" distB="0" distL="0" distR="0" wp14:anchorId="56AFBBBB" wp14:editId="2EC1D84A">
             <wp:extent cx="4039235" cy="619125"/>
             <wp:effectExtent l="0" t="0" r="0" b="9525"/>
             <wp:docPr id="106" name="Imagem 106"/>
@@ -7990,10 +7912,7 @@
         <w:jc w:val="both"/>
       </w:pPr>
       <w:r>
-        <w:t>67-</w:t>
-      </w:r>
-      <w:r>
-        <w:t xml:space="preserve"> Adicionamos uma </w:t>
+        <w:t xml:space="preserve">67- Adicionamos uma </w:t>
       </w:r>
       <w:proofErr w:type="spellStart"/>
       <w:r>
@@ -8016,7 +7935,7 @@
           <w:noProof/>
         </w:rPr>
         <w:drawing>
-          <wp:inline distT="0" distB="0" distL="0" distR="0" wp14:anchorId="71230F6D" wp14:editId="74EE8907">
+          <wp:inline distT="0" distB="0" distL="0" distR="0" wp14:anchorId="5D93632D" wp14:editId="7A509C72">
             <wp:extent cx="4115374" cy="1914792"/>
             <wp:effectExtent l="0" t="0" r="0" b="9525"/>
             <wp:docPr id="107" name="Imagem 107"/>
@@ -8101,7 +8020,7 @@
           <w:noProof/>
         </w:rPr>
         <w:drawing>
-          <wp:inline distT="0" distB="0" distL="0" distR="0" wp14:anchorId="0F9E3272">
+          <wp:inline distT="0" distB="0" distL="0" distR="0" wp14:anchorId="018EBF39" wp14:editId="5C4AA048">
             <wp:extent cx="3688210" cy="485775"/>
             <wp:effectExtent l="0" t="0" r="7620" b="0"/>
             <wp:docPr id="108" name="Imagem 108"/>
@@ -8194,7 +8113,7 @@
           <w:noProof/>
         </w:rPr>
         <w:drawing>
-          <wp:inline distT="0" distB="0" distL="0" distR="0" wp14:anchorId="1BEC0726" wp14:editId="7E4B899F">
+          <wp:inline distT="0" distB="0" distL="0" distR="0" wp14:anchorId="35F3DB4D" wp14:editId="6730E28D">
             <wp:extent cx="5400040" cy="1494155"/>
             <wp:effectExtent l="0" t="0" r="0" b="0"/>
             <wp:docPr id="109" name="Imagem 109"/>
@@ -8242,7 +8161,7 @@
           <w:noProof/>
         </w:rPr>
         <w:drawing>
-          <wp:inline distT="0" distB="0" distL="0" distR="0" wp14:anchorId="05F45842">
+          <wp:inline distT="0" distB="0" distL="0" distR="0" wp14:anchorId="5970234C" wp14:editId="3E06FFEA">
             <wp:extent cx="2850277" cy="1419225"/>
             <wp:effectExtent l="0" t="0" r="7620" b="0"/>
             <wp:docPr id="110" name="Imagem 110"/>
@@ -8293,10 +8212,7 @@
         <w:jc w:val="both"/>
       </w:pPr>
       <w:r>
-        <w:t xml:space="preserve">70-Notamos que em nosso caso </w:t>
-      </w:r>
-      <w:r>
-        <w:t xml:space="preserve">o </w:t>
+        <w:t xml:space="preserve">70-Notamos que em nosso caso o </w:t>
       </w:r>
       <w:proofErr w:type="spellStart"/>
       <w:r>
@@ -8344,10 +8260,7 @@
       </w:r>
       <w:proofErr w:type="spellEnd"/>
       <w:r>
-        <w:t xml:space="preserve"> inputs-padrão e adicionamos nos inputs os quais queríamos que ficassem um a baixo do outro.</w:t>
-      </w:r>
-      <w:r>
-        <w:t xml:space="preserve"> </w:t>
+        <w:t xml:space="preserve"> inputs-padrão e adicionamos nos inputs os quais queríamos que ficassem um a baixo do outro. </w:t>
       </w:r>
     </w:p>
     <w:p>
@@ -8359,7 +8272,7 @@
           <w:noProof/>
         </w:rPr>
         <w:drawing>
-          <wp:inline distT="0" distB="0" distL="0" distR="0" wp14:anchorId="409EFC5E" wp14:editId="10AAA518">
+          <wp:inline distT="0" distB="0" distL="0" distR="0" wp14:anchorId="2D947DAA" wp14:editId="34A5AB70">
             <wp:extent cx="3982006" cy="1438476"/>
             <wp:effectExtent l="0" t="0" r="0" b="9525"/>
             <wp:docPr id="103" name="Imagem 103"/>
@@ -8446,7 +8359,7 @@
           <w:noProof/>
         </w:rPr>
         <w:drawing>
-          <wp:inline distT="0" distB="0" distL="0" distR="0" wp14:anchorId="04BA88BB">
+          <wp:inline distT="0" distB="0" distL="0" distR="0" wp14:anchorId="52AEC8DE" wp14:editId="165CDD0B">
             <wp:extent cx="6278733" cy="200025"/>
             <wp:effectExtent l="0" t="0" r="8255" b="0"/>
             <wp:docPr id="111" name="Imagem 111"/>
@@ -8501,7 +8414,7 @@
           <w:noProof/>
         </w:rPr>
         <w:drawing>
-          <wp:inline distT="0" distB="0" distL="0" distR="0" wp14:anchorId="5B3EDFAF">
+          <wp:inline distT="0" distB="0" distL="0" distR="0" wp14:anchorId="0398B429" wp14:editId="14442F1C">
             <wp:extent cx="1343025" cy="485775"/>
             <wp:effectExtent l="0" t="0" r="9525" b="9525"/>
             <wp:docPr id="112" name="Imagem 112"/>
@@ -8567,7 +8480,15 @@
         <w:jc w:val="both"/>
       </w:pPr>
       <w:r>
-        <w:t xml:space="preserve">72-Inserimos um paragrafo fazendo uma pergunta qual a </w:t>
+        <w:t xml:space="preserve">72-Inserimos um </w:t>
+      </w:r>
+      <w:proofErr w:type="spellStart"/>
+      <w:r>
+        <w:t>paragrafo</w:t>
+      </w:r>
+      <w:proofErr w:type="spellEnd"/>
+      <w:r>
+        <w:t xml:space="preserve"> fazendo uma pergunta qual a </w:t>
       </w:r>
       <w:proofErr w:type="spellStart"/>
       <w:r>
@@ -8614,7 +8535,7 @@
           <w:noProof/>
         </w:rPr>
         <w:drawing>
-          <wp:inline distT="0" distB="0" distL="0" distR="0" wp14:anchorId="762E8923" wp14:editId="0096B86F">
+          <wp:inline distT="0" distB="0" distL="0" distR="0" wp14:anchorId="16D01114" wp14:editId="472BDFD1">
             <wp:extent cx="2762636" cy="1276528"/>
             <wp:effectExtent l="0" t="0" r="0" b="0"/>
             <wp:docPr id="113" name="Imagem 113"/>
@@ -8657,7 +8578,7 @@
           <w:noProof/>
         </w:rPr>
         <w:drawing>
-          <wp:inline distT="0" distB="0" distL="0" distR="0" wp14:anchorId="55BC4AD5">
+          <wp:inline distT="0" distB="0" distL="0" distR="0" wp14:anchorId="79362D90" wp14:editId="2E7EE8F2">
             <wp:extent cx="1524000" cy="904875"/>
             <wp:effectExtent l="0" t="0" r="0" b="9525"/>
             <wp:docPr id="114" name="Imagem 114"/>
@@ -8759,7 +8680,7 @@
           <w:noProof/>
         </w:rPr>
         <w:drawing>
-          <wp:inline distT="0" distB="0" distL="0" distR="0" wp14:anchorId="65B6A880">
+          <wp:inline distT="0" distB="0" distL="0" distR="0" wp14:anchorId="55BB5AAA" wp14:editId="0F9201EE">
             <wp:extent cx="3934460" cy="1466850"/>
             <wp:effectExtent l="0" t="0" r="8890" b="0"/>
             <wp:docPr id="115" name="Imagem 115"/>
@@ -8818,13 +8739,7 @@
         <w:jc w:val="both"/>
       </w:pPr>
       <w:r>
-        <w:t xml:space="preserve">  </w:t>
-      </w:r>
-      <w:r>
-        <w:t xml:space="preserve">74-Quando queremos </w:t>
-      </w:r>
-      <w:r>
-        <w:t xml:space="preserve">que </w:t>
+        <w:t xml:space="preserve">  74-Quando queremos que </w:t>
       </w:r>
       <w:proofErr w:type="gramStart"/>
       <w:r>
@@ -8871,7 +8786,7 @@
           <w:noProof/>
         </w:rPr>
         <w:drawing>
-          <wp:inline distT="0" distB="0" distL="0" distR="0" wp14:anchorId="10ABCC27">
+          <wp:inline distT="0" distB="0" distL="0" distR="0" wp14:anchorId="6F60B697" wp14:editId="6C49A25C">
             <wp:extent cx="4486910" cy="1533525"/>
             <wp:effectExtent l="0" t="0" r="8890" b="9525"/>
             <wp:docPr id="116" name="Imagem 116"/>
@@ -8960,36 +8875,30 @@
         <w:jc w:val="both"/>
       </w:pPr>
       <w:r>
-        <w:t>75-</w:t>
-      </w:r>
+        <w:t xml:space="preserve">75- Utilizamos o </w:t>
+      </w:r>
+      <w:proofErr w:type="spellStart"/>
+      <w:r>
+        <w:t>placholder</w:t>
+      </w:r>
+      <w:proofErr w:type="spellEnd"/>
+      <w:r>
+        <w:t xml:space="preserve"> para deixar exemplo dentro dos inputs como deve ser preenchido.</w:t>
+      </w:r>
+    </w:p>
+    <w:p>
+      <w:pPr>
+        <w:jc w:val="both"/>
+      </w:pPr>
       <w:r>
         <w:t xml:space="preserve"> </w:t>
       </w:r>
       <w:r>
-        <w:t xml:space="preserve">Utilizamos o </w:t>
-      </w:r>
-      <w:proofErr w:type="spellStart"/>
-      <w:r>
-        <w:t>placholder</w:t>
-      </w:r>
-      <w:proofErr w:type="spellEnd"/>
-      <w:r>
-        <w:t xml:space="preserve"> para deixar exemplo dentro dos inputs como deve ser preenchido.</w:t>
-      </w:r>
-    </w:p>
-    <w:p>
-      <w:pPr>
-        <w:jc w:val="both"/>
-      </w:pPr>
-      <w:r>
-        <w:t xml:space="preserve"> </w:t>
-      </w:r>
-      <w:r>
-        <w:rPr>
-          <w:noProof/>
-        </w:rPr>
-        <w:drawing>
-          <wp:inline distT="0" distB="0" distL="0" distR="0" wp14:anchorId="5E2BA094">
+        <w:rPr>
+          <w:noProof/>
+        </w:rPr>
+        <w:drawing>
+          <wp:inline distT="0" distB="0" distL="0" distR="0" wp14:anchorId="5FE685A7" wp14:editId="29A2369B">
             <wp:extent cx="6268085" cy="1524000"/>
             <wp:effectExtent l="0" t="0" r="0" b="0"/>
             <wp:docPr id="117" name="Imagem 117"/>
@@ -9055,7 +8964,7 @@
           <w:noProof/>
         </w:rPr>
         <w:drawing>
-          <wp:inline distT="0" distB="0" distL="0" distR="0" wp14:anchorId="734BECF8">
+          <wp:inline distT="0" distB="0" distL="0" distR="0" wp14:anchorId="4F15911B" wp14:editId="096C8683">
             <wp:extent cx="3515360" cy="1190625"/>
             <wp:effectExtent l="0" t="0" r="8890" b="9525"/>
             <wp:docPr id="118" name="Imagem 118"/>
@@ -9114,13 +9023,7 @@
         <w:jc w:val="both"/>
       </w:pPr>
       <w:r>
-        <w:t>76-</w:t>
-      </w:r>
-      <w:r>
-        <w:t xml:space="preserve"> </w:t>
-      </w:r>
-      <w:r>
-        <w:t xml:space="preserve">Trocamos as </w:t>
+        <w:t xml:space="preserve">76- Trocamos as </w:t>
       </w:r>
       <w:proofErr w:type="spellStart"/>
       <w:r>
@@ -9188,7 +9091,7 @@
           <w:noProof/>
         </w:rPr>
         <w:drawing>
-          <wp:inline distT="0" distB="0" distL="0" distR="0" wp14:anchorId="68208C0D" wp14:editId="21670635">
+          <wp:inline distT="0" distB="0" distL="0" distR="0" wp14:anchorId="237110EE" wp14:editId="43A33CEC">
             <wp:extent cx="3385820" cy="2714625"/>
             <wp:effectExtent l="0" t="0" r="5080" b="9525"/>
             <wp:docPr id="119" name="Imagem 119"/>
@@ -9231,7 +9134,7 @@
           <w:noProof/>
         </w:rPr>
         <w:drawing>
-          <wp:inline distT="0" distB="0" distL="0" distR="0" wp14:anchorId="4893BC1A">
+          <wp:inline distT="0" distB="0" distL="0" distR="0" wp14:anchorId="686507FE" wp14:editId="06F08873">
             <wp:extent cx="1419225" cy="733425"/>
             <wp:effectExtent l="0" t="0" r="9525" b="9525"/>
             <wp:docPr id="120" name="Imagem 120"/>
@@ -9337,7 +9240,7 @@
           <w:noProof/>
         </w:rPr>
         <w:drawing>
-          <wp:inline distT="0" distB="0" distL="0" distR="0" wp14:anchorId="50610E71">
+          <wp:inline distT="0" distB="0" distL="0" distR="0" wp14:anchorId="54AF49D7" wp14:editId="63B0A16F">
             <wp:extent cx="3707289" cy="209550"/>
             <wp:effectExtent l="0" t="0" r="7620" b="0"/>
             <wp:docPr id="121" name="Imagem 121"/>
@@ -9390,7 +9293,7 @@
           <w:noProof/>
         </w:rPr>
         <w:drawing>
-          <wp:inline distT="0" distB="0" distL="0" distR="0" wp14:anchorId="039294E3">
+          <wp:inline distT="0" distB="0" distL="0" distR="0" wp14:anchorId="0A2E017C" wp14:editId="21FBA394">
             <wp:extent cx="1362075" cy="610708"/>
             <wp:effectExtent l="0" t="0" r="0" b="0"/>
             <wp:docPr id="122" name="Imagem 122"/>
@@ -9444,13 +9347,7 @@
         <w:jc w:val="both"/>
       </w:pPr>
       <w:r>
-        <w:t>78-</w:t>
-      </w:r>
-      <w:r>
-        <w:t xml:space="preserve">Ainda trabalhando com botão </w:t>
-      </w:r>
-      <w:r>
-        <w:t>enviar fizemos:</w:t>
+        <w:t>78-Ainda trabalhando com botão enviar fizemos:</w:t>
       </w:r>
     </w:p>
     <w:p>
@@ -9497,10 +9394,7 @@
         <w:jc w:val="both"/>
       </w:pPr>
       <w:r>
-        <w:t xml:space="preserve"> </w:t>
-      </w:r>
-      <w:r>
-        <w:t>Deixamos o texto mais incorporado e negrito</w:t>
+        <w:t xml:space="preserve"> Deixamos o texto mais incorporado e negrito</w:t>
       </w:r>
     </w:p>
     <w:p>
@@ -9568,7 +9462,7 @@
           <w:noProof/>
         </w:rPr>
         <w:drawing>
-          <wp:inline distT="0" distB="0" distL="0" distR="0" wp14:anchorId="25465536" wp14:editId="163FBD2E">
+          <wp:inline distT="0" distB="0" distL="0" distR="0" wp14:anchorId="4DBF1AB7" wp14:editId="3770AFEE">
             <wp:extent cx="2209800" cy="1491615"/>
             <wp:effectExtent l="0" t="0" r="0" b="0"/>
             <wp:docPr id="123" name="Imagem 123"/>
@@ -9704,17 +9598,14 @@
         <w:jc w:val="both"/>
       </w:pPr>
       <w:r>
-        <w:t xml:space="preserve">  </w:t>
-      </w:r>
-      <w:r>
-        <w:t xml:space="preserve">    </w:t>
-      </w:r>
-      <w:r>
-        <w:rPr>
-          <w:noProof/>
-        </w:rPr>
-        <w:drawing>
-          <wp:inline distT="0" distB="0" distL="0" distR="0" wp14:anchorId="041E791C" wp14:editId="1938B497">
+        <w:t xml:space="preserve">      </w:t>
+      </w:r>
+      <w:r>
+        <w:rPr>
+          <w:noProof/>
+        </w:rPr>
+        <w:drawing>
+          <wp:inline distT="0" distB="0" distL="0" distR="0" wp14:anchorId="791A01F1" wp14:editId="75C97B80">
             <wp:extent cx="2314898" cy="2086266"/>
             <wp:effectExtent l="0" t="0" r="9525" b="9525"/>
             <wp:docPr id="124" name="Imagem 124"/>
@@ -9788,10 +9679,7 @@
         <w:jc w:val="both"/>
       </w:pPr>
       <w:r>
-        <w:t>80-</w:t>
-      </w:r>
-      <w:r>
-        <w:t xml:space="preserve">Na </w:t>
+        <w:t xml:space="preserve">80-Na </w:t>
       </w:r>
       <w:proofErr w:type="spellStart"/>
       <w:r>
@@ -9827,7 +9715,7 @@
           <w:noProof/>
         </w:rPr>
         <w:drawing>
-          <wp:inline distT="0" distB="0" distL="0" distR="0" wp14:anchorId="79CCB0F4">
+          <wp:inline distT="0" distB="0" distL="0" distR="0" wp14:anchorId="4D93CE91" wp14:editId="3A686E43">
             <wp:extent cx="2076450" cy="3562985"/>
             <wp:effectExtent l="0" t="0" r="0" b="0"/>
             <wp:docPr id="126" name="Imagem 126"/>
@@ -9883,10 +9771,7 @@
         <w:jc w:val="both"/>
       </w:pPr>
       <w:r>
-        <w:t>81-</w:t>
-      </w:r>
-      <w:r>
-        <w:t xml:space="preserve">Na tabela adicionamos o </w:t>
+        <w:t xml:space="preserve">81-Na tabela adicionamos o </w:t>
       </w:r>
       <w:proofErr w:type="spellStart"/>
       <w:r>
@@ -9922,7 +9807,7 @@
           <w:noProof/>
         </w:rPr>
         <w:drawing>
-          <wp:inline distT="0" distB="0" distL="0" distR="0" wp14:anchorId="4ED56050" wp14:editId="6405CA98">
+          <wp:inline distT="0" distB="0" distL="0" distR="0" wp14:anchorId="535AD528" wp14:editId="5EB0510C">
             <wp:extent cx="1995469" cy="3648075"/>
             <wp:effectExtent l="0" t="0" r="5080" b="0"/>
             <wp:docPr id="127" name="Imagem 127"/>
@@ -9975,10 +9860,7 @@
       </w:r>
       <w:proofErr w:type="gramStart"/>
       <w:r>
-        <w:t>adiciona</w:t>
-      </w:r>
-      <w:r>
-        <w:t>ei</w:t>
+        <w:t>adicionaei</w:t>
       </w:r>
       <w:proofErr w:type="gramEnd"/>
       <w:r>
@@ -10008,10 +9890,7 @@
       <w:proofErr w:type="spellEnd"/>
       <w:proofErr w:type="gramEnd"/>
       <w:r>
-        <w:t xml:space="preserve"> -&gt;Inserimos uma borda solida e aumentamos o espaço interno tanto para cima como para baixo e do lado direito e esquerdo  </w:t>
-      </w:r>
-      <w:r>
-        <w:t xml:space="preserve">                                      </w:t>
+        <w:t xml:space="preserve"> -&gt;Inserimos uma borda solida e aumentamos o espaço interno tanto para cima como para baixo e do lado direito e esquerdo                                        </w:t>
       </w:r>
     </w:p>
     <w:p>
@@ -10026,7 +9905,7 @@
           <w:noProof/>
         </w:rPr>
         <w:drawing>
-          <wp:inline distT="0" distB="0" distL="0" distR="0" wp14:anchorId="51AC0FBC" wp14:editId="7D301FC6">
+          <wp:inline distT="0" distB="0" distL="0" distR="0" wp14:anchorId="2D221A51" wp14:editId="105870EB">
             <wp:extent cx="2390775" cy="1895769"/>
             <wp:effectExtent l="0" t="0" r="0" b="9525"/>
             <wp:docPr id="125" name="Imagem 125"/>
@@ -10115,7 +9994,15 @@
       </w:r>
       <w:proofErr w:type="spellEnd"/>
       <w:r>
-        <w:t xml:space="preserve"> da configuração do mesmo e colamos na nossa pagina do home e no style.css e repetimos o mesmo processo com </w:t>
+        <w:t xml:space="preserve"> da configuração do mesmo e colamos na nossa </w:t>
+      </w:r>
+      <w:proofErr w:type="spellStart"/>
+      <w:r>
+        <w:t>pagina</w:t>
+      </w:r>
+      <w:proofErr w:type="spellEnd"/>
+      <w:r>
+        <w:t xml:space="preserve"> do home e no style.css e repetimos o mesmo processo com </w:t>
       </w:r>
       <w:proofErr w:type="spellStart"/>
       <w:r>
@@ -10138,7 +10025,7 @@
           <w:noProof/>
         </w:rPr>
         <w:drawing>
-          <wp:inline distT="0" distB="0" distL="0" distR="0" wp14:anchorId="0EC1757D">
+          <wp:inline distT="0" distB="0" distL="0" distR="0" wp14:anchorId="2BF09288" wp14:editId="473236DC">
             <wp:extent cx="3648710" cy="1990725"/>
             <wp:effectExtent l="0" t="0" r="8890" b="9525"/>
             <wp:docPr id="128" name="Imagem 128"/>
@@ -10199,7 +10086,7 @@
           <w:noProof/>
         </w:rPr>
         <w:drawing>
-          <wp:inline distT="0" distB="0" distL="0" distR="0" wp14:anchorId="67BC09D2">
+          <wp:inline distT="0" distB="0" distL="0" distR="0" wp14:anchorId="6C6F6C63" wp14:editId="099E0356">
             <wp:extent cx="4220210" cy="752475"/>
             <wp:effectExtent l="0" t="0" r="8890" b="9525"/>
             <wp:docPr id="129" name="Imagem 129"/>
@@ -10258,7 +10145,15 @@
         <w:jc w:val="both"/>
       </w:pPr>
       <w:r>
-        <w:t xml:space="preserve">84- Aumentamos a largura da imagem do banner para ocupar 100% de espaço na pagina e demos uma largura para o </w:t>
+        <w:t xml:space="preserve">84- Aumentamos a largura da imagem do banner para ocupar 100% de espaço na </w:t>
+      </w:r>
+      <w:proofErr w:type="spellStart"/>
+      <w:r>
+        <w:t>pagina</w:t>
+      </w:r>
+      <w:proofErr w:type="spellEnd"/>
+      <w:r>
+        <w:t xml:space="preserve"> e demos uma largura para o </w:t>
       </w:r>
       <w:proofErr w:type="spellStart"/>
       <w:r>
@@ -10270,10 +10165,7 @@
       </w:r>
       <w:proofErr w:type="spellStart"/>
       <w:r>
-        <w:t>o</w:t>
-      </w:r>
-      <w:r>
-        <w:t>conteudo</w:t>
+        <w:t>oconteudo</w:t>
       </w:r>
       <w:proofErr w:type="spellEnd"/>
       <w:r>
@@ -10292,7 +10184,7 @@
           <w:noProof/>
         </w:rPr>
         <w:drawing>
-          <wp:inline distT="0" distB="0" distL="0" distR="0" wp14:anchorId="2F27A58B">
+          <wp:inline distT="0" distB="0" distL="0" distR="0" wp14:anchorId="0DF2A6FA" wp14:editId="30FC8928">
             <wp:extent cx="1346496" cy="923925"/>
             <wp:effectExtent l="0" t="0" r="6350" b="0"/>
             <wp:docPr id="130" name="Imagem 130"/>
@@ -10346,7 +10238,15 @@
         <w:jc w:val="both"/>
       </w:pPr>
       <w:r>
-        <w:t xml:space="preserve">85-Na pagina do index.html trocamos as </w:t>
+        <w:t xml:space="preserve">85-Na </w:t>
+      </w:r>
+      <w:proofErr w:type="spellStart"/>
+      <w:r>
+        <w:t>pagina</w:t>
+      </w:r>
+      <w:proofErr w:type="spellEnd"/>
+      <w:r>
+        <w:t xml:space="preserve"> do index.html trocamos as </w:t>
       </w:r>
       <w:proofErr w:type="spellStart"/>
       <w:r>
@@ -10418,7 +10318,15 @@
       </w:r>
       <w:proofErr w:type="spellEnd"/>
       <w:r>
-        <w:t xml:space="preserve"> cria uma divisão na pagina em que o conteúdo interno </w:t>
+        <w:t xml:space="preserve"> cria uma divisão na </w:t>
+      </w:r>
+      <w:proofErr w:type="spellStart"/>
+      <w:r>
+        <w:t>pagina</w:t>
+      </w:r>
+      <w:proofErr w:type="spellEnd"/>
+      <w:r>
+        <w:t xml:space="preserve"> em que o conteúdo interno </w:t>
       </w:r>
       <w:proofErr w:type="spellStart"/>
       <w:proofErr w:type="gramStart"/>
@@ -10452,10 +10360,7 @@
       </w:r>
       <w:proofErr w:type="spellEnd"/>
       <w:r>
-        <w:t xml:space="preserve"> </w:t>
-      </w:r>
-      <w:r>
-        <w:t xml:space="preserve">e a </w:t>
+        <w:t xml:space="preserve"> e a </w:t>
       </w:r>
       <w:proofErr w:type="spellStart"/>
       <w:r>
@@ -10475,7 +10380,7 @@
           <w:noProof/>
         </w:rPr>
         <w:drawing>
-          <wp:inline distT="0" distB="0" distL="0" distR="0" wp14:anchorId="4C3C3064">
+          <wp:inline distT="0" distB="0" distL="0" distR="0" wp14:anchorId="6326902E" wp14:editId="59762DF2">
             <wp:extent cx="4692316" cy="495300"/>
             <wp:effectExtent l="0" t="0" r="0" b="0"/>
             <wp:docPr id="132" name="Imagem 132"/>
@@ -10533,7 +10438,7 @@
           <w:noProof/>
         </w:rPr>
         <w:drawing>
-          <wp:inline distT="0" distB="0" distL="0" distR="0" wp14:anchorId="171D8A33">
+          <wp:inline distT="0" distB="0" distL="0" distR="0" wp14:anchorId="25CD72B5" wp14:editId="55B662C5">
             <wp:extent cx="4648200" cy="304800"/>
             <wp:effectExtent l="0" t="0" r="0" b="0"/>
             <wp:docPr id="131" name="Imagem 131"/>
@@ -10592,10 +10497,7 @@
         <w:jc w:val="both"/>
       </w:pPr>
       <w:r>
-        <w:t>86-</w:t>
-      </w:r>
-      <w:r>
-        <w:t xml:space="preserve">Adicionamos a </w:t>
+        <w:t xml:space="preserve">86-Adicionamos a </w:t>
       </w:r>
       <w:proofErr w:type="spellStart"/>
       <w:r>
@@ -10631,7 +10533,7 @@
           <w:noProof/>
         </w:rPr>
         <w:drawing>
-          <wp:inline distT="0" distB="0" distL="0" distR="0" wp14:anchorId="602BB380">
+          <wp:inline distT="0" distB="0" distL="0" distR="0" wp14:anchorId="50F7F150" wp14:editId="52F16A6B">
             <wp:extent cx="1796702" cy="971550"/>
             <wp:effectExtent l="0" t="0" r="0" b="0"/>
             <wp:docPr id="133" name="Imagem 133"/>
@@ -10716,7 +10618,15 @@
         <w:jc w:val="both"/>
       </w:pPr>
       <w:r>
-        <w:t>88-Utilizamos o CSS como referencias para aplicar as propriedades usamos os seguintes códigos:</w:t>
+        <w:t xml:space="preserve">88-Utilizamos o CSS como </w:t>
+      </w:r>
+      <w:proofErr w:type="spellStart"/>
+      <w:r>
+        <w:t>referencias</w:t>
+      </w:r>
+      <w:proofErr w:type="spellEnd"/>
+      <w:r>
+        <w:t xml:space="preserve"> para aplicar as propriedades usamos os seguintes códigos:</w:t>
       </w:r>
     </w:p>
     <w:p>
@@ -10785,7 +10695,7 @@
           <w:noProof/>
         </w:rPr>
         <w:drawing>
-          <wp:inline distT="0" distB="0" distL="0" distR="0" wp14:anchorId="2580E9DE">
+          <wp:inline distT="0" distB="0" distL="0" distR="0" wp14:anchorId="128C7B57" wp14:editId="326484BC">
             <wp:extent cx="1514475" cy="952500"/>
             <wp:effectExtent l="0" t="0" r="9525" b="0"/>
             <wp:docPr id="134" name="Imagem 134"/>
@@ -10831,17 +10741,14 @@
         </w:drawing>
       </w:r>
       <w:r>
-        <w:t xml:space="preserve">  </w:t>
-      </w:r>
-      <w:r>
-        <w:t xml:space="preserve">      </w:t>
-      </w:r>
-      <w:r>
-        <w:rPr>
-          <w:noProof/>
-        </w:rPr>
-        <w:drawing>
-          <wp:inline distT="0" distB="0" distL="0" distR="0" wp14:anchorId="47172CBB">
+        <w:t xml:space="preserve">        </w:t>
+      </w:r>
+      <w:r>
+        <w:rPr>
+          <w:noProof/>
+        </w:rPr>
+        <w:drawing>
+          <wp:inline distT="0" distB="0" distL="0" distR="0" wp14:anchorId="5544E8C0" wp14:editId="4FA20064">
             <wp:extent cx="2933686" cy="955675"/>
             <wp:effectExtent l="0" t="0" r="635" b="0"/>
             <wp:docPr id="135" name="Imagem 135"/>
@@ -10909,7 +10816,7 @@
           <w:noProof/>
         </w:rPr>
         <w:drawing>
-          <wp:inline distT="0" distB="0" distL="0" distR="0" wp14:anchorId="14D415C1">
+          <wp:inline distT="0" distB="0" distL="0" distR="0" wp14:anchorId="14F5D2B9" wp14:editId="35A1C73E">
             <wp:extent cx="3934460" cy="304800"/>
             <wp:effectExtent l="0" t="0" r="8890" b="0"/>
             <wp:docPr id="136" name="Imagem 136"/>
@@ -10995,7 +10902,7 @@
           <w:noProof/>
         </w:rPr>
         <w:drawing>
-          <wp:inline distT="0" distB="0" distL="0" distR="0" wp14:anchorId="4B7E51A0">
+          <wp:inline distT="0" distB="0" distL="0" distR="0" wp14:anchorId="1A656CAB" wp14:editId="4006991D">
             <wp:extent cx="1422400" cy="609600"/>
             <wp:effectExtent l="0" t="0" r="6350" b="0"/>
             <wp:docPr id="137" name="Imagem 137"/>
@@ -11101,13 +11008,27 @@
         <w:jc w:val="both"/>
       </w:pPr>
       <w:r>
-        <w:t>Qual a diferença ser preparado ou não para internet é que a fonte independente do navegador vai se</w:t>
+        <w:t xml:space="preserve">Qual a diferença ser preparado ou não para internet é que a fonte independente do navegador vai ser comportar da mesma forma </w:t>
       </w:r>
     </w:p>
     <w:p>
       <w:pPr>
         <w:jc w:val="both"/>
       </w:pPr>
+      <w:r>
+        <w:t xml:space="preserve">Entra no site: </w:t>
+      </w:r>
+      <w:hyperlink r:id="rId144" w:history="1">
+        <w:r>
+          <w:rPr>
+            <w:rStyle w:val="Hyperlink"/>
+          </w:rPr>
+          <w:t>https://fonts.google.com/</w:t>
+        </w:r>
+      </w:hyperlink>
+      <w:r>
+        <w:t xml:space="preserve"> </w:t>
+      </w:r>
     </w:p>
     <w:p>
       <w:pPr>
@@ -11129,6 +11050,406 @@
         <w:jc w:val="both"/>
       </w:pPr>
       <w:r>
+        <w:t>95-</w:t>
+      </w:r>
+    </w:p>
+    <w:p>
+      <w:pPr>
+        <w:jc w:val="both"/>
+      </w:pPr>
+    </w:p>
+    <w:p>
+      <w:pPr>
+        <w:jc w:val="both"/>
+      </w:pPr>
+    </w:p>
+    <w:p>
+      <w:pPr>
+        <w:jc w:val="both"/>
+      </w:pPr>
+      <w:r>
+        <w:t xml:space="preserve">96-Para melhorar a visualização do nosso mapa no site colocamos para que ele ocupe 100% de largura e 300px de altura no </w:t>
+      </w:r>
+      <w:proofErr w:type="spellStart"/>
+      <w:r>
+        <w:t>iframe</w:t>
+      </w:r>
+      <w:proofErr w:type="spellEnd"/>
+      <w:r>
+        <w:t xml:space="preserve"> </w:t>
+      </w:r>
+    </w:p>
+    <w:p>
+      <w:pPr>
+        <w:jc w:val="both"/>
+      </w:pPr>
+      <w:r>
+        <w:rPr>
+          <w:noProof/>
+        </w:rPr>
+        <w:drawing>
+          <wp:inline distT="0" distB="0" distL="0" distR="0" wp14:anchorId="582CC1D4" wp14:editId="4814C91E">
+            <wp:extent cx="5400040" cy="676275"/>
+            <wp:effectExtent l="0" t="0" r="0" b="9525"/>
+            <wp:docPr id="138" name="Imagem 138"/>
+            <wp:cNvGraphicFramePr>
+              <a:graphicFrameLocks xmlns:a="http://schemas.openxmlformats.org/drawingml/2006/main" noChangeAspect="1"/>
+            </wp:cNvGraphicFramePr>
+            <a:graphic xmlns:a="http://schemas.openxmlformats.org/drawingml/2006/main">
+              <a:graphicData uri="http://schemas.openxmlformats.org/drawingml/2006/picture">
+                <pic:pic xmlns:pic="http://schemas.openxmlformats.org/drawingml/2006/picture">
+                  <pic:nvPicPr>
+                    <pic:cNvPr id="1" name=""/>
+                    <pic:cNvPicPr/>
+                  </pic:nvPicPr>
+                  <pic:blipFill>
+                    <a:blip r:embed="rId145"/>
+                    <a:stretch>
+                      <a:fillRect/>
+                    </a:stretch>
+                  </pic:blipFill>
+                  <pic:spPr>
+                    <a:xfrm>
+                      <a:off x="0" y="0"/>
+                      <a:ext cx="5400040" cy="676275"/>
+                    </a:xfrm>
+                    <a:prstGeom prst="rect">
+                      <a:avLst/>
+                    </a:prstGeom>
+                  </pic:spPr>
+                </pic:pic>
+              </a:graphicData>
+            </a:graphic>
+          </wp:inline>
+        </w:drawing>
+      </w:r>
+    </w:p>
+    <w:p>
+      <w:pPr>
+        <w:jc w:val="both"/>
+      </w:pPr>
+    </w:p>
+    <w:p>
+      <w:pPr>
+        <w:jc w:val="both"/>
+      </w:pPr>
+      <w:r>
+        <w:t>97-Para deixa a nossa seção mapa de uma forma mais estilizada vamos dar um espaço interno para cima e para baixo de 3em e 0 dos lados.</w:t>
+      </w:r>
+    </w:p>
+    <w:p>
+      <w:pPr>
+        <w:jc w:val="both"/>
+      </w:pPr>
+      <w:r>
+        <w:t xml:space="preserve">    </w:t>
+      </w:r>
+      <w:r>
+        <w:rPr>
+          <w:noProof/>
+        </w:rPr>
+        <w:drawing>
+          <wp:inline distT="0" distB="0" distL="0" distR="0" wp14:anchorId="60745B57" wp14:editId="6AE0F178">
+            <wp:extent cx="1228725" cy="476250"/>
+            <wp:effectExtent l="0" t="0" r="9525" b="0"/>
+            <wp:docPr id="139" name="Imagem 139"/>
+            <wp:cNvGraphicFramePr>
+              <a:graphicFrameLocks xmlns:a="http://schemas.openxmlformats.org/drawingml/2006/main" noChangeAspect="1"/>
+            </wp:cNvGraphicFramePr>
+            <a:graphic xmlns:a="http://schemas.openxmlformats.org/drawingml/2006/main">
+              <a:graphicData uri="http://schemas.openxmlformats.org/drawingml/2006/picture">
+                <pic:pic xmlns:pic="http://schemas.openxmlformats.org/drawingml/2006/picture">
+                  <pic:nvPicPr>
+                    <pic:cNvPr id="0" name="Picture 2"/>
+                    <pic:cNvPicPr>
+                      <a:picLocks noChangeAspect="1" noChangeArrowheads="1"/>
+                    </pic:cNvPicPr>
+                  </pic:nvPicPr>
+                  <pic:blipFill>
+                    <a:blip r:embed="rId146">
+                      <a:extLst>
+                        <a:ext uri="{28A0092B-C50C-407E-A947-70E740481C1C}">
+                          <a14:useLocalDpi xmlns:a14="http://schemas.microsoft.com/office/drawing/2010/main" val="0"/>
+                        </a:ext>
+                      </a:extLst>
+                    </a:blip>
+                    <a:srcRect/>
+                    <a:stretch>
+                      <a:fillRect/>
+                    </a:stretch>
+                  </pic:blipFill>
+                  <pic:spPr bwMode="auto">
+                    <a:xfrm>
+                      <a:off x="0" y="0"/>
+                      <a:ext cx="1228725" cy="476250"/>
+                    </a:xfrm>
+                    <a:prstGeom prst="rect">
+                      <a:avLst/>
+                    </a:prstGeom>
+                    <a:noFill/>
+                  </pic:spPr>
+                </pic:pic>
+              </a:graphicData>
+            </a:graphic>
+          </wp:inline>
+        </w:drawing>
+      </w:r>
+      <w:r>
+        <w:t xml:space="preserve">    </w:t>
+      </w:r>
+    </w:p>
+    <w:p>
+      <w:pPr>
+        <w:jc w:val="both"/>
+      </w:pPr>
+    </w:p>
+    <w:p>
+      <w:pPr>
+        <w:jc w:val="both"/>
+      </w:pPr>
+      <w:r>
+        <w:t xml:space="preserve">98-Demos um espaço para baixo no </w:t>
+      </w:r>
+      <w:proofErr w:type="spellStart"/>
+      <w:r>
+        <w:t>paragrafo</w:t>
+      </w:r>
+      <w:proofErr w:type="spellEnd"/>
+      <w:r>
+        <w:t xml:space="preserve"> da seção mapa e centralizamos o texto.</w:t>
+      </w:r>
+    </w:p>
+    <w:p>
+      <w:pPr>
+        <w:jc w:val="both"/>
+      </w:pPr>
+      <w:r>
+        <w:t xml:space="preserve">                                  </w:t>
+      </w:r>
+    </w:p>
+    <w:p>
+      <w:pPr>
+        <w:jc w:val="both"/>
+      </w:pPr>
+    </w:p>
+    <w:p>
+      <w:pPr>
+        <w:jc w:val="both"/>
+      </w:pPr>
+      <w:r>
+        <w:t xml:space="preserve">99- Já que estamos mexendo com </w:t>
+      </w:r>
+      <w:proofErr w:type="spellStart"/>
+      <w:r>
+        <w:t>iframe</w:t>
+      </w:r>
+      <w:proofErr w:type="spellEnd"/>
+      <w:r>
+        <w:t xml:space="preserve"> vamos aprender a incorporar um vídeo do </w:t>
+      </w:r>
+      <w:proofErr w:type="spellStart"/>
+      <w:r>
+        <w:t>youtube</w:t>
+      </w:r>
+      <w:proofErr w:type="spellEnd"/>
+      <w:r>
+        <w:t>.</w:t>
+      </w:r>
+    </w:p>
+    <w:p>
+      <w:r>
+        <w:t xml:space="preserve">Vamos entrar no </w:t>
+      </w:r>
+      <w:proofErr w:type="spellStart"/>
+      <w:r>
+        <w:t>youtube</w:t>
+      </w:r>
+      <w:proofErr w:type="spellEnd"/>
+      <w:r>
+        <w:t xml:space="preserve"> no seguinte endereço: </w:t>
+      </w:r>
+    </w:p>
+    <w:p>
+      <w:hyperlink r:id="rId147" w:history="1">
+        <w:r>
+          <w:rPr>
+            <w:rStyle w:val="Hyperlink"/>
+          </w:rPr>
+          <w:t>https://www.youtube.com/results?search_query=scissor+cut+short+back</w:t>
+        </w:r>
+      </w:hyperlink>
+    </w:p>
+    <w:p>
+      <w:r>
+        <w:t xml:space="preserve">Na </w:t>
+      </w:r>
+      <w:proofErr w:type="spellStart"/>
+      <w:r>
+        <w:t>pagina</w:t>
+      </w:r>
+      <w:proofErr w:type="spellEnd"/>
+      <w:r>
+        <w:t xml:space="preserve"> do </w:t>
+      </w:r>
+      <w:proofErr w:type="spellStart"/>
+      <w:r>
+        <w:t>youtube</w:t>
+      </w:r>
+      <w:proofErr w:type="spellEnd"/>
+      <w:r>
+        <w:t xml:space="preserve"> vai aparecer um campo chamado compartilhar ao clicar nesse campo vai aparecer ícone de </w:t>
+      </w:r>
+      <w:proofErr w:type="spellStart"/>
+      <w:r>
+        <w:t>tag</w:t>
+      </w:r>
+      <w:proofErr w:type="spellEnd"/>
+      <w:r>
+        <w:t xml:space="preserve"> &lt;&gt;(incorporar) para copiar para link e colar na pagina</w:t>
+      </w:r>
+    </w:p>
+    <w:p>
+      <w:r>
+        <w:t xml:space="preserve">    </w:t>
+      </w:r>
+      <w:r>
+        <w:rPr>
+          <w:noProof/>
+        </w:rPr>
+        <w:drawing>
+          <wp:inline distT="0" distB="0" distL="0" distR="0" wp14:anchorId="529C72C4" wp14:editId="56EBB1E0">
+            <wp:extent cx="2463067" cy="2447925"/>
+            <wp:effectExtent l="0" t="0" r="0" b="0"/>
+            <wp:docPr id="140" name="Imagem 140"/>
+            <wp:cNvGraphicFramePr>
+              <a:graphicFrameLocks xmlns:a="http://schemas.openxmlformats.org/drawingml/2006/main" noChangeAspect="1"/>
+            </wp:cNvGraphicFramePr>
+            <a:graphic xmlns:a="http://schemas.openxmlformats.org/drawingml/2006/main">
+              <a:graphicData uri="http://schemas.openxmlformats.org/drawingml/2006/picture">
+                <pic:pic xmlns:pic="http://schemas.openxmlformats.org/drawingml/2006/picture">
+                  <pic:nvPicPr>
+                    <pic:cNvPr id="1" name=""/>
+                    <pic:cNvPicPr/>
+                  </pic:nvPicPr>
+                  <pic:blipFill>
+                    <a:blip r:embed="rId148"/>
+                    <a:stretch>
+                      <a:fillRect/>
+                    </a:stretch>
+                  </pic:blipFill>
+                  <pic:spPr>
+                    <a:xfrm>
+                      <a:off x="0" y="0"/>
+                      <a:ext cx="2485775" cy="2470494"/>
+                    </a:xfrm>
+                    <a:prstGeom prst="rect">
+                      <a:avLst/>
+                    </a:prstGeom>
+                  </pic:spPr>
+                </pic:pic>
+              </a:graphicData>
+            </a:graphic>
+          </wp:inline>
+        </w:drawing>
+      </w:r>
+      <w:r>
+        <w:t xml:space="preserve">      </w:t>
+      </w:r>
+    </w:p>
+    <w:p/>
+    <w:p>
+      <w:r>
+        <w:t xml:space="preserve">100- Para trabalhar com o vídeo no </w:t>
+      </w:r>
+      <w:proofErr w:type="spellStart"/>
+      <w:r>
+        <w:t>css</w:t>
+      </w:r>
+      <w:proofErr w:type="spellEnd"/>
+      <w:r>
+        <w:t xml:space="preserve"> adicionamos uma </w:t>
+      </w:r>
+      <w:proofErr w:type="spellStart"/>
+      <w:r>
+        <w:t>div</w:t>
+      </w:r>
+      <w:proofErr w:type="spellEnd"/>
+      <w:r>
+        <w:t xml:space="preserve"> com a </w:t>
+      </w:r>
+      <w:proofErr w:type="spellStart"/>
+      <w:r>
+        <w:t>class</w:t>
+      </w:r>
+      <w:proofErr w:type="spellEnd"/>
+      <w:r>
+        <w:t xml:space="preserve"> vídeo em torno do link.</w:t>
+      </w:r>
+    </w:p>
+    <w:p>
+      <w:r>
+        <w:t xml:space="preserve">          </w:t>
+      </w:r>
+      <w:r>
+        <w:rPr>
+          <w:noProof/>
+        </w:rPr>
+        <w:drawing>
+          <wp:inline distT="0" distB="0" distL="0" distR="0" wp14:anchorId="2B13D510" wp14:editId="32E195DD">
+            <wp:extent cx="5896610" cy="914400"/>
+            <wp:effectExtent l="0" t="0" r="8890" b="0"/>
+            <wp:docPr id="141" name="Imagem 141"/>
+            <wp:cNvGraphicFramePr>
+              <a:graphicFrameLocks xmlns:a="http://schemas.openxmlformats.org/drawingml/2006/main" noChangeAspect="1"/>
+            </wp:cNvGraphicFramePr>
+            <a:graphic xmlns:a="http://schemas.openxmlformats.org/drawingml/2006/main">
+              <a:graphicData uri="http://schemas.openxmlformats.org/drawingml/2006/picture">
+                <pic:pic xmlns:pic="http://schemas.openxmlformats.org/drawingml/2006/picture">
+                  <pic:nvPicPr>
+                    <pic:cNvPr id="0" name="Picture 3"/>
+                    <pic:cNvPicPr>
+                      <a:picLocks noChangeAspect="1" noChangeArrowheads="1"/>
+                    </pic:cNvPicPr>
+                  </pic:nvPicPr>
+                  <pic:blipFill>
+                    <a:blip r:embed="rId149">
+                      <a:extLst>
+                        <a:ext uri="{28A0092B-C50C-407E-A947-70E740481C1C}">
+                          <a14:useLocalDpi xmlns:a14="http://schemas.microsoft.com/office/drawing/2010/main" val="0"/>
+                        </a:ext>
+                      </a:extLst>
+                    </a:blip>
+                    <a:srcRect/>
+                    <a:stretch>
+                      <a:fillRect/>
+                    </a:stretch>
+                  </pic:blipFill>
+                  <pic:spPr bwMode="auto">
+                    <a:xfrm>
+                      <a:off x="0" y="0"/>
+                      <a:ext cx="5896610" cy="914400"/>
+                    </a:xfrm>
+                    <a:prstGeom prst="rect">
+                      <a:avLst/>
+                    </a:prstGeom>
+                    <a:noFill/>
+                  </pic:spPr>
+                </pic:pic>
+              </a:graphicData>
+            </a:graphic>
+          </wp:inline>
+        </w:drawing>
+      </w:r>
+      <w:r>
+        <w:t xml:space="preserve">   </w:t>
+      </w:r>
+    </w:p>
+    <w:p/>
+    <w:p>
+      <w:pPr>
+        <w:jc w:val="both"/>
+      </w:pPr>
+      <w:r>
         <w:t xml:space="preserve">101-No </w:t>
       </w:r>
       <w:proofErr w:type="spellStart"/>
@@ -11146,9 +11467,3201 @@
       <w:proofErr w:type="spellEnd"/>
       <w:r>
         <w:t xml:space="preserve"> vídeo vamos colocar uma largura para vídeo 560px e vamos dar um espaço externo </w:t>
+      </w:r>
+    </w:p>
+    <w:p>
+      <w:r>
+        <w:t xml:space="preserve"> </w:t>
+      </w:r>
+      <w:r>
+        <w:rPr>
+          <w:noProof/>
+        </w:rPr>
+        <w:drawing>
+          <wp:inline distT="0" distB="0" distL="0" distR="0" wp14:anchorId="133F0AF7" wp14:editId="74946ABD">
+            <wp:extent cx="1257475" cy="581106"/>
+            <wp:effectExtent l="0" t="0" r="0" b="9525"/>
+            <wp:docPr id="143" name="Imagem 143"/>
+            <wp:cNvGraphicFramePr>
+              <a:graphicFrameLocks xmlns:a="http://schemas.openxmlformats.org/drawingml/2006/main" noChangeAspect="1"/>
+            </wp:cNvGraphicFramePr>
+            <a:graphic xmlns:a="http://schemas.openxmlformats.org/drawingml/2006/main">
+              <a:graphicData uri="http://schemas.openxmlformats.org/drawingml/2006/picture">
+                <pic:pic xmlns:pic="http://schemas.openxmlformats.org/drawingml/2006/picture">
+                  <pic:nvPicPr>
+                    <pic:cNvPr id="1" name=""/>
+                    <pic:cNvPicPr/>
+                  </pic:nvPicPr>
+                  <pic:blipFill>
+                    <a:blip r:embed="rId150"/>
+                    <a:stretch>
+                      <a:fillRect/>
+                    </a:stretch>
+                  </pic:blipFill>
+                  <pic:spPr>
+                    <a:xfrm>
+                      <a:off x="0" y="0"/>
+                      <a:ext cx="1257475" cy="581106"/>
+                    </a:xfrm>
+                    <a:prstGeom prst="rect">
+                      <a:avLst/>
+                    </a:prstGeom>
+                  </pic:spPr>
+                </pic:pic>
+              </a:graphicData>
+            </a:graphic>
+          </wp:inline>
+        </w:drawing>
+      </w:r>
+    </w:p>
+    <w:p/>
+    <w:p/>
+    <w:p>
+      <w:r>
+        <w:t xml:space="preserve">102-Criamos um </w:t>
+      </w:r>
+      <w:proofErr w:type="spellStart"/>
+      <w:r>
+        <w:t>div</w:t>
+      </w:r>
+      <w:proofErr w:type="spellEnd"/>
+      <w:r>
+        <w:t xml:space="preserve"> com a </w:t>
+      </w:r>
+      <w:proofErr w:type="spellStart"/>
+      <w:r>
+        <w:t>class</w:t>
+      </w:r>
+      <w:proofErr w:type="spellEnd"/>
+      <w:r>
+        <w:t xml:space="preserve"> chamado conteúdo-</w:t>
+      </w:r>
+      <w:proofErr w:type="spellStart"/>
+      <w:r>
+        <w:t>beneficios</w:t>
+      </w:r>
+      <w:proofErr w:type="spellEnd"/>
+      <w:r>
+        <w:t xml:space="preserve"> que envolve a lista e a imagem benefícios para trabalhar com o espaço entre elas.</w:t>
+      </w:r>
+    </w:p>
+    <w:p>
+      <w:r>
+        <w:rPr>
+          <w:noProof/>
+        </w:rPr>
+        <w:drawing>
+          <wp:inline distT="0" distB="0" distL="0" distR="0" wp14:anchorId="7CCFB9A9" wp14:editId="481282E7">
+            <wp:extent cx="3010535" cy="895350"/>
+            <wp:effectExtent l="0" t="0" r="0" b="0"/>
+            <wp:docPr id="144" name="Imagem 144"/>
+            <wp:cNvGraphicFramePr>
+              <a:graphicFrameLocks xmlns:a="http://schemas.openxmlformats.org/drawingml/2006/main" noChangeAspect="1"/>
+            </wp:cNvGraphicFramePr>
+            <a:graphic xmlns:a="http://schemas.openxmlformats.org/drawingml/2006/main">
+              <a:graphicData uri="http://schemas.openxmlformats.org/drawingml/2006/picture">
+                <pic:pic xmlns:pic="http://schemas.openxmlformats.org/drawingml/2006/picture">
+                  <pic:nvPicPr>
+                    <pic:cNvPr id="0" name="Picture 2"/>
+                    <pic:cNvPicPr>
+                      <a:picLocks noChangeAspect="1" noChangeArrowheads="1"/>
+                    </pic:cNvPicPr>
+                  </pic:nvPicPr>
+                  <pic:blipFill>
+                    <a:blip r:embed="rId151">
+                      <a:extLst>
+                        <a:ext uri="{28A0092B-C50C-407E-A947-70E740481C1C}">
+                          <a14:useLocalDpi xmlns:a14="http://schemas.microsoft.com/office/drawing/2010/main" val="0"/>
+                        </a:ext>
+                      </a:extLst>
+                    </a:blip>
+                    <a:srcRect/>
+                    <a:stretch>
+                      <a:fillRect/>
+                    </a:stretch>
+                  </pic:blipFill>
+                  <pic:spPr bwMode="auto">
+                    <a:xfrm>
+                      <a:off x="0" y="0"/>
+                      <a:ext cx="3010535" cy="895350"/>
+                    </a:xfrm>
+                    <a:prstGeom prst="rect">
+                      <a:avLst/>
+                    </a:prstGeom>
+                    <a:noFill/>
+                  </pic:spPr>
+                </pic:pic>
+              </a:graphicData>
+            </a:graphic>
+          </wp:inline>
+        </w:drawing>
+      </w:r>
+    </w:p>
+    <w:p/>
+    <w:p>
+      <w:r>
+        <w:t>103-</w:t>
+      </w:r>
+      <w:proofErr w:type="gramStart"/>
+      <w:r>
+        <w:t>adicionamos</w:t>
+      </w:r>
+      <w:proofErr w:type="gramEnd"/>
+      <w:r>
+        <w:t xml:space="preserve"> um </w:t>
+      </w:r>
+      <w:proofErr w:type="spellStart"/>
+      <w:r>
+        <w:t>class</w:t>
+      </w:r>
+      <w:proofErr w:type="spellEnd"/>
+      <w:r>
+        <w:t xml:space="preserve"> para lista que está dentro da seção benefícios.</w:t>
+      </w:r>
+    </w:p>
+    <w:p>
+      <w:r>
+        <w:rPr>
+          <w:noProof/>
+        </w:rPr>
+        <w:drawing>
+          <wp:inline distT="0" distB="0" distL="0" distR="0" wp14:anchorId="0934B129" wp14:editId="457D322F">
+            <wp:extent cx="2972215" cy="895475"/>
+            <wp:effectExtent l="0" t="0" r="0" b="0"/>
+            <wp:docPr id="142" name="Imagem 142"/>
+            <wp:cNvGraphicFramePr>
+              <a:graphicFrameLocks xmlns:a="http://schemas.openxmlformats.org/drawingml/2006/main" noChangeAspect="1"/>
+            </wp:cNvGraphicFramePr>
+            <a:graphic xmlns:a="http://schemas.openxmlformats.org/drawingml/2006/main">
+              <a:graphicData uri="http://schemas.openxmlformats.org/drawingml/2006/picture">
+                <pic:pic xmlns:pic="http://schemas.openxmlformats.org/drawingml/2006/picture">
+                  <pic:nvPicPr>
+                    <pic:cNvPr id="1" name=""/>
+                    <pic:cNvPicPr/>
+                  </pic:nvPicPr>
+                  <pic:blipFill>
+                    <a:blip r:embed="rId152"/>
+                    <a:stretch>
+                      <a:fillRect/>
+                    </a:stretch>
+                  </pic:blipFill>
+                  <pic:spPr>
+                    <a:xfrm>
+                      <a:off x="0" y="0"/>
+                      <a:ext cx="2972215" cy="895475"/>
+                    </a:xfrm>
+                    <a:prstGeom prst="rect">
+                      <a:avLst/>
+                    </a:prstGeom>
+                  </pic:spPr>
+                </pic:pic>
+              </a:graphicData>
+            </a:graphic>
+          </wp:inline>
+        </w:drawing>
+      </w:r>
+    </w:p>
+    <w:p/>
+    <w:p>
+      <w:r>
+        <w:t xml:space="preserve">104-Após colocar a uma </w:t>
+      </w:r>
+      <w:proofErr w:type="spellStart"/>
+      <w:r>
+        <w:t>class</w:t>
+      </w:r>
+      <w:proofErr w:type="spellEnd"/>
+      <w:r>
+        <w:t xml:space="preserve"> na lista definimos a largura para 40% com intuito de colocar a lista ao lado da imagem benefícios depois mudamos a natureza da lista para ficar </w:t>
+      </w:r>
+      <w:proofErr w:type="spellStart"/>
+      <w:r>
+        <w:t>inline-block</w:t>
+      </w:r>
+      <w:proofErr w:type="spellEnd"/>
+      <w:r>
+        <w:t>, notamos que quanto estamos trabalhando com 100% de espaço:</w:t>
+      </w:r>
+    </w:p>
+    <w:p>
+      <w:pPr>
+        <w:pStyle w:val="PargrafodaLista"/>
+        <w:numPr>
+          <w:ilvl w:val="0"/>
+          <w:numId w:val="1"/>
+        </w:numPr>
+      </w:pPr>
+      <w:r>
+        <w:t xml:space="preserve">Lista com 40% de largura </w:t>
+      </w:r>
+    </w:p>
+    <w:p>
+      <w:pPr>
+        <w:pStyle w:val="PargrafodaLista"/>
+        <w:numPr>
+          <w:ilvl w:val="0"/>
+          <w:numId w:val="1"/>
+        </w:numPr>
+      </w:pPr>
+      <w:r>
+        <w:t>A imagem com 60% de largura</w:t>
+      </w:r>
+    </w:p>
+    <w:p>
+      <w:r>
+        <w:t xml:space="preserve">Se faz necessário não deixar espaço no </w:t>
+      </w:r>
+      <w:proofErr w:type="spellStart"/>
+      <w:r>
+        <w:t>html</w:t>
+      </w:r>
+      <w:proofErr w:type="spellEnd"/>
+      <w:r>
+        <w:t xml:space="preserve"> entre a lista e a imagem</w:t>
+      </w:r>
+    </w:p>
+    <w:p>
+      <w:r>
+        <w:rPr>
+          <w:noProof/>
+        </w:rPr>
+        <w:drawing>
+          <wp:inline distT="0" distB="0" distL="0" distR="0" wp14:anchorId="6EFB0911" wp14:editId="2F97C2C5">
+            <wp:extent cx="1457528" cy="1400370"/>
+            <wp:effectExtent l="0" t="0" r="9525" b="9525"/>
+            <wp:docPr id="145" name="Imagem 145"/>
+            <wp:cNvGraphicFramePr>
+              <a:graphicFrameLocks xmlns:a="http://schemas.openxmlformats.org/drawingml/2006/main" noChangeAspect="1"/>
+            </wp:cNvGraphicFramePr>
+            <a:graphic xmlns:a="http://schemas.openxmlformats.org/drawingml/2006/main">
+              <a:graphicData uri="http://schemas.openxmlformats.org/drawingml/2006/picture">
+                <pic:pic xmlns:pic="http://schemas.openxmlformats.org/drawingml/2006/picture">
+                  <pic:nvPicPr>
+                    <pic:cNvPr id="1" name=""/>
+                    <pic:cNvPicPr/>
+                  </pic:nvPicPr>
+                  <pic:blipFill>
+                    <a:blip r:embed="rId153"/>
+                    <a:stretch>
+                      <a:fillRect/>
+                    </a:stretch>
+                  </pic:blipFill>
+                  <pic:spPr>
+                    <a:xfrm>
+                      <a:off x="0" y="0"/>
+                      <a:ext cx="1457528" cy="1400370"/>
+                    </a:xfrm>
+                    <a:prstGeom prst="rect">
+                      <a:avLst/>
+                    </a:prstGeom>
+                  </pic:spPr>
+                </pic:pic>
+              </a:graphicData>
+            </a:graphic>
+          </wp:inline>
+        </w:drawing>
+      </w:r>
+      <w:r>
+        <w:t xml:space="preserve">   </w:t>
+      </w:r>
+      <w:r>
+        <w:rPr>
+          <w:noProof/>
+        </w:rPr>
+        <w:drawing>
+          <wp:inline distT="0" distB="0" distL="0" distR="0" wp14:anchorId="6C17C120" wp14:editId="6658E65A">
+            <wp:extent cx="3821766" cy="1143075"/>
+            <wp:effectExtent l="0" t="0" r="7620" b="0"/>
+            <wp:docPr id="146" name="Imagem 146"/>
+            <wp:cNvGraphicFramePr>
+              <a:graphicFrameLocks xmlns:a="http://schemas.openxmlformats.org/drawingml/2006/main" noChangeAspect="1"/>
+            </wp:cNvGraphicFramePr>
+            <a:graphic xmlns:a="http://schemas.openxmlformats.org/drawingml/2006/main">
+              <a:graphicData uri="http://schemas.openxmlformats.org/drawingml/2006/picture">
+                <pic:pic xmlns:pic="http://schemas.openxmlformats.org/drawingml/2006/picture">
+                  <pic:nvPicPr>
+                    <pic:cNvPr id="0" name="Picture 2"/>
+                    <pic:cNvPicPr>
+                      <a:picLocks noChangeAspect="1" noChangeArrowheads="1"/>
+                    </pic:cNvPicPr>
+                  </pic:nvPicPr>
+                  <pic:blipFill>
+                    <a:blip r:embed="rId154">
+                      <a:extLst>
+                        <a:ext uri="{28A0092B-C50C-407E-A947-70E740481C1C}">
+                          <a14:useLocalDpi xmlns:a14="http://schemas.microsoft.com/office/drawing/2010/main" val="0"/>
+                        </a:ext>
+                      </a:extLst>
+                    </a:blip>
+                    <a:srcRect/>
+                    <a:stretch>
+                      <a:fillRect/>
+                    </a:stretch>
+                  </pic:blipFill>
+                  <pic:spPr bwMode="auto">
+                    <a:xfrm>
+                      <a:off x="0" y="0"/>
+                      <a:ext cx="3895085" cy="1165005"/>
+                    </a:xfrm>
+                    <a:prstGeom prst="rect">
+                      <a:avLst/>
+                    </a:prstGeom>
+                    <a:noFill/>
+                  </pic:spPr>
+                </pic:pic>
+              </a:graphicData>
+            </a:graphic>
+          </wp:inline>
+        </w:drawing>
+      </w:r>
+    </w:p>
+    <w:p/>
+    <w:p>
+      <w:r>
+        <w:t>105-Alinhamos a lista no topo da imagem utilizado vertical-</w:t>
+      </w:r>
+      <w:proofErr w:type="spellStart"/>
+      <w:r>
+        <w:t>align</w:t>
+      </w:r>
+      <w:proofErr w:type="spellEnd"/>
+      <w:r>
+        <w:t>: top, incluímos mais dois itens da lista.</w:t>
+      </w:r>
+    </w:p>
+    <w:p>
+      <w:r>
+        <w:rPr>
+          <w:noProof/>
+        </w:rPr>
+        <w:drawing>
+          <wp:inline distT="0" distB="0" distL="0" distR="0" wp14:anchorId="7B8A031A" wp14:editId="78A5F8AC">
+            <wp:extent cx="1352550" cy="1304925"/>
+            <wp:effectExtent l="0" t="0" r="0" b="9525"/>
+            <wp:docPr id="147" name="Imagem 147"/>
+            <wp:cNvGraphicFramePr>
+              <a:graphicFrameLocks xmlns:a="http://schemas.openxmlformats.org/drawingml/2006/main" noChangeAspect="1"/>
+            </wp:cNvGraphicFramePr>
+            <a:graphic xmlns:a="http://schemas.openxmlformats.org/drawingml/2006/main">
+              <a:graphicData uri="http://schemas.openxmlformats.org/drawingml/2006/picture">
+                <pic:pic xmlns:pic="http://schemas.openxmlformats.org/drawingml/2006/picture">
+                  <pic:nvPicPr>
+                    <pic:cNvPr id="0" name="Picture 3"/>
+                    <pic:cNvPicPr>
+                      <a:picLocks noChangeAspect="1" noChangeArrowheads="1"/>
+                    </pic:cNvPicPr>
+                  </pic:nvPicPr>
+                  <pic:blipFill>
+                    <a:blip r:embed="rId155">
+                      <a:extLst>
+                        <a:ext uri="{28A0092B-C50C-407E-A947-70E740481C1C}">
+                          <a14:useLocalDpi xmlns:a14="http://schemas.microsoft.com/office/drawing/2010/main" val="0"/>
+                        </a:ext>
+                      </a:extLst>
+                    </a:blip>
+                    <a:srcRect/>
+                    <a:stretch>
+                      <a:fillRect/>
+                    </a:stretch>
+                  </pic:blipFill>
+                  <pic:spPr bwMode="auto">
+                    <a:xfrm>
+                      <a:off x="0" y="0"/>
+                      <a:ext cx="1352550" cy="1304925"/>
+                    </a:xfrm>
+                    <a:prstGeom prst="rect">
+                      <a:avLst/>
+                    </a:prstGeom>
+                    <a:noFill/>
+                  </pic:spPr>
+                </pic:pic>
+              </a:graphicData>
+            </a:graphic>
+          </wp:inline>
+        </w:drawing>
+      </w:r>
+      <w:r>
+        <w:rPr>
+          <w:noProof/>
+        </w:rPr>
+        <w:drawing>
+          <wp:inline distT="0" distB="0" distL="0" distR="0" wp14:anchorId="1241E4FC" wp14:editId="04FA4CD3">
+            <wp:extent cx="4025208" cy="1793856"/>
+            <wp:effectExtent l="0" t="0" r="0" b="0"/>
+            <wp:docPr id="148" name="Imagem 148"/>
+            <wp:cNvGraphicFramePr>
+              <a:graphicFrameLocks xmlns:a="http://schemas.openxmlformats.org/drawingml/2006/main" noChangeAspect="1"/>
+            </wp:cNvGraphicFramePr>
+            <a:graphic xmlns:a="http://schemas.openxmlformats.org/drawingml/2006/main">
+              <a:graphicData uri="http://schemas.openxmlformats.org/drawingml/2006/picture">
+                <pic:pic xmlns:pic="http://schemas.openxmlformats.org/drawingml/2006/picture">
+                  <pic:nvPicPr>
+                    <pic:cNvPr id="0" name="Picture 4"/>
+                    <pic:cNvPicPr>
+                      <a:picLocks noChangeAspect="1" noChangeArrowheads="1"/>
+                    </pic:cNvPicPr>
+                  </pic:nvPicPr>
+                  <pic:blipFill>
+                    <a:blip r:embed="rId156">
+                      <a:extLst>
+                        <a:ext uri="{28A0092B-C50C-407E-A947-70E740481C1C}">
+                          <a14:useLocalDpi xmlns:a14="http://schemas.microsoft.com/office/drawing/2010/main" val="0"/>
+                        </a:ext>
+                      </a:extLst>
+                    </a:blip>
+                    <a:srcRect/>
+                    <a:stretch>
+                      <a:fillRect/>
+                    </a:stretch>
+                  </pic:blipFill>
+                  <pic:spPr bwMode="auto">
+                    <a:xfrm>
+                      <a:off x="0" y="0"/>
+                      <a:ext cx="4562433" cy="2033273"/>
+                    </a:xfrm>
+                    <a:prstGeom prst="rect">
+                      <a:avLst/>
+                    </a:prstGeom>
+                    <a:noFill/>
+                  </pic:spPr>
+                </pic:pic>
+              </a:graphicData>
+            </a:graphic>
+          </wp:inline>
+        </w:drawing>
+      </w:r>
+    </w:p>
+    <w:p>
+      <w:pPr>
+        <w:rPr>
+          <w:i/>
+        </w:rPr>
+      </w:pPr>
+      <w:r>
+        <w:t>106-</w:t>
+      </w:r>
+      <w:r>
+        <w:rPr>
+          <w:i/>
+        </w:rPr>
+        <w:t xml:space="preserve">Na lista queremos que o primeiro item ficasse em incorporado e negrito para isso utilizamos o </w:t>
+      </w:r>
+      <w:proofErr w:type="spellStart"/>
+      <w:r>
+        <w:rPr>
+          <w:i/>
+        </w:rPr>
+        <w:t>fist-child</w:t>
+      </w:r>
+      <w:proofErr w:type="spellEnd"/>
+      <w:r>
+        <w:rPr>
+          <w:i/>
+        </w:rPr>
+        <w:t xml:space="preserve"> que significa o primeiro filho conforme código a baixo.</w:t>
+      </w:r>
+    </w:p>
+    <w:p>
+      <w:pPr>
+        <w:rPr>
+          <w:i/>
+        </w:rPr>
+      </w:pPr>
+      <w:r>
+        <w:rPr>
+          <w:i/>
+          <w:noProof/>
+        </w:rPr>
+        <w:drawing>
+          <wp:inline distT="0" distB="0" distL="0" distR="0" wp14:anchorId="1161F3C0" wp14:editId="75D0CFF5">
+            <wp:extent cx="2331352" cy="1009402"/>
+            <wp:effectExtent l="0" t="0" r="0" b="635"/>
+            <wp:docPr id="149" name="Imagem 149"/>
+            <wp:cNvGraphicFramePr>
+              <a:graphicFrameLocks xmlns:a="http://schemas.openxmlformats.org/drawingml/2006/main" noChangeAspect="1"/>
+            </wp:cNvGraphicFramePr>
+            <a:graphic xmlns:a="http://schemas.openxmlformats.org/drawingml/2006/main">
+              <a:graphicData uri="http://schemas.openxmlformats.org/drawingml/2006/picture">
+                <pic:pic xmlns:pic="http://schemas.openxmlformats.org/drawingml/2006/picture">
+                  <pic:nvPicPr>
+                    <pic:cNvPr id="0" name="Picture 5"/>
+                    <pic:cNvPicPr>
+                      <a:picLocks noChangeAspect="1" noChangeArrowheads="1"/>
+                    </pic:cNvPicPr>
+                  </pic:nvPicPr>
+                  <pic:blipFill>
+                    <a:blip r:embed="rId157">
+                      <a:extLst>
+                        <a:ext uri="{28A0092B-C50C-407E-A947-70E740481C1C}">
+                          <a14:useLocalDpi xmlns:a14="http://schemas.microsoft.com/office/drawing/2010/main" val="0"/>
+                        </a:ext>
+                      </a:extLst>
+                    </a:blip>
+                    <a:srcRect/>
+                    <a:stretch>
+                      <a:fillRect/>
+                    </a:stretch>
+                  </pic:blipFill>
+                  <pic:spPr bwMode="auto">
+                    <a:xfrm>
+                      <a:off x="0" y="0"/>
+                      <a:ext cx="2399429" cy="1038877"/>
+                    </a:xfrm>
+                    <a:prstGeom prst="rect">
+                      <a:avLst/>
+                    </a:prstGeom>
+                    <a:noFill/>
+                  </pic:spPr>
+                </pic:pic>
+              </a:graphicData>
+            </a:graphic>
+          </wp:inline>
+        </w:drawing>
+      </w:r>
+      <w:r>
+        <w:rPr>
+          <w:i/>
+        </w:rPr>
+        <w:t xml:space="preserve"> </w:t>
+      </w:r>
+      <w:r>
+        <w:rPr>
+          <w:i/>
+          <w:noProof/>
+        </w:rPr>
+        <w:drawing>
+          <wp:inline distT="0" distB="0" distL="0" distR="0" wp14:anchorId="66C6E795" wp14:editId="77AF2973">
+            <wp:extent cx="1733550" cy="1076325"/>
+            <wp:effectExtent l="0" t="0" r="0" b="9525"/>
+            <wp:docPr id="150" name="Imagem 150"/>
+            <wp:cNvGraphicFramePr>
+              <a:graphicFrameLocks xmlns:a="http://schemas.openxmlformats.org/drawingml/2006/main" noChangeAspect="1"/>
+            </wp:cNvGraphicFramePr>
+            <a:graphic xmlns:a="http://schemas.openxmlformats.org/drawingml/2006/main">
+              <a:graphicData uri="http://schemas.openxmlformats.org/drawingml/2006/picture">
+                <pic:pic xmlns:pic="http://schemas.openxmlformats.org/drawingml/2006/picture">
+                  <pic:nvPicPr>
+                    <pic:cNvPr id="0" name="Picture 6"/>
+                    <pic:cNvPicPr>
+                      <a:picLocks noChangeAspect="1" noChangeArrowheads="1"/>
+                    </pic:cNvPicPr>
+                  </pic:nvPicPr>
+                  <pic:blipFill>
+                    <a:blip r:embed="rId158">
+                      <a:extLst>
+                        <a:ext uri="{28A0092B-C50C-407E-A947-70E740481C1C}">
+                          <a14:useLocalDpi xmlns:a14="http://schemas.microsoft.com/office/drawing/2010/main" val="0"/>
+                        </a:ext>
+                      </a:extLst>
+                    </a:blip>
+                    <a:srcRect/>
+                    <a:stretch>
+                      <a:fillRect/>
+                    </a:stretch>
+                  </pic:blipFill>
+                  <pic:spPr bwMode="auto">
+                    <a:xfrm>
+                      <a:off x="0" y="0"/>
+                      <a:ext cx="1733550" cy="1076325"/>
+                    </a:xfrm>
+                    <a:prstGeom prst="rect">
+                      <a:avLst/>
+                    </a:prstGeom>
+                    <a:noFill/>
+                  </pic:spPr>
+                </pic:pic>
+              </a:graphicData>
+            </a:graphic>
+          </wp:inline>
+        </w:drawing>
+      </w:r>
+    </w:p>
+    <w:p>
+      <w:pPr>
+        <w:rPr>
+          <w:i/>
+        </w:rPr>
+      </w:pPr>
+    </w:p>
+    <w:p>
+      <w:pPr>
+        <w:rPr>
+          <w:i/>
+        </w:rPr>
+      </w:pPr>
+      <w:r>
+        <w:rPr>
+          <w:i/>
+        </w:rPr>
+        <w:t>107-Adicionamos um ícone de estrela na nossa lista benefícios:</w:t>
+      </w:r>
+    </w:p>
+    <w:p>
+      <w:pPr>
+        <w:rPr>
+          <w:i/>
+        </w:rPr>
+      </w:pPr>
+    </w:p>
+    <w:p>
+      <w:pPr>
+        <w:rPr>
+          <w:i/>
+        </w:rPr>
+      </w:pPr>
+      <w:r>
+        <w:rPr>
+          <w:i/>
+        </w:rPr>
+        <w:t>Acessemos o site que contenha o ícone de estrela negra</w:t>
+      </w:r>
+    </w:p>
+    <w:p>
+      <w:pPr>
+        <w:rPr>
+          <w:i/>
+        </w:rPr>
+      </w:pPr>
+      <w:hyperlink r:id="rId159" w:history="1">
+        <w:r>
+          <w:rPr>
+            <w:rStyle w:val="Hyperlink"/>
+            <w:i/>
+          </w:rPr>
+          <w:t>https://www.compart.com/en/unicode/U+2605</w:t>
+        </w:r>
+      </w:hyperlink>
+      <w:r>
+        <w:rPr>
+          <w:i/>
+        </w:rPr>
+        <w:t xml:space="preserve"> </w:t>
+      </w:r>
+    </w:p>
+    <w:p>
+      <w:pPr>
+        <w:rPr>
+          <w:i/>
+        </w:rPr>
+      </w:pPr>
+      <w:r>
+        <w:rPr>
+          <w:i/>
+        </w:rPr>
+        <w:t>Copiamos o símbolo e colocamos em nosso código conforme imagem a baixo.</w:t>
+      </w:r>
+    </w:p>
+    <w:p>
+      <w:pPr>
+        <w:rPr>
+          <w:i/>
+        </w:rPr>
+      </w:pPr>
+      <w:r>
+        <w:rPr>
+          <w:i/>
+          <w:noProof/>
+        </w:rPr>
+        <w:drawing>
+          <wp:inline distT="0" distB="0" distL="0" distR="0" wp14:anchorId="15D61751" wp14:editId="51493FB0">
+            <wp:extent cx="1678339" cy="961587"/>
+            <wp:effectExtent l="0" t="0" r="0" b="0"/>
+            <wp:docPr id="151" name="Imagem 151"/>
+            <wp:cNvGraphicFramePr>
+              <a:graphicFrameLocks xmlns:a="http://schemas.openxmlformats.org/drawingml/2006/main" noChangeAspect="1"/>
+            </wp:cNvGraphicFramePr>
+            <a:graphic xmlns:a="http://schemas.openxmlformats.org/drawingml/2006/main">
+              <a:graphicData uri="http://schemas.openxmlformats.org/drawingml/2006/picture">
+                <pic:pic xmlns:pic="http://schemas.openxmlformats.org/drawingml/2006/picture">
+                  <pic:nvPicPr>
+                    <pic:cNvPr id="1" name=""/>
+                    <pic:cNvPicPr/>
+                  </pic:nvPicPr>
+                  <pic:blipFill>
+                    <a:blip r:embed="rId160"/>
+                    <a:stretch>
+                      <a:fillRect/>
+                    </a:stretch>
+                  </pic:blipFill>
+                  <pic:spPr>
+                    <a:xfrm>
+                      <a:off x="0" y="0"/>
+                      <a:ext cx="1706966" cy="977988"/>
+                    </a:xfrm>
+                    <a:prstGeom prst="rect">
+                      <a:avLst/>
+                    </a:prstGeom>
+                  </pic:spPr>
+                </pic:pic>
+              </a:graphicData>
+            </a:graphic>
+          </wp:inline>
+        </w:drawing>
+      </w:r>
+      <w:r>
+        <w:rPr>
+          <w:i/>
+        </w:rPr>
+        <w:t xml:space="preserve">      </w:t>
+      </w:r>
+      <w:r>
+        <w:rPr>
+          <w:i/>
+          <w:noProof/>
+        </w:rPr>
+        <w:drawing>
+          <wp:inline distT="0" distB="0" distL="0" distR="0" wp14:anchorId="021D24CC" wp14:editId="33196221">
+            <wp:extent cx="1724025" cy="1000125"/>
+            <wp:effectExtent l="0" t="0" r="9525" b="9525"/>
+            <wp:docPr id="152" name="Imagem 152"/>
+            <wp:cNvGraphicFramePr>
+              <a:graphicFrameLocks xmlns:a="http://schemas.openxmlformats.org/drawingml/2006/main" noChangeAspect="1"/>
+            </wp:cNvGraphicFramePr>
+            <a:graphic xmlns:a="http://schemas.openxmlformats.org/drawingml/2006/main">
+              <a:graphicData uri="http://schemas.openxmlformats.org/drawingml/2006/picture">
+                <pic:pic xmlns:pic="http://schemas.openxmlformats.org/drawingml/2006/picture">
+                  <pic:nvPicPr>
+                    <pic:cNvPr id="0" name="Picture 7"/>
+                    <pic:cNvPicPr>
+                      <a:picLocks noChangeAspect="1" noChangeArrowheads="1"/>
+                    </pic:cNvPicPr>
+                  </pic:nvPicPr>
+                  <pic:blipFill>
+                    <a:blip r:embed="rId161">
+                      <a:extLst>
+                        <a:ext uri="{28A0092B-C50C-407E-A947-70E740481C1C}">
+                          <a14:useLocalDpi xmlns:a14="http://schemas.microsoft.com/office/drawing/2010/main" val="0"/>
+                        </a:ext>
+                      </a:extLst>
+                    </a:blip>
+                    <a:srcRect/>
+                    <a:stretch>
+                      <a:fillRect/>
+                    </a:stretch>
+                  </pic:blipFill>
+                  <pic:spPr bwMode="auto">
+                    <a:xfrm>
+                      <a:off x="0" y="0"/>
+                      <a:ext cx="1724025" cy="1000125"/>
+                    </a:xfrm>
+                    <a:prstGeom prst="rect">
+                      <a:avLst/>
+                    </a:prstGeom>
+                    <a:noFill/>
+                  </pic:spPr>
+                </pic:pic>
+              </a:graphicData>
+            </a:graphic>
+          </wp:inline>
+        </w:drawing>
+      </w:r>
+    </w:p>
+    <w:p>
+      <w:pPr>
+        <w:rPr>
+          <w:i/>
+        </w:rPr>
+      </w:pPr>
+    </w:p>
+    <w:p>
+      <w:pPr>
+        <w:rPr>
+          <w:i/>
+        </w:rPr>
+      </w:pPr>
+      <w:r>
+        <w:rPr>
+          <w:i/>
+        </w:rPr>
+        <w:t>108-Aumentamos o espaço interno da seção benefícios para cima e para baixo</w:t>
+      </w:r>
+    </w:p>
+    <w:p>
+      <w:pPr>
+        <w:rPr>
+          <w:i/>
+        </w:rPr>
+      </w:pPr>
+      <w:r>
+        <w:rPr>
+          <w:i/>
+          <w:noProof/>
+        </w:rPr>
+        <w:drawing>
+          <wp:inline distT="0" distB="0" distL="0" distR="0" wp14:anchorId="6FD6526C" wp14:editId="0C24E030">
+            <wp:extent cx="2142710" cy="866898"/>
+            <wp:effectExtent l="0" t="0" r="0" b="9525"/>
+            <wp:docPr id="153" name="Imagem 153"/>
+            <wp:cNvGraphicFramePr>
+              <a:graphicFrameLocks xmlns:a="http://schemas.openxmlformats.org/drawingml/2006/main" noChangeAspect="1"/>
+            </wp:cNvGraphicFramePr>
+            <a:graphic xmlns:a="http://schemas.openxmlformats.org/drawingml/2006/main">
+              <a:graphicData uri="http://schemas.openxmlformats.org/drawingml/2006/picture">
+                <pic:pic xmlns:pic="http://schemas.openxmlformats.org/drawingml/2006/picture">
+                  <pic:nvPicPr>
+                    <pic:cNvPr id="0" name="Picture 8"/>
+                    <pic:cNvPicPr>
+                      <a:picLocks noChangeAspect="1" noChangeArrowheads="1"/>
+                    </pic:cNvPicPr>
+                  </pic:nvPicPr>
+                  <pic:blipFill>
+                    <a:blip r:embed="rId162">
+                      <a:extLst>
+                        <a:ext uri="{28A0092B-C50C-407E-A947-70E740481C1C}">
+                          <a14:useLocalDpi xmlns:a14="http://schemas.microsoft.com/office/drawing/2010/main" val="0"/>
+                        </a:ext>
+                      </a:extLst>
+                    </a:blip>
+                    <a:srcRect/>
+                    <a:stretch>
+                      <a:fillRect/>
+                    </a:stretch>
+                  </pic:blipFill>
+                  <pic:spPr bwMode="auto">
+                    <a:xfrm>
+                      <a:off x="0" y="0"/>
+                      <a:ext cx="2180839" cy="882324"/>
+                    </a:xfrm>
+                    <a:prstGeom prst="rect">
+                      <a:avLst/>
+                    </a:prstGeom>
+                    <a:noFill/>
+                  </pic:spPr>
+                </pic:pic>
+              </a:graphicData>
+            </a:graphic>
+          </wp:inline>
+        </w:drawing>
+      </w:r>
+    </w:p>
+    <w:p>
+      <w:pPr>
+        <w:rPr>
+          <w:i/>
+        </w:rPr>
+      </w:pPr>
+    </w:p>
+    <w:p>
+      <w:pPr>
+        <w:rPr>
+          <w:i/>
+        </w:rPr>
+      </w:pPr>
+      <w:r>
+        <w:rPr>
+          <w:i/>
+        </w:rPr>
+        <w:t xml:space="preserve">109-No </w:t>
+      </w:r>
+      <w:proofErr w:type="spellStart"/>
+      <w:r>
+        <w:rPr>
+          <w:i/>
+        </w:rPr>
+        <w:t>div</w:t>
+      </w:r>
+      <w:proofErr w:type="spellEnd"/>
+      <w:r>
+        <w:rPr>
+          <w:i/>
+        </w:rPr>
+        <w:t xml:space="preserve"> que </w:t>
+      </w:r>
+      <w:proofErr w:type="spellStart"/>
+      <w:r>
+        <w:rPr>
+          <w:i/>
+        </w:rPr>
+        <w:t>contem</w:t>
+      </w:r>
+      <w:proofErr w:type="spellEnd"/>
+      <w:r>
+        <w:rPr>
+          <w:i/>
+        </w:rPr>
+        <w:t xml:space="preserve"> a lista e a imagem benefícios e demos um largura e centralizamos o item </w:t>
+      </w:r>
+      <w:proofErr w:type="gramStart"/>
+      <w:r>
+        <w:rPr>
+          <w:i/>
+        </w:rPr>
+        <w:t>( a</w:t>
+      </w:r>
+      <w:proofErr w:type="gramEnd"/>
+      <w:r>
+        <w:rPr>
+          <w:i/>
+        </w:rPr>
+        <w:t xml:space="preserve"> lista e a imagem) conforme código.</w:t>
+      </w:r>
+    </w:p>
+    <w:p>
+      <w:pPr>
+        <w:rPr>
+          <w:i/>
+        </w:rPr>
+      </w:pPr>
+      <w:r>
+        <w:rPr>
+          <w:i/>
+          <w:noProof/>
+        </w:rPr>
+        <w:drawing>
+          <wp:inline distT="0" distB="0" distL="0" distR="0" wp14:anchorId="7DB95B17" wp14:editId="4AE87066">
+            <wp:extent cx="1840675" cy="1051814"/>
+            <wp:effectExtent l="0" t="0" r="7620" b="0"/>
+            <wp:docPr id="154" name="Imagem 154"/>
+            <wp:cNvGraphicFramePr>
+              <a:graphicFrameLocks xmlns:a="http://schemas.openxmlformats.org/drawingml/2006/main" noChangeAspect="1"/>
+            </wp:cNvGraphicFramePr>
+            <a:graphic xmlns:a="http://schemas.openxmlformats.org/drawingml/2006/main">
+              <a:graphicData uri="http://schemas.openxmlformats.org/drawingml/2006/picture">
+                <pic:pic xmlns:pic="http://schemas.openxmlformats.org/drawingml/2006/picture">
+                  <pic:nvPicPr>
+                    <pic:cNvPr id="0" name="Picture 9"/>
+                    <pic:cNvPicPr>
+                      <a:picLocks noChangeAspect="1" noChangeArrowheads="1"/>
+                    </pic:cNvPicPr>
+                  </pic:nvPicPr>
+                  <pic:blipFill>
+                    <a:blip r:embed="rId163">
+                      <a:extLst>
+                        <a:ext uri="{28A0092B-C50C-407E-A947-70E740481C1C}">
+                          <a14:useLocalDpi xmlns:a14="http://schemas.microsoft.com/office/drawing/2010/main" val="0"/>
+                        </a:ext>
+                      </a:extLst>
+                    </a:blip>
+                    <a:srcRect/>
+                    <a:stretch>
+                      <a:fillRect/>
+                    </a:stretch>
+                  </pic:blipFill>
+                  <pic:spPr bwMode="auto">
+                    <a:xfrm>
+                      <a:off x="0" y="0"/>
+                      <a:ext cx="1861893" cy="1063939"/>
+                    </a:xfrm>
+                    <a:prstGeom prst="rect">
+                      <a:avLst/>
+                    </a:prstGeom>
+                    <a:noFill/>
+                  </pic:spPr>
+                </pic:pic>
+              </a:graphicData>
+            </a:graphic>
+          </wp:inline>
+        </w:drawing>
+      </w:r>
+    </w:p>
+    <w:p>
+      <w:pPr>
+        <w:rPr>
+          <w:i/>
+        </w:rPr>
+      </w:pPr>
+    </w:p>
+    <w:p>
+      <w:pPr>
+        <w:rPr>
+          <w:i/>
+        </w:rPr>
+      </w:pPr>
+    </w:p>
+    <w:p>
+      <w:pPr>
+        <w:rPr>
+          <w:i/>
+        </w:rPr>
+      </w:pPr>
+      <w:r>
+        <w:rPr>
+          <w:i/>
+        </w:rPr>
+        <w:t xml:space="preserve">110- Aumentamos o espaço interno da </w:t>
+      </w:r>
+      <w:proofErr w:type="spellStart"/>
+      <w:r>
+        <w:rPr>
+          <w:i/>
+        </w:rPr>
+        <w:t>section</w:t>
+      </w:r>
+      <w:proofErr w:type="spellEnd"/>
+      <w:r>
+        <w:rPr>
+          <w:i/>
+        </w:rPr>
+        <w:t xml:space="preserve"> principal e adicionamos uma cor de fundo para fazer um degrade ou seja é área onde duas ou mais cores são sobrecarregados.</w:t>
+      </w:r>
+    </w:p>
+    <w:p>
+      <w:pPr>
+        <w:rPr>
+          <w:i/>
+        </w:rPr>
+      </w:pPr>
+    </w:p>
+    <w:p>
+      <w:pPr>
+        <w:rPr>
+          <w:i/>
+        </w:rPr>
+      </w:pPr>
+    </w:p>
+    <w:p>
+      <w:pPr>
+        <w:rPr>
+          <w:i/>
+        </w:rPr>
+      </w:pPr>
+      <w:r>
+        <w:rPr>
+          <w:i/>
+        </w:rPr>
+        <w:t xml:space="preserve">111-Colocamos uma cor de fundo na </w:t>
+      </w:r>
+      <w:proofErr w:type="spellStart"/>
+      <w:r>
+        <w:rPr>
+          <w:i/>
+        </w:rPr>
+        <w:t>section</w:t>
+      </w:r>
+      <w:proofErr w:type="spellEnd"/>
+      <w:r>
+        <w:rPr>
+          <w:i/>
+        </w:rPr>
+        <w:t xml:space="preserve"> benefícios para realizar o nosso degrade.</w:t>
+      </w:r>
+    </w:p>
+    <w:p>
+      <w:pPr>
+        <w:rPr>
+          <w:i/>
+        </w:rPr>
+      </w:pPr>
+    </w:p>
+    <w:p>
+      <w:pPr>
+        <w:rPr>
+          <w:i/>
+        </w:rPr>
+      </w:pPr>
+    </w:p>
+    <w:p>
+      <w:pPr>
+        <w:rPr>
+          <w:i/>
+        </w:rPr>
+      </w:pPr>
+      <w:r>
+        <w:rPr>
+          <w:i/>
+        </w:rPr>
+        <w:t xml:space="preserve">112-Para fazer o degrade tiramos o </w:t>
+      </w:r>
+      <w:proofErr w:type="spellStart"/>
+      <w:r>
+        <w:rPr>
+          <w:i/>
+        </w:rPr>
+        <w:t>main</w:t>
+      </w:r>
+      <w:proofErr w:type="spellEnd"/>
+      <w:r>
+        <w:rPr>
+          <w:i/>
+        </w:rPr>
+        <w:t xml:space="preserve"> que </w:t>
+      </w:r>
+      <w:proofErr w:type="spellStart"/>
+      <w:r>
+        <w:rPr>
+          <w:i/>
+        </w:rPr>
+        <w:t>estav</w:t>
+      </w:r>
+      <w:proofErr w:type="spellEnd"/>
+      <w:r>
+        <w:rPr>
+          <w:i/>
+        </w:rPr>
+        <w:t xml:space="preserve"> configurando para a largura de 940px e centralizando o elemento em </w:t>
+      </w:r>
+      <w:proofErr w:type="spellStart"/>
+      <w:r>
+        <w:rPr>
+          <w:i/>
+        </w:rPr>
+        <w:t>margin</w:t>
+      </w:r>
+      <w:proofErr w:type="spellEnd"/>
+      <w:r>
+        <w:rPr>
+          <w:i/>
+        </w:rPr>
+        <w:t xml:space="preserve"> :0 auto, com ao colocar a cor de fundo nas </w:t>
+      </w:r>
+      <w:proofErr w:type="spellStart"/>
+      <w:r>
+        <w:rPr>
+          <w:i/>
+        </w:rPr>
+        <w:t>section</w:t>
+      </w:r>
+      <w:proofErr w:type="spellEnd"/>
+      <w:r>
+        <w:rPr>
+          <w:i/>
+        </w:rPr>
+        <w:t xml:space="preserve"> que estava dentro do </w:t>
+      </w:r>
+      <w:proofErr w:type="spellStart"/>
+      <w:r>
+        <w:rPr>
+          <w:i/>
+        </w:rPr>
+        <w:t>main</w:t>
+      </w:r>
+      <w:proofErr w:type="spellEnd"/>
+      <w:r>
+        <w:rPr>
+          <w:i/>
+        </w:rPr>
+        <w:t xml:space="preserve"> s </w:t>
+      </w:r>
+      <w:proofErr w:type="spellStart"/>
+      <w:r>
+        <w:rPr>
+          <w:i/>
+        </w:rPr>
+        <w:t>cors</w:t>
+      </w:r>
+      <w:proofErr w:type="spellEnd"/>
+      <w:r>
+        <w:rPr>
+          <w:i/>
+        </w:rPr>
+        <w:t xml:space="preserve"> ficavam centralizadas. Para resolver colocamos o </w:t>
+      </w:r>
+      <w:proofErr w:type="spellStart"/>
+      <w:r>
+        <w:rPr>
+          <w:i/>
+        </w:rPr>
+        <w:t>margin</w:t>
+      </w:r>
+      <w:proofErr w:type="spellEnd"/>
+      <w:r>
+        <w:rPr>
+          <w:i/>
+        </w:rPr>
+        <w:t xml:space="preserve"> 0 auto e </w:t>
+      </w:r>
+      <w:proofErr w:type="spellStart"/>
+      <w:r>
+        <w:rPr>
+          <w:i/>
+        </w:rPr>
+        <w:t>width</w:t>
+      </w:r>
+      <w:proofErr w:type="spellEnd"/>
+      <w:r>
+        <w:rPr>
+          <w:i/>
+        </w:rPr>
+        <w:t xml:space="preserve"> 940px na </w:t>
+      </w:r>
+      <w:proofErr w:type="spellStart"/>
+      <w:r>
+        <w:rPr>
+          <w:i/>
+        </w:rPr>
+        <w:t>section</w:t>
+      </w:r>
+      <w:proofErr w:type="spellEnd"/>
+      <w:r>
+        <w:rPr>
+          <w:i/>
+        </w:rPr>
+        <w:t xml:space="preserve"> principal e </w:t>
+      </w:r>
+      <w:proofErr w:type="spellStart"/>
+      <w:r>
+        <w:rPr>
+          <w:i/>
+        </w:rPr>
+        <w:t>section</w:t>
+      </w:r>
+      <w:proofErr w:type="spellEnd"/>
+      <w:r>
+        <w:rPr>
+          <w:i/>
+        </w:rPr>
+        <w:t xml:space="preserve"> mapa e no </w:t>
+      </w:r>
+      <w:proofErr w:type="spellStart"/>
+      <w:r>
+        <w:rPr>
+          <w:i/>
+        </w:rPr>
+        <w:t>section</w:t>
+      </w:r>
+      <w:proofErr w:type="spellEnd"/>
+      <w:r>
+        <w:rPr>
+          <w:i/>
+        </w:rPr>
+        <w:t xml:space="preserve"> benefícios.</w:t>
+      </w:r>
+    </w:p>
+    <w:p>
+      <w:pPr>
+        <w:rPr>
+          <w:i/>
+        </w:rPr>
+      </w:pPr>
+    </w:p>
+    <w:p>
+      <w:pPr>
+        <w:rPr>
+          <w:i/>
+        </w:rPr>
+      </w:pPr>
+      <w:proofErr w:type="spellStart"/>
+      <w:proofErr w:type="gramStart"/>
+      <w:r>
+        <w:rPr>
+          <w:i/>
+        </w:rPr>
+        <w:t>main</w:t>
+      </w:r>
+      <w:proofErr w:type="spellEnd"/>
+      <w:r>
+        <w:rPr>
+          <w:i/>
+        </w:rPr>
+        <w:t>{</w:t>
+      </w:r>
+      <w:proofErr w:type="gramEnd"/>
+    </w:p>
+    <w:p>
+      <w:pPr>
+        <w:rPr>
+          <w:i/>
+        </w:rPr>
+      </w:pPr>
+      <w:proofErr w:type="spellStart"/>
+      <w:r>
+        <w:rPr>
+          <w:i/>
+        </w:rPr>
+        <w:t>width</w:t>
+      </w:r>
+      <w:proofErr w:type="spellEnd"/>
+      <w:r>
+        <w:rPr>
+          <w:i/>
+        </w:rPr>
+        <w:t>: 940px;</w:t>
+      </w:r>
+    </w:p>
+    <w:p>
+      <w:pPr>
+        <w:rPr>
+          <w:i/>
+        </w:rPr>
+      </w:pPr>
+      <w:proofErr w:type="spellStart"/>
+      <w:r>
+        <w:rPr>
+          <w:i/>
+        </w:rPr>
+        <w:t>margin</w:t>
+      </w:r>
+      <w:proofErr w:type="spellEnd"/>
+      <w:r>
+        <w:rPr>
+          <w:i/>
+        </w:rPr>
+        <w:t>: 0 auto;</w:t>
+      </w:r>
+    </w:p>
+    <w:p>
+      <w:pPr>
+        <w:rPr>
+          <w:i/>
+        </w:rPr>
+      </w:pPr>
+      <w:r>
+        <w:rPr>
+          <w:i/>
+        </w:rPr>
+        <w:t>}</w:t>
+      </w:r>
+    </w:p>
+    <w:p>
+      <w:pPr>
+        <w:rPr>
+          <w:i/>
+        </w:rPr>
+      </w:pPr>
+      <w:r>
+        <w:rPr>
+          <w:i/>
+        </w:rPr>
+        <w:t xml:space="preserve">Isso fazia com que todo o conteúdo do </w:t>
+      </w:r>
+      <w:proofErr w:type="spellStart"/>
+      <w:r>
+        <w:rPr>
+          <w:b/>
+          <w:i/>
+        </w:rPr>
+        <w:t>main</w:t>
+      </w:r>
+      <w:proofErr w:type="spellEnd"/>
+      <w:r>
+        <w:rPr>
+          <w:b/>
+          <w:i/>
+        </w:rPr>
+        <w:t xml:space="preserve"> </w:t>
+      </w:r>
+      <w:r>
+        <w:rPr>
+          <w:i/>
+        </w:rPr>
+        <w:t xml:space="preserve">ficasse limitado a </w:t>
+      </w:r>
+      <w:r>
+        <w:rPr>
+          <w:b/>
+          <w:i/>
+        </w:rPr>
+        <w:t>940px</w:t>
+      </w:r>
+      <w:r>
+        <w:rPr>
+          <w:i/>
+        </w:rPr>
+        <w:t xml:space="preserve"> e </w:t>
+      </w:r>
+      <w:r>
+        <w:rPr>
+          <w:b/>
+          <w:i/>
+        </w:rPr>
+        <w:t xml:space="preserve">centralizamos na </w:t>
+      </w:r>
+      <w:proofErr w:type="spellStart"/>
+      <w:r>
+        <w:rPr>
+          <w:b/>
+          <w:i/>
+        </w:rPr>
+        <w:t>pagina</w:t>
+      </w:r>
+      <w:proofErr w:type="spellEnd"/>
+      <w:r>
+        <w:rPr>
+          <w:b/>
+          <w:i/>
+        </w:rPr>
+        <w:t xml:space="preserve">. </w:t>
+      </w:r>
+      <w:r>
+        <w:rPr>
+          <w:i/>
+        </w:rPr>
+        <w:t xml:space="preserve">Consequentemente, quando colocávamos uma cor de fundo nas </w:t>
+      </w:r>
+      <w:proofErr w:type="spellStart"/>
+      <w:r>
+        <w:rPr>
+          <w:b/>
+          <w:i/>
+        </w:rPr>
+        <w:t>section</w:t>
+      </w:r>
+      <w:proofErr w:type="spellEnd"/>
+      <w:r>
+        <w:rPr>
+          <w:i/>
+        </w:rPr>
+        <w:t xml:space="preserve">. O fundo também ficava limitado </w:t>
+      </w:r>
+      <w:proofErr w:type="spellStart"/>
+      <w:r>
+        <w:rPr>
+          <w:i/>
+        </w:rPr>
+        <w:t>á</w:t>
+      </w:r>
+      <w:proofErr w:type="spellEnd"/>
+      <w:r>
+        <w:rPr>
+          <w:i/>
+        </w:rPr>
+        <w:t xml:space="preserve"> mesma largura.</w:t>
+      </w:r>
+    </w:p>
+    <w:p>
+      <w:pPr>
+        <w:rPr>
+          <w:i/>
+        </w:rPr>
+      </w:pPr>
+      <w:r>
+        <w:rPr>
+          <w:i/>
+        </w:rPr>
+        <w:t xml:space="preserve">Para permitir que cada seção tivesse seu próprio fundo e, ao mesmo tempo, manter o conteúdo centralizado, retiramos o </w:t>
+      </w:r>
+      <w:proofErr w:type="spellStart"/>
+      <w:r>
+        <w:rPr>
+          <w:b/>
+          <w:i/>
+        </w:rPr>
+        <w:t>width</w:t>
+      </w:r>
+      <w:proofErr w:type="spellEnd"/>
+      <w:r>
+        <w:rPr>
+          <w:b/>
+          <w:i/>
+        </w:rPr>
+        <w:t xml:space="preserve"> </w:t>
+      </w:r>
+      <w:r>
+        <w:rPr>
+          <w:i/>
+        </w:rPr>
+        <w:t xml:space="preserve">e o </w:t>
+      </w:r>
+      <w:proofErr w:type="spellStart"/>
+      <w:r>
+        <w:rPr>
+          <w:b/>
+          <w:i/>
+        </w:rPr>
+        <w:t>margin</w:t>
+      </w:r>
+      <w:proofErr w:type="spellEnd"/>
+      <w:r>
+        <w:rPr>
+          <w:b/>
+          <w:i/>
+        </w:rPr>
+        <w:t xml:space="preserve"> </w:t>
+      </w:r>
+      <w:r>
+        <w:rPr>
+          <w:i/>
+        </w:rPr>
+        <w:t xml:space="preserve">do </w:t>
+      </w:r>
+      <w:proofErr w:type="spellStart"/>
+      <w:r>
+        <w:rPr>
+          <w:b/>
+          <w:i/>
+        </w:rPr>
+        <w:t>main</w:t>
+      </w:r>
+      <w:proofErr w:type="spellEnd"/>
+      <w:r>
+        <w:rPr>
+          <w:b/>
+          <w:i/>
+        </w:rPr>
+        <w:t xml:space="preserve"> </w:t>
+      </w:r>
+      <w:r>
+        <w:rPr>
+          <w:i/>
+        </w:rPr>
+        <w:t xml:space="preserve">e passamos esse controle para seções principais: </w:t>
+      </w:r>
+    </w:p>
+    <w:p>
+      <w:pPr>
+        <w:rPr>
+          <w:i/>
+        </w:rPr>
+      </w:pPr>
+      <w:r>
+        <w:rPr>
+          <w:i/>
+        </w:rPr>
+        <w:t xml:space="preserve">Ao fazer também percebemos que o mapa não ficou centralizado para criamos uma </w:t>
+      </w:r>
+      <w:proofErr w:type="spellStart"/>
+      <w:r>
+        <w:rPr>
+          <w:i/>
+        </w:rPr>
+        <w:t>div</w:t>
+      </w:r>
+      <w:proofErr w:type="spellEnd"/>
+      <w:r>
+        <w:rPr>
+          <w:i/>
+        </w:rPr>
+        <w:t xml:space="preserve"> que envolve o mapa chamada mapa </w:t>
+      </w:r>
+      <w:proofErr w:type="spellStart"/>
+      <w:r>
+        <w:rPr>
+          <w:i/>
+        </w:rPr>
+        <w:t>conteudp</w:t>
+      </w:r>
+      <w:proofErr w:type="spellEnd"/>
+      <w:r>
+        <w:rPr>
+          <w:i/>
+        </w:rPr>
+        <w:t xml:space="preserve"> que colocamos também o </w:t>
+      </w:r>
+      <w:proofErr w:type="spellStart"/>
+      <w:r>
+        <w:rPr>
+          <w:i/>
+        </w:rPr>
+        <w:t>width</w:t>
+      </w:r>
+      <w:proofErr w:type="spellEnd"/>
+      <w:r>
+        <w:rPr>
+          <w:i/>
+        </w:rPr>
+        <w:t xml:space="preserve"> 940px e </w:t>
+      </w:r>
+      <w:proofErr w:type="spellStart"/>
+      <w:r>
+        <w:rPr>
+          <w:i/>
+        </w:rPr>
+        <w:t>margin</w:t>
+      </w:r>
+      <w:proofErr w:type="spellEnd"/>
+      <w:r>
+        <w:rPr>
+          <w:i/>
+        </w:rPr>
+        <w:t xml:space="preserve"> 0 auto.</w:t>
+      </w:r>
+    </w:p>
+    <w:p>
+      <w:pPr>
+        <w:rPr>
+          <w:i/>
+        </w:rPr>
+      </w:pPr>
+      <w:r>
+        <w:rPr>
+          <w:i/>
+        </w:rPr>
+        <w:t xml:space="preserve">Na </w:t>
+      </w:r>
+      <w:proofErr w:type="spellStart"/>
+      <w:proofErr w:type="gramStart"/>
+      <w:r>
+        <w:rPr>
+          <w:i/>
+        </w:rPr>
+        <w:t>class</w:t>
+      </w:r>
+      <w:proofErr w:type="spellEnd"/>
+      <w:r>
+        <w:rPr>
+          <w:i/>
+        </w:rPr>
+        <w:t xml:space="preserve"> .mapa</w:t>
+      </w:r>
+      <w:proofErr w:type="gramEnd"/>
+      <w:r>
+        <w:rPr>
+          <w:i/>
+        </w:rPr>
+        <w:t xml:space="preserve"> colocamos o degrade para fazer essa core sobre posta porque o mapa </w:t>
+      </w:r>
+      <w:proofErr w:type="spellStart"/>
+      <w:r>
+        <w:rPr>
+          <w:i/>
+        </w:rPr>
+        <w:t>esta</w:t>
+      </w:r>
+      <w:proofErr w:type="spellEnd"/>
+      <w:r>
+        <w:rPr>
+          <w:i/>
+        </w:rPr>
+        <w:t xml:space="preserve"> a </w:t>
+      </w:r>
+      <w:proofErr w:type="spellStart"/>
+      <w:r>
+        <w:rPr>
+          <w:i/>
+        </w:rPr>
+        <w:t>section</w:t>
+      </w:r>
+      <w:proofErr w:type="spellEnd"/>
+      <w:r>
+        <w:rPr>
+          <w:i/>
+        </w:rPr>
+        <w:t xml:space="preserve"> principal e a benefícios onde queríamos fazer o degrade </w:t>
+      </w:r>
+    </w:p>
+    <w:p>
+      <w:pPr>
+        <w:rPr>
+          <w:i/>
+        </w:rPr>
+      </w:pPr>
+    </w:p>
+    <w:p>
+      <w:pPr>
+        <w:rPr>
+          <w:i/>
+        </w:rPr>
+      </w:pPr>
+      <w:r>
+        <w:rPr>
+          <w:i/>
+          <w:noProof/>
+        </w:rPr>
+        <w:drawing>
+          <wp:inline distT="0" distB="0" distL="0" distR="0" wp14:anchorId="522CDA63" wp14:editId="1DC2DFEF">
+            <wp:extent cx="2517568" cy="1020636"/>
+            <wp:effectExtent l="0" t="0" r="0" b="8255"/>
+            <wp:docPr id="155" name="Imagem 155"/>
+            <wp:cNvGraphicFramePr>
+              <a:graphicFrameLocks xmlns:a="http://schemas.openxmlformats.org/drawingml/2006/main" noChangeAspect="1"/>
+            </wp:cNvGraphicFramePr>
+            <a:graphic xmlns:a="http://schemas.openxmlformats.org/drawingml/2006/main">
+              <a:graphicData uri="http://schemas.openxmlformats.org/drawingml/2006/picture">
+                <pic:pic xmlns:pic="http://schemas.openxmlformats.org/drawingml/2006/picture">
+                  <pic:nvPicPr>
+                    <pic:cNvPr id="1" name=""/>
+                    <pic:cNvPicPr/>
+                  </pic:nvPicPr>
+                  <pic:blipFill>
+                    <a:blip r:embed="rId164"/>
+                    <a:stretch>
+                      <a:fillRect/>
+                    </a:stretch>
+                  </pic:blipFill>
+                  <pic:spPr>
+                    <a:xfrm>
+                      <a:off x="0" y="0"/>
+                      <a:ext cx="2547277" cy="1032680"/>
+                    </a:xfrm>
+                    <a:prstGeom prst="rect">
+                      <a:avLst/>
+                    </a:prstGeom>
+                  </pic:spPr>
+                </pic:pic>
+              </a:graphicData>
+            </a:graphic>
+          </wp:inline>
+        </w:drawing>
+      </w:r>
+    </w:p>
+    <w:p>
+      <w:pPr>
+        <w:rPr>
+          <w:i/>
+        </w:rPr>
+      </w:pPr>
+      <w:r>
+        <w:rPr>
+          <w:i/>
+          <w:noProof/>
+        </w:rPr>
+        <w:drawing>
+          <wp:inline distT="0" distB="0" distL="0" distR="0" wp14:anchorId="581590BD" wp14:editId="4E5E9659">
+            <wp:extent cx="3800103" cy="974491"/>
+            <wp:effectExtent l="0" t="0" r="0" b="0"/>
+            <wp:docPr id="156" name="Imagem 156"/>
+            <wp:cNvGraphicFramePr>
+              <a:graphicFrameLocks xmlns:a="http://schemas.openxmlformats.org/drawingml/2006/main" noChangeAspect="1"/>
+            </wp:cNvGraphicFramePr>
+            <a:graphic xmlns:a="http://schemas.openxmlformats.org/drawingml/2006/main">
+              <a:graphicData uri="http://schemas.openxmlformats.org/drawingml/2006/picture">
+                <pic:pic xmlns:pic="http://schemas.openxmlformats.org/drawingml/2006/picture">
+                  <pic:nvPicPr>
+                    <pic:cNvPr id="0" name="Picture 2"/>
+                    <pic:cNvPicPr>
+                      <a:picLocks noChangeAspect="1" noChangeArrowheads="1"/>
+                    </pic:cNvPicPr>
+                  </pic:nvPicPr>
+                  <pic:blipFill>
+                    <a:blip r:embed="rId165">
+                      <a:extLst>
+                        <a:ext uri="{28A0092B-C50C-407E-A947-70E740481C1C}">
+                          <a14:useLocalDpi xmlns:a14="http://schemas.microsoft.com/office/drawing/2010/main" val="0"/>
+                        </a:ext>
+                      </a:extLst>
+                    </a:blip>
+                    <a:srcRect/>
+                    <a:stretch>
+                      <a:fillRect/>
+                    </a:stretch>
+                  </pic:blipFill>
+                  <pic:spPr bwMode="auto">
+                    <a:xfrm>
+                      <a:off x="0" y="0"/>
+                      <a:ext cx="3839107" cy="984493"/>
+                    </a:xfrm>
+                    <a:prstGeom prst="rect">
+                      <a:avLst/>
+                    </a:prstGeom>
+                    <a:noFill/>
+                  </pic:spPr>
+                </pic:pic>
+              </a:graphicData>
+            </a:graphic>
+          </wp:inline>
+        </w:drawing>
+      </w:r>
+    </w:p>
+    <w:p>
+      <w:pPr>
+        <w:rPr>
+          <w:i/>
+        </w:rPr>
+      </w:pPr>
+      <w:r>
+        <w:rPr>
+          <w:i/>
+          <w:noProof/>
+        </w:rPr>
+        <w:drawing>
+          <wp:inline distT="0" distB="0" distL="0" distR="0" wp14:anchorId="1DBABF8F" wp14:editId="205381A8">
+            <wp:extent cx="2018805" cy="709909"/>
+            <wp:effectExtent l="0" t="0" r="635" b="0"/>
+            <wp:docPr id="157" name="Imagem 157"/>
+            <wp:cNvGraphicFramePr>
+              <a:graphicFrameLocks xmlns:a="http://schemas.openxmlformats.org/drawingml/2006/main" noChangeAspect="1"/>
+            </wp:cNvGraphicFramePr>
+            <a:graphic xmlns:a="http://schemas.openxmlformats.org/drawingml/2006/main">
+              <a:graphicData uri="http://schemas.openxmlformats.org/drawingml/2006/picture">
+                <pic:pic xmlns:pic="http://schemas.openxmlformats.org/drawingml/2006/picture">
+                  <pic:nvPicPr>
+                    <pic:cNvPr id="0" name="Picture 3"/>
+                    <pic:cNvPicPr>
+                      <a:picLocks noChangeAspect="1" noChangeArrowheads="1"/>
+                    </pic:cNvPicPr>
+                  </pic:nvPicPr>
+                  <pic:blipFill>
+                    <a:blip r:embed="rId166">
+                      <a:extLst>
+                        <a:ext uri="{28A0092B-C50C-407E-A947-70E740481C1C}">
+                          <a14:useLocalDpi xmlns:a14="http://schemas.microsoft.com/office/drawing/2010/main" val="0"/>
+                        </a:ext>
+                      </a:extLst>
+                    </a:blip>
+                    <a:srcRect/>
+                    <a:stretch>
+                      <a:fillRect/>
+                    </a:stretch>
+                  </pic:blipFill>
+                  <pic:spPr bwMode="auto">
+                    <a:xfrm>
+                      <a:off x="0" y="0"/>
+                      <a:ext cx="2039406" cy="717153"/>
+                    </a:xfrm>
+                    <a:prstGeom prst="rect">
+                      <a:avLst/>
+                    </a:prstGeom>
+                    <a:noFill/>
+                  </pic:spPr>
+                </pic:pic>
+              </a:graphicData>
+            </a:graphic>
+          </wp:inline>
+        </w:drawing>
+      </w:r>
+    </w:p>
+    <w:p>
+      <w:pPr>
+        <w:rPr>
+          <w:i/>
+        </w:rPr>
+      </w:pPr>
+      <w:r>
+        <w:rPr>
+          <w:i/>
+          <w:noProof/>
+        </w:rPr>
+        <w:drawing>
+          <wp:inline distT="0" distB="0" distL="0" distR="0" wp14:anchorId="3EA1C00E" wp14:editId="5E51B180">
+            <wp:extent cx="5758900" cy="1175658"/>
+            <wp:effectExtent l="0" t="0" r="0" b="5715"/>
+            <wp:docPr id="158" name="Imagem 158"/>
+            <wp:cNvGraphicFramePr>
+              <a:graphicFrameLocks xmlns:a="http://schemas.openxmlformats.org/drawingml/2006/main" noChangeAspect="1"/>
+            </wp:cNvGraphicFramePr>
+            <a:graphic xmlns:a="http://schemas.openxmlformats.org/drawingml/2006/main">
+              <a:graphicData uri="http://schemas.openxmlformats.org/drawingml/2006/picture">
+                <pic:pic xmlns:pic="http://schemas.openxmlformats.org/drawingml/2006/picture">
+                  <pic:nvPicPr>
+                    <pic:cNvPr id="0" name="Picture 4"/>
+                    <pic:cNvPicPr>
+                      <a:picLocks noChangeAspect="1" noChangeArrowheads="1"/>
+                    </pic:cNvPicPr>
+                  </pic:nvPicPr>
+                  <pic:blipFill>
+                    <a:blip r:embed="rId167">
+                      <a:extLst>
+                        <a:ext uri="{28A0092B-C50C-407E-A947-70E740481C1C}">
+                          <a14:useLocalDpi xmlns:a14="http://schemas.microsoft.com/office/drawing/2010/main" val="0"/>
+                        </a:ext>
+                      </a:extLst>
+                    </a:blip>
+                    <a:srcRect/>
+                    <a:stretch>
+                      <a:fillRect/>
+                    </a:stretch>
+                  </pic:blipFill>
+                  <pic:spPr bwMode="auto">
+                    <a:xfrm>
+                      <a:off x="0" y="0"/>
+                      <a:ext cx="5899136" cy="1204287"/>
+                    </a:xfrm>
+                    <a:prstGeom prst="rect">
+                      <a:avLst/>
+                    </a:prstGeom>
+                    <a:noFill/>
+                  </pic:spPr>
+                </pic:pic>
+              </a:graphicData>
+            </a:graphic>
+          </wp:inline>
+        </w:drawing>
+      </w:r>
+    </w:p>
+    <w:p>
+      <w:pPr>
+        <w:rPr>
+          <w:i/>
+        </w:rPr>
+      </w:pPr>
+    </w:p>
+    <w:p>
+      <w:pPr>
+        <w:rPr>
+          <w:i/>
+        </w:rPr>
+      </w:pPr>
+      <w:r>
+        <w:rPr>
+          <w:i/>
+        </w:rPr>
+        <w:t xml:space="preserve">113-Centralizando o mapa </w:t>
+      </w:r>
+    </w:p>
+    <w:p>
+      <w:pPr>
+        <w:rPr>
+          <w:i/>
+        </w:rPr>
+      </w:pPr>
+      <w:r>
+        <w:rPr>
+          <w:i/>
+        </w:rPr>
+        <w:t xml:space="preserve">Durante os </w:t>
+      </w:r>
+      <w:proofErr w:type="spellStart"/>
+      <w:r>
+        <w:rPr>
+          <w:i/>
+        </w:rPr>
+        <w:t>ajts</w:t>
+      </w:r>
+      <w:proofErr w:type="spellEnd"/>
+      <w:r>
+        <w:rPr>
+          <w:i/>
+        </w:rPr>
+        <w:t xml:space="preserve">, percebemos que o mapa também não estava centralizado corretamente </w:t>
+      </w:r>
+    </w:p>
+    <w:p>
+      <w:pPr>
+        <w:rPr>
+          <w:i/>
+        </w:rPr>
+      </w:pPr>
+      <w:r>
+        <w:rPr>
+          <w:i/>
+        </w:rPr>
+        <w:t xml:space="preserve">Para solucionar esse problema, criamos uma </w:t>
+      </w:r>
+      <w:proofErr w:type="spellStart"/>
+      <w:r>
+        <w:rPr>
+          <w:b/>
+          <w:i/>
+        </w:rPr>
+        <w:t>div</w:t>
+      </w:r>
+      <w:proofErr w:type="spellEnd"/>
+      <w:r>
+        <w:rPr>
+          <w:b/>
+          <w:i/>
+        </w:rPr>
+        <w:t xml:space="preserve"> </w:t>
+      </w:r>
+      <w:proofErr w:type="gramStart"/>
+      <w:r>
+        <w:rPr>
+          <w:i/>
+        </w:rPr>
+        <w:t xml:space="preserve">chamada </w:t>
+      </w:r>
+      <w:r>
+        <w:rPr>
+          <w:b/>
+          <w:i/>
+        </w:rPr>
+        <w:t>.mapa</w:t>
+      </w:r>
+      <w:proofErr w:type="gramEnd"/>
+      <w:r>
+        <w:rPr>
+          <w:b/>
+          <w:i/>
+        </w:rPr>
+        <w:t>-</w:t>
+      </w:r>
+      <w:proofErr w:type="spellStart"/>
+      <w:r>
+        <w:rPr>
+          <w:b/>
+          <w:i/>
+        </w:rPr>
+        <w:t>conteudo</w:t>
+      </w:r>
+      <w:proofErr w:type="spellEnd"/>
+      <w:r>
+        <w:rPr>
+          <w:b/>
+          <w:i/>
+        </w:rPr>
+        <w:t xml:space="preserve">. </w:t>
+      </w:r>
+      <w:r>
+        <w:rPr>
+          <w:i/>
+        </w:rPr>
+        <w:t>Responsável por envolver o mapa</w:t>
+      </w:r>
+    </w:p>
+    <w:p>
+      <w:pPr>
+        <w:rPr>
+          <w:i/>
+        </w:rPr>
+      </w:pPr>
+      <w:r>
+        <w:rPr>
+          <w:i/>
+          <w:noProof/>
+        </w:rPr>
+        <w:drawing>
+          <wp:inline distT="0" distB="0" distL="0" distR="0" wp14:anchorId="7F136239" wp14:editId="25AC2609">
+            <wp:extent cx="5096510" cy="857250"/>
+            <wp:effectExtent l="0" t="0" r="8890" b="0"/>
+            <wp:docPr id="159" name="Imagem 159"/>
+            <wp:cNvGraphicFramePr>
+              <a:graphicFrameLocks xmlns:a="http://schemas.openxmlformats.org/drawingml/2006/main" noChangeAspect="1"/>
+            </wp:cNvGraphicFramePr>
+            <a:graphic xmlns:a="http://schemas.openxmlformats.org/drawingml/2006/main">
+              <a:graphicData uri="http://schemas.openxmlformats.org/drawingml/2006/picture">
+                <pic:pic xmlns:pic="http://schemas.openxmlformats.org/drawingml/2006/picture">
+                  <pic:nvPicPr>
+                    <pic:cNvPr id="0" name="Picture 5"/>
+                    <pic:cNvPicPr>
+                      <a:picLocks noChangeAspect="1" noChangeArrowheads="1"/>
+                    </pic:cNvPicPr>
+                  </pic:nvPicPr>
+                  <pic:blipFill>
+                    <a:blip r:embed="rId168">
+                      <a:extLst>
+                        <a:ext uri="{28A0092B-C50C-407E-A947-70E740481C1C}">
+                          <a14:useLocalDpi xmlns:a14="http://schemas.microsoft.com/office/drawing/2010/main" val="0"/>
+                        </a:ext>
+                      </a:extLst>
+                    </a:blip>
+                    <a:srcRect/>
+                    <a:stretch>
+                      <a:fillRect/>
+                    </a:stretch>
+                  </pic:blipFill>
+                  <pic:spPr bwMode="auto">
+                    <a:xfrm>
+                      <a:off x="0" y="0"/>
+                      <a:ext cx="5096510" cy="857250"/>
+                    </a:xfrm>
+                    <a:prstGeom prst="rect">
+                      <a:avLst/>
+                    </a:prstGeom>
+                    <a:noFill/>
+                  </pic:spPr>
+                </pic:pic>
+              </a:graphicData>
+            </a:graphic>
+          </wp:inline>
+        </w:drawing>
+      </w:r>
+    </w:p>
+    <w:p>
+      <w:pPr>
+        <w:rPr>
+          <w:i/>
+        </w:rPr>
+      </w:pPr>
+      <w:r>
+        <w:rPr>
+          <w:i/>
+          <w:noProof/>
+        </w:rPr>
+        <w:drawing>
+          <wp:inline distT="0" distB="0" distL="0" distR="0" wp14:anchorId="583BEE86" wp14:editId="0E3A80EB">
+            <wp:extent cx="1888176" cy="820273"/>
+            <wp:effectExtent l="0" t="0" r="0" b="0"/>
+            <wp:docPr id="160" name="Imagem 160"/>
+            <wp:cNvGraphicFramePr>
+              <a:graphicFrameLocks xmlns:a="http://schemas.openxmlformats.org/drawingml/2006/main" noChangeAspect="1"/>
+            </wp:cNvGraphicFramePr>
+            <a:graphic xmlns:a="http://schemas.openxmlformats.org/drawingml/2006/main">
+              <a:graphicData uri="http://schemas.openxmlformats.org/drawingml/2006/picture">
+                <pic:pic xmlns:pic="http://schemas.openxmlformats.org/drawingml/2006/picture">
+                  <pic:nvPicPr>
+                    <pic:cNvPr id="0" name="Picture 6"/>
+                    <pic:cNvPicPr>
+                      <a:picLocks noChangeAspect="1" noChangeArrowheads="1"/>
+                    </pic:cNvPicPr>
+                  </pic:nvPicPr>
+                  <pic:blipFill>
+                    <a:blip r:embed="rId169">
+                      <a:extLst>
+                        <a:ext uri="{28A0092B-C50C-407E-A947-70E740481C1C}">
+                          <a14:useLocalDpi xmlns:a14="http://schemas.microsoft.com/office/drawing/2010/main" val="0"/>
+                        </a:ext>
+                      </a:extLst>
+                    </a:blip>
+                    <a:srcRect/>
+                    <a:stretch>
+                      <a:fillRect/>
+                    </a:stretch>
+                  </pic:blipFill>
+                  <pic:spPr bwMode="auto">
+                    <a:xfrm>
+                      <a:off x="0" y="0"/>
+                      <a:ext cx="1918899" cy="833620"/>
+                    </a:xfrm>
+                    <a:prstGeom prst="rect">
+                      <a:avLst/>
+                    </a:prstGeom>
+                    <a:noFill/>
+                  </pic:spPr>
+                </pic:pic>
+              </a:graphicData>
+            </a:graphic>
+          </wp:inline>
+        </w:drawing>
+      </w:r>
+    </w:p>
+    <w:p>
+      <w:pPr>
+        <w:rPr>
+          <w:i/>
+        </w:rPr>
+      </w:pPr>
+    </w:p>
+    <w:p>
+      <w:pPr>
+        <w:rPr>
+          <w:i/>
+        </w:rPr>
+      </w:pPr>
+      <w:r>
+        <w:rPr>
+          <w:i/>
+        </w:rPr>
+        <w:t xml:space="preserve">114-Dessa forma, o </w:t>
+      </w:r>
+      <w:r>
+        <w:rPr>
+          <w:b/>
+          <w:i/>
+        </w:rPr>
+        <w:t xml:space="preserve">fundo da </w:t>
+      </w:r>
+      <w:proofErr w:type="gramStart"/>
+      <w:r>
+        <w:rPr>
+          <w:b/>
+          <w:i/>
+        </w:rPr>
+        <w:t>seção .mapa</w:t>
+      </w:r>
+      <w:proofErr w:type="gramEnd"/>
+      <w:r>
+        <w:rPr>
+          <w:b/>
+          <w:i/>
+        </w:rPr>
+        <w:t xml:space="preserve"> pode ocupa toda área disponível, </w:t>
+      </w:r>
+      <w:r>
+        <w:rPr>
+          <w:i/>
+        </w:rPr>
+        <w:t>enquanto o conteúdo do mapa permanece centralizado em uma largura de 940px.</w:t>
+      </w:r>
+    </w:p>
+    <w:p>
+      <w:pPr>
+        <w:rPr>
+          <w:b/>
+          <w:i/>
+        </w:rPr>
+      </w:pPr>
+      <w:r>
+        <w:rPr>
+          <w:b/>
+          <w:i/>
+        </w:rPr>
+        <w:tab/>
+        <w:t xml:space="preserve">APLICANDO O DEGRADE </w:t>
+      </w:r>
+    </w:p>
+    <w:p>
+      <w:pPr>
+        <w:rPr>
+          <w:i/>
+        </w:rPr>
+      </w:pPr>
+      <w:r>
+        <w:rPr>
+          <w:i/>
+        </w:rPr>
+        <w:t xml:space="preserve">Por fim, aplicamos o degrade na </w:t>
+      </w:r>
+      <w:proofErr w:type="gramStart"/>
+      <w:r>
+        <w:rPr>
+          <w:i/>
+        </w:rPr>
+        <w:t>seção .mapa</w:t>
+      </w:r>
+      <w:proofErr w:type="gramEnd"/>
+    </w:p>
+    <w:p>
+      <w:pPr>
+        <w:rPr>
+          <w:i/>
+        </w:rPr>
+      </w:pPr>
+      <w:r>
+        <w:rPr>
+          <w:i/>
+          <w:noProof/>
+        </w:rPr>
+        <w:drawing>
+          <wp:inline distT="0" distB="0" distL="0" distR="0" wp14:anchorId="757082F9" wp14:editId="785D6EDC">
+            <wp:extent cx="3739360" cy="1009403"/>
+            <wp:effectExtent l="0" t="0" r="0" b="635"/>
+            <wp:docPr id="161" name="Imagem 161"/>
+            <wp:cNvGraphicFramePr>
+              <a:graphicFrameLocks xmlns:a="http://schemas.openxmlformats.org/drawingml/2006/main" noChangeAspect="1"/>
+            </wp:cNvGraphicFramePr>
+            <a:graphic xmlns:a="http://schemas.openxmlformats.org/drawingml/2006/main">
+              <a:graphicData uri="http://schemas.openxmlformats.org/drawingml/2006/picture">
+                <pic:pic xmlns:pic="http://schemas.openxmlformats.org/drawingml/2006/picture">
+                  <pic:nvPicPr>
+                    <pic:cNvPr id="0" name="Picture 7"/>
+                    <pic:cNvPicPr>
+                      <a:picLocks noChangeAspect="1" noChangeArrowheads="1"/>
+                    </pic:cNvPicPr>
+                  </pic:nvPicPr>
+                  <pic:blipFill>
+                    <a:blip r:embed="rId170">
+                      <a:extLst>
+                        <a:ext uri="{28A0092B-C50C-407E-A947-70E740481C1C}">
+                          <a14:useLocalDpi xmlns:a14="http://schemas.microsoft.com/office/drawing/2010/main" val="0"/>
+                        </a:ext>
+                      </a:extLst>
+                    </a:blip>
+                    <a:srcRect/>
+                    <a:stretch>
+                      <a:fillRect/>
+                    </a:stretch>
+                  </pic:blipFill>
+                  <pic:spPr bwMode="auto">
+                    <a:xfrm>
+                      <a:off x="0" y="0"/>
+                      <a:ext cx="3806138" cy="1027429"/>
+                    </a:xfrm>
+                    <a:prstGeom prst="rect">
+                      <a:avLst/>
+                    </a:prstGeom>
+                    <a:noFill/>
+                  </pic:spPr>
+                </pic:pic>
+              </a:graphicData>
+            </a:graphic>
+          </wp:inline>
+        </w:drawing>
+      </w:r>
+    </w:p>
+    <w:p>
+      <w:pPr>
+        <w:rPr>
+          <w:i/>
+        </w:rPr>
+      </w:pPr>
+      <w:r>
+        <w:rPr>
+          <w:i/>
+        </w:rPr>
+        <w:t>O objetivo é criar uma transição suave entre as cores das seções. Como o mapa está localizado entre a seção de benefícios, degrade cria uma transição visual entre esses diferentes fundos.</w:t>
+      </w:r>
+    </w:p>
+    <w:p>
+      <w:pPr>
+        <w:rPr>
+          <w:i/>
+        </w:rPr>
+      </w:pPr>
+    </w:p>
+    <w:p>
+      <w:pPr>
+        <w:rPr>
+          <w:i/>
+        </w:rPr>
+      </w:pPr>
+      <w:r>
+        <w:rPr>
+          <w:i/>
+        </w:rPr>
+        <w:t>115-</w:t>
+      </w:r>
+      <w:proofErr w:type="gramStart"/>
+      <w:r>
+        <w:rPr>
+          <w:i/>
+        </w:rPr>
+        <w:t>testamos</w:t>
+      </w:r>
+      <w:proofErr w:type="gramEnd"/>
+      <w:r>
+        <w:rPr>
+          <w:i/>
+        </w:rPr>
+        <w:t xml:space="preserve"> o degrade de diversos tipos, com mais de 3 cores usando:</w:t>
+      </w:r>
+    </w:p>
+    <w:p>
+      <w:pPr>
+        <w:pStyle w:val="PargrafodaLista"/>
+        <w:numPr>
+          <w:ilvl w:val="0"/>
+          <w:numId w:val="1"/>
+        </w:numPr>
+        <w:rPr>
+          <w:b/>
+          <w:i/>
+        </w:rPr>
+      </w:pPr>
+      <w:r>
+        <w:rPr>
+          <w:i/>
+        </w:rPr>
+        <w:t>Background</w:t>
+      </w:r>
+      <w:r>
+        <w:rPr>
+          <w:b/>
+          <w:i/>
+        </w:rPr>
+        <w:t>: linear-</w:t>
+      </w:r>
+      <w:proofErr w:type="spellStart"/>
+      <w:proofErr w:type="gramStart"/>
+      <w:r>
+        <w:rPr>
+          <w:b/>
+          <w:i/>
+        </w:rPr>
+        <w:t>gradient</w:t>
+      </w:r>
+      <w:proofErr w:type="spellEnd"/>
+      <w:r>
+        <w:rPr>
+          <w:b/>
+          <w:i/>
+        </w:rPr>
+        <w:t>(</w:t>
+      </w:r>
+      <w:proofErr w:type="gramEnd"/>
+      <w:r>
+        <w:rPr>
+          <w:b/>
+          <w:i/>
+        </w:rPr>
+        <w:t xml:space="preserve">Orange, blue, </w:t>
+      </w:r>
+      <w:proofErr w:type="spellStart"/>
+      <w:r>
+        <w:rPr>
+          <w:b/>
+          <w:i/>
+        </w:rPr>
+        <w:t>red</w:t>
+      </w:r>
+      <w:proofErr w:type="spellEnd"/>
+      <w:r>
+        <w:rPr>
+          <w:b/>
+          <w:i/>
+        </w:rPr>
+        <w:t xml:space="preserve">, </w:t>
+      </w:r>
+      <w:proofErr w:type="spellStart"/>
+      <w:r>
+        <w:rPr>
+          <w:b/>
+          <w:i/>
+        </w:rPr>
+        <w:t>black</w:t>
+      </w:r>
+      <w:proofErr w:type="spellEnd"/>
+      <w:r>
+        <w:rPr>
+          <w:b/>
+          <w:i/>
+        </w:rPr>
+        <w:t>).</w:t>
+      </w:r>
+    </w:p>
+    <w:p>
+      <w:pPr>
+        <w:pStyle w:val="PargrafodaLista"/>
+        <w:numPr>
+          <w:ilvl w:val="0"/>
+          <w:numId w:val="1"/>
+        </w:numPr>
+        <w:rPr>
+          <w:b/>
+          <w:i/>
+        </w:rPr>
+      </w:pPr>
+      <w:r>
+        <w:rPr>
+          <w:i/>
+        </w:rPr>
+        <w:t xml:space="preserve">Colocar e </w:t>
+      </w:r>
+      <w:proofErr w:type="gramStart"/>
+      <w:r>
+        <w:rPr>
+          <w:i/>
+        </w:rPr>
+        <w:t>graus</w:t>
+      </w:r>
+      <w:r>
+        <w:rPr>
+          <w:b/>
+          <w:i/>
+        </w:rPr>
+        <w:t>(</w:t>
+      </w:r>
+      <w:proofErr w:type="gramEnd"/>
+      <w:r>
+        <w:rPr>
+          <w:b/>
+          <w:i/>
+        </w:rPr>
+        <w:t>45deg,Orange,blue,black</w:t>
+      </w:r>
+    </w:p>
+    <w:p>
+      <w:pPr>
+        <w:pStyle w:val="PargrafodaLista"/>
+        <w:numPr>
+          <w:ilvl w:val="0"/>
+          <w:numId w:val="1"/>
+        </w:numPr>
+        <w:rPr>
+          <w:b/>
+          <w:i/>
+        </w:rPr>
+      </w:pPr>
+      <w:r>
+        <w:rPr>
+          <w:i/>
+        </w:rPr>
+        <w:t xml:space="preserve">Utilizamos porcentagem para cada cor </w:t>
+      </w:r>
+      <w:proofErr w:type="gramStart"/>
+      <w:r>
+        <w:rPr>
+          <w:i/>
+        </w:rPr>
+        <w:t>exemplo</w:t>
+      </w:r>
+      <w:r>
+        <w:rPr>
+          <w:b/>
+          <w:i/>
+        </w:rPr>
+        <w:t>(</w:t>
+      </w:r>
+      <w:proofErr w:type="gramEnd"/>
+      <w:r>
+        <w:rPr>
+          <w:b/>
+          <w:i/>
+        </w:rPr>
+        <w:t>Orange 50%,blue,red,black)</w:t>
+      </w:r>
+    </w:p>
+    <w:p>
+      <w:pPr>
+        <w:pStyle w:val="PargrafodaLista"/>
+        <w:numPr>
+          <w:ilvl w:val="0"/>
+          <w:numId w:val="1"/>
+        </w:numPr>
+        <w:rPr>
+          <w:b/>
+          <w:i/>
+        </w:rPr>
+      </w:pPr>
+      <w:r>
+        <w:rPr>
+          <w:i/>
+        </w:rPr>
+        <w:t>E também podemos utilizar o degrade em círculos</w:t>
+      </w:r>
+      <w:r>
+        <w:rPr>
+          <w:b/>
+          <w:i/>
+        </w:rPr>
+        <w:t>: Background: Radial-</w:t>
+      </w:r>
+      <w:proofErr w:type="spellStart"/>
+      <w:r>
+        <w:rPr>
+          <w:b/>
+          <w:i/>
+        </w:rPr>
+        <w:t>gradient</w:t>
+      </w:r>
+      <w:proofErr w:type="spellEnd"/>
+      <w:r>
+        <w:rPr>
+          <w:b/>
+          <w:i/>
+        </w:rPr>
+        <w:t xml:space="preserve"> (</w:t>
+      </w:r>
+      <w:proofErr w:type="spellStart"/>
+      <w:proofErr w:type="gramStart"/>
+      <w:r>
+        <w:rPr>
+          <w:b/>
+          <w:i/>
+        </w:rPr>
+        <w:t>Orange,blue</w:t>
+      </w:r>
+      <w:proofErr w:type="gramEnd"/>
+      <w:r>
+        <w:rPr>
+          <w:b/>
+          <w:i/>
+        </w:rPr>
+        <w:t>,black</w:t>
+      </w:r>
+      <w:proofErr w:type="spellEnd"/>
+      <w:r>
+        <w:rPr>
+          <w:b/>
+          <w:i/>
+        </w:rPr>
+        <w:t>)</w:t>
+      </w:r>
+    </w:p>
+    <w:p>
+      <w:pPr>
+        <w:rPr>
+          <w:b/>
+          <w:i/>
+        </w:rPr>
+      </w:pPr>
+    </w:p>
+    <w:p>
+      <w:pPr>
+        <w:rPr>
+          <w:i/>
+        </w:rPr>
+      </w:pPr>
+      <w:r>
+        <w:rPr>
+          <w:b/>
+          <w:i/>
+        </w:rPr>
+        <w:t>116</w:t>
+      </w:r>
+      <w:r>
+        <w:rPr>
+          <w:i/>
+        </w:rPr>
+        <w:t>-</w:t>
+      </w:r>
+      <w:r>
+        <w:rPr>
+          <w:b/>
+          <w:i/>
+        </w:rPr>
+        <w:t xml:space="preserve">Opacidade e Sombra </w:t>
+      </w:r>
+    </w:p>
+    <w:p>
+      <w:pPr>
+        <w:rPr>
+          <w:i/>
+        </w:rPr>
+      </w:pPr>
+      <w:r>
+        <w:rPr>
+          <w:i/>
+        </w:rPr>
+        <w:t>O que é opacidade?</w:t>
+      </w:r>
+    </w:p>
+    <w:p>
+      <w:pPr>
+        <w:rPr>
+          <w:i/>
+        </w:rPr>
+      </w:pPr>
+      <w:r>
+        <w:rPr>
+          <w:i/>
+        </w:rPr>
+        <w:t>E uma camada a mais que coloca em cima do elemento.</w:t>
+      </w:r>
+    </w:p>
+    <w:p>
+      <w:pPr>
+        <w:rPr>
+          <w:i/>
+        </w:rPr>
+      </w:pPr>
+      <w:r>
+        <w:rPr>
+          <w:i/>
+        </w:rPr>
+        <w:t xml:space="preserve">Essa camada ajuda a luz a passar ou não como por exemplo um tipo de insuficiente de um carro que se aplicando ajuda a luz do lado de fora a não passa </w:t>
+      </w:r>
+      <w:proofErr w:type="gramStart"/>
+      <w:r>
+        <w:rPr>
+          <w:i/>
+        </w:rPr>
+        <w:t>completamente .</w:t>
+      </w:r>
+      <w:proofErr w:type="gramEnd"/>
+    </w:p>
+    <w:p>
+      <w:pPr>
+        <w:rPr>
+          <w:i/>
+        </w:rPr>
+      </w:pPr>
+      <w:r>
+        <w:rPr>
+          <w:i/>
+        </w:rPr>
+        <w:t xml:space="preserve">Na </w:t>
+      </w:r>
+      <w:proofErr w:type="spellStart"/>
+      <w:r>
+        <w:rPr>
+          <w:i/>
+        </w:rPr>
+        <w:t>class</w:t>
+      </w:r>
+      <w:proofErr w:type="spellEnd"/>
+      <w:r>
+        <w:rPr>
+          <w:i/>
+        </w:rPr>
+        <w:t xml:space="preserve"> </w:t>
+      </w:r>
+      <w:proofErr w:type="spellStart"/>
+      <w:r>
+        <w:rPr>
+          <w:i/>
+        </w:rPr>
+        <w:t>imagembeneficios</w:t>
+      </w:r>
+      <w:proofErr w:type="spellEnd"/>
+      <w:r>
+        <w:rPr>
+          <w:i/>
+        </w:rPr>
+        <w:t xml:space="preserve"> colocamos opacity:1</w:t>
+      </w:r>
+    </w:p>
+    <w:p>
+      <w:pPr>
+        <w:rPr>
+          <w:i/>
+        </w:rPr>
+      </w:pPr>
+      <w:proofErr w:type="spellStart"/>
+      <w:r>
+        <w:rPr>
+          <w:i/>
+        </w:rPr>
+        <w:t>Obs:opacity</w:t>
+      </w:r>
+      <w:proofErr w:type="spellEnd"/>
+      <w:r>
+        <w:rPr>
+          <w:i/>
+        </w:rPr>
+        <w:t xml:space="preserve"> vai de 1 a 0 </w:t>
+      </w:r>
+    </w:p>
+    <w:p>
+      <w:pPr>
+        <w:rPr>
+          <w:i/>
+        </w:rPr>
+      </w:pPr>
+      <w:r>
+        <w:rPr>
+          <w:i/>
+        </w:rPr>
+        <w:t>0-Exibe nada</w:t>
+      </w:r>
+    </w:p>
+    <w:p>
+      <w:pPr>
+        <w:rPr>
+          <w:i/>
+        </w:rPr>
+      </w:pPr>
+      <w:r>
+        <w:rPr>
+          <w:i/>
+        </w:rPr>
+        <w:t xml:space="preserve">1-Exibe o elemento inteiro </w:t>
+      </w:r>
+    </w:p>
+    <w:p>
+      <w:pPr>
+        <w:rPr>
+          <w:i/>
+        </w:rPr>
+      </w:pPr>
+      <w:r>
+        <w:rPr>
+          <w:i/>
+        </w:rPr>
+        <w:t>Então colocamos de 0.3 que exibe 30% ou 0.7 exibe 70%</w:t>
+      </w:r>
+    </w:p>
+    <w:p>
+      <w:pPr>
+        <w:rPr>
+          <w:i/>
+        </w:rPr>
+      </w:pPr>
+      <w:r>
+        <w:rPr>
+          <w:i/>
+        </w:rPr>
+        <w:t>117-</w:t>
+      </w:r>
+      <w:r>
+        <w:rPr>
+          <w:i/>
+        </w:rPr>
+        <w:t xml:space="preserve">Aplicamos opacidade no nosso site utilizando o evento do </w:t>
+      </w:r>
+      <w:proofErr w:type="spellStart"/>
+      <w:r>
+        <w:rPr>
+          <w:i/>
+        </w:rPr>
+        <w:t>hover</w:t>
+      </w:r>
+      <w:proofErr w:type="spellEnd"/>
+      <w:r>
+        <w:rPr>
+          <w:i/>
+        </w:rPr>
+        <w:t xml:space="preserve"> que ao passar o mouse na imagem benefícios ele fica com apenas 30% de visibilidade e também adicionamos um </w:t>
+      </w:r>
+      <w:proofErr w:type="spellStart"/>
+      <w:r>
+        <w:rPr>
+          <w:i/>
+        </w:rPr>
+        <w:t>transition</w:t>
+      </w:r>
+      <w:proofErr w:type="spellEnd"/>
+      <w:r>
+        <w:rPr>
+          <w:i/>
+        </w:rPr>
+        <w:t xml:space="preserve"> para que ocorra um tempo para essa passagem ao utilizar o </w:t>
+      </w:r>
+      <w:proofErr w:type="spellStart"/>
+      <w:r>
+        <w:rPr>
+          <w:i/>
+        </w:rPr>
+        <w:t>hover</w:t>
+      </w:r>
+      <w:proofErr w:type="spellEnd"/>
+      <w:r>
+        <w:rPr>
+          <w:i/>
+        </w:rPr>
+        <w:t>.</w:t>
+      </w:r>
+    </w:p>
+    <w:p>
+      <w:pPr>
+        <w:rPr>
+          <w:i/>
+        </w:rPr>
+      </w:pPr>
+      <w:r>
+        <w:rPr>
+          <w:i/>
+        </w:rPr>
+        <w:t xml:space="preserve"> </w:t>
+      </w:r>
+      <w:r>
+        <w:rPr>
+          <w:i/>
+        </w:rPr>
+        <w:drawing>
+          <wp:inline distT="0" distB="0" distL="0" distR="0" wp14:anchorId="77143ED8" wp14:editId="2EE7C0A8">
+            <wp:extent cx="1781298" cy="1568958"/>
+            <wp:effectExtent l="0" t="0" r="0" b="0"/>
+            <wp:docPr id="162" name="Imagem 162"/>
+            <wp:cNvGraphicFramePr>
+              <a:graphicFrameLocks xmlns:a="http://schemas.openxmlformats.org/drawingml/2006/main" noChangeAspect="1"/>
+            </wp:cNvGraphicFramePr>
+            <a:graphic xmlns:a="http://schemas.openxmlformats.org/drawingml/2006/main">
+              <a:graphicData uri="http://schemas.openxmlformats.org/drawingml/2006/picture">
+                <pic:pic xmlns:pic="http://schemas.openxmlformats.org/drawingml/2006/picture">
+                  <pic:nvPicPr>
+                    <pic:cNvPr id="1" name=""/>
+                    <pic:cNvPicPr/>
+                  </pic:nvPicPr>
+                  <pic:blipFill>
+                    <a:blip r:embed="rId171"/>
+                    <a:stretch>
+                      <a:fillRect/>
+                    </a:stretch>
+                  </pic:blipFill>
+                  <pic:spPr>
+                    <a:xfrm>
+                      <a:off x="0" y="0"/>
+                      <a:ext cx="1785539" cy="1572693"/>
+                    </a:xfrm>
+                    <a:prstGeom prst="rect">
+                      <a:avLst/>
+                    </a:prstGeom>
+                  </pic:spPr>
+                </pic:pic>
+              </a:graphicData>
+            </a:graphic>
+          </wp:inline>
+        </w:drawing>
+      </w:r>
+    </w:p>
+    <w:p>
+      <w:pPr>
+        <w:rPr>
+          <w:i/>
+        </w:rPr>
+      </w:pPr>
+    </w:p>
+    <w:p>
+      <w:pPr>
+        <w:rPr>
+          <w:i/>
+        </w:rPr>
+      </w:pPr>
+      <w:r>
+        <w:rPr>
+          <w:i/>
+        </w:rPr>
+        <w:t>118-Sombra nos elementos</w:t>
+      </w:r>
+    </w:p>
+    <w:p>
+      <w:pPr>
+        <w:rPr>
+          <w:i/>
+        </w:rPr>
+      </w:pPr>
+    </w:p>
+    <w:p>
+      <w:pPr>
+        <w:rPr>
+          <w:i/>
+        </w:rPr>
+      </w:pPr>
+      <w:r>
+        <w:rPr>
+          <w:i/>
+        </w:rPr>
+        <w:t>Como funciona a Sombra? E como se coloca uma luz em cima do elemento que vai refletir a sombra em baixo.</w:t>
+      </w:r>
+    </w:p>
+    <w:p>
+      <w:pPr>
+        <w:rPr>
+          <w:i/>
+        </w:rPr>
+      </w:pPr>
+      <w:r>
+        <w:rPr>
+          <w:i/>
+        </w:rPr>
+        <w:t xml:space="preserve">Na </w:t>
+      </w:r>
+      <w:proofErr w:type="spellStart"/>
+      <w:proofErr w:type="gramStart"/>
+      <w:r>
+        <w:rPr>
+          <w:i/>
+        </w:rPr>
+        <w:t>class</w:t>
+      </w:r>
+      <w:proofErr w:type="spellEnd"/>
+      <w:r>
+        <w:rPr>
+          <w:i/>
+        </w:rPr>
+        <w:t xml:space="preserve"> .</w:t>
+      </w:r>
+      <w:proofErr w:type="spellStart"/>
+      <w:r>
+        <w:rPr>
+          <w:i/>
+        </w:rPr>
+        <w:t>imagembeneficios</w:t>
+      </w:r>
+      <w:proofErr w:type="spellEnd"/>
+      <w:proofErr w:type="gramEnd"/>
+      <w:r>
+        <w:rPr>
+          <w:i/>
+        </w:rPr>
+        <w:t xml:space="preserve"> vamos colocar box-</w:t>
+      </w:r>
+      <w:proofErr w:type="spellStart"/>
+      <w:r>
+        <w:rPr>
+          <w:i/>
+        </w:rPr>
+        <w:t>shadow</w:t>
+      </w:r>
+      <w:proofErr w:type="spellEnd"/>
+      <w:r>
+        <w:rPr>
+          <w:i/>
+        </w:rPr>
+        <w:t xml:space="preserve"> que significa sombra em caixa que possui a propriedade </w:t>
+      </w:r>
+      <w:r>
+        <w:rPr>
+          <w:i/>
+        </w:rPr>
+        <w:t>do eixo x e y parecido com o exemplo abaixo.</w:t>
+      </w:r>
+    </w:p>
+    <w:p>
+      <w:pPr>
+        <w:rPr>
+          <w:i/>
+        </w:rPr>
+      </w:pPr>
+      <w:r>
+        <w:rPr>
+          <w:i/>
+        </w:rPr>
+        <w:drawing>
+          <wp:inline distT="0" distB="0" distL="0" distR="0" wp14:anchorId="0A357DE6" wp14:editId="413C58AC">
+            <wp:extent cx="3269957" cy="1068780"/>
+            <wp:effectExtent l="0" t="0" r="6985" b="0"/>
+            <wp:docPr id="163" name="Imagem 163"/>
+            <wp:cNvGraphicFramePr>
+              <a:graphicFrameLocks xmlns:a="http://schemas.openxmlformats.org/drawingml/2006/main" noChangeAspect="1"/>
+            </wp:cNvGraphicFramePr>
+            <a:graphic xmlns:a="http://schemas.openxmlformats.org/drawingml/2006/main">
+              <a:graphicData uri="http://schemas.openxmlformats.org/drawingml/2006/picture">
+                <pic:pic xmlns:pic="http://schemas.openxmlformats.org/drawingml/2006/picture">
+                  <pic:nvPicPr>
+                    <pic:cNvPr id="1" name=""/>
+                    <pic:cNvPicPr/>
+                  </pic:nvPicPr>
+                  <pic:blipFill>
+                    <a:blip r:embed="rId172"/>
+                    <a:stretch>
+                      <a:fillRect/>
+                    </a:stretch>
+                  </pic:blipFill>
+                  <pic:spPr>
+                    <a:xfrm>
+                      <a:off x="0" y="0"/>
+                      <a:ext cx="3293427" cy="1076451"/>
+                    </a:xfrm>
+                    <a:prstGeom prst="rect">
+                      <a:avLst/>
+                    </a:prstGeom>
+                  </pic:spPr>
+                </pic:pic>
+              </a:graphicData>
+            </a:graphic>
+          </wp:inline>
+        </w:drawing>
+      </w:r>
+    </w:p>
+    <w:p>
+      <w:pPr>
+        <w:rPr>
+          <w:i/>
+        </w:rPr>
+      </w:pPr>
+    </w:p>
+    <w:p>
+      <w:pPr>
+        <w:rPr>
+          <w:i/>
+        </w:rPr>
+      </w:pPr>
+      <w:r>
+        <w:rPr>
+          <w:i/>
+        </w:rPr>
+        <w:t xml:space="preserve">119-Para espalhar a sombra utilizamos mais um valor chamado </w:t>
+      </w:r>
+      <w:proofErr w:type="spellStart"/>
+      <w:r>
+        <w:rPr>
+          <w:i/>
+        </w:rPr>
+        <w:t>bluer</w:t>
+      </w:r>
+      <w:proofErr w:type="spellEnd"/>
+    </w:p>
+    <w:p>
+      <w:pPr>
+        <w:rPr>
+          <w:i/>
+        </w:rPr>
+      </w:pPr>
+      <w:r>
+        <w:rPr>
+          <w:i/>
+          <w:noProof/>
+        </w:rPr>
+        <w:drawing>
+          <wp:inline distT="0" distB="0" distL="0" distR="0" wp14:anchorId="65CB0C8E">
+            <wp:extent cx="3353303" cy="1056904"/>
+            <wp:effectExtent l="0" t="0" r="0" b="0"/>
+            <wp:docPr id="164" name="Imagem 164"/>
+            <wp:cNvGraphicFramePr>
+              <a:graphicFrameLocks xmlns:a="http://schemas.openxmlformats.org/drawingml/2006/main" noChangeAspect="1"/>
+            </wp:cNvGraphicFramePr>
+            <a:graphic xmlns:a="http://schemas.openxmlformats.org/drawingml/2006/main">
+              <a:graphicData uri="http://schemas.openxmlformats.org/drawingml/2006/picture">
+                <pic:pic xmlns:pic="http://schemas.openxmlformats.org/drawingml/2006/picture">
+                  <pic:nvPicPr>
+                    <pic:cNvPr id="0" name="Picture 2"/>
+                    <pic:cNvPicPr>
+                      <a:picLocks noChangeAspect="1" noChangeArrowheads="1"/>
+                    </pic:cNvPicPr>
+                  </pic:nvPicPr>
+                  <pic:blipFill>
+                    <a:blip r:embed="rId173">
+                      <a:extLst>
+                        <a:ext uri="{28A0092B-C50C-407E-A947-70E740481C1C}">
+                          <a14:useLocalDpi xmlns:a14="http://schemas.microsoft.com/office/drawing/2010/main" val="0"/>
+                        </a:ext>
+                      </a:extLst>
+                    </a:blip>
+                    <a:srcRect/>
+                    <a:stretch>
+                      <a:fillRect/>
+                    </a:stretch>
+                  </pic:blipFill>
+                  <pic:spPr bwMode="auto">
+                    <a:xfrm>
+                      <a:off x="0" y="0"/>
+                      <a:ext cx="3361310" cy="1059428"/>
+                    </a:xfrm>
+                    <a:prstGeom prst="rect">
+                      <a:avLst/>
+                    </a:prstGeom>
+                    <a:noFill/>
+                  </pic:spPr>
+                </pic:pic>
+              </a:graphicData>
+            </a:graphic>
+          </wp:inline>
+        </w:drawing>
+      </w:r>
+    </w:p>
+    <w:p>
+      <w:pPr>
+        <w:rPr>
+          <w:i/>
+        </w:rPr>
+      </w:pPr>
+      <w:r>
+        <w:rPr>
+          <w:i/>
+          <w:noProof/>
+        </w:rPr>
+        <w:drawing>
+          <wp:inline distT="0" distB="0" distL="0" distR="0" wp14:anchorId="6C55A1C4">
+            <wp:extent cx="5639435" cy="2534285"/>
+            <wp:effectExtent l="0" t="0" r="0" b="0"/>
+            <wp:docPr id="165" name="Imagem 165"/>
+            <wp:cNvGraphicFramePr>
+              <a:graphicFrameLocks xmlns:a="http://schemas.openxmlformats.org/drawingml/2006/main" noChangeAspect="1"/>
+            </wp:cNvGraphicFramePr>
+            <a:graphic xmlns:a="http://schemas.openxmlformats.org/drawingml/2006/main">
+              <a:graphicData uri="http://schemas.openxmlformats.org/drawingml/2006/picture">
+                <pic:pic xmlns:pic="http://schemas.openxmlformats.org/drawingml/2006/picture">
+                  <pic:nvPicPr>
+                    <pic:cNvPr id="0" name="Picture 3"/>
+                    <pic:cNvPicPr>
+                      <a:picLocks noChangeAspect="1" noChangeArrowheads="1"/>
+                    </pic:cNvPicPr>
+                  </pic:nvPicPr>
+                  <pic:blipFill>
+                    <a:blip r:embed="rId174">
+                      <a:extLst>
+                        <a:ext uri="{28A0092B-C50C-407E-A947-70E740481C1C}">
+                          <a14:useLocalDpi xmlns:a14="http://schemas.microsoft.com/office/drawing/2010/main" val="0"/>
+                        </a:ext>
+                      </a:extLst>
+                    </a:blip>
+                    <a:srcRect/>
+                    <a:stretch>
+                      <a:fillRect/>
+                    </a:stretch>
+                  </pic:blipFill>
+                  <pic:spPr bwMode="auto">
+                    <a:xfrm>
+                      <a:off x="0" y="0"/>
+                      <a:ext cx="5639435" cy="2534285"/>
+                    </a:xfrm>
+                    <a:prstGeom prst="rect">
+                      <a:avLst/>
+                    </a:prstGeom>
+                    <a:noFill/>
+                  </pic:spPr>
+                </pic:pic>
+              </a:graphicData>
+            </a:graphic>
+          </wp:inline>
+        </w:drawing>
+      </w:r>
+    </w:p>
+    <w:p>
+      <w:pPr>
+        <w:rPr>
+          <w:i/>
+        </w:rPr>
+      </w:pPr>
+    </w:p>
+    <w:p>
+      <w:pPr>
+        <w:rPr>
+          <w:i/>
+        </w:rPr>
+      </w:pPr>
+      <w:r>
+        <w:rPr>
+          <w:i/>
+        </w:rPr>
+        <w:t>120-No box-</w:t>
+      </w:r>
+      <w:proofErr w:type="spellStart"/>
+      <w:r>
+        <w:rPr>
+          <w:i/>
+        </w:rPr>
+        <w:t>shadow</w:t>
+      </w:r>
+      <w:proofErr w:type="spellEnd"/>
+      <w:r>
+        <w:rPr>
+          <w:i/>
+        </w:rPr>
+        <w:t xml:space="preserve"> ex</w:t>
+      </w:r>
+      <w:r>
+        <w:rPr>
+          <w:i/>
+        </w:rPr>
+        <w:t>iste o 4 valores que seria a propriedade que configura a intensidade da borda a partir do tamanho do elemento, isto é, o tamanho da sombra projetada nesta casa inserimos 20px</w:t>
       </w:r>
       <w:bookmarkStart w:id="0" w:name="_GoBack"/>
       <w:bookmarkEnd w:id="0"/>
+    </w:p>
+    <w:p>
+      <w:pPr>
+        <w:rPr>
+          <w:i/>
+        </w:rPr>
+      </w:pPr>
+    </w:p>
+    <w:p>
+      <w:pPr>
+        <w:ind w:left="360"/>
+        <w:rPr>
+          <w:i/>
+        </w:rPr>
+      </w:pPr>
+    </w:p>
+    <w:p>
+      <w:pPr>
+        <w:jc w:val="both"/>
+      </w:pPr>
+      <w:r>
+        <w:t xml:space="preserve"> </w:t>
+      </w:r>
     </w:p>
     <w:p>
       <w:pPr>
@@ -12147,7 +15660,7 @@
 </file>
 
 <file path=customXml/itemProps1.xml><?xml version="1.0" encoding="utf-8"?>
-<ds:datastoreItem xmlns:ds="http://schemas.openxmlformats.org/officeDocument/2006/customXml" ds:itemID="{4568ABF6-8416-447C-85C2-C177CB304C51}">
+<ds:datastoreItem xmlns:ds="http://schemas.openxmlformats.org/officeDocument/2006/customXml" ds:itemID="{94D0ABAE-5E1E-43B9-8765-F8D476A75CC5}">
   <ds:schemaRefs>
     <ds:schemaRef ds:uri="http://schemas.openxmlformats.org/officeDocument/2006/bibliography"/>
   </ds:schemaRefs>

--- a/Apostila/Projeto Space for Men.docx
+++ b/Apostila/Projeto Space for Men.docx
@@ -14266,6 +14266,7 @@
       <w:r>
         <w:rPr>
           <w:i/>
+          <w:noProof/>
         </w:rPr>
         <w:drawing>
           <wp:inline distT="0" distB="0" distL="0" distR="0" wp14:anchorId="77143ED8" wp14:editId="2EE7C0A8">
@@ -14416,6 +14417,7 @@
       <w:r>
         <w:rPr>
           <w:i/>
+          <w:noProof/>
         </w:rPr>
         <w:drawing>
           <wp:inline distT="0" distB="0" distL="0" distR="0" wp14:anchorId="0A357DE6" wp14:editId="413C58AC">
@@ -14635,33 +14637,1622 @@
         <w:rPr>
           <w:i/>
         </w:rPr>
-        <w:t>iste o 4 valores que seria a propriedade que configura a intensidade da borda a partir do tamanho do elemento, isto é, o tamanho da sombra projetada nesta casa inserimos 20px</w:t>
+        <w:t xml:space="preserve">iste </w:t>
+      </w:r>
+      <w:proofErr w:type="gramStart"/>
+      <w:r>
+        <w:rPr>
+          <w:i/>
+        </w:rPr>
+        <w:t>o 4 valores</w:t>
+      </w:r>
+      <w:proofErr w:type="gramEnd"/>
+      <w:r>
+        <w:rPr>
+          <w:i/>
+        </w:rPr>
+        <w:t xml:space="preserve"> que seria a propriedade que configura a intensidade da borda a partir do tamanho do elemento, isto é, o tamanho da sombra projetada nesta casa inserimos 20px</w:t>
+      </w:r>
+    </w:p>
+    <w:p>
+      <w:pPr>
+        <w:rPr>
+          <w:i/>
+        </w:rPr>
+      </w:pPr>
+    </w:p>
+    <w:p>
+      <w:pPr>
+        <w:rPr>
+          <w:i/>
+        </w:rPr>
+      </w:pPr>
+    </w:p>
+    <w:p>
+      <w:pPr>
+        <w:rPr>
+          <w:i/>
+        </w:rPr>
+      </w:pPr>
+      <w:r>
+        <w:rPr>
+          <w:i/>
+        </w:rPr>
+        <w:t>121-</w:t>
+      </w:r>
+      <w:r>
+        <w:rPr>
+          <w:i/>
+        </w:rPr>
+        <w:t>Design responsivo.</w:t>
+      </w:r>
+    </w:p>
+    <w:p>
+      <w:pPr>
+        <w:rPr>
+          <w:i/>
+        </w:rPr>
+      </w:pPr>
+      <w:r>
+        <w:rPr>
+          <w:i/>
+        </w:rPr>
+        <w:t>O que podemos fazer para saber se a nossa pagina está adaptada para uso do celular?</w:t>
+      </w:r>
+    </w:p>
+    <w:p>
+      <w:pPr>
+        <w:rPr>
+          <w:i/>
+        </w:rPr>
+      </w:pPr>
+      <w:r>
+        <w:rPr>
+          <w:i/>
+        </w:rPr>
+        <w:t xml:space="preserve">Tem </w:t>
+      </w:r>
+      <w:proofErr w:type="gramStart"/>
+      <w:r>
+        <w:rPr>
+          <w:i/>
+        </w:rPr>
+        <w:t>duas forma</w:t>
+      </w:r>
+      <w:proofErr w:type="gramEnd"/>
+      <w:r>
+        <w:rPr>
+          <w:i/>
+        </w:rPr>
+        <w:t xml:space="preserve"> formas de abrir e para verificar a ferramenta do desenvolvimento onde podemos verificar.</w:t>
+      </w:r>
+    </w:p>
+    <w:p>
+      <w:pPr>
+        <w:rPr>
+          <w:i/>
+        </w:rPr>
+      </w:pPr>
+      <w:r>
+        <w:rPr>
+          <w:i/>
+        </w:rPr>
+        <w:t>1-</w:t>
+      </w:r>
+      <w:proofErr w:type="gramStart"/>
+      <w:r>
+        <w:rPr>
+          <w:i/>
+        </w:rPr>
+        <w:t>contr</w:t>
+      </w:r>
+      <w:proofErr w:type="gramEnd"/>
+      <w:r>
+        <w:rPr>
+          <w:i/>
+        </w:rPr>
+        <w:t>+shift+l           2-F12</w:t>
+      </w:r>
+    </w:p>
+    <w:p>
+      <w:pPr>
+        <w:rPr>
+          <w:i/>
+        </w:rPr>
+      </w:pPr>
+      <w:r>
+        <w:rPr>
+          <w:i/>
+          <w:noProof/>
+        </w:rPr>
+        <w:drawing>
+          <wp:inline distT="0" distB="0" distL="0" distR="0" wp14:anchorId="121A43A3" wp14:editId="157074FB">
+            <wp:extent cx="5400040" cy="3488690"/>
+            <wp:effectExtent l="0" t="0" r="0" b="0"/>
+            <wp:docPr id="166" name="Imagem 166"/>
+            <wp:cNvGraphicFramePr>
+              <a:graphicFrameLocks xmlns:a="http://schemas.openxmlformats.org/drawingml/2006/main" noChangeAspect="1"/>
+            </wp:cNvGraphicFramePr>
+            <a:graphic xmlns:a="http://schemas.openxmlformats.org/drawingml/2006/main">
+              <a:graphicData uri="http://schemas.openxmlformats.org/drawingml/2006/picture">
+                <pic:pic xmlns:pic="http://schemas.openxmlformats.org/drawingml/2006/picture">
+                  <pic:nvPicPr>
+                    <pic:cNvPr id="1" name=""/>
+                    <pic:cNvPicPr/>
+                  </pic:nvPicPr>
+                  <pic:blipFill>
+                    <a:blip r:embed="rId175"/>
+                    <a:stretch>
+                      <a:fillRect/>
+                    </a:stretch>
+                  </pic:blipFill>
+                  <pic:spPr>
+                    <a:xfrm>
+                      <a:off x="0" y="0"/>
+                      <a:ext cx="5400040" cy="3488690"/>
+                    </a:xfrm>
+                    <a:prstGeom prst="rect">
+                      <a:avLst/>
+                    </a:prstGeom>
+                  </pic:spPr>
+                </pic:pic>
+              </a:graphicData>
+            </a:graphic>
+          </wp:inline>
+        </w:drawing>
+      </w:r>
+    </w:p>
+    <w:p>
+      <w:pPr>
+        <w:rPr>
+          <w:i/>
+        </w:rPr>
+      </w:pPr>
+    </w:p>
+    <w:p>
+      <w:pPr>
+        <w:rPr>
+          <w:i/>
+        </w:rPr>
+      </w:pPr>
+      <w:r>
+        <w:rPr>
+          <w:i/>
+        </w:rPr>
+        <w:t xml:space="preserve">Ao clicar no botão conforme desenho acima podemos </w:t>
+      </w:r>
+      <w:r>
+        <w:rPr>
+          <w:i/>
+        </w:rPr>
+        <w:t>vê o nosso site como ele se comporta no formato de celular.</w:t>
+      </w:r>
+    </w:p>
+    <w:p>
+      <w:pPr>
+        <w:rPr>
+          <w:i/>
+        </w:rPr>
+      </w:pPr>
+      <w:r>
+        <w:rPr>
+          <w:i/>
+        </w:rPr>
+        <w:t>122-</w:t>
+      </w:r>
+      <w:r>
+        <w:rPr>
+          <w:i/>
+        </w:rPr>
+        <w:t>Precisamos compreender quantos pixels existem na tela para trabalhamos em uma melhor exibição</w:t>
+      </w:r>
+      <w:r>
+        <w:rPr>
+          <w:i/>
+        </w:rPr>
+        <w:t>. Atualmente, nossa tela se adaptada ao tamanho disponibilizamos pelo navegador de 940px mínimo.</w:t>
+      </w:r>
+    </w:p>
+    <w:p>
+      <w:pPr>
+        <w:rPr>
+          <w:i/>
+        </w:rPr>
+      </w:pPr>
+    </w:p>
+    <w:p>
+      <w:pPr>
+        <w:rPr>
+          <w:i/>
+        </w:rPr>
+      </w:pPr>
+      <w:r>
+        <w:rPr>
+          <w:i/>
+        </w:rPr>
+        <w:t>No caso de celulares o panorama é diferente mesmo que a resolução do dispositivo de celulares seja 2000px, a quantidade de pixels na tela sempre será diferente. Esses valores são chamados de DPI que é densidade de pixels por polegada.</w:t>
+      </w:r>
+    </w:p>
+    <w:p>
+      <w:pPr>
+        <w:rPr>
+          <w:i/>
+        </w:rPr>
+      </w:pPr>
+      <w:r>
+        <w:rPr>
+          <w:i/>
+        </w:rPr>
+        <w:t>Geralmente, os celulares possuem 320px de largura de tela, alguns maiores 350px a 480px.</w:t>
+      </w:r>
+    </w:p>
+    <w:p>
+      <w:pPr>
+        <w:rPr>
+          <w:b/>
+          <w:i/>
+        </w:rPr>
+      </w:pPr>
+      <w:r>
+        <w:rPr>
+          <w:b/>
+          <w:i/>
+        </w:rPr>
+        <w:t xml:space="preserve">Para saber a quantidade de pixels </w:t>
+      </w:r>
+      <w:proofErr w:type="gramStart"/>
+      <w:r>
+        <w:rPr>
+          <w:b/>
+          <w:i/>
+        </w:rPr>
+        <w:t>o navegadores</w:t>
+      </w:r>
+      <w:proofErr w:type="gramEnd"/>
+      <w:r>
+        <w:rPr>
+          <w:b/>
+          <w:i/>
+        </w:rPr>
+        <w:t xml:space="preserve"> utiliza uma </w:t>
+      </w:r>
+      <w:proofErr w:type="spellStart"/>
+      <w:r>
+        <w:rPr>
+          <w:b/>
+          <w:i/>
+        </w:rPr>
+        <w:t>tag</w:t>
+      </w:r>
+      <w:proofErr w:type="spellEnd"/>
+      <w:r>
+        <w:rPr>
+          <w:b/>
+          <w:i/>
+        </w:rPr>
+        <w:t xml:space="preserve"> do </w:t>
+      </w:r>
+      <w:proofErr w:type="spellStart"/>
+      <w:r>
+        <w:rPr>
+          <w:b/>
+          <w:i/>
+        </w:rPr>
+        <w:t>html</w:t>
+      </w:r>
+      <w:proofErr w:type="spellEnd"/>
+      <w:r>
+        <w:rPr>
+          <w:b/>
+          <w:i/>
+        </w:rPr>
+        <w:t xml:space="preserve"> (ou sejas, para saber o tamanho da tela que está sendo </w:t>
+      </w:r>
+      <w:proofErr w:type="spellStart"/>
+      <w:r>
+        <w:rPr>
+          <w:b/>
+          <w:i/>
+        </w:rPr>
+        <w:t>renderizado</w:t>
+      </w:r>
+      <w:proofErr w:type="spellEnd"/>
+      <w:r>
+        <w:rPr>
+          <w:b/>
+          <w:i/>
+        </w:rPr>
+        <w:t xml:space="preserve"> o site.</w:t>
+      </w:r>
+    </w:p>
+    <w:p>
+      <w:pPr>
+        <w:rPr>
+          <w:i/>
+        </w:rPr>
+      </w:pPr>
+      <w:r>
+        <w:rPr>
+          <w:i/>
+          <w:noProof/>
+        </w:rPr>
+        <w:drawing>
+          <wp:inline distT="0" distB="0" distL="0" distR="0" wp14:anchorId="2B4E1553">
+            <wp:extent cx="5277485" cy="200025"/>
+            <wp:effectExtent l="0" t="0" r="0" b="9525"/>
+            <wp:docPr id="167" name="Imagem 167"/>
+            <wp:cNvGraphicFramePr>
+              <a:graphicFrameLocks xmlns:a="http://schemas.openxmlformats.org/drawingml/2006/main" noChangeAspect="1"/>
+            </wp:cNvGraphicFramePr>
+            <a:graphic xmlns:a="http://schemas.openxmlformats.org/drawingml/2006/main">
+              <a:graphicData uri="http://schemas.openxmlformats.org/drawingml/2006/picture">
+                <pic:pic xmlns:pic="http://schemas.openxmlformats.org/drawingml/2006/picture">
+                  <pic:nvPicPr>
+                    <pic:cNvPr id="0" name="Picture 2"/>
+                    <pic:cNvPicPr>
+                      <a:picLocks noChangeAspect="1" noChangeArrowheads="1"/>
+                    </pic:cNvPicPr>
+                  </pic:nvPicPr>
+                  <pic:blipFill>
+                    <a:blip r:embed="rId176">
+                      <a:extLst>
+                        <a:ext uri="{28A0092B-C50C-407E-A947-70E740481C1C}">
+                          <a14:useLocalDpi xmlns:a14="http://schemas.microsoft.com/office/drawing/2010/main" val="0"/>
+                        </a:ext>
+                      </a:extLst>
+                    </a:blip>
+                    <a:srcRect/>
+                    <a:stretch>
+                      <a:fillRect/>
+                    </a:stretch>
+                  </pic:blipFill>
+                  <pic:spPr bwMode="auto">
+                    <a:xfrm>
+                      <a:off x="0" y="0"/>
+                      <a:ext cx="5277485" cy="200025"/>
+                    </a:xfrm>
+                    <a:prstGeom prst="rect">
+                      <a:avLst/>
+                    </a:prstGeom>
+                    <a:noFill/>
+                  </pic:spPr>
+                </pic:pic>
+              </a:graphicData>
+            </a:graphic>
+          </wp:inline>
+        </w:drawing>
+      </w:r>
+    </w:p>
+    <w:p>
+      <w:pPr>
+        <w:rPr>
+          <w:i/>
+        </w:rPr>
+      </w:pPr>
+    </w:p>
+    <w:p>
+      <w:pPr>
+        <w:rPr>
+          <w:i/>
+        </w:rPr>
+      </w:pPr>
+      <w:r>
+        <w:rPr>
+          <w:i/>
+        </w:rPr>
+        <w:t xml:space="preserve">123-Estamos informando ao informando ao navegador ao fazer uma pesquisa a onde possui </w:t>
+      </w:r>
+      <w:proofErr w:type="gramStart"/>
+      <w:r>
+        <w:rPr>
+          <w:i/>
+        </w:rPr>
+        <w:t>um tela</w:t>
+      </w:r>
+      <w:proofErr w:type="gramEnd"/>
+      <w:r>
+        <w:rPr>
+          <w:i/>
+        </w:rPr>
+        <w:t xml:space="preserve"> que a largura máxima seja 480px precisa entregar seguintes configurações.</w:t>
+      </w:r>
+    </w:p>
+    <w:p>
+      <w:pPr>
+        <w:rPr>
+          <w:i/>
+        </w:rPr>
+      </w:pPr>
+      <w:r>
+        <w:rPr>
+          <w:i/>
+          <w:noProof/>
+        </w:rPr>
+        <w:drawing>
+          <wp:inline distT="0" distB="0" distL="0" distR="0" wp14:anchorId="5F4E56E9">
+            <wp:extent cx="3241963" cy="725017"/>
+            <wp:effectExtent l="0" t="0" r="0" b="0"/>
+            <wp:docPr id="168" name="Imagem 168"/>
+            <wp:cNvGraphicFramePr>
+              <a:graphicFrameLocks xmlns:a="http://schemas.openxmlformats.org/drawingml/2006/main" noChangeAspect="1"/>
+            </wp:cNvGraphicFramePr>
+            <a:graphic xmlns:a="http://schemas.openxmlformats.org/drawingml/2006/main">
+              <a:graphicData uri="http://schemas.openxmlformats.org/drawingml/2006/picture">
+                <pic:pic xmlns:pic="http://schemas.openxmlformats.org/drawingml/2006/picture">
+                  <pic:nvPicPr>
+                    <pic:cNvPr id="0" name="Picture 3"/>
+                    <pic:cNvPicPr>
+                      <a:picLocks noChangeAspect="1" noChangeArrowheads="1"/>
+                    </pic:cNvPicPr>
+                  </pic:nvPicPr>
+                  <pic:blipFill>
+                    <a:blip r:embed="rId177">
+                      <a:extLst>
+                        <a:ext uri="{28A0092B-C50C-407E-A947-70E740481C1C}">
+                          <a14:useLocalDpi xmlns:a14="http://schemas.microsoft.com/office/drawing/2010/main" val="0"/>
+                        </a:ext>
+                      </a:extLst>
+                    </a:blip>
+                    <a:srcRect/>
+                    <a:stretch>
+                      <a:fillRect/>
+                    </a:stretch>
+                  </pic:blipFill>
+                  <pic:spPr bwMode="auto">
+                    <a:xfrm>
+                      <a:off x="0" y="0"/>
+                      <a:ext cx="3266152" cy="730427"/>
+                    </a:xfrm>
+                    <a:prstGeom prst="rect">
+                      <a:avLst/>
+                    </a:prstGeom>
+                    <a:noFill/>
+                  </pic:spPr>
+                </pic:pic>
+              </a:graphicData>
+            </a:graphic>
+          </wp:inline>
+        </w:drawing>
+      </w:r>
+    </w:p>
+    <w:p>
+      <w:pPr>
+        <w:rPr>
+          <w:i/>
+        </w:rPr>
+      </w:pPr>
+    </w:p>
+    <w:p>
+      <w:pPr>
+        <w:rPr>
+          <w:i/>
+        </w:rPr>
+      </w:pPr>
+      <w:r>
+        <w:rPr>
+          <w:i/>
+        </w:rPr>
+        <w:t>124-</w:t>
+      </w:r>
+      <w:r>
+        <w:rPr>
+          <w:i/>
+        </w:rPr>
+        <w:t xml:space="preserve">A principal tática </w:t>
+      </w:r>
+      <w:proofErr w:type="gramStart"/>
+      <w:r>
+        <w:rPr>
+          <w:i/>
+        </w:rPr>
+        <w:t>para  não</w:t>
+      </w:r>
+      <w:proofErr w:type="gramEnd"/>
+      <w:r>
+        <w:rPr>
+          <w:i/>
+        </w:rPr>
+        <w:t xml:space="preserve"> perder muito tempo criando o layout responsivo e usar medidas proporcional para tudo ao criar uma site com layout que se adapte sempre</w:t>
+      </w:r>
+    </w:p>
+    <w:p>
+      <w:pPr>
+        <w:rPr>
+          <w:i/>
+        </w:rPr>
+      </w:pPr>
+    </w:p>
+    <w:p>
+      <w:pPr>
+        <w:rPr>
+          <w:i/>
+        </w:rPr>
+      </w:pPr>
+      <w:proofErr w:type="gramStart"/>
+      <w:r>
+        <w:rPr>
+          <w:i/>
+        </w:rPr>
+        <w:t>Ou seja</w:t>
+      </w:r>
+      <w:proofErr w:type="gramEnd"/>
+      <w:r>
+        <w:rPr>
+          <w:i/>
+        </w:rPr>
+        <w:t xml:space="preserve"> ao observamos o código a baixo podemos deduzir que a nossa pagina index.html está bem estruturada com </w:t>
+      </w:r>
+      <w:proofErr w:type="spellStart"/>
+      <w:r>
+        <w:rPr>
+          <w:i/>
+        </w:rPr>
+        <w:t>varias</w:t>
+      </w:r>
+      <w:proofErr w:type="spellEnd"/>
+      <w:r>
+        <w:rPr>
+          <w:i/>
+        </w:rPr>
+        <w:t xml:space="preserve"> divisões com medidas como por exemplo.</w:t>
+      </w:r>
+    </w:p>
+    <w:p>
+      <w:pPr>
+        <w:rPr>
+          <w:i/>
+        </w:rPr>
+      </w:pPr>
+      <w:proofErr w:type="gramStart"/>
+      <w:r>
+        <w:rPr>
+          <w:i/>
+        </w:rPr>
+        <w:t>.caixa</w:t>
+      </w:r>
+      <w:proofErr w:type="gramEnd"/>
+      <w:r>
+        <w:rPr>
+          <w:i/>
+        </w:rPr>
+        <w:t xml:space="preserve"> (</w:t>
+      </w:r>
+      <w:proofErr w:type="spellStart"/>
+      <w:r>
+        <w:rPr>
+          <w:i/>
+        </w:rPr>
+        <w:t>div</w:t>
+      </w:r>
+      <w:proofErr w:type="spellEnd"/>
+      <w:r>
+        <w:rPr>
+          <w:i/>
+        </w:rPr>
+        <w:t xml:space="preserve"> menu com tamanho 940px)</w:t>
+      </w:r>
+    </w:p>
+    <w:p>
+      <w:pPr>
+        <w:rPr>
+          <w:i/>
+        </w:rPr>
+      </w:pPr>
+      <w:proofErr w:type="gramStart"/>
+      <w:r>
+        <w:rPr>
+          <w:i/>
+        </w:rPr>
+        <w:t>.principal</w:t>
+      </w:r>
+      <w:proofErr w:type="gramEnd"/>
+      <w:r>
+        <w:rPr>
+          <w:i/>
+        </w:rPr>
+        <w:t xml:space="preserve"> (</w:t>
+      </w:r>
+      <w:proofErr w:type="spellStart"/>
+      <w:r>
+        <w:rPr>
+          <w:i/>
+        </w:rPr>
+        <w:t>div</w:t>
+      </w:r>
+      <w:proofErr w:type="spellEnd"/>
+      <w:r>
+        <w:rPr>
+          <w:i/>
+        </w:rPr>
+        <w:t xml:space="preserve"> da seção principal da </w:t>
+      </w:r>
+      <w:proofErr w:type="spellStart"/>
+      <w:r>
+        <w:rPr>
+          <w:i/>
+        </w:rPr>
+        <w:t>pagina</w:t>
+      </w:r>
+      <w:proofErr w:type="spellEnd"/>
+      <w:r>
+        <w:rPr>
+          <w:i/>
+        </w:rPr>
+        <w:t xml:space="preserve"> com medida 940px)</w:t>
+      </w:r>
+    </w:p>
+    <w:p>
+      <w:pPr>
+        <w:rPr>
+          <w:i/>
+        </w:rPr>
+      </w:pPr>
+    </w:p>
+    <w:p>
+      <w:pPr>
+        <w:rPr>
+          <w:i/>
+        </w:rPr>
+      </w:pPr>
+      <w:proofErr w:type="gramStart"/>
+      <w:r>
+        <w:rPr>
+          <w:i/>
+        </w:rPr>
+        <w:t>.mapa</w:t>
+      </w:r>
+      <w:proofErr w:type="gramEnd"/>
+      <w:r>
+        <w:rPr>
+          <w:i/>
+        </w:rPr>
+        <w:t>(</w:t>
+      </w:r>
+      <w:proofErr w:type="spellStart"/>
+      <w:r>
+        <w:rPr>
+          <w:i/>
+        </w:rPr>
+        <w:t>section</w:t>
+      </w:r>
+      <w:proofErr w:type="spellEnd"/>
+      <w:r>
+        <w:rPr>
+          <w:i/>
+        </w:rPr>
+        <w:t xml:space="preserve"> do mapa com medida 940px)</w:t>
+      </w:r>
+    </w:p>
+    <w:p>
+      <w:pPr>
+        <w:rPr>
+          <w:i/>
+        </w:rPr>
+      </w:pPr>
+      <w:r>
+        <w:rPr>
+          <w:i/>
+        </w:rPr>
+        <w:t xml:space="preserve">Colocamos uma medida para toda divisão da nossa pagina tornando fácil para a </w:t>
+      </w:r>
+      <w:proofErr w:type="spellStart"/>
+      <w:r>
+        <w:rPr>
+          <w:i/>
+        </w:rPr>
+        <w:t>pagina</w:t>
+      </w:r>
+      <w:proofErr w:type="spellEnd"/>
+      <w:r>
+        <w:rPr>
+          <w:i/>
+        </w:rPr>
+        <w:t xml:space="preserve"> ficar responsiva)</w:t>
+      </w:r>
+    </w:p>
+    <w:p>
+      <w:pPr>
+        <w:rPr>
+          <w:i/>
+        </w:rPr>
+      </w:pPr>
+      <w:r>
+        <w:rPr>
+          <w:i/>
+        </w:rPr>
+        <w:t>.</w:t>
+      </w:r>
+      <w:r>
+        <w:rPr>
+          <w:i/>
+          <w:noProof/>
+        </w:rPr>
+        <w:drawing>
+          <wp:inline distT="0" distB="0" distL="0" distR="0" wp14:anchorId="07B463CD">
+            <wp:extent cx="5258435" cy="1314450"/>
+            <wp:effectExtent l="0" t="0" r="0" b="0"/>
+            <wp:docPr id="169" name="Imagem 169"/>
+            <wp:cNvGraphicFramePr>
+              <a:graphicFrameLocks xmlns:a="http://schemas.openxmlformats.org/drawingml/2006/main" noChangeAspect="1"/>
+            </wp:cNvGraphicFramePr>
+            <a:graphic xmlns:a="http://schemas.openxmlformats.org/drawingml/2006/main">
+              <a:graphicData uri="http://schemas.openxmlformats.org/drawingml/2006/picture">
+                <pic:pic xmlns:pic="http://schemas.openxmlformats.org/drawingml/2006/picture">
+                  <pic:nvPicPr>
+                    <pic:cNvPr id="0" name="Picture 4"/>
+                    <pic:cNvPicPr>
+                      <a:picLocks noChangeAspect="1" noChangeArrowheads="1"/>
+                    </pic:cNvPicPr>
+                  </pic:nvPicPr>
+                  <pic:blipFill>
+                    <a:blip r:embed="rId178">
+                      <a:extLst>
+                        <a:ext uri="{28A0092B-C50C-407E-A947-70E740481C1C}">
+                          <a14:useLocalDpi xmlns:a14="http://schemas.microsoft.com/office/drawing/2010/main" val="0"/>
+                        </a:ext>
+                      </a:extLst>
+                    </a:blip>
+                    <a:srcRect/>
+                    <a:stretch>
+                      <a:fillRect/>
+                    </a:stretch>
+                  </pic:blipFill>
+                  <pic:spPr bwMode="auto">
+                    <a:xfrm>
+                      <a:off x="0" y="0"/>
+                      <a:ext cx="5258435" cy="1314450"/>
+                    </a:xfrm>
+                    <a:prstGeom prst="rect">
+                      <a:avLst/>
+                    </a:prstGeom>
+                    <a:noFill/>
+                  </pic:spPr>
+                </pic:pic>
+              </a:graphicData>
+            </a:graphic>
+          </wp:inline>
+        </w:drawing>
+      </w:r>
+    </w:p>
+    <w:p>
+      <w:pPr>
+        <w:rPr>
+          <w:i/>
+        </w:rPr>
+      </w:pPr>
+    </w:p>
+    <w:p>
+      <w:pPr>
+        <w:jc w:val="both"/>
+        <w:rPr>
+          <w:i/>
+        </w:rPr>
+      </w:pPr>
+      <w:r>
+        <w:rPr>
+          <w:i/>
+        </w:rPr>
+        <w:t xml:space="preserve"> </w:t>
+      </w:r>
+      <w:r>
+        <w:rPr>
+          <w:i/>
+        </w:rPr>
+        <w:t xml:space="preserve">125-O vídeo estava com uma largura fixa no </w:t>
+      </w:r>
+      <w:proofErr w:type="spellStart"/>
+      <w:r>
+        <w:rPr>
+          <w:i/>
+        </w:rPr>
+        <w:t>html</w:t>
+      </w:r>
+      <w:proofErr w:type="spellEnd"/>
+      <w:r>
+        <w:rPr>
+          <w:i/>
+        </w:rPr>
+        <w:t xml:space="preserve"> por isso trocamos o valor para </w:t>
+      </w:r>
+      <w:proofErr w:type="spellStart"/>
+      <w:r>
+        <w:rPr>
+          <w:i/>
+        </w:rPr>
+        <w:t>width</w:t>
+      </w:r>
+      <w:proofErr w:type="spellEnd"/>
+      <w:r>
+        <w:rPr>
+          <w:i/>
+        </w:rPr>
+        <w:t xml:space="preserve"> 100% e o vídeo ficou ajustado para o tamanho de tela do celular</w:t>
+      </w:r>
+    </w:p>
+    <w:p>
+      <w:pPr>
+        <w:jc w:val="both"/>
+        <w:rPr>
+          <w:i/>
+        </w:rPr>
+      </w:pPr>
+      <w:r>
+        <w:rPr>
+          <w:i/>
+          <w:noProof/>
+        </w:rPr>
+        <w:drawing>
+          <wp:inline distT="0" distB="0" distL="0" distR="0" wp14:anchorId="3F51A176">
+            <wp:extent cx="5546552" cy="1000870"/>
+            <wp:effectExtent l="0" t="0" r="0" b="8890"/>
+            <wp:docPr id="170" name="Imagem 170"/>
+            <wp:cNvGraphicFramePr>
+              <a:graphicFrameLocks xmlns:a="http://schemas.openxmlformats.org/drawingml/2006/main" noChangeAspect="1"/>
+            </wp:cNvGraphicFramePr>
+            <a:graphic xmlns:a="http://schemas.openxmlformats.org/drawingml/2006/main">
+              <a:graphicData uri="http://schemas.openxmlformats.org/drawingml/2006/picture">
+                <pic:pic xmlns:pic="http://schemas.openxmlformats.org/drawingml/2006/picture">
+                  <pic:nvPicPr>
+                    <pic:cNvPr id="0" name="Picture 5"/>
+                    <pic:cNvPicPr>
+                      <a:picLocks noChangeAspect="1" noChangeArrowheads="1"/>
+                    </pic:cNvPicPr>
+                  </pic:nvPicPr>
+                  <pic:blipFill>
+                    <a:blip r:embed="rId179">
+                      <a:extLst>
+                        <a:ext uri="{28A0092B-C50C-407E-A947-70E740481C1C}">
+                          <a14:useLocalDpi xmlns:a14="http://schemas.microsoft.com/office/drawing/2010/main" val="0"/>
+                        </a:ext>
+                      </a:extLst>
+                    </a:blip>
+                    <a:srcRect/>
+                    <a:stretch>
+                      <a:fillRect/>
+                    </a:stretch>
+                  </pic:blipFill>
+                  <pic:spPr bwMode="auto">
+                    <a:xfrm>
+                      <a:off x="0" y="0"/>
+                      <a:ext cx="5592143" cy="1009097"/>
+                    </a:xfrm>
+                    <a:prstGeom prst="rect">
+                      <a:avLst/>
+                    </a:prstGeom>
+                    <a:noFill/>
+                  </pic:spPr>
+                </pic:pic>
+              </a:graphicData>
+            </a:graphic>
+          </wp:inline>
+        </w:drawing>
+      </w:r>
+    </w:p>
+    <w:p>
+      <w:pPr>
+        <w:jc w:val="both"/>
+        <w:rPr>
+          <w:i/>
+        </w:rPr>
+      </w:pPr>
+    </w:p>
+    <w:p>
+      <w:pPr>
+        <w:jc w:val="both"/>
+        <w:rPr>
+          <w:i/>
+        </w:rPr>
+      </w:pPr>
+      <w:r>
+        <w:rPr>
+          <w:i/>
+        </w:rPr>
+        <w:t xml:space="preserve">126-Para </w:t>
+      </w:r>
+      <w:proofErr w:type="spellStart"/>
+      <w:r>
+        <w:rPr>
+          <w:i/>
+        </w:rPr>
+        <w:t>centaliza</w:t>
+      </w:r>
+      <w:proofErr w:type="spellEnd"/>
+      <w:r>
+        <w:rPr>
+          <w:i/>
+        </w:rPr>
+        <w:t xml:space="preserve"> o logo que </w:t>
+      </w:r>
+      <w:proofErr w:type="gramStart"/>
+      <w:r>
+        <w:rPr>
+          <w:i/>
+        </w:rPr>
+        <w:t>esta</w:t>
+      </w:r>
+      <w:proofErr w:type="gramEnd"/>
+      <w:r>
+        <w:rPr>
+          <w:i/>
+        </w:rPr>
+        <w:t xml:space="preserve"> dentro do h1 utilizamos o seguinte comando:</w:t>
+      </w:r>
+    </w:p>
+    <w:p>
+      <w:pPr>
+        <w:jc w:val="both"/>
+        <w:rPr>
+          <w:i/>
+        </w:rPr>
+      </w:pPr>
+      <w:r>
+        <w:rPr>
+          <w:i/>
+          <w:noProof/>
+        </w:rPr>
+        <w:drawing>
+          <wp:inline distT="0" distB="0" distL="0" distR="0" wp14:anchorId="07F706F7">
+            <wp:extent cx="5220335" cy="2085975"/>
+            <wp:effectExtent l="0" t="0" r="0" b="9525"/>
+            <wp:docPr id="171" name="Imagem 171"/>
+            <wp:cNvGraphicFramePr>
+              <a:graphicFrameLocks xmlns:a="http://schemas.openxmlformats.org/drawingml/2006/main" noChangeAspect="1"/>
+            </wp:cNvGraphicFramePr>
+            <a:graphic xmlns:a="http://schemas.openxmlformats.org/drawingml/2006/main">
+              <a:graphicData uri="http://schemas.openxmlformats.org/drawingml/2006/picture">
+                <pic:pic xmlns:pic="http://schemas.openxmlformats.org/drawingml/2006/picture">
+                  <pic:nvPicPr>
+                    <pic:cNvPr id="0" name="Picture 6"/>
+                    <pic:cNvPicPr>
+                      <a:picLocks noChangeAspect="1" noChangeArrowheads="1"/>
+                    </pic:cNvPicPr>
+                  </pic:nvPicPr>
+                  <pic:blipFill>
+                    <a:blip r:embed="rId180">
+                      <a:extLst>
+                        <a:ext uri="{28A0092B-C50C-407E-A947-70E740481C1C}">
+                          <a14:useLocalDpi xmlns:a14="http://schemas.microsoft.com/office/drawing/2010/main" val="0"/>
+                        </a:ext>
+                      </a:extLst>
+                    </a:blip>
+                    <a:srcRect/>
+                    <a:stretch>
+                      <a:fillRect/>
+                    </a:stretch>
+                  </pic:blipFill>
+                  <pic:spPr bwMode="auto">
+                    <a:xfrm>
+                      <a:off x="0" y="0"/>
+                      <a:ext cx="5220335" cy="2085975"/>
+                    </a:xfrm>
+                    <a:prstGeom prst="rect">
+                      <a:avLst/>
+                    </a:prstGeom>
+                    <a:noFill/>
+                  </pic:spPr>
+                </pic:pic>
+              </a:graphicData>
+            </a:graphic>
+          </wp:inline>
+        </w:drawing>
+      </w:r>
+    </w:p>
+    <w:p>
+      <w:pPr>
+        <w:jc w:val="both"/>
+        <w:rPr>
+          <w:i/>
+        </w:rPr>
+      </w:pPr>
+      <w:r>
+        <w:rPr>
+          <w:i/>
+        </w:rPr>
+        <w:t xml:space="preserve">127-Para ajustar o menu utilizamos o </w:t>
+      </w:r>
+      <w:proofErr w:type="spellStart"/>
+      <w:r>
+        <w:rPr>
+          <w:i/>
+        </w:rPr>
+        <w:t>position:static</w:t>
+      </w:r>
+      <w:proofErr w:type="spellEnd"/>
+      <w:r>
+        <w:rPr>
+          <w:i/>
+        </w:rPr>
+        <w:t xml:space="preserve"> onde queríamos que ele ficasse em baixo do logo conforme está no </w:t>
+      </w:r>
+      <w:proofErr w:type="spellStart"/>
+      <w:r>
+        <w:rPr>
+          <w:i/>
+        </w:rPr>
+        <w:t>html</w:t>
+      </w:r>
+      <w:proofErr w:type="spellEnd"/>
+      <w:r>
+        <w:rPr>
+          <w:i/>
+        </w:rPr>
+        <w:t xml:space="preserve"> com isso substituímos o </w:t>
+      </w:r>
+      <w:proofErr w:type="spellStart"/>
+      <w:r>
+        <w:rPr>
+          <w:i/>
+        </w:rPr>
+        <w:t>position:absolute</w:t>
+      </w:r>
+      <w:proofErr w:type="spellEnd"/>
+      <w:r>
+        <w:rPr>
+          <w:i/>
+        </w:rPr>
+        <w:t xml:space="preserve"> conforme código abaixo: </w:t>
+      </w:r>
+    </w:p>
+    <w:p>
+      <w:pPr>
+        <w:jc w:val="both"/>
+        <w:rPr>
+          <w:i/>
+        </w:rPr>
+      </w:pPr>
+      <w:r>
+        <w:rPr>
+          <w:i/>
+        </w:rPr>
+        <w:drawing>
+          <wp:inline distT="0" distB="0" distL="0" distR="0" wp14:anchorId="0D33F87E" wp14:editId="56DC77BF">
+            <wp:extent cx="5400040" cy="1957705"/>
+            <wp:effectExtent l="0" t="0" r="0" b="4445"/>
+            <wp:docPr id="172" name="Imagem 172"/>
+            <wp:cNvGraphicFramePr>
+              <a:graphicFrameLocks xmlns:a="http://schemas.openxmlformats.org/drawingml/2006/main" noChangeAspect="1"/>
+            </wp:cNvGraphicFramePr>
+            <a:graphic xmlns:a="http://schemas.openxmlformats.org/drawingml/2006/main">
+              <a:graphicData uri="http://schemas.openxmlformats.org/drawingml/2006/picture">
+                <pic:pic xmlns:pic="http://schemas.openxmlformats.org/drawingml/2006/picture">
+                  <pic:nvPicPr>
+                    <pic:cNvPr id="1" name=""/>
+                    <pic:cNvPicPr/>
+                  </pic:nvPicPr>
+                  <pic:blipFill>
+                    <a:blip r:embed="rId181"/>
+                    <a:stretch>
+                      <a:fillRect/>
+                    </a:stretch>
+                  </pic:blipFill>
+                  <pic:spPr>
+                    <a:xfrm>
+                      <a:off x="0" y="0"/>
+                      <a:ext cx="5400040" cy="1957705"/>
+                    </a:xfrm>
+                    <a:prstGeom prst="rect">
+                      <a:avLst/>
+                    </a:prstGeom>
+                  </pic:spPr>
+                </pic:pic>
+              </a:graphicData>
+            </a:graphic>
+          </wp:inline>
+        </w:drawing>
+      </w:r>
+    </w:p>
+    <w:p>
+      <w:pPr>
+        <w:jc w:val="both"/>
+        <w:rPr>
+          <w:i/>
+        </w:rPr>
+      </w:pPr>
+    </w:p>
+    <w:p>
+      <w:pPr>
+        <w:jc w:val="both"/>
+        <w:rPr>
+          <w:i/>
+        </w:rPr>
+      </w:pPr>
+      <w:r>
+        <w:rPr>
+          <w:i/>
+        </w:rPr>
+        <w:t>128-Para melhorar a visualização no celular da lista benefícios e da imagem colocamos uma em baixo da outra utilizando esse código:</w:t>
+      </w:r>
+    </w:p>
+    <w:p>
+      <w:pPr>
+        <w:jc w:val="both"/>
+        <w:rPr>
+          <w:i/>
+        </w:rPr>
+      </w:pPr>
+      <w:r>
+        <w:rPr>
+          <w:i/>
+          <w:noProof/>
+        </w:rPr>
+        <w:drawing>
+          <wp:inline distT="0" distB="0" distL="0" distR="0" wp14:anchorId="03A078A9">
+            <wp:extent cx="3341915" cy="653143"/>
+            <wp:effectExtent l="0" t="0" r="0" b="0"/>
+            <wp:docPr id="173" name="Imagem 173"/>
+            <wp:cNvGraphicFramePr>
+              <a:graphicFrameLocks xmlns:a="http://schemas.openxmlformats.org/drawingml/2006/main" noChangeAspect="1"/>
+            </wp:cNvGraphicFramePr>
+            <a:graphic xmlns:a="http://schemas.openxmlformats.org/drawingml/2006/main">
+              <a:graphicData uri="http://schemas.openxmlformats.org/drawingml/2006/picture">
+                <pic:pic xmlns:pic="http://schemas.openxmlformats.org/drawingml/2006/picture">
+                  <pic:nvPicPr>
+                    <pic:cNvPr id="0" name="Picture 2"/>
+                    <pic:cNvPicPr>
+                      <a:picLocks noChangeAspect="1" noChangeArrowheads="1"/>
+                    </pic:cNvPicPr>
+                  </pic:nvPicPr>
+                  <pic:blipFill>
+                    <a:blip r:embed="rId182">
+                      <a:extLst>
+                        <a:ext uri="{28A0092B-C50C-407E-A947-70E740481C1C}">
+                          <a14:useLocalDpi xmlns:a14="http://schemas.microsoft.com/office/drawing/2010/main" val="0"/>
+                        </a:ext>
+                      </a:extLst>
+                    </a:blip>
+                    <a:srcRect/>
+                    <a:stretch>
+                      <a:fillRect/>
+                    </a:stretch>
+                  </pic:blipFill>
+                  <pic:spPr bwMode="auto">
+                    <a:xfrm>
+                      <a:off x="0" y="0"/>
+                      <a:ext cx="3399108" cy="664321"/>
+                    </a:xfrm>
+                    <a:prstGeom prst="rect">
+                      <a:avLst/>
+                    </a:prstGeom>
+                    <a:noFill/>
+                  </pic:spPr>
+                </pic:pic>
+              </a:graphicData>
+            </a:graphic>
+          </wp:inline>
+        </w:drawing>
+      </w:r>
+    </w:p>
+    <w:p>
+      <w:pPr>
+        <w:jc w:val="both"/>
+        <w:rPr>
+          <w:i/>
+        </w:rPr>
+      </w:pPr>
+      <w:r>
+        <w:rPr>
+          <w:i/>
+          <w:noProof/>
+        </w:rPr>
+        <w:drawing>
+          <wp:inline distT="0" distB="0" distL="0" distR="0" wp14:anchorId="766E2017">
+            <wp:extent cx="2636322" cy="2791460"/>
+            <wp:effectExtent l="0" t="0" r="0" b="8890"/>
+            <wp:docPr id="174" name="Imagem 174"/>
+            <wp:cNvGraphicFramePr>
+              <a:graphicFrameLocks xmlns:a="http://schemas.openxmlformats.org/drawingml/2006/main" noChangeAspect="1"/>
+            </wp:cNvGraphicFramePr>
+            <a:graphic xmlns:a="http://schemas.openxmlformats.org/drawingml/2006/main">
+              <a:graphicData uri="http://schemas.openxmlformats.org/drawingml/2006/picture">
+                <pic:pic xmlns:pic="http://schemas.openxmlformats.org/drawingml/2006/picture">
+                  <pic:nvPicPr>
+                    <pic:cNvPr id="0" name="Picture 3"/>
+                    <pic:cNvPicPr>
+                      <a:picLocks noChangeAspect="1" noChangeArrowheads="1"/>
+                    </pic:cNvPicPr>
+                  </pic:nvPicPr>
+                  <pic:blipFill>
+                    <a:blip r:embed="rId183">
+                      <a:extLst>
+                        <a:ext uri="{28A0092B-C50C-407E-A947-70E740481C1C}">
+                          <a14:useLocalDpi xmlns:a14="http://schemas.microsoft.com/office/drawing/2010/main" val="0"/>
+                        </a:ext>
+                      </a:extLst>
+                    </a:blip>
+                    <a:srcRect/>
+                    <a:stretch>
+                      <a:fillRect/>
+                    </a:stretch>
+                  </pic:blipFill>
+                  <pic:spPr bwMode="auto">
+                    <a:xfrm>
+                      <a:off x="0" y="0"/>
+                      <a:ext cx="2648657" cy="2804521"/>
+                    </a:xfrm>
+                    <a:prstGeom prst="rect">
+                      <a:avLst/>
+                    </a:prstGeom>
+                    <a:noFill/>
+                  </pic:spPr>
+                </pic:pic>
+              </a:graphicData>
+            </a:graphic>
+          </wp:inline>
+        </w:drawing>
+      </w:r>
+    </w:p>
+    <w:p>
+      <w:pPr>
+        <w:jc w:val="both"/>
+      </w:pPr>
+    </w:p>
+    <w:p>
+      <w:pPr>
+        <w:jc w:val="both"/>
+      </w:pPr>
+    </w:p>
+    <w:p>
+      <w:pPr>
+        <w:jc w:val="both"/>
+      </w:pPr>
+    </w:p>
+    <w:p>
+      <w:pPr>
+        <w:jc w:val="both"/>
+      </w:pPr>
+    </w:p>
+    <w:p>
+      <w:pPr>
+        <w:jc w:val="both"/>
+      </w:pPr>
+    </w:p>
+    <w:p>
+      <w:pPr>
+        <w:jc w:val="both"/>
+      </w:pPr>
+      <w:r>
+        <w:t xml:space="preserve">129-Deixando a nossa pagina produto responsiva para celular no arquivo produtos.css no final colocamos o </w:t>
+      </w:r>
+      <w:proofErr w:type="gramStart"/>
+      <w:r>
+        <w:t>seguintes código</w:t>
+      </w:r>
+      <w:proofErr w:type="gramEnd"/>
+      <w:r>
+        <w:t xml:space="preserve"> para começar a começar a deixar a nossa pagina pronta para ser visualizado pelo celular.</w:t>
+      </w:r>
+    </w:p>
+    <w:p>
+      <w:pPr>
+        <w:jc w:val="both"/>
+      </w:pPr>
+      <w:r>
+        <w:t xml:space="preserve"> </w:t>
+      </w:r>
+      <w:r>
+        <w:rPr>
+          <w:noProof/>
+        </w:rPr>
+        <w:drawing>
+          <wp:inline distT="0" distB="0" distL="0" distR="0" wp14:anchorId="492D1914">
+            <wp:extent cx="2610485" cy="1152525"/>
+            <wp:effectExtent l="0" t="0" r="0" b="9525"/>
+            <wp:docPr id="175" name="Imagem 175"/>
+            <wp:cNvGraphicFramePr>
+              <a:graphicFrameLocks xmlns:a="http://schemas.openxmlformats.org/drawingml/2006/main" noChangeAspect="1"/>
+            </wp:cNvGraphicFramePr>
+            <a:graphic xmlns:a="http://schemas.openxmlformats.org/drawingml/2006/main">
+              <a:graphicData uri="http://schemas.openxmlformats.org/drawingml/2006/picture">
+                <pic:pic xmlns:pic="http://schemas.openxmlformats.org/drawingml/2006/picture">
+                  <pic:nvPicPr>
+                    <pic:cNvPr id="0" name="Picture 4"/>
+                    <pic:cNvPicPr>
+                      <a:picLocks noChangeAspect="1" noChangeArrowheads="1"/>
+                    </pic:cNvPicPr>
+                  </pic:nvPicPr>
+                  <pic:blipFill>
+                    <a:blip r:embed="rId184">
+                      <a:extLst>
+                        <a:ext uri="{28A0092B-C50C-407E-A947-70E740481C1C}">
+                          <a14:useLocalDpi xmlns:a14="http://schemas.microsoft.com/office/drawing/2010/main" val="0"/>
+                        </a:ext>
+                      </a:extLst>
+                    </a:blip>
+                    <a:srcRect/>
+                    <a:stretch>
+                      <a:fillRect/>
+                    </a:stretch>
+                  </pic:blipFill>
+                  <pic:spPr bwMode="auto">
+                    <a:xfrm>
+                      <a:off x="0" y="0"/>
+                      <a:ext cx="2610485" cy="1152525"/>
+                    </a:xfrm>
+                    <a:prstGeom prst="rect">
+                      <a:avLst/>
+                    </a:prstGeom>
+                    <a:noFill/>
+                  </pic:spPr>
+                </pic:pic>
+              </a:graphicData>
+            </a:graphic>
+          </wp:inline>
+        </w:drawing>
+      </w:r>
+    </w:p>
+    <w:p>
+      <w:pPr>
+        <w:jc w:val="both"/>
+      </w:pPr>
+    </w:p>
+    <w:p>
+      <w:pPr>
+        <w:jc w:val="both"/>
+      </w:pPr>
+      <w:r>
+        <w:t>130-</w:t>
+      </w:r>
+      <w:r>
+        <w:t>Centralizamos o logo utilizando o seguinte código abaixo</w:t>
+      </w:r>
+    </w:p>
+    <w:p>
+      <w:pPr>
+        <w:jc w:val="both"/>
+      </w:pPr>
+      <w:r>
+        <w:rPr>
+          <w:noProof/>
+        </w:rPr>
+        <w:drawing>
+          <wp:inline distT="0" distB="0" distL="0" distR="0" wp14:anchorId="16FE9948">
+            <wp:extent cx="2282743" cy="700644"/>
+            <wp:effectExtent l="0" t="0" r="3810" b="4445"/>
+            <wp:docPr id="176" name="Imagem 176"/>
+            <wp:cNvGraphicFramePr>
+              <a:graphicFrameLocks xmlns:a="http://schemas.openxmlformats.org/drawingml/2006/main" noChangeAspect="1"/>
+            </wp:cNvGraphicFramePr>
+            <a:graphic xmlns:a="http://schemas.openxmlformats.org/drawingml/2006/main">
+              <a:graphicData uri="http://schemas.openxmlformats.org/drawingml/2006/picture">
+                <pic:pic xmlns:pic="http://schemas.openxmlformats.org/drawingml/2006/picture">
+                  <pic:nvPicPr>
+                    <pic:cNvPr id="0" name="Picture 5"/>
+                    <pic:cNvPicPr>
+                      <a:picLocks noChangeAspect="1" noChangeArrowheads="1"/>
+                    </pic:cNvPicPr>
+                  </pic:nvPicPr>
+                  <pic:blipFill>
+                    <a:blip r:embed="rId185">
+                      <a:extLst>
+                        <a:ext uri="{28A0092B-C50C-407E-A947-70E740481C1C}">
+                          <a14:useLocalDpi xmlns:a14="http://schemas.microsoft.com/office/drawing/2010/main" val="0"/>
+                        </a:ext>
+                      </a:extLst>
+                    </a:blip>
+                    <a:srcRect/>
+                    <a:stretch>
+                      <a:fillRect/>
+                    </a:stretch>
+                  </pic:blipFill>
+                  <pic:spPr bwMode="auto">
+                    <a:xfrm>
+                      <a:off x="0" y="0"/>
+                      <a:ext cx="2301503" cy="706402"/>
+                    </a:xfrm>
+                    <a:prstGeom prst="rect">
+                      <a:avLst/>
+                    </a:prstGeom>
+                    <a:noFill/>
+                  </pic:spPr>
+                </pic:pic>
+              </a:graphicData>
+            </a:graphic>
+          </wp:inline>
+        </w:drawing>
+      </w:r>
+    </w:p>
+    <w:p>
+      <w:pPr>
+        <w:jc w:val="both"/>
+      </w:pPr>
+    </w:p>
+    <w:p>
+      <w:pPr>
+        <w:jc w:val="both"/>
+      </w:pPr>
+      <w:r>
+        <w:t>131-</w:t>
+      </w:r>
+      <w:r>
+        <w:t>P</w:t>
+      </w:r>
+      <w:r>
+        <w:t xml:space="preserve">ara colocar o menu a baixo do logo utilizamos </w:t>
+      </w:r>
+      <w:proofErr w:type="gramStart"/>
+      <w:r>
+        <w:t>o seguintes códigos</w:t>
+      </w:r>
+      <w:proofErr w:type="gramEnd"/>
+      <w:r>
+        <w:t>:</w:t>
+      </w:r>
+    </w:p>
+    <w:p>
+      <w:pPr>
+        <w:jc w:val="both"/>
+      </w:pPr>
+      <w:r>
+        <w:rPr>
+          <w:noProof/>
+        </w:rPr>
+        <w:drawing>
+          <wp:inline distT="0" distB="0" distL="0" distR="0" wp14:anchorId="4F4A6BB7">
+            <wp:extent cx="1755834" cy="945968"/>
+            <wp:effectExtent l="0" t="0" r="0" b="6985"/>
+            <wp:docPr id="177" name="Imagem 177"/>
+            <wp:cNvGraphicFramePr>
+              <a:graphicFrameLocks xmlns:a="http://schemas.openxmlformats.org/drawingml/2006/main" noChangeAspect="1"/>
+            </wp:cNvGraphicFramePr>
+            <a:graphic xmlns:a="http://schemas.openxmlformats.org/drawingml/2006/main">
+              <a:graphicData uri="http://schemas.openxmlformats.org/drawingml/2006/picture">
+                <pic:pic xmlns:pic="http://schemas.openxmlformats.org/drawingml/2006/picture">
+                  <pic:nvPicPr>
+                    <pic:cNvPr id="0" name="Picture 6"/>
+                    <pic:cNvPicPr>
+                      <a:picLocks noChangeAspect="1" noChangeArrowheads="1"/>
+                    </pic:cNvPicPr>
+                  </pic:nvPicPr>
+                  <pic:blipFill>
+                    <a:blip r:embed="rId186">
+                      <a:extLst>
+                        <a:ext uri="{28A0092B-C50C-407E-A947-70E740481C1C}">
+                          <a14:useLocalDpi xmlns:a14="http://schemas.microsoft.com/office/drawing/2010/main" val="0"/>
+                        </a:ext>
+                      </a:extLst>
+                    </a:blip>
+                    <a:srcRect/>
+                    <a:stretch>
+                      <a:fillRect/>
+                    </a:stretch>
+                  </pic:blipFill>
+                  <pic:spPr bwMode="auto">
+                    <a:xfrm>
+                      <a:off x="0" y="0"/>
+                      <a:ext cx="1779214" cy="958564"/>
+                    </a:xfrm>
+                    <a:prstGeom prst="rect">
+                      <a:avLst/>
+                    </a:prstGeom>
+                    <a:noFill/>
+                  </pic:spPr>
+                </pic:pic>
+              </a:graphicData>
+            </a:graphic>
+          </wp:inline>
+        </w:drawing>
+      </w:r>
+      <w:r>
+        <w:t xml:space="preserve">        </w:t>
+      </w:r>
+      <w:r>
+        <w:rPr>
+          <w:noProof/>
+        </w:rPr>
+        <w:drawing>
+          <wp:inline distT="0" distB="0" distL="0" distR="0" wp14:anchorId="7B759761">
+            <wp:extent cx="1981200" cy="1552575"/>
+            <wp:effectExtent l="0" t="0" r="0" b="9525"/>
+            <wp:docPr id="178" name="Imagem 178"/>
+            <wp:cNvGraphicFramePr>
+              <a:graphicFrameLocks xmlns:a="http://schemas.openxmlformats.org/drawingml/2006/main" noChangeAspect="1"/>
+            </wp:cNvGraphicFramePr>
+            <a:graphic xmlns:a="http://schemas.openxmlformats.org/drawingml/2006/main">
+              <a:graphicData uri="http://schemas.openxmlformats.org/drawingml/2006/picture">
+                <pic:pic xmlns:pic="http://schemas.openxmlformats.org/drawingml/2006/picture">
+                  <pic:nvPicPr>
+                    <pic:cNvPr id="0" name="Picture 7"/>
+                    <pic:cNvPicPr>
+                      <a:picLocks noChangeAspect="1" noChangeArrowheads="1"/>
+                    </pic:cNvPicPr>
+                  </pic:nvPicPr>
+                  <pic:blipFill>
+                    <a:blip r:embed="rId187">
+                      <a:extLst>
+                        <a:ext uri="{28A0092B-C50C-407E-A947-70E740481C1C}">
+                          <a14:useLocalDpi xmlns:a14="http://schemas.microsoft.com/office/drawing/2010/main" val="0"/>
+                        </a:ext>
+                      </a:extLst>
+                    </a:blip>
+                    <a:srcRect/>
+                    <a:stretch>
+                      <a:fillRect/>
+                    </a:stretch>
+                  </pic:blipFill>
+                  <pic:spPr bwMode="auto">
+                    <a:xfrm>
+                      <a:off x="0" y="0"/>
+                      <a:ext cx="1981200" cy="1552575"/>
+                    </a:xfrm>
+                    <a:prstGeom prst="rect">
+                      <a:avLst/>
+                    </a:prstGeom>
+                    <a:noFill/>
+                  </pic:spPr>
+                </pic:pic>
+              </a:graphicData>
+            </a:graphic>
+          </wp:inline>
+        </w:drawing>
+      </w:r>
+    </w:p>
+    <w:p>
+      <w:pPr>
+        <w:jc w:val="both"/>
+      </w:pPr>
+    </w:p>
+    <w:p>
+      <w:pPr>
+        <w:jc w:val="both"/>
+      </w:pPr>
+      <w:r>
+        <w:t>132-</w:t>
+      </w:r>
+      <w:r>
+        <w:t xml:space="preserve">Para deixa os itens </w:t>
+      </w:r>
+      <w:proofErr w:type="gramStart"/>
+      <w:r>
+        <w:t>do produtos responsivos</w:t>
+      </w:r>
+      <w:proofErr w:type="gramEnd"/>
+      <w:r>
+        <w:t xml:space="preserve"> utilizamos o seguinte código:</w:t>
+      </w:r>
+    </w:p>
+    <w:p>
+      <w:pPr>
+        <w:jc w:val="both"/>
+      </w:pPr>
+      <w:r>
+        <w:drawing>
+          <wp:inline distT="0" distB="0" distL="0" distR="0" wp14:anchorId="158F5779" wp14:editId="6E008F27">
+            <wp:extent cx="2162477" cy="2295845"/>
+            <wp:effectExtent l="0" t="0" r="9525" b="0"/>
+            <wp:docPr id="179" name="Imagem 179"/>
+            <wp:cNvGraphicFramePr>
+              <a:graphicFrameLocks xmlns:a="http://schemas.openxmlformats.org/drawingml/2006/main" noChangeAspect="1"/>
+            </wp:cNvGraphicFramePr>
+            <a:graphic xmlns:a="http://schemas.openxmlformats.org/drawingml/2006/main">
+              <a:graphicData uri="http://schemas.openxmlformats.org/drawingml/2006/picture">
+                <pic:pic xmlns:pic="http://schemas.openxmlformats.org/drawingml/2006/picture">
+                  <pic:nvPicPr>
+                    <pic:cNvPr id="1" name=""/>
+                    <pic:cNvPicPr/>
+                  </pic:nvPicPr>
+                  <pic:blipFill>
+                    <a:blip r:embed="rId188"/>
+                    <a:stretch>
+                      <a:fillRect/>
+                    </a:stretch>
+                  </pic:blipFill>
+                  <pic:spPr>
+                    <a:xfrm>
+                      <a:off x="0" y="0"/>
+                      <a:ext cx="2162477" cy="2295845"/>
+                    </a:xfrm>
+                    <a:prstGeom prst="rect">
+                      <a:avLst/>
+                    </a:prstGeom>
+                  </pic:spPr>
+                </pic:pic>
+              </a:graphicData>
+            </a:graphic>
+          </wp:inline>
+        </w:drawing>
       </w:r>
       <w:bookmarkStart w:id="0" w:name="_GoBack"/>
       <w:bookmarkEnd w:id="0"/>
-    </w:p>
-    <w:p>
-      <w:pPr>
-        <w:rPr>
-          <w:i/>
-        </w:rPr>
-      </w:pPr>
-    </w:p>
-    <w:p>
-      <w:pPr>
-        <w:ind w:left="360"/>
-        <w:rPr>
-          <w:i/>
-        </w:rPr>
-      </w:pPr>
-    </w:p>
-    <w:p>
-      <w:pPr>
-        <w:jc w:val="both"/>
-      </w:pPr>
-      <w:r>
-        <w:t xml:space="preserve"> </w:t>
-      </w:r>
     </w:p>
     <w:p>
       <w:pPr>
@@ -15655,12 +17246,30 @@
 </a:theme>
 </file>
 
+<file path=word/webextensions/taskpanes.xml><?xml version="1.0" encoding="utf-8"?>
+<wetp:taskpanes xmlns:wetp="http://schemas.microsoft.com/office/webextensions/taskpanes/2010/11">
+  <wetp:taskpane dockstate="right" visibility="0" width="350" row="1">
+    <wetp:webextensionref xmlns:r="http://schemas.openxmlformats.org/officeDocument/2006/relationships" r:id="rId1"/>
+  </wetp:taskpane>
+</wetp:taskpanes>
+</file>
+
+<file path=word/webextensions/webextension1.xml><?xml version="1.0" encoding="utf-8"?>
+<we:webextension xmlns:we="http://schemas.microsoft.com/office/webextensions/webextension/2010/11" id="{3260632B-0404-46B1-97C1-2954272E4AD9}">
+  <we:reference id="wa104099688" version="1.3.0.0" store="pt-BR" storeType="OMEX"/>
+  <we:alternateReferences/>
+  <we:properties/>
+  <we:bindings/>
+  <we:snapshot xmlns:r="http://schemas.openxmlformats.org/officeDocument/2006/relationships"/>
+</we:webextension>
+</file>
+
 <file path=customXml/item1.xml><?xml version="1.0" encoding="utf-8"?>
 <b:Sources xmlns:b="http://schemas.openxmlformats.org/officeDocument/2006/bibliography" xmlns="http://schemas.openxmlformats.org/officeDocument/2006/bibliography" SelectedStyle="\APASixthEditionOfficeOnline.xsl" StyleName="APA" Version="6"/>
 </file>
 
 <file path=customXml/itemProps1.xml><?xml version="1.0" encoding="utf-8"?>
-<ds:datastoreItem xmlns:ds="http://schemas.openxmlformats.org/officeDocument/2006/customXml" ds:itemID="{94D0ABAE-5E1E-43B9-8765-F8D476A75CC5}">
+<ds:datastoreItem xmlns:ds="http://schemas.openxmlformats.org/officeDocument/2006/customXml" ds:itemID="{7FF5F3BA-5983-4A27-B2E6-21DC69D68EBA}">
   <ds:schemaRefs>
     <ds:schemaRef ds:uri="http://schemas.openxmlformats.org/officeDocument/2006/bibliography"/>
   </ds:schemaRefs>

--- a/Apostila/Projeto Space for Men.docx
+++ b/Apostila/Projeto Space for Men.docx
@@ -15703,6 +15703,7 @@
       <w:r>
         <w:rPr>
           <w:i/>
+          <w:noProof/>
         </w:rPr>
         <w:drawing>
           <wp:inline distT="0" distB="0" distL="0" distR="0" wp14:anchorId="0D33F87E" wp14:editId="56DC77BF">
@@ -16215,6 +16216,9 @@
         <w:jc w:val="both"/>
       </w:pPr>
       <w:r>
+        <w:rPr>
+          <w:noProof/>
+        </w:rPr>
         <w:drawing>
           <wp:inline distT="0" distB="0" distL="0" distR="0" wp14:anchorId="158F5779" wp14:editId="6E008F27">
             <wp:extent cx="2162477" cy="2295845"/>
@@ -16251,21 +16255,459 @@
           </wp:inline>
         </w:drawing>
       </w:r>
+    </w:p>
+    <w:p>
+      <w:pPr>
+        <w:jc w:val="both"/>
+      </w:pPr>
+    </w:p>
+    <w:p>
+      <w:pPr>
+        <w:jc w:val="both"/>
+      </w:pPr>
+      <w:r>
+        <w:t>133-</w:t>
+      </w:r>
+      <w:proofErr w:type="gramStart"/>
+      <w:r>
+        <w:t>deixamos</w:t>
+      </w:r>
+      <w:proofErr w:type="gramEnd"/>
+      <w:r>
+        <w:t xml:space="preserve"> a pagina do contato responsiva para </w:t>
+      </w:r>
+      <w:r>
+        <w:t>celular utilizando os seguintes códigos:</w:t>
+      </w:r>
+    </w:p>
+    <w:p>
+      <w:pPr>
+        <w:jc w:val="both"/>
+      </w:pPr>
+    </w:p>
+    <w:p>
+      <w:pPr>
+        <w:pStyle w:val="PargrafodaLista"/>
+        <w:numPr>
+          <w:ilvl w:val="0"/>
+          <w:numId w:val="1"/>
+        </w:numPr>
+        <w:jc w:val="both"/>
+      </w:pPr>
+      <w:r>
+        <w:t>Menu do contato</w:t>
+      </w:r>
+    </w:p>
+    <w:p>
+      <w:pPr>
+        <w:pStyle w:val="PargrafodaLista"/>
+        <w:jc w:val="both"/>
+      </w:pPr>
+      <w:r>
+        <w:rPr>
+          <w:noProof/>
+        </w:rPr>
+        <w:drawing>
+          <wp:inline distT="0" distB="0" distL="0" distR="0" wp14:anchorId="4F9749F9" wp14:editId="35FC1604">
+            <wp:extent cx="2734057" cy="2172003"/>
+            <wp:effectExtent l="0" t="0" r="9525" b="0"/>
+            <wp:docPr id="180" name="Imagem 180"/>
+            <wp:cNvGraphicFramePr>
+              <a:graphicFrameLocks xmlns:a="http://schemas.openxmlformats.org/drawingml/2006/main" noChangeAspect="1"/>
+            </wp:cNvGraphicFramePr>
+            <a:graphic xmlns:a="http://schemas.openxmlformats.org/drawingml/2006/main">
+              <a:graphicData uri="http://schemas.openxmlformats.org/drawingml/2006/picture">
+                <pic:pic xmlns:pic="http://schemas.openxmlformats.org/drawingml/2006/picture">
+                  <pic:nvPicPr>
+                    <pic:cNvPr id="1" name=""/>
+                    <pic:cNvPicPr/>
+                  </pic:nvPicPr>
+                  <pic:blipFill>
+                    <a:blip r:embed="rId189"/>
+                    <a:stretch>
+                      <a:fillRect/>
+                    </a:stretch>
+                  </pic:blipFill>
+                  <pic:spPr>
+                    <a:xfrm>
+                      <a:off x="0" y="0"/>
+                      <a:ext cx="2734057" cy="2172003"/>
+                    </a:xfrm>
+                    <a:prstGeom prst="rect">
+                      <a:avLst/>
+                    </a:prstGeom>
+                  </pic:spPr>
+                </pic:pic>
+              </a:graphicData>
+            </a:graphic>
+          </wp:inline>
+        </w:drawing>
+      </w:r>
+    </w:p>
+    <w:p>
+      <w:pPr>
+        <w:jc w:val="both"/>
+      </w:pPr>
+    </w:p>
+    <w:p>
+      <w:pPr>
+        <w:jc w:val="both"/>
+      </w:pPr>
+      <w:r>
+        <w:t xml:space="preserve">No </w:t>
+      </w:r>
+      <w:proofErr w:type="spellStart"/>
+      <w:r>
+        <w:t>main</w:t>
+      </w:r>
+      <w:proofErr w:type="spellEnd"/>
+      <w:r>
+        <w:t xml:space="preserve"> colocamos a largura, seja automática para cada tamanho do celular </w:t>
+      </w:r>
+    </w:p>
+    <w:p>
+      <w:pPr>
+        <w:jc w:val="both"/>
+      </w:pPr>
+      <w:r>
+        <w:t>E demos um espaço para esquerda.</w:t>
+      </w:r>
+    </w:p>
+    <w:p>
+      <w:pPr>
+        <w:jc w:val="both"/>
+      </w:pPr>
+      <w:r>
+        <w:rPr>
+          <w:noProof/>
+        </w:rPr>
+        <w:drawing>
+          <wp:inline distT="0" distB="0" distL="0" distR="0" wp14:anchorId="7538B928">
+            <wp:extent cx="1933575" cy="742950"/>
+            <wp:effectExtent l="0" t="0" r="9525" b="0"/>
+            <wp:docPr id="181" name="Imagem 181"/>
+            <wp:cNvGraphicFramePr>
+              <a:graphicFrameLocks xmlns:a="http://schemas.openxmlformats.org/drawingml/2006/main" noChangeAspect="1"/>
+            </wp:cNvGraphicFramePr>
+            <a:graphic xmlns:a="http://schemas.openxmlformats.org/drawingml/2006/main">
+              <a:graphicData uri="http://schemas.openxmlformats.org/drawingml/2006/picture">
+                <pic:pic xmlns:pic="http://schemas.openxmlformats.org/drawingml/2006/picture">
+                  <pic:nvPicPr>
+                    <pic:cNvPr id="0" name="Picture 2"/>
+                    <pic:cNvPicPr>
+                      <a:picLocks noChangeAspect="1" noChangeArrowheads="1"/>
+                    </pic:cNvPicPr>
+                  </pic:nvPicPr>
+                  <pic:blipFill>
+                    <a:blip r:embed="rId190">
+                      <a:extLst>
+                        <a:ext uri="{28A0092B-C50C-407E-A947-70E740481C1C}">
+                          <a14:useLocalDpi xmlns:a14="http://schemas.microsoft.com/office/drawing/2010/main" val="0"/>
+                        </a:ext>
+                      </a:extLst>
+                    </a:blip>
+                    <a:srcRect/>
+                    <a:stretch>
+                      <a:fillRect/>
+                    </a:stretch>
+                  </pic:blipFill>
+                  <pic:spPr bwMode="auto">
+                    <a:xfrm>
+                      <a:off x="0" y="0"/>
+                      <a:ext cx="1933575" cy="742950"/>
+                    </a:xfrm>
+                    <a:prstGeom prst="rect">
+                      <a:avLst/>
+                    </a:prstGeom>
+                    <a:noFill/>
+                  </pic:spPr>
+                </pic:pic>
+              </a:graphicData>
+            </a:graphic>
+          </wp:inline>
+        </w:drawing>
+      </w:r>
+    </w:p>
+    <w:p>
+      <w:pPr>
+        <w:jc w:val="both"/>
+      </w:pPr>
+    </w:p>
+    <w:p>
+      <w:pPr>
+        <w:jc w:val="both"/>
+      </w:pPr>
+      <w:r>
+        <w:t>No input demos uma largura de 90% e um espaço interno de 10px para todos os lados.</w:t>
+      </w:r>
+    </w:p>
+    <w:p>
+      <w:pPr>
+        <w:jc w:val="both"/>
+      </w:pPr>
+      <w:r>
+        <w:t xml:space="preserve">  </w:t>
+      </w:r>
+      <w:r>
+        <w:rPr>
+          <w:noProof/>
+        </w:rPr>
+        <w:drawing>
+          <wp:inline distT="0" distB="0" distL="0" distR="0" wp14:anchorId="1FD3C424">
+            <wp:extent cx="1769424" cy="1021278"/>
+            <wp:effectExtent l="0" t="0" r="2540" b="7620"/>
+            <wp:docPr id="182" name="Imagem 182"/>
+            <wp:cNvGraphicFramePr>
+              <a:graphicFrameLocks xmlns:a="http://schemas.openxmlformats.org/drawingml/2006/main" noChangeAspect="1"/>
+            </wp:cNvGraphicFramePr>
+            <a:graphic xmlns:a="http://schemas.openxmlformats.org/drawingml/2006/main">
+              <a:graphicData uri="http://schemas.openxmlformats.org/drawingml/2006/picture">
+                <pic:pic xmlns:pic="http://schemas.openxmlformats.org/drawingml/2006/picture">
+                  <pic:nvPicPr>
+                    <pic:cNvPr id="0" name="Picture 3"/>
+                    <pic:cNvPicPr>
+                      <a:picLocks noChangeAspect="1" noChangeArrowheads="1"/>
+                    </pic:cNvPicPr>
+                  </pic:nvPicPr>
+                  <pic:blipFill>
+                    <a:blip r:embed="rId191">
+                      <a:extLst>
+                        <a:ext uri="{28A0092B-C50C-407E-A947-70E740481C1C}">
+                          <a14:useLocalDpi xmlns:a14="http://schemas.microsoft.com/office/drawing/2010/main" val="0"/>
+                        </a:ext>
+                      </a:extLst>
+                    </a:blip>
+                    <a:srcRect/>
+                    <a:stretch>
+                      <a:fillRect/>
+                    </a:stretch>
+                  </pic:blipFill>
+                  <pic:spPr bwMode="auto">
+                    <a:xfrm>
+                      <a:off x="0" y="0"/>
+                      <a:ext cx="1780669" cy="1027768"/>
+                    </a:xfrm>
+                    <a:prstGeom prst="rect">
+                      <a:avLst/>
+                    </a:prstGeom>
+                    <a:noFill/>
+                  </pic:spPr>
+                </pic:pic>
+              </a:graphicData>
+            </a:graphic>
+          </wp:inline>
+        </w:drawing>
+      </w:r>
+      <w:r>
+        <w:t xml:space="preserve">   </w:t>
+      </w:r>
+    </w:p>
+    <w:p>
+      <w:pPr>
+        <w:jc w:val="both"/>
+      </w:pPr>
+    </w:p>
+    <w:p>
+      <w:pPr>
+        <w:jc w:val="both"/>
+      </w:pPr>
+      <w:r>
+        <w:t>E no botão enviar ficou da seguinte forma:</w:t>
+      </w:r>
+    </w:p>
+    <w:p>
+      <w:pPr>
+        <w:jc w:val="both"/>
+      </w:pPr>
+      <w:r>
+        <w:t xml:space="preserve"> </w:t>
+      </w:r>
+      <w:r>
+        <w:rPr>
+          <w:noProof/>
+        </w:rPr>
+        <w:drawing>
+          <wp:inline distT="0" distB="0" distL="0" distR="0" wp14:anchorId="32DDDC12">
+            <wp:extent cx="2030680" cy="962458"/>
+            <wp:effectExtent l="0" t="0" r="8255" b="9525"/>
+            <wp:docPr id="183" name="Imagem 183"/>
+            <wp:cNvGraphicFramePr>
+              <a:graphicFrameLocks xmlns:a="http://schemas.openxmlformats.org/drawingml/2006/main" noChangeAspect="1"/>
+            </wp:cNvGraphicFramePr>
+            <a:graphic xmlns:a="http://schemas.openxmlformats.org/drawingml/2006/main">
+              <a:graphicData uri="http://schemas.openxmlformats.org/drawingml/2006/picture">
+                <pic:pic xmlns:pic="http://schemas.openxmlformats.org/drawingml/2006/picture">
+                  <pic:nvPicPr>
+                    <pic:cNvPr id="0" name="Picture 4"/>
+                    <pic:cNvPicPr>
+                      <a:picLocks noChangeAspect="1" noChangeArrowheads="1"/>
+                    </pic:cNvPicPr>
+                  </pic:nvPicPr>
+                  <pic:blipFill>
+                    <a:blip r:embed="rId192">
+                      <a:extLst>
+                        <a:ext uri="{28A0092B-C50C-407E-A947-70E740481C1C}">
+                          <a14:useLocalDpi xmlns:a14="http://schemas.microsoft.com/office/drawing/2010/main" val="0"/>
+                        </a:ext>
+                      </a:extLst>
+                    </a:blip>
+                    <a:srcRect/>
+                    <a:stretch>
+                      <a:fillRect/>
+                    </a:stretch>
+                  </pic:blipFill>
+                  <pic:spPr bwMode="auto">
+                    <a:xfrm>
+                      <a:off x="0" y="0"/>
+                      <a:ext cx="2038437" cy="966135"/>
+                    </a:xfrm>
+                    <a:prstGeom prst="rect">
+                      <a:avLst/>
+                    </a:prstGeom>
+                    <a:noFill/>
+                  </pic:spPr>
+                </pic:pic>
+              </a:graphicData>
+            </a:graphic>
+          </wp:inline>
+        </w:drawing>
+      </w:r>
+      <w:r>
+        <w:t xml:space="preserve">                               </w:t>
+      </w:r>
+    </w:p>
+    <w:p>
+      <w:pPr>
+        <w:jc w:val="both"/>
+      </w:pPr>
+    </w:p>
+    <w:p>
+      <w:pPr>
+        <w:jc w:val="both"/>
+      </w:pPr>
+    </w:p>
+    <w:p>
+      <w:pPr>
+        <w:jc w:val="both"/>
+      </w:pPr>
+    </w:p>
+    <w:p>
+      <w:pPr>
+        <w:jc w:val="both"/>
+      </w:pPr>
+      <w:proofErr w:type="spellStart"/>
+      <w:r>
+        <w:t>Codigo</w:t>
+      </w:r>
+      <w:proofErr w:type="spellEnd"/>
+      <w:r>
+        <w:t xml:space="preserve"> inteiro ficou da seguinte forma:</w:t>
+      </w:r>
+    </w:p>
+    <w:p>
+      <w:pPr>
+        <w:jc w:val="both"/>
+      </w:pPr>
+      <w:r>
+        <w:t xml:space="preserve">  </w:t>
+      </w:r>
+      <w:r>
+        <w:rPr>
+          <w:noProof/>
+        </w:rPr>
+        <w:drawing>
+          <wp:inline distT="0" distB="0" distL="0" distR="0" wp14:anchorId="7B36C682">
+            <wp:extent cx="2734310" cy="4991735"/>
+            <wp:effectExtent l="0" t="0" r="8890" b="0"/>
+            <wp:docPr id="184" name="Imagem 184"/>
+            <wp:cNvGraphicFramePr>
+              <a:graphicFrameLocks xmlns:a="http://schemas.openxmlformats.org/drawingml/2006/main" noChangeAspect="1"/>
+            </wp:cNvGraphicFramePr>
+            <a:graphic xmlns:a="http://schemas.openxmlformats.org/drawingml/2006/main">
+              <a:graphicData uri="http://schemas.openxmlformats.org/drawingml/2006/picture">
+                <pic:pic xmlns:pic="http://schemas.openxmlformats.org/drawingml/2006/picture">
+                  <pic:nvPicPr>
+                    <pic:cNvPr id="0" name="Picture 5"/>
+                    <pic:cNvPicPr>
+                      <a:picLocks noChangeAspect="1" noChangeArrowheads="1"/>
+                    </pic:cNvPicPr>
+                  </pic:nvPicPr>
+                  <pic:blipFill>
+                    <a:blip r:embed="rId193">
+                      <a:extLst>
+                        <a:ext uri="{28A0092B-C50C-407E-A947-70E740481C1C}">
+                          <a14:useLocalDpi xmlns:a14="http://schemas.microsoft.com/office/drawing/2010/main" val="0"/>
+                        </a:ext>
+                      </a:extLst>
+                    </a:blip>
+                    <a:srcRect/>
+                    <a:stretch>
+                      <a:fillRect/>
+                    </a:stretch>
+                  </pic:blipFill>
+                  <pic:spPr bwMode="auto">
+                    <a:xfrm>
+                      <a:off x="0" y="0"/>
+                      <a:ext cx="2734310" cy="4991735"/>
+                    </a:xfrm>
+                    <a:prstGeom prst="rect">
+                      <a:avLst/>
+                    </a:prstGeom>
+                    <a:noFill/>
+                  </pic:spPr>
+                </pic:pic>
+              </a:graphicData>
+            </a:graphic>
+          </wp:inline>
+        </w:drawing>
+      </w:r>
+      <w:r>
+        <w:t xml:space="preserve"> </w:t>
+      </w:r>
+    </w:p>
+    <w:p>
+      <w:pPr>
+        <w:jc w:val="both"/>
+      </w:pPr>
+    </w:p>
+    <w:p>
+      <w:pPr>
+        <w:jc w:val="both"/>
+      </w:pPr>
+      <w:r>
+        <w:t>134-</w:t>
+      </w:r>
+      <w:r>
+        <w:t xml:space="preserve">Como hospedar o site e criar uma </w:t>
+      </w:r>
+      <w:proofErr w:type="spellStart"/>
+      <w:r>
+        <w:t>url</w:t>
+      </w:r>
+      <w:proofErr w:type="spellEnd"/>
+      <w:r>
+        <w:t xml:space="preserve"> utilizando o </w:t>
+      </w:r>
+      <w:proofErr w:type="spellStart"/>
+      <w:r>
+        <w:t>github</w:t>
+      </w:r>
+      <w:proofErr w:type="spellEnd"/>
+      <w:r>
+        <w:t>.</w:t>
+      </w:r>
+    </w:p>
+    <w:p>
+      <w:pPr>
+        <w:jc w:val="both"/>
+      </w:pPr>
       <w:bookmarkStart w:id="0" w:name="_GoBack"/>
       <w:bookmarkEnd w:id="0"/>
-    </w:p>
-    <w:p>
-      <w:pPr>
-        <w:jc w:val="both"/>
-      </w:pPr>
-    </w:p>
-    <w:p>
-      <w:pPr>
-        <w:pStyle w:val="PargrafodaLista"/>
-        <w:jc w:val="both"/>
-      </w:pPr>
-      <w:r>
-        <w:t xml:space="preserve">                                                                                                                                                                                                                   </w:t>
+      <w:r>
+        <w:t xml:space="preserve"> </w:t>
+      </w:r>
+      <w:r>
+        <w:t xml:space="preserve">                                                                                                                                                                            </w:t>
       </w:r>
     </w:p>
     <w:sectPr>
@@ -17269,7 +17711,7 @@
 </file>
 
 <file path=customXml/itemProps1.xml><?xml version="1.0" encoding="utf-8"?>
-<ds:datastoreItem xmlns:ds="http://schemas.openxmlformats.org/officeDocument/2006/customXml" ds:itemID="{7FF5F3BA-5983-4A27-B2E6-21DC69D68EBA}">
+<ds:datastoreItem xmlns:ds="http://schemas.openxmlformats.org/officeDocument/2006/customXml" ds:itemID="{14E17E0C-CA1C-4DA6-ABAB-D8703BEFE46D}">
   <ds:schemaRefs>
     <ds:schemaRef ds:uri="http://schemas.openxmlformats.org/officeDocument/2006/bibliography"/>
   </ds:schemaRefs>
